--- a/docs/Bao_cao_Capstone_Project_NEURO_ECG.docx
+++ b/docs/Bao_cao_Capstone_Project_NEURO_ECG.docx
@@ -4,7 +4,7 @@
   <w:body>
     <w:p>
       <w:pPr>
-        <w:spacing w:before="200" w:after="40"/>
+        <w:spacing w:before="240" w:after="40"/>
         <w:jc w:val="center"/>
       </w:pPr>
       <w:r>
@@ -21,7 +21,7 @@
     </w:p>
     <w:p>
       <w:pPr>
-        <w:spacing w:after="600"/>
+        <w:spacing w:after="720"/>
         <w:jc w:val="center"/>
       </w:pPr>
       <w:r>
@@ -52,7 +52,7 @@
     </w:p>
     <w:p>
       <w:pPr>
-        <w:spacing w:before="240" w:after="160"/>
+        <w:spacing w:before="280" w:after="160"/>
         <w:jc w:val="center"/>
       </w:pPr>
       <w:r>
@@ -60,14 +60,14 @@
           <w:rFonts w:ascii="Times New Roman" w:hAnsi="Times New Roman"/>
           <w:b/>
           <w:color w:val="0F172A"/>
-          <w:sz w:val="32"/>
+          <w:sz w:val="31"/>
         </w:rPr>
         <w:t>HỆ THỐNG GIÁM SÁT ĐIỆN TÂM ĐỒ (ECG) THỜI GIAN THỰC TÍCH HỢP TRÍ TUỆ NHÂN TẠO GIẢI THÍCH ĐƯỢC (EXPLAINABLE AI) VÀ HỖ TRỢ CHẨN ĐOÁN RỐI LOẠN NHỊP TIM ĐA TẦNG</w:t>
       </w:r>
     </w:p>
     <w:p>
       <w:pPr>
-        <w:spacing w:after="800"/>
+        <w:spacing w:after="900"/>
         <w:jc w:val="center"/>
       </w:pPr>
       <w:r>
@@ -95,8 +95,8 @@
           <w:tcPr>
             <w:tcW w:type="dxa" w:w="4680"/>
             <w:tcMar>
-              <w:top w:w="60" w:type="dxa"/>
-              <w:bottom w:w="60" w:type="dxa"/>
+              <w:top w:w="50" w:type="dxa"/>
+              <w:bottom w:w="50" w:type="dxa"/>
               <w:left w:w="80" w:type="dxa"/>
               <w:right w:w="80" w:type="dxa"/>
             </w:tcMar>
@@ -117,8 +117,8 @@
           <w:tcPr>
             <w:tcW w:type="dxa" w:w="4680"/>
             <w:tcMar>
-              <w:top w:w="60" w:type="dxa"/>
-              <w:bottom w:w="60" w:type="dxa"/>
+              <w:top w:w="50" w:type="dxa"/>
+              <w:bottom w:w="50" w:type="dxa"/>
               <w:left w:w="80" w:type="dxa"/>
               <w:right w:w="80" w:type="dxa"/>
             </w:tcMar>
@@ -140,8 +140,8 @@
           <w:tcPr>
             <w:tcW w:type="dxa" w:w="4680"/>
             <w:tcMar>
-              <w:top w:w="60" w:type="dxa"/>
-              <w:bottom w:w="60" w:type="dxa"/>
+              <w:top w:w="50" w:type="dxa"/>
+              <w:bottom w:w="50" w:type="dxa"/>
               <w:left w:w="80" w:type="dxa"/>
               <w:right w:w="80" w:type="dxa"/>
             </w:tcMar>
@@ -162,8 +162,8 @@
           <w:tcPr>
             <w:tcW w:type="dxa" w:w="4680"/>
             <w:tcMar>
-              <w:top w:w="60" w:type="dxa"/>
-              <w:bottom w:w="60" w:type="dxa"/>
+              <w:top w:w="50" w:type="dxa"/>
+              <w:bottom w:w="50" w:type="dxa"/>
               <w:left w:w="80" w:type="dxa"/>
               <w:right w:w="80" w:type="dxa"/>
             </w:tcMar>
@@ -185,8 +185,8 @@
           <w:tcPr>
             <w:tcW w:type="dxa" w:w="4680"/>
             <w:tcMar>
-              <w:top w:w="60" w:type="dxa"/>
-              <w:bottom w:w="60" w:type="dxa"/>
+              <w:top w:w="50" w:type="dxa"/>
+              <w:bottom w:w="50" w:type="dxa"/>
               <w:left w:w="80" w:type="dxa"/>
               <w:right w:w="80" w:type="dxa"/>
             </w:tcMar>
@@ -207,8 +207,8 @@
           <w:tcPr>
             <w:tcW w:type="dxa" w:w="4680"/>
             <w:tcMar>
-              <w:top w:w="60" w:type="dxa"/>
-              <w:bottom w:w="60" w:type="dxa"/>
+              <w:top w:w="50" w:type="dxa"/>
+              <w:bottom w:w="50" w:type="dxa"/>
               <w:left w:w="80" w:type="dxa"/>
               <w:right w:w="80" w:type="dxa"/>
             </w:tcMar>
@@ -230,8 +230,8 @@
           <w:tcPr>
             <w:tcW w:type="dxa" w:w="4680"/>
             <w:tcMar>
-              <w:top w:w="60" w:type="dxa"/>
-              <w:bottom w:w="60" w:type="dxa"/>
+              <w:top w:w="50" w:type="dxa"/>
+              <w:bottom w:w="50" w:type="dxa"/>
               <w:left w:w="80" w:type="dxa"/>
               <w:right w:w="80" w:type="dxa"/>
             </w:tcMar>
@@ -252,8 +252,8 @@
           <w:tcPr>
             <w:tcW w:type="dxa" w:w="4680"/>
             <w:tcMar>
-              <w:top w:w="60" w:type="dxa"/>
-              <w:bottom w:w="60" w:type="dxa"/>
+              <w:top w:w="50" w:type="dxa"/>
+              <w:bottom w:w="50" w:type="dxa"/>
               <w:left w:w="80" w:type="dxa"/>
               <w:right w:w="80" w:type="dxa"/>
             </w:tcMar>
@@ -275,8 +275,8 @@
           <w:tcPr>
             <w:tcW w:type="dxa" w:w="4680"/>
             <w:tcMar>
-              <w:top w:w="60" w:type="dxa"/>
-              <w:bottom w:w="60" w:type="dxa"/>
+              <w:top w:w="50" w:type="dxa"/>
+              <w:bottom w:w="50" w:type="dxa"/>
               <w:left w:w="80" w:type="dxa"/>
               <w:right w:w="80" w:type="dxa"/>
             </w:tcMar>
@@ -297,8 +297,8 @@
           <w:tcPr>
             <w:tcW w:type="dxa" w:w="4680"/>
             <w:tcMar>
-              <w:top w:w="60" w:type="dxa"/>
-              <w:bottom w:w="60" w:type="dxa"/>
+              <w:top w:w="50" w:type="dxa"/>
+              <w:bottom w:w="50" w:type="dxa"/>
               <w:left w:w="80" w:type="dxa"/>
               <w:right w:w="80" w:type="dxa"/>
             </w:tcMar>
@@ -310,7 +310,7 @@
                 <w:color w:val="334155"/>
                 <w:sz w:val="21"/>
               </w:rPr>
-              <w:t>Tháng 06/2026 – Tháng 10/2026 (Hạn nộp báo cáo: 24/10/2026 | Bảo vệ: 31/10/2026)</w:t>
+              <w:t>Tháng 06/2026 – Tháng 10/2026 (Bảo vệ chính thức: 31/10/2026)</w:t>
             </w:r>
           </w:p>
         </w:tc>
@@ -324,14 +324,14 @@
     <w:p>
       <w:pPr>
         <w:keepNext/>
-        <w:spacing w:before="360" w:after="120"/>
+        <w:spacing w:before="320" w:after="120"/>
       </w:pPr>
       <w:r>
         <w:rPr>
           <w:rFonts w:ascii="Times New Roman" w:hAnsi="Times New Roman"/>
           <w:b/>
           <w:color w:val="1E3A8A"/>
-          <w:sz w:val="30"/>
+          <w:sz w:val="29"/>
         </w:rPr>
         <w:t>TÓM TẮT DỰ ÁN (EXECUTIVE SUMMARY)</w:t>
       </w:r>
@@ -347,7 +347,7 @@
           <w:color w:val="334155"/>
           <w:sz w:val="22"/>
         </w:rPr>
-        <w:t>Bệnh lý tim mạch, đặc biệt là các dạng rối loạn nhịp tim (Cardiac Arrhythmia) như Ngoại tâm thu thất (PVC) và Rung nhĩ (AFib), là nguyên nhân hàng đầu gây đột tử tim mạch và tai biến mạch máu não trên phạm vi toàn cầu. Mặc dù các mô hình Trí tuệ nhân tạo (Deep Learning) đã đạt được những bước tiến vượt bậc trong chẩn đoán điện tâm đồ, việc đưa AI vào ứng dụng lâm sàng thực tế vẫn đối mặt với hai rào cản cốt tử: (1) Bản chất 'hộp đen' (Black-box) làm suy giảm nghiêm trọng độ tin cậy đối với đội ngũ y bác sĩ; và (2) Sự thiếu hụt một hệ thống tích hợp hoàn chỉnh từ xử lý tín hiệu số y sinh (DSP), truyền phát trực tiếp thời gian thực độ trễ thấp, đến cơ chế tương tác người - máy (Human-in-the-loop) đảm bảo truy vết trách nhiệm pháp lý y tế.</w:t>
+        <w:t>Bệnh lý tim mạch, đặc biệt là các dạng rối loạn nhịp tim (Cardiac Arrhythmia) như Ngoại tâm thu thất (PVC) và Rung nhĩ (AFib), là nguyên nhân hàng đầu gây đột tử tim mạch và đột quỵ não. Việc ứng dụng Deep Learning vào chẩn đoán điện tâm đồ (ECG) thời gian thực thường gặp hai rào cản lớn: (1) Tính chất 'hộp đen' (Black-box) làm giảm niềm tin y khoa; và (2) Sự thiếu hụt một hệ thống tích hợp chuẩn từ xử lý tín hiệu số y sinh (DSP), truyền phát độ trễ thấp, đến cơ chế chuyên gia thẩm định (Human-in-the-loop) lưu vết kiểm toán pháp lý.</w:t>
       </w:r>
     </w:p>
     <w:p>
@@ -361,13 +361,13 @@
           <w:color w:val="334155"/>
           <w:sz w:val="22"/>
         </w:rPr>
-        <w:t>Đồ án tốt nghiệp Capstone Project 'NEURO-ECG' được nghiên cứu và phát triển trong khuôn khổ Chương trình Samsung Innovation Campus (SIC) - Đại học Bách Khoa Hà Nội nhằm giải quyết triệt để hai bài toán trên. Dự án đã hiện thực hóa một hệ thống toàn diện từ tầng lõi AI đến nền tảng ứng dụng phần mềm y tế Full-Stack:</w:t>
+        <w:t>Đồ án 'NEURO-ECG' thuộc Chương trình Samsung Innovation Campus (SIC) - HUST giải quyết trọn vẹn các thách thức trên thông qua một kiến trúc tích hợp từ lõi AI đến ứng dụng web y tế hoàn chỉnh:</w:t>
       </w:r>
     </w:p>
     <w:p>
       <w:pPr>
         <w:pStyle w:val="ListBullet"/>
-        <w:spacing w:line="288" w:lineRule="auto" w:before="0" w:after="60"/>
+        <w:spacing w:line="288" w:lineRule="auto" w:before="0" w:after="50"/>
         <w:jc w:val="both"/>
       </w:pPr>
       <w:r>
@@ -385,13 +385,13 @@
           <w:color w:val="334155"/>
           <w:sz w:val="21"/>
         </w:rPr>
-        <w:t>Nghiên cứu, cài đặt độc lập và Benchmark thực nghiệm 5 kiến trúc Deep Learning 1D tiên tiến: ResNet1D, CNN1D-LSTM, TCN (Temporal Convolutional Network), Transformer1D và Mamba1D. Mô hình ResNet-1D được chọn làm kiến trúc sản xuất nhờ sự cân bằng tối ưu: đạt Độ chính xác (Accuracy) 98.57%, F1-Macro 92.16% trên tập thử nghiệm chuẩn Kaggle MIT-BIH (21,892 nhịp), và đạt 94.11% end-to-end trên dữ liệu tín hiệu thô PhysioNet MIT-BIH (20,546 nhịp), với độ trễ suy luận siêu thấp chỉ 0.13 ms/nhịp.</w:t>
+        <w:t>Nghiên cứu và benchmark thực nghiệm 5 kiến trúc: ResNet1D, CNN1D-LSTM, TCN, Transformer1D, Mamba1D. Mô hình ResNet-1D đạt Accuracy 98.57%, F1-Macro 92.16% trên 21,892 nhịp test Kaggle MIT-BIH, đạt 94.11% end-to-end trên 20,546 nhịp tín hiệu thô PhysioNet, độ trễ suy luận chỉ 0.13 ms/nhịp.</w:t>
       </w:r>
     </w:p>
     <w:p>
       <w:pPr>
         <w:pStyle w:val="ListBullet"/>
-        <w:spacing w:line="288" w:lineRule="auto" w:before="0" w:after="60"/>
+        <w:spacing w:line="288" w:lineRule="auto" w:before="0" w:after="50"/>
         <w:jc w:val="both"/>
       </w:pPr>
       <w:r>
@@ -401,7 +401,7 @@
           <w:color w:val="1E293B"/>
           <w:sz w:val="21"/>
         </w:rPr>
-        <w:t xml:space="preserve">Trí tuệ nhân tạo giải thích được (Explainable AI - XAI): </w:t>
+        <w:t xml:space="preserve">Trí tuệ nhân tạo giải thích được (Explainable AI): </w:t>
       </w:r>
       <w:r>
         <w:rPr>
@@ -409,13 +409,13 @@
           <w:color w:val="334155"/>
           <w:sz w:val="21"/>
         </w:rPr>
-        <w:t>Thuật toán 1D Grad-CAM (Gradient-weighted Class Activation Mapping) được tính toán trực tiếp trên tầng tích chập cuối cùng của ResNet-1D, trích xuất và hiển thị trực quan bản đồ nhiệt phân bổ trọng số chú ý tại các vùng sóng then chốt (sóng P, phức bộ QRS, sóng T). Bác sĩ có thể quan sát tức thì căn cứ bệnh học khiến AI kích hoạt cảnh báo.</w:t>
+        <w:t>Thuật toán 1D Grad-CAM trích xuất bản đồ nhiệt trực quan hóa trọng số chú ý tại các vùng sóng then chốt (P, QRS, T), giúp bác sĩ hiểu rõ căn cứ kích hoạt cảnh báo của AI.</w:t>
       </w:r>
     </w:p>
     <w:p>
       <w:pPr>
         <w:pStyle w:val="ListBullet"/>
-        <w:spacing w:line="288" w:lineRule="auto" w:before="0" w:after="60"/>
+        <w:spacing w:line="288" w:lineRule="auto" w:before="0" w:after="50"/>
         <w:jc w:val="both"/>
       </w:pPr>
       <w:r>
@@ -433,13 +433,13 @@
           <w:color w:val="334155"/>
           <w:sz w:val="21"/>
         </w:rPr>
-        <w:t>Chuỗi DSP chuẩn y sinh bao gồm lọc thông dải Butterworth 0.5–45Hz, lọc chắn dải Notch 50Hz, và thuật toán Pan-Tompkins phát hiện đỉnh R thích nghi đạt độ chính xác F1 = 97.14% trên 8 bản ghi chuẩn PhysioNet MIT-BIH.</w:t>
+        <w:t>Chuỗi lọc thông dải Butterworth 0.5–45Hz, Notch 50Hz, và thuật toán Pan-Tompkins phát hiện đỉnh R đạt F1 = 97.14% trên 8 bản ghi chuẩn PhysioNet MIT-BIH.</w:t>
       </w:r>
     </w:p>
     <w:p>
       <w:pPr>
         <w:pStyle w:val="ListBullet"/>
-        <w:spacing w:line="288" w:lineRule="auto" w:before="0" w:after="60"/>
+        <w:spacing w:line="288" w:lineRule="auto" w:before="0" w:after="50"/>
         <w:jc w:val="both"/>
       </w:pPr>
       <w:r>
@@ -457,13 +457,13 @@
           <w:color w:val="334155"/>
           <w:sz w:val="21"/>
         </w:rPr>
-        <w:t>Mô hình được tối ưu và lượng tử hóa tĩnh sang định dạng ONNX INT8, nén kích thước xuống còn 697.3 KB (đạt mục tiêu thiết kế &lt; 700 KB cho các thiết bị di động/Wearable Holter IoT), trong khi bản ONNX FP32 tăng tốc suy luận đạt 0.29 ms/nhịp (nhanh gần 4 lần PyTorch gốc).</w:t>
+        <w:t>Lượng tử hóa ONNX INT8 nén kích thước mô hình xuống 697.3 KB (đạt chỉ tiêu &lt; 700 KB cho thiết bị Edge IoT / Wearable), ONNX FP32 đạt tốc độ 0.29 ms/nhịp (nhanh gần 4 lần PyTorch).</w:t>
       </w:r>
     </w:p>
     <w:p>
       <w:pPr>
         <w:pStyle w:val="ListBullet"/>
-        <w:spacing w:line="288" w:lineRule="auto" w:before="0" w:after="60"/>
+        <w:spacing w:line="288" w:lineRule="auto" w:before="0" w:after="50"/>
         <w:jc w:val="both"/>
       </w:pPr>
       <w:r>
@@ -481,13 +481,13 @@
           <w:color w:val="334155"/>
           <w:sz w:val="21"/>
         </w:rPr>
-        <w:t>Xây dựng hoàn chỉnh nền tảng gồm Backend FastAPI xử lý bất đồng bộ, WebSocket streaming 360Hz đồng thời 2 kênh (chẩn đoán chính MLII và tham chiếu V1), Frontend React 19 kết xuất đồ họa mượt mà 60 FPS, hệ thống cơ sở dữ liệu SQLite/SQLAlchemy với phân quyền RBAC 3 vai trò (Admin, Doctor, Nurse), module Human-in-the-loop cho phép bác sĩ thẩm định/sửa nhãn với lưu vết kiểm toán (Audit Trail), và xuất báo cáo bệnh án PDF/CSV chuẩn y tế.</w:t>
+        <w:t>FastAPI WebSocket streaming 360Hz đồng thời 2 kênh (MLII + V1), React 19 Plotly 60 FPS, SQLite/SQLAlchemy với phân quyền RBAC 3 vai trò (Admin, Doctor, Nurse), module Human-in-the-loop duyệt/sửa nhãn lưu vết Audit Trail, xuất báo cáo PDF/CSV chuẩn y tế.</w:t>
       </w:r>
     </w:p>
     <w:p>
       <w:pPr>
         <w:pStyle w:val="ListBullet"/>
-        <w:spacing w:line="288" w:lineRule="auto" w:before="0" w:after="60"/>
+        <w:spacing w:line="288" w:lineRule="auto" w:before="0" w:after="50"/>
         <w:jc w:val="both"/>
       </w:pPr>
       <w:r>
@@ -497,7 +497,7 @@
           <w:color w:val="1E293B"/>
           <w:sz w:val="21"/>
         </w:rPr>
-        <w:t xml:space="preserve">Chất lượng phần mềm &amp; Kiểm thử: </w:t>
+        <w:t xml:space="preserve">Kiểm thử &amp; Đóng gói: </w:t>
       </w:r>
       <w:r>
         <w:rPr>
@@ -505,80 +505,20 @@
           <w:color w:val="334155"/>
           <w:sz w:val="21"/>
         </w:rPr>
-        <w:t>Bộ kiểm thử Backend đạt 42/42 bài test tự động (100% pass), Lint backend (Ruff) và frontend (Oxlint) sạch hoàn toàn, tích hợp luồng CI/CD tự động hóa qua GitHub Actions và đóng gói Docker Compose 2 dịch vụ sẵn sàng triển khai.</w:t>
+        <w:t>42/42 bài test backend pytest pass 100%, Lint sạch lỗi (Ruff/Oxlint), Docker Compose 2 container và CI/CD GitHub Actions sẵn sàng.</w:t>
       </w:r>
-    </w:p>
-    <w:tbl>
-      <w:tblPr>
-        <w:tblW w:type="auto" w:w="0"/>
-        <w:jc w:val="center"/>
-        <w:tblLayout w:type="fixed"/>
-        <w:tblLook w:firstColumn="1" w:firstRow="1" w:lastColumn="0" w:lastRow="0" w:noHBand="0" w:noVBand="1" w:val="04A0"/>
-      </w:tblPr>
-      <w:tblGrid>
-        <w:gridCol w:w="9360"/>
-      </w:tblGrid>
-      <w:tr>
-        <w:tc>
-          <w:tcPr>
-            <w:tcW w:type="dxa" w:w="9360"/>
-            <w:shd w:fill="EFF6FF"/>
-            <w:tcMar>
-              <w:top w:w="130" w:type="dxa"/>
-              <w:bottom w:w="130" w:type="dxa"/>
-              <w:left w:w="180" w:type="dxa"/>
-              <w:right w:w="150" w:type="dxa"/>
-            </w:tcMar>
-            <w:tcBorders>
-              <w:top w:val="none"/>
-              <w:left w:val="single" w:sz="24" w:space="0" w:color="2563EB"/>
-              <w:bottom w:val="none"/>
-              <w:right w:val="none"/>
-            </w:tcBorders>
-          </w:tcPr>
-          <w:p>
-            <w:pPr>
-              <w:spacing w:line="288" w:lineRule="auto" w:before="40" w:after="40"/>
-            </w:pPr>
-            <w:r>
-              <w:rPr>
-                <w:rFonts w:ascii="Times New Roman" w:hAnsi="Times New Roman"/>
-                <w:b/>
-                <w:color w:val="1E3A8A"/>
-                <w:sz w:val="22"/>
-              </w:rPr>
-              <w:t>📌 Mục đích báo cáo gửi Ban Giảng viên SIC - HUST</w:t>
-              <w:br/>
-            </w:r>
-            <w:r>
-              <w:rPr>
-                <w:rFonts w:ascii="Times New Roman" w:hAnsi="Times New Roman"/>
-                <w:i/>
-                <w:color w:val="334155"/>
-                <w:sz w:val="21"/>
-              </w:rPr>
-              <w:t>Báo cáo này được cấu trúc theo yêu cầu đặc biệt của Ban Giảng viên: Nêu bật trung thực và chi tiết những cấu phần ĐÃ HOÀN THÀNH 100% song song với những HẠN CHẾ KỸ THUẬT / CÔNG VIỆC CHƯA HOÀN THÀNH (như hiện tượng sụt giảm độ nhạy lớp hiếm S/F trên dữ liệu ngoại vi, ngưỡng quy tắc AFib 0.62 cần thẩm định quy mô lớn, và việc tích hợp phần cứng cảm biến vật lý). Nhóm trân trọng kính trình Hội đồng Giảng viên thẩm định và định hướng phát triển.</w:t>
-            </w:r>
-          </w:p>
-        </w:tc>
-      </w:tr>
-    </w:tbl>
-    <w:p>
-      <w:pPr>
-        <w:spacing w:before="60" w:after="120"/>
-      </w:pPr>
     </w:p>
     <w:p>
       <w:pPr>
         <w:keepNext/>
-        <w:spacing w:before="360" w:after="120"/>
+        <w:spacing w:before="320" w:after="120"/>
       </w:pPr>
       <w:r>
         <w:rPr>
           <w:rFonts w:ascii="Times New Roman" w:hAnsi="Times New Roman"/>
           <w:b/>
           <w:color w:val="1E3A8A"/>
-          <w:sz w:val="30"/>
+          <w:sz w:val="29"/>
         </w:rPr>
         <w:t>CHƯƠNG 1: TỔNG QUAN BÀI TOÁN, DỮ LIỆU &amp; CHUỖI TIỀN XỬ LÝ DSP</w:t>
       </w:r>
@@ -586,16 +526,16 @@
     <w:p>
       <w:pPr>
         <w:keepNext/>
-        <w:spacing w:before="240" w:after="80"/>
+        <w:spacing w:before="220" w:after="60"/>
       </w:pPr>
       <w:r>
         <w:rPr>
           <w:rFonts w:ascii="Times New Roman" w:hAnsi="Times New Roman"/>
           <w:b/>
           <w:color w:val="2563EB"/>
-          <w:sz w:val="26"/>
+          <w:sz w:val="25"/>
         </w:rPr>
-        <w:t>1.1. Bối cảnh bệnh học và ý nghĩa lâm sàng của phát hiện sớm rối loạn nhịp tim</w:t>
+        <w:t>1.1. Bối cảnh bệnh học và tiêu chuẩn AAMI EC57</w:t>
       </w:r>
     </w:p>
     <w:p>
@@ -609,7 +549,142 @@
           <w:color w:val="334155"/>
           <w:sz w:val="22"/>
         </w:rPr>
-        <w:t>Điện tâm đồ (Electrocardiogram - ECG) là phương pháp ghi lại biến thiên điện thế sinh học của hoạt động co bóp cơ tim theo thời gian. Trong thực hành lâm sàng, việc phân tích hình thái sóng ECG (gồm sóng P đại diện cho khử cực tâm nhĩ, phức bộ QRS đại diện cho khử cực tâm thất, và sóng T đại diện cho tái cực tâm thất) là tiêu chuẩn vàng để chẩn đoán các dạng rối loạn nhịp tim.</w:t>
+        <w:t>Điện tâm đồ (ECG) ghi lại biến thiên điện thế sinh học của hoạt động cơ tim theo thời gian. Tiêu chuẩn quốc tế AAMI EC57 phân loại các nhịp tim thành 5 nhóm lớn:</w:t>
+      </w:r>
+    </w:p>
+    <w:p>
+      <w:pPr>
+        <w:pStyle w:val="ListBullet"/>
+        <w:spacing w:line="288" w:lineRule="auto" w:before="0" w:after="50"/>
+        <w:jc w:val="both"/>
+      </w:pPr>
+      <w:r>
+        <w:rPr>
+          <w:rFonts w:ascii="Times New Roman" w:hAnsi="Times New Roman"/>
+          <w:b/>
+          <w:color w:val="1E293B"/>
+          <w:sz w:val="21"/>
+        </w:rPr>
+        <w:t xml:space="preserve">Lớp N (Normal): </w:t>
+      </w:r>
+      <w:r>
+        <w:rPr>
+          <w:rFonts w:ascii="Times New Roman" w:hAnsi="Times New Roman"/>
+          <w:color w:val="334155"/>
+          <w:sz w:val="21"/>
+        </w:rPr>
+        <w:t>Nhịp xoang bình thường, nhịp chậm/nhanh xoang, block nhánh trái/phải.</w:t>
+      </w:r>
+    </w:p>
+    <w:p>
+      <w:pPr>
+        <w:pStyle w:val="ListBullet"/>
+        <w:spacing w:line="288" w:lineRule="auto" w:before="0" w:after="50"/>
+        <w:jc w:val="both"/>
+      </w:pPr>
+      <w:r>
+        <w:rPr>
+          <w:rFonts w:ascii="Times New Roman" w:hAnsi="Times New Roman"/>
+          <w:b/>
+          <w:color w:val="1E293B"/>
+          <w:sz w:val="21"/>
+        </w:rPr>
+        <w:t xml:space="preserve">Lớp S (Supraventricular Ectopic - SVEB): </w:t>
+      </w:r>
+      <w:r>
+        <w:rPr>
+          <w:rFonts w:ascii="Times New Roman" w:hAnsi="Times New Roman"/>
+          <w:color w:val="334155"/>
+          <w:sz w:val="21"/>
+        </w:rPr>
+        <w:t>Ngoại tâm thu nhĩ (PAC), nhịp nhanh nhĩ — xuất phát từ các ổ tạo nhịp trên thất.</w:t>
+      </w:r>
+    </w:p>
+    <w:p>
+      <w:pPr>
+        <w:pStyle w:val="ListBullet"/>
+        <w:spacing w:line="288" w:lineRule="auto" w:before="0" w:after="50"/>
+        <w:jc w:val="both"/>
+      </w:pPr>
+      <w:r>
+        <w:rPr>
+          <w:rFonts w:ascii="Times New Roman" w:hAnsi="Times New Roman"/>
+          <w:b/>
+          <w:color w:val="1E293B"/>
+          <w:sz w:val="21"/>
+        </w:rPr>
+        <w:t xml:space="preserve">Lớp V (Ventricular Ectopic - VEB): </w:t>
+      </w:r>
+      <w:r>
+        <w:rPr>
+          <w:rFonts w:ascii="Times New Roman" w:hAnsi="Times New Roman"/>
+          <w:color w:val="334155"/>
+          <w:sz w:val="21"/>
+        </w:rPr>
+        <w:t>Ngoại tâm thu thất (PVC) — nhóm nguy hiểm nhất, tiềm ẩn nguy cơ rung thất gây ngưng tim.</w:t>
+      </w:r>
+    </w:p>
+    <w:p>
+      <w:pPr>
+        <w:pStyle w:val="ListBullet"/>
+        <w:spacing w:line="288" w:lineRule="auto" w:before="0" w:after="50"/>
+        <w:jc w:val="both"/>
+      </w:pPr>
+      <w:r>
+        <w:rPr>
+          <w:rFonts w:ascii="Times New Roman" w:hAnsi="Times New Roman"/>
+          <w:b/>
+          <w:color w:val="1E293B"/>
+          <w:sz w:val="21"/>
+        </w:rPr>
+        <w:t xml:space="preserve">Lớp F (Fusion): </w:t>
+      </w:r>
+      <w:r>
+        <w:rPr>
+          <w:rFonts w:ascii="Times New Roman" w:hAnsi="Times New Roman"/>
+          <w:color w:val="334155"/>
+          <w:sz w:val="21"/>
+        </w:rPr>
+        <w:t>Nhịp phối hợp giữa xung điện bình thường từ nhĩ và xung điện bất thường từ thất.</w:t>
+      </w:r>
+    </w:p>
+    <w:p>
+      <w:pPr>
+        <w:pStyle w:val="ListBullet"/>
+        <w:spacing w:line="288" w:lineRule="auto" w:before="0" w:after="50"/>
+        <w:jc w:val="both"/>
+      </w:pPr>
+      <w:r>
+        <w:rPr>
+          <w:rFonts w:ascii="Times New Roman" w:hAnsi="Times New Roman"/>
+          <w:b/>
+          <w:color w:val="1E293B"/>
+          <w:sz w:val="21"/>
+        </w:rPr>
+        <w:t xml:space="preserve">Lớp Q (Unknown / Paced): </w:t>
+      </w:r>
+      <w:r>
+        <w:rPr>
+          <w:rFonts w:ascii="Times New Roman" w:hAnsi="Times New Roman"/>
+          <w:color w:val="334155"/>
+          <w:sz w:val="21"/>
+        </w:rPr>
+        <w:t>Nhịp máy tạo nhịp hoặc phức bộ dị thường chưa rõ nguồn gốc.</w:t>
+      </w:r>
+    </w:p>
+    <w:p>
+      <w:pPr>
+        <w:keepNext/>
+        <w:spacing w:before="220" w:after="60"/>
+      </w:pPr>
+      <w:r>
+        <w:rPr>
+          <w:rFonts w:ascii="Times New Roman" w:hAnsi="Times New Roman"/>
+          <w:b/>
+          <w:color w:val="2563EB"/>
+          <w:sz w:val="25"/>
+        </w:rPr>
+        <w:t>1.2. Nguồn dữ liệu nghiên cứu</w:t>
       </w:r>
     </w:p>
     <w:p>
@@ -623,13 +698,13 @@
           <w:color w:val="334155"/>
           <w:sz w:val="22"/>
         </w:rPr>
-        <w:t>Theo chuẩn quốc tế AAMI EC57 (Association for the Advancement of Medical Instrumentation), các nhịp tim bất thường được chuẩn hóa phân loại thành 5 nhóm lớn:</w:t>
+        <w:t>Hệ thống sử dụng hai nguồn dữ liệu chính từ cơ sở dữ liệu quốc tế MIT-BIH:</w:t>
       </w:r>
     </w:p>
     <w:p>
       <w:pPr>
         <w:pStyle w:val="ListBullet"/>
-        <w:spacing w:line="288" w:lineRule="auto" w:before="0" w:after="60"/>
+        <w:spacing w:line="288" w:lineRule="auto" w:before="0" w:after="50"/>
         <w:jc w:val="both"/>
       </w:pPr>
       <w:r>
@@ -639,7 +714,7 @@
           <w:color w:val="1E293B"/>
           <w:sz w:val="21"/>
         </w:rPr>
-        <w:t xml:space="preserve">Lớp N (Normal / Bundle Branch Block): </w:t>
+        <w:t xml:space="preserve">1. Kaggle MIT-BIH Dataset: </w:t>
       </w:r>
       <w:r>
         <w:rPr>
@@ -647,13 +722,13 @@
           <w:color w:val="334155"/>
           <w:sz w:val="21"/>
         </w:rPr>
-        <w:t>Nhịp xoang bình thường, nhịp chậm xoang, nhịp nhanh xoang, block nhánh trái/phải.</w:t>
+        <w:t>109,446 nhịp tim đơn lẻ (87,554 train, 21,892 test) ở tần số 125 Hz, cửa sổ 187 điểm mẫu quanh đỉnh R, chuẩn hóa [0, 1]. Dùng để huấn luyện và benchmark 5 kiến trúc.</w:t>
       </w:r>
     </w:p>
     <w:p>
       <w:pPr>
         <w:pStyle w:val="ListBullet"/>
-        <w:spacing w:line="288" w:lineRule="auto" w:before="0" w:after="60"/>
+        <w:spacing w:line="288" w:lineRule="auto" w:before="0" w:after="50"/>
         <w:jc w:val="both"/>
       </w:pPr>
       <w:r>
@@ -663,7 +738,7 @@
           <w:color w:val="1E293B"/>
           <w:sz w:val="21"/>
         </w:rPr>
-        <w:t xml:space="preserve">Lớp S (Supraventricular Ectopic Beat - SVEB): </w:t>
+        <w:t xml:space="preserve">2. Raw PhysioNet MIT-BIH WFDB: </w:t>
       </w:r>
       <w:r>
         <w:rPr>
@@ -671,13 +746,13 @@
           <w:color w:val="334155"/>
           <w:sz w:val="21"/>
         </w:rPr>
-        <w:t>Ngoại tâm thu nhĩ (PAC), nhịp nhanh nhĩ kịch phát, nhịp bộ nối — xuất phát từ các ổ tạo nhịp phía trên tâm thất.</w:t>
+        <w:t>48 bản ghi continuous (30 phút/bản ghi) ở tần số 360 Hz, 2 chuyển đạo (MLII và V1/V2/V5) kèm nhãn chuyên gia .atr. Dùng để xây dựng Pan-Tompkins, kiểm chứng end-to-end từ tín hiệu thô, và phát luồng mô phỏng thời gian thực.</w:t>
       </w:r>
     </w:p>
     <w:p>
       <w:pPr>
         <w:pStyle w:val="ListBullet"/>
-        <w:spacing w:line="288" w:lineRule="auto" w:before="0" w:after="60"/>
+        <w:spacing w:line="288" w:lineRule="auto" w:before="0" w:after="50"/>
         <w:jc w:val="both"/>
       </w:pPr>
       <w:r>
@@ -687,7 +762,7 @@
           <w:color w:val="1E293B"/>
           <w:sz w:val="21"/>
         </w:rPr>
-        <w:t xml:space="preserve">Lớp V (Ventricular Ectopic Beat - VEB): </w:t>
+        <w:t xml:space="preserve">3. Dữ liệu đối chứng ngoại vi: </w:t>
       </w:r>
       <w:r>
         <w:rPr>
@@ -695,70 +770,22 @@
           <w:color w:val="334155"/>
           <w:sz w:val="21"/>
         </w:rPr>
-        <w:t>Ngoại tâm thu thất (PVC), nhịp thoát thất — đây là nhóm nguy hiểm nhất, tiềm ẩn nguy cơ tiến triển thành rung thất (Ventricular Fibrillation) gây ngưng tim đột ngột.</w:t>
-      </w:r>
-    </w:p>
-    <w:p>
-      <w:pPr>
-        <w:pStyle w:val="ListBullet"/>
-        <w:spacing w:line="288" w:lineRule="auto" w:before="0" w:after="60"/>
-        <w:jc w:val="both"/>
-      </w:pPr>
-      <w:r>
-        <w:rPr>
-          <w:rFonts w:ascii="Times New Roman" w:hAnsi="Times New Roman"/>
-          <w:b/>
-          <w:color w:val="1E293B"/>
-          <w:sz w:val="21"/>
-        </w:rPr>
-        <w:t xml:space="preserve">Lớp F (Fusion Beat): </w:t>
-      </w:r>
-      <w:r>
-        <w:rPr>
-          <w:rFonts w:ascii="Times New Roman" w:hAnsi="Times New Roman"/>
-          <w:color w:val="334155"/>
-          <w:sz w:val="21"/>
-        </w:rPr>
-        <w:t>Nhịp hợp nhất giữa xung điện bình thường từ nhĩ và xung điện bất thường từ thất.</w:t>
-      </w:r>
-    </w:p>
-    <w:p>
-      <w:pPr>
-        <w:pStyle w:val="ListBullet"/>
-        <w:spacing w:line="288" w:lineRule="auto" w:before="0" w:after="60"/>
-        <w:jc w:val="both"/>
-      </w:pPr>
-      <w:r>
-        <w:rPr>
-          <w:rFonts w:ascii="Times New Roman" w:hAnsi="Times New Roman"/>
-          <w:b/>
-          <w:color w:val="1E293B"/>
-          <w:sz w:val="21"/>
-        </w:rPr>
-        <w:t xml:space="preserve">Lớp Q (Unknown / Paced Beat): </w:t>
-      </w:r>
-      <w:r>
-        <w:rPr>
-          <w:rFonts w:ascii="Times New Roman" w:hAnsi="Times New Roman"/>
-          <w:color w:val="334155"/>
-          <w:sz w:val="21"/>
-        </w:rPr>
-        <w:t>Nhịp cấy máy tạo nhịp (Paced beat) hoặc các dạng phức bộ dị thường chưa xác định rõ nguồn gốc.</w:t>
+        <w:t>Gồm St. Petersburg INCART (75 bản ghi 12 đạo trình), SVDB (78 bản ghi), EDB (90 bản ghi) để đánh giá khả năng tổng quát hóa xuyên cơ sở dữ liệu (Cross-Database Generalization).</w:t>
       </w:r>
     </w:p>
     <w:p>
       <w:pPr>
         <w:keepNext/>
-        <w:spacing w:before="240" w:after="80"/>
+        <w:spacing w:before="220" w:after="60"/>
       </w:pPr>
       <w:r>
         <w:rPr>
           <w:rFonts w:ascii="Times New Roman" w:hAnsi="Times New Roman"/>
           <w:b/>
           <w:color w:val="2563EB"/>
-          <w:sz w:val="26"/>
+          <w:sz w:val="25"/>
         </w:rPr>
-        <w:t>1.2. Nguồn dữ liệu nghiên cứu và thực nghiệm</w:t>
+        <w:t>1.3. Mất cân bằng dữ liệu &amp; Kỹ thuật SMOTE</w:t>
       </w:r>
     </w:p>
     <w:p>
@@ -772,108 +799,7 @@
           <w:color w:val="334155"/>
           <w:sz w:val="22"/>
         </w:rPr>
-        <w:t>Để đảm bảo tính nghiêm ngặt trong huấn luyện học sâu cũng như kiểm chứng lâm sàng thực tế, dự án sử dụng hai nguồn dữ liệu chuẩn quốc tế độc lập:</w:t>
-      </w:r>
-    </w:p>
-    <w:p>
-      <w:pPr>
-        <w:pStyle w:val="ListBullet"/>
-        <w:spacing w:line="288" w:lineRule="auto" w:before="0" w:after="60"/>
-        <w:jc w:val="both"/>
-      </w:pPr>
-      <w:r>
-        <w:rPr>
-          <w:rFonts w:ascii="Times New Roman" w:hAnsi="Times New Roman"/>
-          <w:b/>
-          <w:color w:val="1E293B"/>
-          <w:sz w:val="21"/>
-        </w:rPr>
-        <w:t xml:space="preserve">1. Kaggle MIT-BIH Arrhythmia Dataset: </w:t>
-      </w:r>
-      <w:r>
-        <w:rPr>
-          <w:rFonts w:ascii="Times New Roman" w:hAnsi="Times New Roman"/>
-          <w:color w:val="334155"/>
-          <w:sz w:val="21"/>
-        </w:rPr>
-        <w:t>Gồm 109,446 nhịp tim đơn lẻ (87,554 nhịp tập Train và 21,892 nhịp tập Test). Tín hiệu đã được tiền xử lý ở tần số 125 Hz, cắt thành các cửa sổ 187 mẫu quanh đỉnh R và chuẩn hóa biên độ về đoạn [0, 1]. Tập dữ liệu này được sử dụng để huấn luyện và benchmark công bằng giữa 5 kiến trúc Deep Learning.</w:t>
-      </w:r>
-    </w:p>
-    <w:p>
-      <w:pPr>
-        <w:pStyle w:val="ListBullet"/>
-        <w:spacing w:line="288" w:lineRule="auto" w:before="0" w:after="60"/>
-        <w:jc w:val="both"/>
-      </w:pPr>
-      <w:r>
-        <w:rPr>
-          <w:rFonts w:ascii="Times New Roman" w:hAnsi="Times New Roman"/>
-          <w:b/>
-          <w:color w:val="1E293B"/>
-          <w:sz w:val="21"/>
-        </w:rPr>
-        <w:t xml:space="preserve">2. Raw PhysioNet MIT-BIH Database: </w:t>
-      </w:r>
-      <w:r>
-        <w:rPr>
-          <w:rFonts w:ascii="Times New Roman" w:hAnsi="Times New Roman"/>
-          <w:color w:val="334155"/>
-          <w:sz w:val="21"/>
-        </w:rPr>
-        <w:t>Gồm 48 bản ghi điện tâm đồ Holter liên tục (thời lượng 30 phút/bản ghi) từ 47 bệnh nhân, lấy mẫu ở tần số 360 Hz với độ phân giải 11-bit trên 2 chuyển đạo (chuyển đạo sửa đổi MLII và chuyển đạo trước tim V1/V2/V5). Mỗi bản ghi đi kèm tệp chú giải (.atr) được thẩm định độc lập bởi ít nhất 2 bác sĩ tim mạch. Nguồn này dùng để xây dựng thuật toán phát hiện đỉnh R, kiểm chứng phân loại End-to-End từ tín hiệu thô, và phát luồng mô phỏng thời gian thực cho hệ thống.</w:t>
-      </w:r>
-    </w:p>
-    <w:p>
-      <w:pPr>
-        <w:pStyle w:val="ListBullet"/>
-        <w:spacing w:line="288" w:lineRule="auto" w:before="0" w:after="60"/>
-        <w:jc w:val="both"/>
-      </w:pPr>
-      <w:r>
-        <w:rPr>
-          <w:rFonts w:ascii="Times New Roman" w:hAnsi="Times New Roman"/>
-          <w:b/>
-          <w:color w:val="1E293B"/>
-          <w:sz w:val="21"/>
-        </w:rPr>
-        <w:t xml:space="preserve">3. Các cơ sở dữ liệu kiểm nghiệm ngoại vi: </w:t>
-      </w:r>
-      <w:r>
-        <w:rPr>
-          <w:rFonts w:ascii="Times New Roman" w:hAnsi="Times New Roman"/>
-          <w:color w:val="334155"/>
-          <w:sz w:val="21"/>
-        </w:rPr>
-        <w:t>Bao gồm St. Petersburg INCART 12-lead Arrhythmia (75 bản ghi), MIT-BIH Supraventricular Arrhythmia Database (SVDB, 78 bản ghi), và European ST-T Database (EDB, 90 bản ghi) được sử dụng để đánh giá năng lực tổng quát hóa (Generalization) khi đối mặt với hiện tượng lệch phân phối dữ liệu (Domain Shift).</w:t>
-      </w:r>
-    </w:p>
-    <w:p>
-      <w:pPr>
-        <w:keepNext/>
-        <w:spacing w:before="240" w:after="80"/>
-      </w:pPr>
-      <w:r>
-        <w:rPr>
-          <w:rFonts w:ascii="Times New Roman" w:hAnsi="Times New Roman"/>
-          <w:b/>
-          <w:color w:val="2563EB"/>
-          <w:sz w:val="26"/>
-        </w:rPr>
-        <w:t>1.3. Phân tích mất cân bằng dữ liệu &amp; Kỹ thuật SMOTE (Synthetic Minority Over-sampling)</w:t>
-      </w:r>
-    </w:p>
-    <w:p>
-      <w:pPr>
-        <w:spacing w:line="300" w:lineRule="auto" w:before="0" w:after="80"/>
-        <w:jc w:val="both"/>
-      </w:pPr>
-      <w:r>
-        <w:rPr>
-          <w:rFonts w:ascii="Times New Roman" w:hAnsi="Times New Roman"/>
-          <w:color w:val="334155"/>
-          <w:sz w:val="22"/>
-        </w:rPr>
-        <w:t>Trong tự nhiên, dữ liệu điện tâm đồ luôn chịu hiện tượng mất cân bằng cực đoan (Extreme Class Imbalance) do nhịp bình thường luôn chiếm đa số áp đảo so với nhịp bệnh lý. Trên tập dữ liệu huấn luyện nguyên bản của MIT-BIH:</w:t>
+        <w:t>Dữ liệu MIT-BIH nguyên bản có mức độ mất cân bằng nghiêm trọng (Lớp N chiếm tới 82.8%, Lớp F chỉ 0.73%). Nhóm áp dụng SMOTE (k=5) để cân bằng tập Train:</w:t>
       </w:r>
     </w:p>
     <w:tbl>
@@ -903,10 +829,10 @@
             <w:tcW w:type="dxa" w:w="1872"/>
             <w:shd w:fill="1E3A8A"/>
             <w:tcMar>
-              <w:top w:w="120" w:type="dxa"/>
-              <w:bottom w:w="120" w:type="dxa"/>
-              <w:left w:w="120" w:type="dxa"/>
-              <w:right w:w="120" w:type="dxa"/>
+              <w:top w:w="110" w:type="dxa"/>
+              <w:bottom w:w="110" w:type="dxa"/>
+              <w:left w:w="110" w:type="dxa"/>
+              <w:right w:w="110" w:type="dxa"/>
             </w:tcMar>
           </w:tcPr>
           <w:p>
@@ -929,10 +855,10 @@
             <w:tcW w:type="dxa" w:w="1872"/>
             <w:shd w:fill="1E3A8A"/>
             <w:tcMar>
-              <w:top w:w="120" w:type="dxa"/>
-              <w:bottom w:w="120" w:type="dxa"/>
-              <w:left w:w="120" w:type="dxa"/>
-              <w:right w:w="120" w:type="dxa"/>
+              <w:top w:w="110" w:type="dxa"/>
+              <w:bottom w:w="110" w:type="dxa"/>
+              <w:left w:w="110" w:type="dxa"/>
+              <w:right w:w="110" w:type="dxa"/>
             </w:tcMar>
           </w:tcPr>
           <w:p>
@@ -946,7 +872,7 @@
                 <w:color w:val="FFFFFF"/>
                 <w:sz w:val="20"/>
               </w:rPr>
-              <w:t>Tên nhóm bệnh học</w:t>
+              <w:t>Nhóm bệnh học</w:t>
             </w:r>
           </w:p>
         </w:tc>
@@ -955,10 +881,10 @@
             <w:tcW w:type="dxa" w:w="1872"/>
             <w:shd w:fill="1E3A8A"/>
             <w:tcMar>
-              <w:top w:w="120" w:type="dxa"/>
-              <w:bottom w:w="120" w:type="dxa"/>
-              <w:left w:w="120" w:type="dxa"/>
-              <w:right w:w="120" w:type="dxa"/>
+              <w:top w:w="110" w:type="dxa"/>
+              <w:bottom w:w="110" w:type="dxa"/>
+              <w:left w:w="110" w:type="dxa"/>
+              <w:right w:w="110" w:type="dxa"/>
             </w:tcMar>
           </w:tcPr>
           <w:p>
@@ -972,7 +898,7 @@
                 <w:color w:val="FFFFFF"/>
                 <w:sz w:val="20"/>
               </w:rPr>
-              <w:t>Số mẫu Train gốc</w:t>
+              <w:t>Mẫu Train gốc</w:t>
             </w:r>
           </w:p>
         </w:tc>
@@ -981,10 +907,10 @@
             <w:tcW w:type="dxa" w:w="1872"/>
             <w:shd w:fill="1E3A8A"/>
             <w:tcMar>
-              <w:top w:w="120" w:type="dxa"/>
-              <w:bottom w:w="120" w:type="dxa"/>
-              <w:left w:w="120" w:type="dxa"/>
-              <w:right w:w="120" w:type="dxa"/>
+              <w:top w:w="110" w:type="dxa"/>
+              <w:bottom w:w="110" w:type="dxa"/>
+              <w:left w:w="110" w:type="dxa"/>
+              <w:right w:w="110" w:type="dxa"/>
             </w:tcMar>
           </w:tcPr>
           <w:p>
@@ -1007,10 +933,10 @@
             <w:tcW w:type="dxa" w:w="1872"/>
             <w:shd w:fill="1E3A8A"/>
             <w:tcMar>
-              <w:top w:w="120" w:type="dxa"/>
-              <w:bottom w:w="120" w:type="dxa"/>
-              <w:left w:w="120" w:type="dxa"/>
-              <w:right w:w="120" w:type="dxa"/>
+              <w:top w:w="110" w:type="dxa"/>
+              <w:bottom w:w="110" w:type="dxa"/>
+              <w:left w:w="110" w:type="dxa"/>
+              <w:right w:w="110" w:type="dxa"/>
             </w:tcMar>
           </w:tcPr>
           <w:p>
@@ -1024,7 +950,7 @@
                 <w:color w:val="FFFFFF"/>
                 <w:sz w:val="20"/>
               </w:rPr>
-              <w:t>Số mẫu sau SMOTE</w:t>
+              <w:t>Mẫu sau SMOTE</w:t>
             </w:r>
           </w:p>
         </w:tc>
@@ -1034,10 +960,10 @@
           <w:tcPr>
             <w:tcW w:type="dxa" w:w="1872"/>
             <w:tcMar>
-              <w:top w:w="90" w:type="dxa"/>
-              <w:bottom w:w="90" w:type="dxa"/>
-              <w:left w:w="120" w:type="dxa"/>
-              <w:right w:w="120" w:type="dxa"/>
+              <w:top w:w="80" w:type="dxa"/>
+              <w:bottom w:w="80" w:type="dxa"/>
+              <w:left w:w="110" w:type="dxa"/>
+              <w:right w:w="110" w:type="dxa"/>
             </w:tcMar>
           </w:tcPr>
           <w:p>
@@ -1058,10 +984,10 @@
           <w:tcPr>
             <w:tcW w:type="dxa" w:w="1872"/>
             <w:tcMar>
-              <w:top w:w="90" w:type="dxa"/>
-              <w:bottom w:w="90" w:type="dxa"/>
-              <w:left w:w="120" w:type="dxa"/>
-              <w:right w:w="120" w:type="dxa"/>
+              <w:top w:w="80" w:type="dxa"/>
+              <w:bottom w:w="80" w:type="dxa"/>
+              <w:left w:w="110" w:type="dxa"/>
+              <w:right w:w="110" w:type="dxa"/>
             </w:tcMar>
           </w:tcPr>
           <w:p>
@@ -1082,10 +1008,10 @@
           <w:tcPr>
             <w:tcW w:type="dxa" w:w="1872"/>
             <w:tcMar>
-              <w:top w:w="90" w:type="dxa"/>
-              <w:bottom w:w="90" w:type="dxa"/>
-              <w:left w:w="120" w:type="dxa"/>
-              <w:right w:w="120" w:type="dxa"/>
+              <w:top w:w="80" w:type="dxa"/>
+              <w:bottom w:w="80" w:type="dxa"/>
+              <w:left w:w="110" w:type="dxa"/>
+              <w:right w:w="110" w:type="dxa"/>
             </w:tcMar>
           </w:tcPr>
           <w:p>
@@ -1106,10 +1032,10 @@
           <w:tcPr>
             <w:tcW w:type="dxa" w:w="1872"/>
             <w:tcMar>
-              <w:top w:w="90" w:type="dxa"/>
-              <w:bottom w:w="90" w:type="dxa"/>
-              <w:left w:w="120" w:type="dxa"/>
-              <w:right w:w="120" w:type="dxa"/>
+              <w:top w:w="80" w:type="dxa"/>
+              <w:bottom w:w="80" w:type="dxa"/>
+              <w:left w:w="110" w:type="dxa"/>
+              <w:right w:w="110" w:type="dxa"/>
             </w:tcMar>
           </w:tcPr>
           <w:p>
@@ -1130,10 +1056,10 @@
           <w:tcPr>
             <w:tcW w:type="dxa" w:w="1872"/>
             <w:tcMar>
-              <w:top w:w="90" w:type="dxa"/>
-              <w:bottom w:w="90" w:type="dxa"/>
-              <w:left w:w="120" w:type="dxa"/>
-              <w:right w:w="120" w:type="dxa"/>
+              <w:top w:w="80" w:type="dxa"/>
+              <w:bottom w:w="80" w:type="dxa"/>
+              <w:left w:w="110" w:type="dxa"/>
+              <w:right w:w="110" w:type="dxa"/>
             </w:tcMar>
           </w:tcPr>
           <w:p>
@@ -1157,10 +1083,10 @@
             <w:tcW w:type="dxa" w:w="1872"/>
             <w:shd w:fill="F8FAFC"/>
             <w:tcMar>
-              <w:top w:w="90" w:type="dxa"/>
-              <w:bottom w:w="90" w:type="dxa"/>
-              <w:left w:w="120" w:type="dxa"/>
-              <w:right w:w="120" w:type="dxa"/>
+              <w:top w:w="80" w:type="dxa"/>
+              <w:bottom w:w="80" w:type="dxa"/>
+              <w:left w:w="110" w:type="dxa"/>
+              <w:right w:w="110" w:type="dxa"/>
             </w:tcMar>
           </w:tcPr>
           <w:p>
@@ -1182,10 +1108,10 @@
             <w:tcW w:type="dxa" w:w="1872"/>
             <w:shd w:fill="F8FAFC"/>
             <w:tcMar>
-              <w:top w:w="90" w:type="dxa"/>
-              <w:bottom w:w="90" w:type="dxa"/>
-              <w:left w:w="120" w:type="dxa"/>
-              <w:right w:w="120" w:type="dxa"/>
+              <w:top w:w="80" w:type="dxa"/>
+              <w:bottom w:w="80" w:type="dxa"/>
+              <w:left w:w="110" w:type="dxa"/>
+              <w:right w:w="110" w:type="dxa"/>
             </w:tcMar>
           </w:tcPr>
           <w:p>
@@ -1207,10 +1133,10 @@
             <w:tcW w:type="dxa" w:w="1872"/>
             <w:shd w:fill="F8FAFC"/>
             <w:tcMar>
-              <w:top w:w="90" w:type="dxa"/>
-              <w:bottom w:w="90" w:type="dxa"/>
-              <w:left w:w="120" w:type="dxa"/>
-              <w:right w:w="120" w:type="dxa"/>
+              <w:top w:w="80" w:type="dxa"/>
+              <w:bottom w:w="80" w:type="dxa"/>
+              <w:left w:w="110" w:type="dxa"/>
+              <w:right w:w="110" w:type="dxa"/>
             </w:tcMar>
           </w:tcPr>
           <w:p>
@@ -1232,10 +1158,10 @@
             <w:tcW w:type="dxa" w:w="1872"/>
             <w:shd w:fill="F8FAFC"/>
             <w:tcMar>
-              <w:top w:w="90" w:type="dxa"/>
-              <w:bottom w:w="90" w:type="dxa"/>
-              <w:left w:w="120" w:type="dxa"/>
-              <w:right w:w="120" w:type="dxa"/>
+              <w:top w:w="80" w:type="dxa"/>
+              <w:bottom w:w="80" w:type="dxa"/>
+              <w:left w:w="110" w:type="dxa"/>
+              <w:right w:w="110" w:type="dxa"/>
             </w:tcMar>
           </w:tcPr>
           <w:p>
@@ -1257,10 +1183,10 @@
             <w:tcW w:type="dxa" w:w="1872"/>
             <w:shd w:fill="F8FAFC"/>
             <w:tcMar>
-              <w:top w:w="90" w:type="dxa"/>
-              <w:bottom w:w="90" w:type="dxa"/>
-              <w:left w:w="120" w:type="dxa"/>
-              <w:right w:w="120" w:type="dxa"/>
+              <w:top w:w="80" w:type="dxa"/>
+              <w:bottom w:w="80" w:type="dxa"/>
+              <w:left w:w="110" w:type="dxa"/>
+              <w:right w:w="110" w:type="dxa"/>
             </w:tcMar>
           </w:tcPr>
           <w:p>
@@ -1283,10 +1209,10 @@
           <w:tcPr>
             <w:tcW w:type="dxa" w:w="1872"/>
             <w:tcMar>
-              <w:top w:w="90" w:type="dxa"/>
-              <w:bottom w:w="90" w:type="dxa"/>
-              <w:left w:w="120" w:type="dxa"/>
-              <w:right w:w="120" w:type="dxa"/>
+              <w:top w:w="80" w:type="dxa"/>
+              <w:bottom w:w="80" w:type="dxa"/>
+              <w:left w:w="110" w:type="dxa"/>
+              <w:right w:w="110" w:type="dxa"/>
             </w:tcMar>
           </w:tcPr>
           <w:p>
@@ -1307,10 +1233,10 @@
           <w:tcPr>
             <w:tcW w:type="dxa" w:w="1872"/>
             <w:tcMar>
-              <w:top w:w="90" w:type="dxa"/>
-              <w:bottom w:w="90" w:type="dxa"/>
-              <w:left w:w="120" w:type="dxa"/>
-              <w:right w:w="120" w:type="dxa"/>
+              <w:top w:w="80" w:type="dxa"/>
+              <w:bottom w:w="80" w:type="dxa"/>
+              <w:left w:w="110" w:type="dxa"/>
+              <w:right w:w="110" w:type="dxa"/>
             </w:tcMar>
           </w:tcPr>
           <w:p>
@@ -1331,10 +1257,10 @@
           <w:tcPr>
             <w:tcW w:type="dxa" w:w="1872"/>
             <w:tcMar>
-              <w:top w:w="90" w:type="dxa"/>
-              <w:bottom w:w="90" w:type="dxa"/>
-              <w:left w:w="120" w:type="dxa"/>
-              <w:right w:w="120" w:type="dxa"/>
+              <w:top w:w="80" w:type="dxa"/>
+              <w:bottom w:w="80" w:type="dxa"/>
+              <w:left w:w="110" w:type="dxa"/>
+              <w:right w:w="110" w:type="dxa"/>
             </w:tcMar>
           </w:tcPr>
           <w:p>
@@ -1355,10 +1281,10 @@
           <w:tcPr>
             <w:tcW w:type="dxa" w:w="1872"/>
             <w:tcMar>
-              <w:top w:w="90" w:type="dxa"/>
-              <w:bottom w:w="90" w:type="dxa"/>
-              <w:left w:w="120" w:type="dxa"/>
-              <w:right w:w="120" w:type="dxa"/>
+              <w:top w:w="80" w:type="dxa"/>
+              <w:bottom w:w="80" w:type="dxa"/>
+              <w:left w:w="110" w:type="dxa"/>
+              <w:right w:w="110" w:type="dxa"/>
             </w:tcMar>
           </w:tcPr>
           <w:p>
@@ -1379,10 +1305,10 @@
           <w:tcPr>
             <w:tcW w:type="dxa" w:w="1872"/>
             <w:tcMar>
-              <w:top w:w="90" w:type="dxa"/>
-              <w:bottom w:w="90" w:type="dxa"/>
-              <w:left w:w="120" w:type="dxa"/>
-              <w:right w:w="120" w:type="dxa"/>
+              <w:top w:w="80" w:type="dxa"/>
+              <w:bottom w:w="80" w:type="dxa"/>
+              <w:left w:w="110" w:type="dxa"/>
+              <w:right w:w="110" w:type="dxa"/>
             </w:tcMar>
           </w:tcPr>
           <w:p>
@@ -1406,10 +1332,10 @@
             <w:tcW w:type="dxa" w:w="1872"/>
             <w:shd w:fill="F8FAFC"/>
             <w:tcMar>
-              <w:top w:w="90" w:type="dxa"/>
-              <w:bottom w:w="90" w:type="dxa"/>
-              <w:left w:w="120" w:type="dxa"/>
-              <w:right w:w="120" w:type="dxa"/>
+              <w:top w:w="80" w:type="dxa"/>
+              <w:bottom w:w="80" w:type="dxa"/>
+              <w:left w:w="110" w:type="dxa"/>
+              <w:right w:w="110" w:type="dxa"/>
             </w:tcMar>
           </w:tcPr>
           <w:p>
@@ -1431,10 +1357,10 @@
             <w:tcW w:type="dxa" w:w="1872"/>
             <w:shd w:fill="F8FAFC"/>
             <w:tcMar>
-              <w:top w:w="90" w:type="dxa"/>
-              <w:bottom w:w="90" w:type="dxa"/>
-              <w:left w:w="120" w:type="dxa"/>
-              <w:right w:w="120" w:type="dxa"/>
+              <w:top w:w="80" w:type="dxa"/>
+              <w:bottom w:w="80" w:type="dxa"/>
+              <w:left w:w="110" w:type="dxa"/>
+              <w:right w:w="110" w:type="dxa"/>
             </w:tcMar>
           </w:tcPr>
           <w:p>
@@ -1456,10 +1382,10 @@
             <w:tcW w:type="dxa" w:w="1872"/>
             <w:shd w:fill="F8FAFC"/>
             <w:tcMar>
-              <w:top w:w="90" w:type="dxa"/>
-              <w:bottom w:w="90" w:type="dxa"/>
-              <w:left w:w="120" w:type="dxa"/>
-              <w:right w:w="120" w:type="dxa"/>
+              <w:top w:w="80" w:type="dxa"/>
+              <w:bottom w:w="80" w:type="dxa"/>
+              <w:left w:w="110" w:type="dxa"/>
+              <w:right w:w="110" w:type="dxa"/>
             </w:tcMar>
           </w:tcPr>
           <w:p>
@@ -1481,10 +1407,10 @@
             <w:tcW w:type="dxa" w:w="1872"/>
             <w:shd w:fill="F8FAFC"/>
             <w:tcMar>
-              <w:top w:w="90" w:type="dxa"/>
-              <w:bottom w:w="90" w:type="dxa"/>
-              <w:left w:w="120" w:type="dxa"/>
-              <w:right w:w="120" w:type="dxa"/>
+              <w:top w:w="80" w:type="dxa"/>
+              <w:bottom w:w="80" w:type="dxa"/>
+              <w:left w:w="110" w:type="dxa"/>
+              <w:right w:w="110" w:type="dxa"/>
             </w:tcMar>
           </w:tcPr>
           <w:p>
@@ -1506,10 +1432,10 @@
             <w:tcW w:type="dxa" w:w="1872"/>
             <w:shd w:fill="F8FAFC"/>
             <w:tcMar>
-              <w:top w:w="90" w:type="dxa"/>
-              <w:bottom w:w="90" w:type="dxa"/>
-              <w:left w:w="120" w:type="dxa"/>
-              <w:right w:w="120" w:type="dxa"/>
+              <w:top w:w="80" w:type="dxa"/>
+              <w:bottom w:w="80" w:type="dxa"/>
+              <w:left w:w="110" w:type="dxa"/>
+              <w:right w:w="110" w:type="dxa"/>
             </w:tcMar>
           </w:tcPr>
           <w:p>
@@ -1532,10 +1458,10 @@
           <w:tcPr>
             <w:tcW w:type="dxa" w:w="1872"/>
             <w:tcMar>
-              <w:top w:w="90" w:type="dxa"/>
-              <w:bottom w:w="90" w:type="dxa"/>
-              <w:left w:w="120" w:type="dxa"/>
-              <w:right w:w="120" w:type="dxa"/>
+              <w:top w:w="80" w:type="dxa"/>
+              <w:bottom w:w="80" w:type="dxa"/>
+              <w:left w:w="110" w:type="dxa"/>
+              <w:right w:w="110" w:type="dxa"/>
             </w:tcMar>
           </w:tcPr>
           <w:p>
@@ -1556,10 +1482,10 @@
           <w:tcPr>
             <w:tcW w:type="dxa" w:w="1872"/>
             <w:tcMar>
-              <w:top w:w="90" w:type="dxa"/>
-              <w:bottom w:w="90" w:type="dxa"/>
-              <w:left w:w="120" w:type="dxa"/>
-              <w:right w:w="120" w:type="dxa"/>
+              <w:top w:w="80" w:type="dxa"/>
+              <w:bottom w:w="80" w:type="dxa"/>
+              <w:left w:w="110" w:type="dxa"/>
+              <w:right w:w="110" w:type="dxa"/>
             </w:tcMar>
           </w:tcPr>
           <w:p>
@@ -1572,7 +1498,7 @@
                 <w:color w:val="1E293B"/>
                 <w:sz w:val="19"/>
               </w:rPr>
-              <w:t>Nhịp tạo nhịp / Không rõ (Unknown)</w:t>
+              <w:t>Nhịp tạo nhịp / Chưa rõ</w:t>
             </w:r>
           </w:p>
         </w:tc>
@@ -1580,10 +1506,10 @@
           <w:tcPr>
             <w:tcW w:type="dxa" w:w="1872"/>
             <w:tcMar>
-              <w:top w:w="90" w:type="dxa"/>
-              <w:bottom w:w="90" w:type="dxa"/>
-              <w:left w:w="120" w:type="dxa"/>
-              <w:right w:w="120" w:type="dxa"/>
+              <w:top w:w="80" w:type="dxa"/>
+              <w:bottom w:w="80" w:type="dxa"/>
+              <w:left w:w="110" w:type="dxa"/>
+              <w:right w:w="110" w:type="dxa"/>
             </w:tcMar>
           </w:tcPr>
           <w:p>
@@ -1604,10 +1530,10 @@
           <w:tcPr>
             <w:tcW w:type="dxa" w:w="1872"/>
             <w:tcMar>
-              <w:top w:w="90" w:type="dxa"/>
-              <w:bottom w:w="90" w:type="dxa"/>
-              <w:left w:w="120" w:type="dxa"/>
-              <w:right w:w="120" w:type="dxa"/>
+              <w:top w:w="80" w:type="dxa"/>
+              <w:bottom w:w="80" w:type="dxa"/>
+              <w:left w:w="110" w:type="dxa"/>
+              <w:right w:w="110" w:type="dxa"/>
             </w:tcMar>
           </w:tcPr>
           <w:p>
@@ -1628,10 +1554,10 @@
           <w:tcPr>
             <w:tcW w:type="dxa" w:w="1872"/>
             <w:tcMar>
-              <w:top w:w="90" w:type="dxa"/>
-              <w:bottom w:w="90" w:type="dxa"/>
-              <w:left w:w="120" w:type="dxa"/>
-              <w:right w:w="120" w:type="dxa"/>
+              <w:top w:w="80" w:type="dxa"/>
+              <w:bottom w:w="80" w:type="dxa"/>
+              <w:left w:w="110" w:type="dxa"/>
+              <w:right w:w="110" w:type="dxa"/>
             </w:tcMar>
           </w:tcPr>
           <w:p>
@@ -1655,10 +1581,10 @@
             <w:tcW w:type="dxa" w:w="1872"/>
             <w:shd w:fill="F8FAFC"/>
             <w:tcMar>
-              <w:top w:w="90" w:type="dxa"/>
-              <w:bottom w:w="90" w:type="dxa"/>
-              <w:left w:w="120" w:type="dxa"/>
-              <w:right w:w="120" w:type="dxa"/>
+              <w:top w:w="80" w:type="dxa"/>
+              <w:bottom w:w="80" w:type="dxa"/>
+              <w:left w:w="110" w:type="dxa"/>
+              <w:right w:w="110" w:type="dxa"/>
             </w:tcMar>
           </w:tcPr>
           <w:p>
@@ -1671,7 +1597,7 @@
                 <w:color w:val="1E293B"/>
                 <w:sz w:val="19"/>
               </w:rPr>
-              <w:t>Tổng cộng</w:t>
+              <w:t>Tổng</w:t>
             </w:r>
           </w:p>
         </w:tc>
@@ -1680,10 +1606,10 @@
             <w:tcW w:type="dxa" w:w="1872"/>
             <w:shd w:fill="F8FAFC"/>
             <w:tcMar>
-              <w:top w:w="90" w:type="dxa"/>
-              <w:bottom w:w="90" w:type="dxa"/>
-              <w:left w:w="120" w:type="dxa"/>
-              <w:right w:w="120" w:type="dxa"/>
+              <w:top w:w="80" w:type="dxa"/>
+              <w:bottom w:w="80" w:type="dxa"/>
+              <w:left w:w="110" w:type="dxa"/>
+              <w:right w:w="110" w:type="dxa"/>
             </w:tcMar>
           </w:tcPr>
           <w:p>
@@ -1696,7 +1622,7 @@
                 <w:color w:val="1E293B"/>
                 <w:sz w:val="19"/>
               </w:rPr>
-              <w:t>Toàn bộ 5 lớp</w:t>
+              <w:t>5 nhóm nhịp chuẩn</w:t>
             </w:r>
           </w:p>
         </w:tc>
@@ -1705,10 +1631,10 @@
             <w:tcW w:type="dxa" w:w="1872"/>
             <w:shd w:fill="F8FAFC"/>
             <w:tcMar>
-              <w:top w:w="90" w:type="dxa"/>
-              <w:bottom w:w="90" w:type="dxa"/>
-              <w:left w:w="120" w:type="dxa"/>
-              <w:right w:w="120" w:type="dxa"/>
+              <w:top w:w="80" w:type="dxa"/>
+              <w:bottom w:w="80" w:type="dxa"/>
+              <w:left w:w="110" w:type="dxa"/>
+              <w:right w:w="110" w:type="dxa"/>
             </w:tcMar>
           </w:tcPr>
           <w:p>
@@ -1730,10 +1656,10 @@
             <w:tcW w:type="dxa" w:w="1872"/>
             <w:shd w:fill="F8FAFC"/>
             <w:tcMar>
-              <w:top w:w="90" w:type="dxa"/>
-              <w:bottom w:w="90" w:type="dxa"/>
-              <w:left w:w="120" w:type="dxa"/>
-              <w:right w:w="120" w:type="dxa"/>
+              <w:top w:w="80" w:type="dxa"/>
+              <w:bottom w:w="80" w:type="dxa"/>
+              <w:left w:w="110" w:type="dxa"/>
+              <w:right w:w="110" w:type="dxa"/>
             </w:tcMar>
           </w:tcPr>
           <w:p>
@@ -1755,10 +1681,10 @@
             <w:tcW w:type="dxa" w:w="1872"/>
             <w:shd w:fill="F8FAFC"/>
             <w:tcMar>
-              <w:top w:w="90" w:type="dxa"/>
-              <w:bottom w:w="90" w:type="dxa"/>
-              <w:left w:w="120" w:type="dxa"/>
-              <w:right w:w="120" w:type="dxa"/>
+              <w:top w:w="80" w:type="dxa"/>
+              <w:bottom w:w="80" w:type="dxa"/>
+              <w:left w:w="110" w:type="dxa"/>
+              <w:right w:w="110" w:type="dxa"/>
             </w:tcMar>
           </w:tcPr>
           <w:p>
@@ -1771,7 +1697,7 @@
                 <w:color w:val="1E293B"/>
                 <w:sz w:val="19"/>
               </w:rPr>
-              <w:t>362,355 (hoặc 326k sau tách Val)</w:t>
+              <w:t>326,115 (sau tách Val)</w:t>
             </w:r>
           </w:p>
         </w:tc>
@@ -1779,12 +1705,12 @@
     </w:tbl>
     <w:p>
       <w:pPr>
-        <w:spacing w:before="60" w:after="120"/>
+        <w:spacing w:before="40" w:after="80"/>
       </w:pPr>
     </w:p>
     <w:p>
       <w:pPr>
-        <w:spacing w:before="120" w:after="60"/>
+        <w:spacing w:before="120" w:after="40"/>
         <w:jc w:val="center"/>
       </w:pPr>
       <w:r>
@@ -1824,7 +1750,7 @@
     </w:p>
     <w:p>
       <w:pPr>
-        <w:spacing w:before="40" w:after="200"/>
+        <w:spacing w:before="40" w:after="160"/>
         <w:jc w:val="center"/>
       </w:pPr>
       <w:r>
@@ -1843,12 +1769,12 @@
           <w:color w:val="475569"/>
           <w:sz w:val="19"/>
         </w:rPr>
-        <w:t>Hình thái 5 lớp sóng ECG theo tiêu chuẩn quốc tế AAMI EC57 (N, S, V, F, Q)</w:t>
+        <w:t>Hình thái sóng chuẩn của 5 lớp AAMI EC57 (N, S, V, F, Q)</w:t>
       </w:r>
     </w:p>
     <w:p>
       <w:pPr>
-        <w:spacing w:before="120" w:after="60"/>
+        <w:spacing w:before="120" w:after="40"/>
         <w:jc w:val="center"/>
       </w:pPr>
       <w:r>
@@ -1888,7 +1814,7 @@
     </w:p>
     <w:p>
       <w:pPr>
-        <w:spacing w:before="40" w:after="200"/>
+        <w:spacing w:before="40" w:after="160"/>
         <w:jc w:val="center"/>
       </w:pPr>
       <w:r>
@@ -1907,7 +1833,7 @@
           <w:color w:val="475569"/>
           <w:sz w:val="19"/>
         </w:rPr>
-        <w:t>Phân bố mất cân bằng dữ liệu gốc so với phân bố cân bằng sau kỹ thuật SMOTE</w:t>
+        <w:t>Phân bố dữ liệu mất cân bằng nguyên bản so với phân bố sau SMOTE</w:t>
       </w:r>
     </w:p>
     <w:tbl>
@@ -1926,10 +1852,10 @@
             <w:tcW w:type="dxa" w:w="9360"/>
             <w:shd w:fill="F8FAFC"/>
             <w:tcMar>
-              <w:top w:w="130" w:type="dxa"/>
-              <w:bottom w:w="130" w:type="dxa"/>
-              <w:left w:w="180" w:type="dxa"/>
-              <w:right w:w="150" w:type="dxa"/>
+              <w:top w:w="110" w:type="dxa"/>
+              <w:bottom w:w="110" w:type="dxa"/>
+              <w:left w:w="160" w:type="dxa"/>
+              <w:right w:w="130" w:type="dxa"/>
             </w:tcMar>
             <w:tcBorders>
               <w:top w:val="none"/>
@@ -1947,9 +1873,9 @@
                 <w:rFonts w:ascii="Times New Roman" w:hAnsi="Times New Roman"/>
                 <w:b/>
                 <w:color w:val="1E3A8A"/>
-                <w:sz w:val="22"/>
+                <w:sz w:val="21"/>
               </w:rPr>
-              <w:t>📌 Bài học kỹ thuật sâu sắc: Khắc phục lỗi rò rỉ dữ liệu (Data Leakage)</w:t>
+              <w:t>📌 Bài học kỹ thuật: Xử lý triệt để rò rỉ dữ liệu (Data Leakage)</w:t>
               <w:br/>
             </w:r>
             <w:r>
@@ -1957,9 +1883,9 @@
                 <w:rFonts w:ascii="Times New Roman" w:hAnsi="Times New Roman"/>
                 <w:i/>
                 <w:color w:val="334155"/>
-                <w:sz w:val="21"/>
+                <w:sz w:val="20"/>
               </w:rPr>
-              <w:t>Trong giai đoạn đầu phát triển, nhóm phát hiện hiện tượng Validation Accuracy đạt mức cao bất thường (99.78%) trong khi Test Accuracy chỉ đạt 98.56%. Qua điều tra chuyên sâu, nhóm phát hiện nguyên nhân là lỗi Rò rỉ dữ liệu (Data Leakage) do thực hiện tách tập Validation sau khi đã chạy SMOTE (khiến các mẫu tổng hợp láng giềng rơi vào cả Train và Validation). Nhóm đã khắc phục triệt để bằng cách tách Stratified Validation (10%, 8,756 mẫu) TRƯỚC KHI chạy SMOTE. Kết quả huấn luyện lại đạt Val Accuracy = 98.62% và Test Accuracy = 98.51% (độ lệch chỉ 0.11%), chứng minh mô hình tổng quát hóa thực chất và hoàn toàn không bị rò rỉ dữ liệu.</w:t>
+              <w:t>Khắc phục rò rỉ dữ liệu (Data Leakage): Ban đầu, việc tách Validation sau khi chạy SMOTE khiến Val Accuracy đạt 99.78% (ảo). Nhóm đã sửa triệt để bằng cách tách Stratified Validation (10%, 8,756 mẫu) TRƯỚC KHI chạy SMOTE. Kết quả: Val Accuracy (98.62%) ≈ Test Accuracy (98.51%), độ lệch chỉ 0.11%, chứng minh mô hình tổng quát hóa thực chất.</w:t>
             </w:r>
           </w:p>
         </w:tc>
@@ -1967,20 +1893,20 @@
     </w:tbl>
     <w:p>
       <w:pPr>
-        <w:spacing w:before="60" w:after="120"/>
+        <w:spacing w:before="40" w:after="80"/>
       </w:pPr>
     </w:p>
     <w:p>
       <w:pPr>
         <w:keepNext/>
-        <w:spacing w:before="240" w:after="80"/>
+        <w:spacing w:before="220" w:after="60"/>
       </w:pPr>
       <w:r>
         <w:rPr>
           <w:rFonts w:ascii="Times New Roman" w:hAnsi="Times New Roman"/>
           <w:b/>
           <w:color w:val="2563EB"/>
-          <w:sz w:val="26"/>
+          <w:sz w:val="25"/>
         </w:rPr>
         <w:t>1.4. Chuỗi tiền xử lý tín hiệu số y sinh (DSP Pipeline)</w:t>
       </w:r>
@@ -1996,13 +1922,13 @@
           <w:color w:val="334155"/>
           <w:sz w:val="22"/>
         </w:rPr>
-        <w:t>Để xử lý tín hiệu điện tim thô từ máy đo trong môi trường thực tế, hệ thống xây dựng chuỗi tiền xử lý DSP đa tầng tại backend/core/dsp.py và backend/core/qrs_detector.py:</w:t>
+        <w:t>Chuỗi DSP tại backend/core/dsp.py và backend/core/qrs_detector.py xử lý tín hiệu theo các bước:</w:t>
       </w:r>
     </w:p>
     <w:p>
       <w:pPr>
         <w:pStyle w:val="ListBullet"/>
-        <w:spacing w:line="288" w:lineRule="auto" w:before="0" w:after="60"/>
+        <w:spacing w:line="288" w:lineRule="auto" w:before="0" w:after="50"/>
         <w:jc w:val="both"/>
       </w:pPr>
       <w:r>
@@ -2020,13 +1946,13 @@
           <w:color w:val="334155"/>
           <w:sz w:val="21"/>
         </w:rPr>
-        <w:t>Tín hiệu ECG thường bị ô nhiễm bởi hai nguồn nhiễu chính: (1) Nhiễu trôi đường đẳng điện do hô hấp của bệnh nhân (&lt; 0.5 Hz); và (2) Nhiễu co cơ EMG tần số cao (&gt; 40 Hz). Hệ thống áp dụng bộ lọc thông dải Butterworth bậc 4 trong dải tần 0.5 Hz – 45 Hz giúp giữ trọn vẹn thông tin các phức bộ P-QRS-T.</w:t>
+        <w:t>Bộ lọc thông dải Butterworth bậc 4 dải tần 0.5–45Hz triệt tiêu nhiễu trôi đường đẳng điện hô hấp (&lt; 0.5Hz) và nhiễu cơ EMG (&gt; 40Hz).</w:t>
       </w:r>
     </w:p>
     <w:p>
       <w:pPr>
         <w:pStyle w:val="ListBullet"/>
-        <w:spacing w:line="288" w:lineRule="auto" w:before="0" w:after="60"/>
+        <w:spacing w:line="288" w:lineRule="auto" w:before="0" w:after="50"/>
         <w:jc w:val="both"/>
       </w:pPr>
       <w:r>
@@ -2044,13 +1970,13 @@
           <w:color w:val="334155"/>
           <w:sz w:val="21"/>
         </w:rPr>
-        <w:t>Triệt tiêu hoàn toàn can nhiễu điện từ nguồn xoay chiều sinh hoạt 50 Hz/60 Hz bằng bộ lọc Notch IIR bậc 2 với hệ số phẩm chất Q = 30.</w:t>
+        <w:t>Bộ lọc IIR bậc 2 tại tần số 50Hz (Q=30) triệt tiêu can nhiễu điện lưới sinh hoạt.</w:t>
       </w:r>
     </w:p>
     <w:p>
       <w:pPr>
         <w:pStyle w:val="ListBullet"/>
-        <w:spacing w:line="288" w:lineRule="auto" w:before="0" w:after="60"/>
+        <w:spacing w:line="288" w:lineRule="auto" w:before="0" w:after="50"/>
         <w:jc w:val="both"/>
       </w:pPr>
       <w:r>
@@ -2060,7 +1986,7 @@
           <w:color w:val="1E293B"/>
           <w:sz w:val="21"/>
         </w:rPr>
-        <w:t xml:space="preserve">3. Phát hiện đỉnh R (Pan-Tompkins QRS Detection): </w:t>
+        <w:t xml:space="preserve">3. Thuật toán Pan-Tompkins QRS Detection: </w:t>
       </w:r>
       <w:r>
         <w:rPr>
@@ -2068,13 +1994,13 @@
           <w:color w:val="334155"/>
           <w:sz w:val="21"/>
         </w:rPr>
-        <w:t>Cài đặt thuật toán kinh điển Pan-Tompkins với chuỗi biến đổi: Lấy vi phân bậc 1 làm nổi bật độ dốc sườn QRS -&gt; Bình phương phi tuyến tính triệt tiêu sóng P, T và khuếch đại đỉnh R -&gt; Lấy tích phân cửa sổ động chuyển động (Moving Window Integrator) độ dài 150ms -&gt; Áp dụng ngưỡng biên độ kép thích nghi động thích ứng với biến thiên nhịp.</w:t>
+        <w:t>Vi phân bậc 1 làm rõ độ dốc sườn QRS -&gt; Bình phương phi tuyến tính triệt tiêu sóng P, T -&gt; Tích phân cửa sổ động chuyển động (150ms) -&gt; Ngưỡng biên độ kép thích ứng động thích nghi nhịp.</w:t>
       </w:r>
     </w:p>
     <w:p>
       <w:pPr>
         <w:pStyle w:val="ListBullet"/>
-        <w:spacing w:line="288" w:lineRule="auto" w:before="0" w:after="60"/>
+        <w:spacing w:line="288" w:lineRule="auto" w:before="0" w:after="50"/>
         <w:jc w:val="both"/>
       </w:pPr>
       <w:r>
@@ -2084,7 +2010,7 @@
           <w:color w:val="1E293B"/>
           <w:sz w:val="21"/>
         </w:rPr>
-        <w:t xml:space="preserve">4. Căn chỉnh &amp; Chuẩn hóa nhịp tim (Beat Alignment &amp; Normalization): </w:t>
+        <w:t xml:space="preserve">4. Căn chỉnh &amp; Chuẩn hóa (Beat Segmentation): </w:t>
       </w:r>
       <w:r>
         <w:rPr>
@@ -2092,7 +2018,7 @@
           <w:color w:val="334155"/>
           <w:sz w:val="21"/>
         </w:rPr>
-        <w:t>Từ mỗi đỉnh R tìm được, hệ thống trích xuất một cửa sổ tín hiệu xung quanh đỉnh R, tiến hành nội suy mẫu (Resampling) từ 360 Hz về 125 Hz đồng nhất với miền dữ liệu huấn luyện, và chuẩn hóa Min-Max về đoạn [0, 1] với kích thước cố định 187 điểm mẫu.</w:t>
+        <w:t>Trích xuất cửa sổ 187 mẫu quanh đỉnh R, nội suy mẫu từ 360Hz về 125Hz, chuẩn hóa Min-Max về đoạn [0, 1].</w:t>
       </w:r>
     </w:p>
     <w:p>
@@ -2106,7 +2032,7 @@
           <w:color w:val="334155"/>
           <w:sz w:val="22"/>
         </w:rPr>
-        <w:t>Đánh giá thực nghiệm thuật toán Pan-Tompkins trên 8 bản ghi tiêu biểu (20,546 nhịp tim) của PhysioNet MIT-BIH so với nhãn bác sĩ (.atr) cho thấy độ tin cậy vượt trội:</w:t>
+        <w:t>Kết quả kiểm chứng Pan-Tompkins trên 8 bản ghi tiêu biểu (20,546 nhịp) của PhysioNet so với nhãn bác sĩ (.atr):</w:t>
       </w:r>
     </w:p>
     <w:tbl>
@@ -2136,10 +2062,10 @@
             <w:tcW w:type="dxa" w:w="1872"/>
             <w:shd w:fill="1E3A8A"/>
             <w:tcMar>
-              <w:top w:w="120" w:type="dxa"/>
-              <w:bottom w:w="120" w:type="dxa"/>
-              <w:left w:w="120" w:type="dxa"/>
-              <w:right w:w="120" w:type="dxa"/>
+              <w:top w:w="110" w:type="dxa"/>
+              <w:bottom w:w="110" w:type="dxa"/>
+              <w:left w:w="110" w:type="dxa"/>
+              <w:right w:w="110" w:type="dxa"/>
             </w:tcMar>
           </w:tcPr>
           <w:p>
@@ -2162,10 +2088,10 @@
             <w:tcW w:type="dxa" w:w="1872"/>
             <w:shd w:fill="1E3A8A"/>
             <w:tcMar>
-              <w:top w:w="120" w:type="dxa"/>
-              <w:bottom w:w="120" w:type="dxa"/>
-              <w:left w:w="120" w:type="dxa"/>
-              <w:right w:w="120" w:type="dxa"/>
+              <w:top w:w="110" w:type="dxa"/>
+              <w:bottom w:w="110" w:type="dxa"/>
+              <w:left w:w="110" w:type="dxa"/>
+              <w:right w:w="110" w:type="dxa"/>
             </w:tcMar>
           </w:tcPr>
           <w:p>
@@ -2188,10 +2114,10 @@
             <w:tcW w:type="dxa" w:w="1872"/>
             <w:shd w:fill="1E3A8A"/>
             <w:tcMar>
-              <w:top w:w="120" w:type="dxa"/>
-              <w:bottom w:w="120" w:type="dxa"/>
-              <w:left w:w="120" w:type="dxa"/>
-              <w:right w:w="120" w:type="dxa"/>
+              <w:top w:w="110" w:type="dxa"/>
+              <w:bottom w:w="110" w:type="dxa"/>
+              <w:left w:w="110" w:type="dxa"/>
+              <w:right w:w="110" w:type="dxa"/>
             </w:tcMar>
           </w:tcPr>
           <w:p>
@@ -2205,7 +2131,7 @@
                 <w:color w:val="FFFFFF"/>
                 <w:sz w:val="20"/>
               </w:rPr>
-              <w:t>Độ nhạy (Sensitivity)</w:t>
+              <w:t>Độ nhạy (Sens)</w:t>
             </w:r>
           </w:p>
         </w:tc>
@@ -2214,10 +2140,10 @@
             <w:tcW w:type="dxa" w:w="1872"/>
             <w:shd w:fill="1E3A8A"/>
             <w:tcMar>
-              <w:top w:w="120" w:type="dxa"/>
-              <w:bottom w:w="120" w:type="dxa"/>
-              <w:left w:w="120" w:type="dxa"/>
-              <w:right w:w="120" w:type="dxa"/>
+              <w:top w:w="110" w:type="dxa"/>
+              <w:bottom w:w="110" w:type="dxa"/>
+              <w:left w:w="110" w:type="dxa"/>
+              <w:right w:w="110" w:type="dxa"/>
             </w:tcMar>
           </w:tcPr>
           <w:p>
@@ -2240,10 +2166,10 @@
             <w:tcW w:type="dxa" w:w="1872"/>
             <w:shd w:fill="1E3A8A"/>
             <w:tcMar>
-              <w:top w:w="120" w:type="dxa"/>
-              <w:bottom w:w="120" w:type="dxa"/>
-              <w:left w:w="120" w:type="dxa"/>
-              <w:right w:w="120" w:type="dxa"/>
+              <w:top w:w="110" w:type="dxa"/>
+              <w:bottom w:w="110" w:type="dxa"/>
+              <w:left w:w="110" w:type="dxa"/>
+              <w:right w:w="110" w:type="dxa"/>
             </w:tcMar>
           </w:tcPr>
           <w:p>
@@ -2267,10 +2193,10 @@
           <w:tcPr>
             <w:tcW w:type="dxa" w:w="1872"/>
             <w:tcMar>
-              <w:top w:w="90" w:type="dxa"/>
-              <w:bottom w:w="90" w:type="dxa"/>
-              <w:left w:w="120" w:type="dxa"/>
-              <w:right w:w="120" w:type="dxa"/>
+              <w:top w:w="80" w:type="dxa"/>
+              <w:bottom w:w="80" w:type="dxa"/>
+              <w:left w:w="110" w:type="dxa"/>
+              <w:right w:w="110" w:type="dxa"/>
             </w:tcMar>
           </w:tcPr>
           <w:p>
@@ -2291,10 +2217,10 @@
           <w:tcPr>
             <w:tcW w:type="dxa" w:w="1872"/>
             <w:tcMar>
-              <w:top w:w="90" w:type="dxa"/>
-              <w:bottom w:w="90" w:type="dxa"/>
-              <w:left w:w="120" w:type="dxa"/>
-              <w:right w:w="120" w:type="dxa"/>
+              <w:top w:w="80" w:type="dxa"/>
+              <w:bottom w:w="80" w:type="dxa"/>
+              <w:left w:w="110" w:type="dxa"/>
+              <w:right w:w="110" w:type="dxa"/>
             </w:tcMar>
           </w:tcPr>
           <w:p>
@@ -2315,10 +2241,10 @@
           <w:tcPr>
             <w:tcW w:type="dxa" w:w="1872"/>
             <w:tcMar>
-              <w:top w:w="90" w:type="dxa"/>
-              <w:bottom w:w="90" w:type="dxa"/>
-              <w:left w:w="120" w:type="dxa"/>
-              <w:right w:w="120" w:type="dxa"/>
+              <w:top w:w="80" w:type="dxa"/>
+              <w:bottom w:w="80" w:type="dxa"/>
+              <w:left w:w="110" w:type="dxa"/>
+              <w:right w:w="110" w:type="dxa"/>
             </w:tcMar>
           </w:tcPr>
           <w:p>
@@ -2339,10 +2265,10 @@
           <w:tcPr>
             <w:tcW w:type="dxa" w:w="1872"/>
             <w:tcMar>
-              <w:top w:w="90" w:type="dxa"/>
-              <w:bottom w:w="90" w:type="dxa"/>
-              <w:left w:w="120" w:type="dxa"/>
-              <w:right w:w="120" w:type="dxa"/>
+              <w:top w:w="80" w:type="dxa"/>
+              <w:bottom w:w="80" w:type="dxa"/>
+              <w:left w:w="110" w:type="dxa"/>
+              <w:right w:w="110" w:type="dxa"/>
             </w:tcMar>
           </w:tcPr>
           <w:p>
@@ -2363,10 +2289,10 @@
           <w:tcPr>
             <w:tcW w:type="dxa" w:w="1872"/>
             <w:tcMar>
-              <w:top w:w="90" w:type="dxa"/>
-              <w:bottom w:w="90" w:type="dxa"/>
-              <w:left w:w="120" w:type="dxa"/>
-              <w:right w:w="120" w:type="dxa"/>
+              <w:top w:w="80" w:type="dxa"/>
+              <w:bottom w:w="80" w:type="dxa"/>
+              <w:left w:w="110" w:type="dxa"/>
+              <w:right w:w="110" w:type="dxa"/>
             </w:tcMar>
           </w:tcPr>
           <w:p>
@@ -2390,10 +2316,10 @@
             <w:tcW w:type="dxa" w:w="1872"/>
             <w:shd w:fill="F8FAFC"/>
             <w:tcMar>
-              <w:top w:w="90" w:type="dxa"/>
-              <w:bottom w:w="90" w:type="dxa"/>
-              <w:left w:w="120" w:type="dxa"/>
-              <w:right w:w="120" w:type="dxa"/>
+              <w:top w:w="80" w:type="dxa"/>
+              <w:bottom w:w="80" w:type="dxa"/>
+              <w:left w:w="110" w:type="dxa"/>
+              <w:right w:w="110" w:type="dxa"/>
             </w:tcMar>
           </w:tcPr>
           <w:p>
@@ -2415,10 +2341,10 @@
             <w:tcW w:type="dxa" w:w="1872"/>
             <w:shd w:fill="F8FAFC"/>
             <w:tcMar>
-              <w:top w:w="90" w:type="dxa"/>
-              <w:bottom w:w="90" w:type="dxa"/>
-              <w:left w:w="120" w:type="dxa"/>
-              <w:right w:w="120" w:type="dxa"/>
+              <w:top w:w="80" w:type="dxa"/>
+              <w:bottom w:w="80" w:type="dxa"/>
+              <w:left w:w="110" w:type="dxa"/>
+              <w:right w:w="110" w:type="dxa"/>
             </w:tcMar>
           </w:tcPr>
           <w:p>
@@ -2440,10 +2366,10 @@
             <w:tcW w:type="dxa" w:w="1872"/>
             <w:shd w:fill="F8FAFC"/>
             <w:tcMar>
-              <w:top w:w="90" w:type="dxa"/>
-              <w:bottom w:w="90" w:type="dxa"/>
-              <w:left w:w="120" w:type="dxa"/>
-              <w:right w:w="120" w:type="dxa"/>
+              <w:top w:w="80" w:type="dxa"/>
+              <w:bottom w:w="80" w:type="dxa"/>
+              <w:left w:w="110" w:type="dxa"/>
+              <w:right w:w="110" w:type="dxa"/>
             </w:tcMar>
           </w:tcPr>
           <w:p>
@@ -2465,10 +2391,10 @@
             <w:tcW w:type="dxa" w:w="1872"/>
             <w:shd w:fill="F8FAFC"/>
             <w:tcMar>
-              <w:top w:w="90" w:type="dxa"/>
-              <w:bottom w:w="90" w:type="dxa"/>
-              <w:left w:w="120" w:type="dxa"/>
-              <w:right w:w="120" w:type="dxa"/>
+              <w:top w:w="80" w:type="dxa"/>
+              <w:bottom w:w="80" w:type="dxa"/>
+              <w:left w:w="110" w:type="dxa"/>
+              <w:right w:w="110" w:type="dxa"/>
             </w:tcMar>
           </w:tcPr>
           <w:p>
@@ -2490,10 +2416,10 @@
             <w:tcW w:type="dxa" w:w="1872"/>
             <w:shd w:fill="F8FAFC"/>
             <w:tcMar>
-              <w:top w:w="90" w:type="dxa"/>
-              <w:bottom w:w="90" w:type="dxa"/>
-              <w:left w:w="120" w:type="dxa"/>
-              <w:right w:w="120" w:type="dxa"/>
+              <w:top w:w="80" w:type="dxa"/>
+              <w:bottom w:w="80" w:type="dxa"/>
+              <w:left w:w="110" w:type="dxa"/>
+              <w:right w:w="110" w:type="dxa"/>
             </w:tcMar>
           </w:tcPr>
           <w:p>
@@ -2516,10 +2442,10 @@
           <w:tcPr>
             <w:tcW w:type="dxa" w:w="1872"/>
             <w:tcMar>
-              <w:top w:w="90" w:type="dxa"/>
-              <w:bottom w:w="90" w:type="dxa"/>
-              <w:left w:w="120" w:type="dxa"/>
-              <w:right w:w="120" w:type="dxa"/>
+              <w:top w:w="80" w:type="dxa"/>
+              <w:bottom w:w="80" w:type="dxa"/>
+              <w:left w:w="110" w:type="dxa"/>
+              <w:right w:w="110" w:type="dxa"/>
             </w:tcMar>
           </w:tcPr>
           <w:p>
@@ -2540,10 +2466,10 @@
           <w:tcPr>
             <w:tcW w:type="dxa" w:w="1872"/>
             <w:tcMar>
-              <w:top w:w="90" w:type="dxa"/>
-              <w:bottom w:w="90" w:type="dxa"/>
-              <w:left w:w="120" w:type="dxa"/>
-              <w:right w:w="120" w:type="dxa"/>
+              <w:top w:w="80" w:type="dxa"/>
+              <w:bottom w:w="80" w:type="dxa"/>
+              <w:left w:w="110" w:type="dxa"/>
+              <w:right w:w="110" w:type="dxa"/>
             </w:tcMar>
           </w:tcPr>
           <w:p>
@@ -2564,10 +2490,10 @@
           <w:tcPr>
             <w:tcW w:type="dxa" w:w="1872"/>
             <w:tcMar>
-              <w:top w:w="90" w:type="dxa"/>
-              <w:bottom w:w="90" w:type="dxa"/>
-              <w:left w:w="120" w:type="dxa"/>
-              <w:right w:w="120" w:type="dxa"/>
+              <w:top w:w="80" w:type="dxa"/>
+              <w:bottom w:w="80" w:type="dxa"/>
+              <w:left w:w="110" w:type="dxa"/>
+              <w:right w:w="110" w:type="dxa"/>
             </w:tcMar>
           </w:tcPr>
           <w:p>
@@ -2588,10 +2514,10 @@
           <w:tcPr>
             <w:tcW w:type="dxa" w:w="1872"/>
             <w:tcMar>
-              <w:top w:w="90" w:type="dxa"/>
-              <w:bottom w:w="90" w:type="dxa"/>
-              <w:left w:w="120" w:type="dxa"/>
-              <w:right w:w="120" w:type="dxa"/>
+              <w:top w:w="80" w:type="dxa"/>
+              <w:bottom w:w="80" w:type="dxa"/>
+              <w:left w:w="110" w:type="dxa"/>
+              <w:right w:w="110" w:type="dxa"/>
             </w:tcMar>
           </w:tcPr>
           <w:p>
@@ -2612,10 +2538,10 @@
           <w:tcPr>
             <w:tcW w:type="dxa" w:w="1872"/>
             <w:tcMar>
-              <w:top w:w="90" w:type="dxa"/>
-              <w:bottom w:w="90" w:type="dxa"/>
-              <w:left w:w="120" w:type="dxa"/>
-              <w:right w:w="120" w:type="dxa"/>
+              <w:top w:w="80" w:type="dxa"/>
+              <w:bottom w:w="80" w:type="dxa"/>
+              <w:left w:w="110" w:type="dxa"/>
+              <w:right w:w="110" w:type="dxa"/>
             </w:tcMar>
           </w:tcPr>
           <w:p>
@@ -2639,10 +2565,10 @@
             <w:tcW w:type="dxa" w:w="1872"/>
             <w:shd w:fill="F8FAFC"/>
             <w:tcMar>
-              <w:top w:w="90" w:type="dxa"/>
-              <w:bottom w:w="90" w:type="dxa"/>
-              <w:left w:w="120" w:type="dxa"/>
-              <w:right w:w="120" w:type="dxa"/>
+              <w:top w:w="80" w:type="dxa"/>
+              <w:bottom w:w="80" w:type="dxa"/>
+              <w:left w:w="110" w:type="dxa"/>
+              <w:right w:w="110" w:type="dxa"/>
             </w:tcMar>
           </w:tcPr>
           <w:p>
@@ -2664,10 +2590,10 @@
             <w:tcW w:type="dxa" w:w="1872"/>
             <w:shd w:fill="F8FAFC"/>
             <w:tcMar>
-              <w:top w:w="90" w:type="dxa"/>
-              <w:bottom w:w="90" w:type="dxa"/>
-              <w:left w:w="120" w:type="dxa"/>
-              <w:right w:w="120" w:type="dxa"/>
+              <w:top w:w="80" w:type="dxa"/>
+              <w:bottom w:w="80" w:type="dxa"/>
+              <w:left w:w="110" w:type="dxa"/>
+              <w:right w:w="110" w:type="dxa"/>
             </w:tcMar>
           </w:tcPr>
           <w:p>
@@ -2689,10 +2615,10 @@
             <w:tcW w:type="dxa" w:w="1872"/>
             <w:shd w:fill="F8FAFC"/>
             <w:tcMar>
-              <w:top w:w="90" w:type="dxa"/>
-              <w:bottom w:w="90" w:type="dxa"/>
-              <w:left w:w="120" w:type="dxa"/>
-              <w:right w:w="120" w:type="dxa"/>
+              <w:top w:w="80" w:type="dxa"/>
+              <w:bottom w:w="80" w:type="dxa"/>
+              <w:left w:w="110" w:type="dxa"/>
+              <w:right w:w="110" w:type="dxa"/>
             </w:tcMar>
           </w:tcPr>
           <w:p>
@@ -2714,10 +2640,10 @@
             <w:tcW w:type="dxa" w:w="1872"/>
             <w:shd w:fill="F8FAFC"/>
             <w:tcMar>
-              <w:top w:w="90" w:type="dxa"/>
-              <w:bottom w:w="90" w:type="dxa"/>
-              <w:left w:w="120" w:type="dxa"/>
-              <w:right w:w="120" w:type="dxa"/>
+              <w:top w:w="80" w:type="dxa"/>
+              <w:bottom w:w="80" w:type="dxa"/>
+              <w:left w:w="110" w:type="dxa"/>
+              <w:right w:w="110" w:type="dxa"/>
             </w:tcMar>
           </w:tcPr>
           <w:p>
@@ -2739,10 +2665,10 @@
             <w:tcW w:type="dxa" w:w="1872"/>
             <w:shd w:fill="F8FAFC"/>
             <w:tcMar>
-              <w:top w:w="90" w:type="dxa"/>
-              <w:bottom w:w="90" w:type="dxa"/>
-              <w:left w:w="120" w:type="dxa"/>
-              <w:right w:w="120" w:type="dxa"/>
+              <w:top w:w="80" w:type="dxa"/>
+              <w:bottom w:w="80" w:type="dxa"/>
+              <w:left w:w="110" w:type="dxa"/>
+              <w:right w:w="110" w:type="dxa"/>
             </w:tcMar>
           </w:tcPr>
           <w:p>
@@ -2765,10 +2691,10 @@
           <w:tcPr>
             <w:tcW w:type="dxa" w:w="1872"/>
             <w:tcMar>
-              <w:top w:w="90" w:type="dxa"/>
-              <w:bottom w:w="90" w:type="dxa"/>
-              <w:left w:w="120" w:type="dxa"/>
-              <w:right w:w="120" w:type="dxa"/>
+              <w:top w:w="80" w:type="dxa"/>
+              <w:bottom w:w="80" w:type="dxa"/>
+              <w:left w:w="110" w:type="dxa"/>
+              <w:right w:w="110" w:type="dxa"/>
             </w:tcMar>
           </w:tcPr>
           <w:p>
@@ -2789,10 +2715,10 @@
           <w:tcPr>
             <w:tcW w:type="dxa" w:w="1872"/>
             <w:tcMar>
-              <w:top w:w="90" w:type="dxa"/>
-              <w:bottom w:w="90" w:type="dxa"/>
-              <w:left w:w="120" w:type="dxa"/>
-              <w:right w:w="120" w:type="dxa"/>
+              <w:top w:w="80" w:type="dxa"/>
+              <w:bottom w:w="80" w:type="dxa"/>
+              <w:left w:w="110" w:type="dxa"/>
+              <w:right w:w="110" w:type="dxa"/>
             </w:tcMar>
           </w:tcPr>
           <w:p>
@@ -2813,10 +2739,10 @@
           <w:tcPr>
             <w:tcW w:type="dxa" w:w="1872"/>
             <w:tcMar>
-              <w:top w:w="90" w:type="dxa"/>
-              <w:bottom w:w="90" w:type="dxa"/>
-              <w:left w:w="120" w:type="dxa"/>
-              <w:right w:w="120" w:type="dxa"/>
+              <w:top w:w="80" w:type="dxa"/>
+              <w:bottom w:w="80" w:type="dxa"/>
+              <w:left w:w="110" w:type="dxa"/>
+              <w:right w:w="110" w:type="dxa"/>
             </w:tcMar>
           </w:tcPr>
           <w:p>
@@ -2837,10 +2763,10 @@
           <w:tcPr>
             <w:tcW w:type="dxa" w:w="1872"/>
             <w:tcMar>
-              <w:top w:w="90" w:type="dxa"/>
-              <w:bottom w:w="90" w:type="dxa"/>
-              <w:left w:w="120" w:type="dxa"/>
-              <w:right w:w="120" w:type="dxa"/>
+              <w:top w:w="80" w:type="dxa"/>
+              <w:bottom w:w="80" w:type="dxa"/>
+              <w:left w:w="110" w:type="dxa"/>
+              <w:right w:w="110" w:type="dxa"/>
             </w:tcMar>
           </w:tcPr>
           <w:p>
@@ -2861,10 +2787,10 @@
           <w:tcPr>
             <w:tcW w:type="dxa" w:w="1872"/>
             <w:tcMar>
-              <w:top w:w="90" w:type="dxa"/>
-              <w:bottom w:w="90" w:type="dxa"/>
-              <w:left w:w="120" w:type="dxa"/>
-              <w:right w:w="120" w:type="dxa"/>
+              <w:top w:w="80" w:type="dxa"/>
+              <w:bottom w:w="80" w:type="dxa"/>
+              <w:left w:w="110" w:type="dxa"/>
+              <w:right w:w="110" w:type="dxa"/>
             </w:tcMar>
           </w:tcPr>
           <w:p>
@@ -2888,10 +2814,10 @@
             <w:tcW w:type="dxa" w:w="1872"/>
             <w:shd w:fill="F8FAFC"/>
             <w:tcMar>
-              <w:top w:w="90" w:type="dxa"/>
-              <w:bottom w:w="90" w:type="dxa"/>
-              <w:left w:w="120" w:type="dxa"/>
-              <w:right w:w="120" w:type="dxa"/>
+              <w:top w:w="80" w:type="dxa"/>
+              <w:bottom w:w="80" w:type="dxa"/>
+              <w:left w:w="110" w:type="dxa"/>
+              <w:right w:w="110" w:type="dxa"/>
             </w:tcMar>
           </w:tcPr>
           <w:p>
@@ -2913,10 +2839,10 @@
             <w:tcW w:type="dxa" w:w="1872"/>
             <w:shd w:fill="F8FAFC"/>
             <w:tcMar>
-              <w:top w:w="90" w:type="dxa"/>
-              <w:bottom w:w="90" w:type="dxa"/>
-              <w:left w:w="120" w:type="dxa"/>
-              <w:right w:w="120" w:type="dxa"/>
+              <w:top w:w="80" w:type="dxa"/>
+              <w:bottom w:w="80" w:type="dxa"/>
+              <w:left w:w="110" w:type="dxa"/>
+              <w:right w:w="110" w:type="dxa"/>
             </w:tcMar>
           </w:tcPr>
           <w:p>
@@ -2938,10 +2864,10 @@
             <w:tcW w:type="dxa" w:w="1872"/>
             <w:shd w:fill="F8FAFC"/>
             <w:tcMar>
-              <w:top w:w="90" w:type="dxa"/>
-              <w:bottom w:w="90" w:type="dxa"/>
-              <w:left w:w="120" w:type="dxa"/>
-              <w:right w:w="120" w:type="dxa"/>
+              <w:top w:w="80" w:type="dxa"/>
+              <w:bottom w:w="80" w:type="dxa"/>
+              <w:left w:w="110" w:type="dxa"/>
+              <w:right w:w="110" w:type="dxa"/>
             </w:tcMar>
           </w:tcPr>
           <w:p>
@@ -2963,10 +2889,10 @@
             <w:tcW w:type="dxa" w:w="1872"/>
             <w:shd w:fill="F8FAFC"/>
             <w:tcMar>
-              <w:top w:w="90" w:type="dxa"/>
-              <w:bottom w:w="90" w:type="dxa"/>
-              <w:left w:w="120" w:type="dxa"/>
-              <w:right w:w="120" w:type="dxa"/>
+              <w:top w:w="80" w:type="dxa"/>
+              <w:bottom w:w="80" w:type="dxa"/>
+              <w:left w:w="110" w:type="dxa"/>
+              <w:right w:w="110" w:type="dxa"/>
             </w:tcMar>
           </w:tcPr>
           <w:p>
@@ -2988,10 +2914,10 @@
             <w:tcW w:type="dxa" w:w="1872"/>
             <w:shd w:fill="F8FAFC"/>
             <w:tcMar>
-              <w:top w:w="90" w:type="dxa"/>
-              <w:bottom w:w="90" w:type="dxa"/>
-              <w:left w:w="120" w:type="dxa"/>
-              <w:right w:w="120" w:type="dxa"/>
+              <w:top w:w="80" w:type="dxa"/>
+              <w:bottom w:w="80" w:type="dxa"/>
+              <w:left w:w="110" w:type="dxa"/>
+              <w:right w:w="110" w:type="dxa"/>
             </w:tcMar>
           </w:tcPr>
           <w:p>
@@ -3014,10 +2940,10 @@
           <w:tcPr>
             <w:tcW w:type="dxa" w:w="1872"/>
             <w:tcMar>
-              <w:top w:w="90" w:type="dxa"/>
-              <w:bottom w:w="90" w:type="dxa"/>
-              <w:left w:w="120" w:type="dxa"/>
-              <w:right w:w="120" w:type="dxa"/>
+              <w:top w:w="80" w:type="dxa"/>
+              <w:bottom w:w="80" w:type="dxa"/>
+              <w:left w:w="110" w:type="dxa"/>
+              <w:right w:w="110" w:type="dxa"/>
             </w:tcMar>
           </w:tcPr>
           <w:p>
@@ -3038,10 +2964,10 @@
           <w:tcPr>
             <w:tcW w:type="dxa" w:w="1872"/>
             <w:tcMar>
-              <w:top w:w="90" w:type="dxa"/>
-              <w:bottom w:w="90" w:type="dxa"/>
-              <w:left w:w="120" w:type="dxa"/>
-              <w:right w:w="120" w:type="dxa"/>
+              <w:top w:w="80" w:type="dxa"/>
+              <w:bottom w:w="80" w:type="dxa"/>
+              <w:left w:w="110" w:type="dxa"/>
+              <w:right w:w="110" w:type="dxa"/>
             </w:tcMar>
           </w:tcPr>
           <w:p>
@@ -3054,7 +2980,7 @@
                 <w:color w:val="1E293B"/>
                 <w:sz w:val="19"/>
               </w:rPr>
-              <w:t>Cặp ngoại tâm thu thất tần suất rất cao</w:t>
+              <w:t>Cặp ngoại tâm thu thất tần suất cao</w:t>
             </w:r>
           </w:p>
         </w:tc>
@@ -3062,10 +2988,10 @@
           <w:tcPr>
             <w:tcW w:type="dxa" w:w="1872"/>
             <w:tcMar>
-              <w:top w:w="90" w:type="dxa"/>
-              <w:bottom w:w="90" w:type="dxa"/>
-              <w:left w:w="120" w:type="dxa"/>
-              <w:right w:w="120" w:type="dxa"/>
+              <w:top w:w="80" w:type="dxa"/>
+              <w:bottom w:w="80" w:type="dxa"/>
+              <w:left w:w="110" w:type="dxa"/>
+              <w:right w:w="110" w:type="dxa"/>
             </w:tcMar>
           </w:tcPr>
           <w:p>
@@ -3086,10 +3012,10 @@
           <w:tcPr>
             <w:tcW w:type="dxa" w:w="1872"/>
             <w:tcMar>
-              <w:top w:w="90" w:type="dxa"/>
-              <w:bottom w:w="90" w:type="dxa"/>
-              <w:left w:w="120" w:type="dxa"/>
-              <w:right w:w="120" w:type="dxa"/>
+              <w:top w:w="80" w:type="dxa"/>
+              <w:bottom w:w="80" w:type="dxa"/>
+              <w:left w:w="110" w:type="dxa"/>
+              <w:right w:w="110" w:type="dxa"/>
             </w:tcMar>
           </w:tcPr>
           <w:p>
@@ -3110,10 +3036,10 @@
           <w:tcPr>
             <w:tcW w:type="dxa" w:w="1872"/>
             <w:tcMar>
-              <w:top w:w="90" w:type="dxa"/>
-              <w:bottom w:w="90" w:type="dxa"/>
-              <w:left w:w="120" w:type="dxa"/>
-              <w:right w:w="120" w:type="dxa"/>
+              <w:top w:w="80" w:type="dxa"/>
+              <w:bottom w:w="80" w:type="dxa"/>
+              <w:left w:w="110" w:type="dxa"/>
+              <w:right w:w="110" w:type="dxa"/>
             </w:tcMar>
           </w:tcPr>
           <w:p>
@@ -3137,10 +3063,10 @@
             <w:tcW w:type="dxa" w:w="1872"/>
             <w:shd w:fill="F8FAFC"/>
             <w:tcMar>
-              <w:top w:w="90" w:type="dxa"/>
-              <w:bottom w:w="90" w:type="dxa"/>
-              <w:left w:w="120" w:type="dxa"/>
-              <w:right w:w="120" w:type="dxa"/>
+              <w:top w:w="80" w:type="dxa"/>
+              <w:bottom w:w="80" w:type="dxa"/>
+              <w:left w:w="110" w:type="dxa"/>
+              <w:right w:w="110" w:type="dxa"/>
             </w:tcMar>
           </w:tcPr>
           <w:p>
@@ -3162,10 +3088,10 @@
             <w:tcW w:type="dxa" w:w="1872"/>
             <w:shd w:fill="F8FAFC"/>
             <w:tcMar>
-              <w:top w:w="90" w:type="dxa"/>
-              <w:bottom w:w="90" w:type="dxa"/>
-              <w:left w:w="120" w:type="dxa"/>
-              <w:right w:w="120" w:type="dxa"/>
+              <w:top w:w="80" w:type="dxa"/>
+              <w:bottom w:w="80" w:type="dxa"/>
+              <w:left w:w="110" w:type="dxa"/>
+              <w:right w:w="110" w:type="dxa"/>
             </w:tcMar>
           </w:tcPr>
           <w:p>
@@ -3178,7 +3104,7 @@
                 <w:color w:val="1E293B"/>
                 <w:sz w:val="19"/>
               </w:rPr>
-              <w:t>Cuồng nhĩ, rung thất, biên độ biến dạng mạnh</w:t>
+              <w:t>Cuồng nhĩ, rung thất, biến dạng nặng</w:t>
             </w:r>
           </w:p>
         </w:tc>
@@ -3187,10 +3113,10 @@
             <w:tcW w:type="dxa" w:w="1872"/>
             <w:shd w:fill="F8FAFC"/>
             <w:tcMar>
-              <w:top w:w="90" w:type="dxa"/>
-              <w:bottom w:w="90" w:type="dxa"/>
-              <w:left w:w="120" w:type="dxa"/>
-              <w:right w:w="120" w:type="dxa"/>
+              <w:top w:w="80" w:type="dxa"/>
+              <w:bottom w:w="80" w:type="dxa"/>
+              <w:left w:w="110" w:type="dxa"/>
+              <w:right w:w="110" w:type="dxa"/>
             </w:tcMar>
           </w:tcPr>
           <w:p>
@@ -3212,10 +3138,10 @@
             <w:tcW w:type="dxa" w:w="1872"/>
             <w:shd w:fill="F8FAFC"/>
             <w:tcMar>
-              <w:top w:w="90" w:type="dxa"/>
-              <w:bottom w:w="90" w:type="dxa"/>
-              <w:left w:w="120" w:type="dxa"/>
-              <w:right w:w="120" w:type="dxa"/>
+              <w:top w:w="80" w:type="dxa"/>
+              <w:bottom w:w="80" w:type="dxa"/>
+              <w:left w:w="110" w:type="dxa"/>
+              <w:right w:w="110" w:type="dxa"/>
             </w:tcMar>
           </w:tcPr>
           <w:p>
@@ -3237,10 +3163,10 @@
             <w:tcW w:type="dxa" w:w="1872"/>
             <w:shd w:fill="F8FAFC"/>
             <w:tcMar>
-              <w:top w:w="90" w:type="dxa"/>
-              <w:bottom w:w="90" w:type="dxa"/>
-              <w:left w:w="120" w:type="dxa"/>
-              <w:right w:w="120" w:type="dxa"/>
+              <w:top w:w="80" w:type="dxa"/>
+              <w:bottom w:w="80" w:type="dxa"/>
+              <w:left w:w="110" w:type="dxa"/>
+              <w:right w:w="110" w:type="dxa"/>
             </w:tcMar>
           </w:tcPr>
           <w:p>
@@ -3263,10 +3189,10 @@
           <w:tcPr>
             <w:tcW w:type="dxa" w:w="1872"/>
             <w:tcMar>
-              <w:top w:w="90" w:type="dxa"/>
-              <w:bottom w:w="90" w:type="dxa"/>
-              <w:left w:w="120" w:type="dxa"/>
-              <w:right w:w="120" w:type="dxa"/>
+              <w:top w:w="80" w:type="dxa"/>
+              <w:bottom w:w="80" w:type="dxa"/>
+              <w:left w:w="110" w:type="dxa"/>
+              <w:right w:w="110" w:type="dxa"/>
             </w:tcMar>
           </w:tcPr>
           <w:p>
@@ -3287,10 +3213,10 @@
           <w:tcPr>
             <w:tcW w:type="dxa" w:w="1872"/>
             <w:tcMar>
-              <w:top w:w="90" w:type="dxa"/>
-              <w:bottom w:w="90" w:type="dxa"/>
-              <w:left w:w="120" w:type="dxa"/>
-              <w:right w:w="120" w:type="dxa"/>
+              <w:top w:w="80" w:type="dxa"/>
+              <w:bottom w:w="80" w:type="dxa"/>
+              <w:left w:w="110" w:type="dxa"/>
+              <w:right w:w="110" w:type="dxa"/>
             </w:tcMar>
           </w:tcPr>
           <w:p>
@@ -3303,7 +3229,7 @@
                 <w:color w:val="1E293B"/>
                 <w:sz w:val="19"/>
               </w:rPr>
-              <w:t>Toàn bộ 8 bản ghi kiểm nghiệm thực tế</w:t>
+              <w:t>Toàn bộ 8 bản ghi thực nghiệm</w:t>
             </w:r>
           </w:p>
         </w:tc>
@@ -3311,10 +3237,10 @@
           <w:tcPr>
             <w:tcW w:type="dxa" w:w="1872"/>
             <w:tcMar>
-              <w:top w:w="90" w:type="dxa"/>
-              <w:bottom w:w="90" w:type="dxa"/>
-              <w:left w:w="120" w:type="dxa"/>
-              <w:right w:w="120" w:type="dxa"/>
+              <w:top w:w="80" w:type="dxa"/>
+              <w:bottom w:w="80" w:type="dxa"/>
+              <w:left w:w="110" w:type="dxa"/>
+              <w:right w:w="110" w:type="dxa"/>
             </w:tcMar>
           </w:tcPr>
           <w:p>
@@ -3335,10 +3261,10 @@
           <w:tcPr>
             <w:tcW w:type="dxa" w:w="1872"/>
             <w:tcMar>
-              <w:top w:w="90" w:type="dxa"/>
-              <w:bottom w:w="90" w:type="dxa"/>
-              <w:left w:w="120" w:type="dxa"/>
-              <w:right w:w="120" w:type="dxa"/>
+              <w:top w:w="80" w:type="dxa"/>
+              <w:bottom w:w="80" w:type="dxa"/>
+              <w:left w:w="110" w:type="dxa"/>
+              <w:right w:w="110" w:type="dxa"/>
             </w:tcMar>
           </w:tcPr>
           <w:p>
@@ -3359,10 +3285,10 @@
           <w:tcPr>
             <w:tcW w:type="dxa" w:w="1872"/>
             <w:tcMar>
-              <w:top w:w="90" w:type="dxa"/>
-              <w:bottom w:w="90" w:type="dxa"/>
-              <w:left w:w="120" w:type="dxa"/>
-              <w:right w:w="120" w:type="dxa"/>
+              <w:top w:w="80" w:type="dxa"/>
+              <w:bottom w:w="80" w:type="dxa"/>
+              <w:left w:w="110" w:type="dxa"/>
+              <w:right w:w="110" w:type="dxa"/>
             </w:tcMar>
           </w:tcPr>
           <w:p>
@@ -3383,20 +3309,20 @@
     </w:tbl>
     <w:p>
       <w:pPr>
-        <w:spacing w:before="60" w:after="120"/>
+        <w:spacing w:before="40" w:after="80"/>
       </w:pPr>
     </w:p>
     <w:p>
       <w:pPr>
         <w:keepNext/>
-        <w:spacing w:before="360" w:after="120"/>
+        <w:spacing w:before="320" w:after="120"/>
       </w:pPr>
       <w:r>
         <w:rPr>
           <w:rFonts w:ascii="Times New Roman" w:hAnsi="Times New Roman"/>
           <w:b/>
           <w:color w:val="1E3A8A"/>
-          <w:sz w:val="30"/>
+          <w:sz w:val="29"/>
         </w:rPr>
         <w:t>CHƯƠNG 2: MÔ HÌNH HỌC SÂU (AI CORE), BENCHMARK 5 KIẾN TRÚC, EXPLAINABLE AI &amp; EDGE AI</w:t>
       </w:r>
@@ -3404,16 +3330,16 @@
     <w:p>
       <w:pPr>
         <w:keepNext/>
-        <w:spacing w:before="240" w:after="80"/>
+        <w:spacing w:before="220" w:after="60"/>
       </w:pPr>
       <w:r>
         <w:rPr>
           <w:rFonts w:ascii="Times New Roman" w:hAnsi="Times New Roman"/>
           <w:b/>
           <w:color w:val="2563EB"/>
-          <w:sz w:val="26"/>
+          <w:sz w:val="25"/>
         </w:rPr>
-        <w:t>2.1. Thiết kế và Benchmark thực nghiệm 5 kiến trúc Deep Learning 1D</w:t>
+        <w:t>2.1. Benchmark thực nghiệm 5 kiến trúc Deep Learning 1D</w:t>
       </w:r>
     </w:p>
     <w:p>
@@ -3427,127 +3353,7 @@
           <w:color w:val="334155"/>
           <w:sz w:val="22"/>
         </w:rPr>
-        <w:t>Nhằm tìm kiếm giải pháp tối ưu toàn diện giữa Độ chính xác (Accuracy), Độ nhạy trên các lớp thiểu số (Macro-F1) và Tốc độ thực thi thời gian thực (Inference Latency), nhóm nghiên cứu đã tự thiết kế, cài đặt và huấn luyện độc lập 5 kiến trúc mạng nơ-ron 1D khác nhau trên cùng một môi trường huấn luyện:</w:t>
-      </w:r>
-    </w:p>
-    <w:p>
-      <w:pPr>
-        <w:pStyle w:val="ListBullet"/>
-        <w:spacing w:line="288" w:lineRule="auto" w:before="0" w:after="60"/>
-        <w:jc w:val="both"/>
-      </w:pPr>
-      <w:r>
-        <w:rPr>
-          <w:rFonts w:ascii="Times New Roman" w:hAnsi="Times New Roman"/>
-          <w:b/>
-          <w:color w:val="1E293B"/>
-          <w:sz w:val="21"/>
-        </w:rPr>
-        <w:t xml:space="preserve">1. ResNet-1D: </w:t>
-      </w:r>
-      <w:r>
-        <w:rPr>
-          <w:rFonts w:ascii="Times New Roman" w:hAnsi="Times New Roman"/>
-          <w:color w:val="334155"/>
-          <w:sz w:val="21"/>
-        </w:rPr>
-        <w:t>Mạng tích chập 1D kết hợp liên kết tắt phần dư (Residual Connections), khắc phục triệt để hiện tượng tiêu biến đạo hàm (Vanishing Gradient).</w:t>
-      </w:r>
-    </w:p>
-    <w:p>
-      <w:pPr>
-        <w:pStyle w:val="ListBullet"/>
-        <w:spacing w:line="288" w:lineRule="auto" w:before="0" w:after="60"/>
-        <w:jc w:val="both"/>
-      </w:pPr>
-      <w:r>
-        <w:rPr>
-          <w:rFonts w:ascii="Times New Roman" w:hAnsi="Times New Roman"/>
-          <w:b/>
-          <w:color w:val="1E293B"/>
-          <w:sz w:val="21"/>
-        </w:rPr>
-        <w:t xml:space="preserve">2. CNN1D-LSTM: </w:t>
-      </w:r>
-      <w:r>
-        <w:rPr>
-          <w:rFonts w:ascii="Times New Roman" w:hAnsi="Times New Roman"/>
-          <w:color w:val="334155"/>
-          <w:sz w:val="21"/>
-        </w:rPr>
-        <w:t>Kết hợp giữa các tầng tích chập trích xuất đặc trưng hình thái cục bộ và mạng bộ nhớ ngắn-dài (LSTM) nắm bắt tương quan thời gian.</w:t>
-      </w:r>
-    </w:p>
-    <w:p>
-      <w:pPr>
-        <w:pStyle w:val="ListBullet"/>
-        <w:spacing w:line="288" w:lineRule="auto" w:before="0" w:after="60"/>
-        <w:jc w:val="both"/>
-      </w:pPr>
-      <w:r>
-        <w:rPr>
-          <w:rFonts w:ascii="Times New Roman" w:hAnsi="Times New Roman"/>
-          <w:b/>
-          <w:color w:val="1E293B"/>
-          <w:sz w:val="21"/>
-        </w:rPr>
-        <w:t xml:space="preserve">3. TCN (Temporal Convolutional Network): </w:t>
-      </w:r>
-      <w:r>
-        <w:rPr>
-          <w:rFonts w:ascii="Times New Roman" w:hAnsi="Times New Roman"/>
-          <w:color w:val="334155"/>
-          <w:sz w:val="21"/>
-        </w:rPr>
-        <w:t>Kiến trúc tích chập giãn nở (Dilated Causal Convolutions) mở rộng trường tiếp nhận (Receptive Field) theo cấp số nhân mà không cần dùng cấu trúc hồi quy.</w:t>
-      </w:r>
-    </w:p>
-    <w:p>
-      <w:pPr>
-        <w:pStyle w:val="ListBullet"/>
-        <w:spacing w:line="288" w:lineRule="auto" w:before="0" w:after="60"/>
-        <w:jc w:val="both"/>
-      </w:pPr>
-      <w:r>
-        <w:rPr>
-          <w:rFonts w:ascii="Times New Roman" w:hAnsi="Times New Roman"/>
-          <w:b/>
-          <w:color w:val="1E293B"/>
-          <w:sz w:val="21"/>
-        </w:rPr>
-        <w:t xml:space="preserve">4. Transformer-1D: </w:t>
-      </w:r>
-      <w:r>
-        <w:rPr>
-          <w:rFonts w:ascii="Times New Roman" w:hAnsi="Times New Roman"/>
-          <w:color w:val="334155"/>
-          <w:sz w:val="21"/>
-        </w:rPr>
-        <w:t>Cơ chế tự chú ý đa đầu (Multi-Head Self-Attention) 1 chiều mô hình hóa quan hệ phụ thuộc toàn cục trên chuỗi tín hiệu.</w:t>
-      </w:r>
-    </w:p>
-    <w:p>
-      <w:pPr>
-        <w:pStyle w:val="ListBullet"/>
-        <w:spacing w:line="288" w:lineRule="auto" w:before="0" w:after="60"/>
-        <w:jc w:val="both"/>
-      </w:pPr>
-      <w:r>
-        <w:rPr>
-          <w:rFonts w:ascii="Times New Roman" w:hAnsi="Times New Roman"/>
-          <w:b/>
-          <w:color w:val="1E293B"/>
-          <w:sz w:val="21"/>
-        </w:rPr>
-        <w:t xml:space="preserve">5. Mamba-1D: </w:t>
-      </w:r>
-      <w:r>
-        <w:rPr>
-          <w:rFonts w:ascii="Times New Roman" w:hAnsi="Times New Roman"/>
-          <w:color w:val="334155"/>
-          <w:sz w:val="21"/>
-        </w:rPr>
-        <w:t>Kiến trúc không gian trạng thái chọn lọc (Selective State Space Model) tiên tiến nhất hiện nay, cung cấp năng lực nắm bắt ngữ cảnh dài với độ phức tạp tuyến tính O(N).</w:t>
+        <w:t>Nhóm đã tự thiết kế, cài đặt và huấn luyện độc lập 5 kiến trúc Deep Learning 1D trên cùng tập dữ liệu chuẩn Kaggle MIT-BIH:</w:t>
       </w:r>
     </w:p>
     <w:tbl>
@@ -3580,10 +3386,10 @@
             <w:tcW w:type="dxa" w:w="1170"/>
             <w:shd w:fill="1E3A8A"/>
             <w:tcMar>
-              <w:top w:w="120" w:type="dxa"/>
-              <w:bottom w:w="120" w:type="dxa"/>
-              <w:left w:w="120" w:type="dxa"/>
-              <w:right w:w="120" w:type="dxa"/>
+              <w:top w:w="110" w:type="dxa"/>
+              <w:bottom w:w="110" w:type="dxa"/>
+              <w:left w:w="110" w:type="dxa"/>
+              <w:right w:w="110" w:type="dxa"/>
             </w:tcMar>
           </w:tcPr>
           <w:p>
@@ -3606,10 +3412,10 @@
             <w:tcW w:type="dxa" w:w="1170"/>
             <w:shd w:fill="1E3A8A"/>
             <w:tcMar>
-              <w:top w:w="120" w:type="dxa"/>
-              <w:bottom w:w="120" w:type="dxa"/>
-              <w:left w:w="120" w:type="dxa"/>
-              <w:right w:w="120" w:type="dxa"/>
+              <w:top w:w="110" w:type="dxa"/>
+              <w:bottom w:w="110" w:type="dxa"/>
+              <w:left w:w="110" w:type="dxa"/>
+              <w:right w:w="110" w:type="dxa"/>
             </w:tcMar>
           </w:tcPr>
           <w:p>
@@ -3632,10 +3438,10 @@
             <w:tcW w:type="dxa" w:w="1170"/>
             <w:shd w:fill="1E3A8A"/>
             <w:tcMar>
-              <w:top w:w="120" w:type="dxa"/>
-              <w:bottom w:w="120" w:type="dxa"/>
-              <w:left w:w="120" w:type="dxa"/>
-              <w:right w:w="120" w:type="dxa"/>
+              <w:top w:w="110" w:type="dxa"/>
+              <w:bottom w:w="110" w:type="dxa"/>
+              <w:left w:w="110" w:type="dxa"/>
+              <w:right w:w="110" w:type="dxa"/>
             </w:tcMar>
           </w:tcPr>
           <w:p>
@@ -3658,10 +3464,10 @@
             <w:tcW w:type="dxa" w:w="1170"/>
             <w:shd w:fill="1E3A8A"/>
             <w:tcMar>
-              <w:top w:w="120" w:type="dxa"/>
-              <w:bottom w:w="120" w:type="dxa"/>
-              <w:left w:w="120" w:type="dxa"/>
-              <w:right w:w="120" w:type="dxa"/>
+              <w:top w:w="110" w:type="dxa"/>
+              <w:bottom w:w="110" w:type="dxa"/>
+              <w:left w:w="110" w:type="dxa"/>
+              <w:right w:w="110" w:type="dxa"/>
             </w:tcMar>
           </w:tcPr>
           <w:p>
@@ -3684,10 +3490,10 @@
             <w:tcW w:type="dxa" w:w="1170"/>
             <w:shd w:fill="1E3A8A"/>
             <w:tcMar>
-              <w:top w:w="120" w:type="dxa"/>
-              <w:bottom w:w="120" w:type="dxa"/>
-              <w:left w:w="120" w:type="dxa"/>
-              <w:right w:w="120" w:type="dxa"/>
+              <w:top w:w="110" w:type="dxa"/>
+              <w:bottom w:w="110" w:type="dxa"/>
+              <w:left w:w="110" w:type="dxa"/>
+              <w:right w:w="110" w:type="dxa"/>
             </w:tcMar>
           </w:tcPr>
           <w:p>
@@ -3710,10 +3516,10 @@
             <w:tcW w:type="dxa" w:w="1170"/>
             <w:shd w:fill="1E3A8A"/>
             <w:tcMar>
-              <w:top w:w="120" w:type="dxa"/>
-              <w:bottom w:w="120" w:type="dxa"/>
-              <w:left w:w="120" w:type="dxa"/>
-              <w:right w:w="120" w:type="dxa"/>
+              <w:top w:w="110" w:type="dxa"/>
+              <w:bottom w:w="110" w:type="dxa"/>
+              <w:left w:w="110" w:type="dxa"/>
+              <w:right w:w="110" w:type="dxa"/>
             </w:tcMar>
           </w:tcPr>
           <w:p>
@@ -3736,10 +3542,10 @@
             <w:tcW w:type="dxa" w:w="1170"/>
             <w:shd w:fill="1E3A8A"/>
             <w:tcMar>
-              <w:top w:w="120" w:type="dxa"/>
-              <w:bottom w:w="120" w:type="dxa"/>
-              <w:left w:w="120" w:type="dxa"/>
-              <w:right w:w="120" w:type="dxa"/>
+              <w:top w:w="110" w:type="dxa"/>
+              <w:bottom w:w="110" w:type="dxa"/>
+              <w:left w:w="110" w:type="dxa"/>
+              <w:right w:w="110" w:type="dxa"/>
             </w:tcMar>
           </w:tcPr>
           <w:p>
@@ -3753,7 +3559,7 @@
                 <w:color w:val="FFFFFF"/>
                 <w:sz w:val="20"/>
               </w:rPr>
-              <w:t>Thông lượng (samples/s)</w:t>
+              <w:t>Thông lượng (nhịp/s)</w:t>
             </w:r>
           </w:p>
         </w:tc>
@@ -3762,10 +3568,10 @@
             <w:tcW w:type="dxa" w:w="1170"/>
             <w:shd w:fill="1E3A8A"/>
             <w:tcMar>
-              <w:top w:w="120" w:type="dxa"/>
-              <w:bottom w:w="120" w:type="dxa"/>
-              <w:left w:w="120" w:type="dxa"/>
-              <w:right w:w="120" w:type="dxa"/>
+              <w:top w:w="110" w:type="dxa"/>
+              <w:bottom w:w="110" w:type="dxa"/>
+              <w:left w:w="110" w:type="dxa"/>
+              <w:right w:w="110" w:type="dxa"/>
             </w:tcMar>
           </w:tcPr>
           <w:p>
@@ -3789,10 +3595,10 @@
           <w:tcPr>
             <w:tcW w:type="dxa" w:w="1170"/>
             <w:tcMar>
-              <w:top w:w="90" w:type="dxa"/>
-              <w:bottom w:w="90" w:type="dxa"/>
-              <w:left w:w="120" w:type="dxa"/>
-              <w:right w:w="120" w:type="dxa"/>
+              <w:top w:w="80" w:type="dxa"/>
+              <w:bottom w:w="80" w:type="dxa"/>
+              <w:left w:w="110" w:type="dxa"/>
+              <w:right w:w="110" w:type="dxa"/>
             </w:tcMar>
           </w:tcPr>
           <w:p>
@@ -3813,10 +3619,10 @@
           <w:tcPr>
             <w:tcW w:type="dxa" w:w="1170"/>
             <w:tcMar>
-              <w:top w:w="90" w:type="dxa"/>
-              <w:bottom w:w="90" w:type="dxa"/>
-              <w:left w:w="120" w:type="dxa"/>
-              <w:right w:w="120" w:type="dxa"/>
+              <w:top w:w="80" w:type="dxa"/>
+              <w:bottom w:w="80" w:type="dxa"/>
+              <w:left w:w="110" w:type="dxa"/>
+              <w:right w:w="110" w:type="dxa"/>
             </w:tcMar>
           </w:tcPr>
           <w:p>
@@ -3837,10 +3643,10 @@
           <w:tcPr>
             <w:tcW w:type="dxa" w:w="1170"/>
             <w:tcMar>
-              <w:top w:w="90" w:type="dxa"/>
-              <w:bottom w:w="90" w:type="dxa"/>
-              <w:left w:w="120" w:type="dxa"/>
-              <w:right w:w="120" w:type="dxa"/>
+              <w:top w:w="80" w:type="dxa"/>
+              <w:bottom w:w="80" w:type="dxa"/>
+              <w:left w:w="110" w:type="dxa"/>
+              <w:right w:w="110" w:type="dxa"/>
             </w:tcMar>
           </w:tcPr>
           <w:p>
@@ -3861,10 +3667,10 @@
           <w:tcPr>
             <w:tcW w:type="dxa" w:w="1170"/>
             <w:tcMar>
-              <w:top w:w="90" w:type="dxa"/>
-              <w:bottom w:w="90" w:type="dxa"/>
-              <w:left w:w="120" w:type="dxa"/>
-              <w:right w:w="120" w:type="dxa"/>
+              <w:top w:w="80" w:type="dxa"/>
+              <w:bottom w:w="80" w:type="dxa"/>
+              <w:left w:w="110" w:type="dxa"/>
+              <w:right w:w="110" w:type="dxa"/>
             </w:tcMar>
           </w:tcPr>
           <w:p>
@@ -3885,10 +3691,10 @@
           <w:tcPr>
             <w:tcW w:type="dxa" w:w="1170"/>
             <w:tcMar>
-              <w:top w:w="90" w:type="dxa"/>
-              <w:bottom w:w="90" w:type="dxa"/>
-              <w:left w:w="120" w:type="dxa"/>
-              <w:right w:w="120" w:type="dxa"/>
+              <w:top w:w="80" w:type="dxa"/>
+              <w:bottom w:w="80" w:type="dxa"/>
+              <w:left w:w="110" w:type="dxa"/>
+              <w:right w:w="110" w:type="dxa"/>
             </w:tcMar>
           </w:tcPr>
           <w:p>
@@ -3909,10 +3715,10 @@
           <w:tcPr>
             <w:tcW w:type="dxa" w:w="1170"/>
             <w:tcMar>
-              <w:top w:w="90" w:type="dxa"/>
-              <w:bottom w:w="90" w:type="dxa"/>
-              <w:left w:w="120" w:type="dxa"/>
-              <w:right w:w="120" w:type="dxa"/>
+              <w:top w:w="80" w:type="dxa"/>
+              <w:bottom w:w="80" w:type="dxa"/>
+              <w:left w:w="110" w:type="dxa"/>
+              <w:right w:w="110" w:type="dxa"/>
             </w:tcMar>
           </w:tcPr>
           <w:p>
@@ -3933,10 +3739,10 @@
           <w:tcPr>
             <w:tcW w:type="dxa" w:w="1170"/>
             <w:tcMar>
-              <w:top w:w="90" w:type="dxa"/>
-              <w:bottom w:w="90" w:type="dxa"/>
-              <w:left w:w="120" w:type="dxa"/>
-              <w:right w:w="120" w:type="dxa"/>
+              <w:top w:w="80" w:type="dxa"/>
+              <w:bottom w:w="80" w:type="dxa"/>
+              <w:left w:w="110" w:type="dxa"/>
+              <w:right w:w="110" w:type="dxa"/>
             </w:tcMar>
           </w:tcPr>
           <w:p>
@@ -3957,10 +3763,10 @@
           <w:tcPr>
             <w:tcW w:type="dxa" w:w="1170"/>
             <w:tcMar>
-              <w:top w:w="90" w:type="dxa"/>
-              <w:bottom w:w="90" w:type="dxa"/>
-              <w:left w:w="120" w:type="dxa"/>
-              <w:right w:w="120" w:type="dxa"/>
+              <w:top w:w="80" w:type="dxa"/>
+              <w:bottom w:w="80" w:type="dxa"/>
+              <w:left w:w="110" w:type="dxa"/>
+              <w:right w:w="110" w:type="dxa"/>
             </w:tcMar>
           </w:tcPr>
           <w:p>
@@ -3984,10 +3790,10 @@
             <w:tcW w:type="dxa" w:w="1170"/>
             <w:shd w:fill="F8FAFC"/>
             <w:tcMar>
-              <w:top w:w="90" w:type="dxa"/>
-              <w:bottom w:w="90" w:type="dxa"/>
-              <w:left w:w="120" w:type="dxa"/>
-              <w:right w:w="120" w:type="dxa"/>
+              <w:top w:w="80" w:type="dxa"/>
+              <w:bottom w:w="80" w:type="dxa"/>
+              <w:left w:w="110" w:type="dxa"/>
+              <w:right w:w="110" w:type="dxa"/>
             </w:tcMar>
           </w:tcPr>
           <w:p>
@@ -4009,10 +3815,10 @@
             <w:tcW w:type="dxa" w:w="1170"/>
             <w:shd w:fill="F8FAFC"/>
             <w:tcMar>
-              <w:top w:w="90" w:type="dxa"/>
-              <w:bottom w:w="90" w:type="dxa"/>
-              <w:left w:w="120" w:type="dxa"/>
-              <w:right w:w="120" w:type="dxa"/>
+              <w:top w:w="80" w:type="dxa"/>
+              <w:bottom w:w="80" w:type="dxa"/>
+              <w:left w:w="110" w:type="dxa"/>
+              <w:right w:w="110" w:type="dxa"/>
             </w:tcMar>
           </w:tcPr>
           <w:p>
@@ -4034,10 +3840,10 @@
             <w:tcW w:type="dxa" w:w="1170"/>
             <w:shd w:fill="F8FAFC"/>
             <w:tcMar>
-              <w:top w:w="90" w:type="dxa"/>
-              <w:bottom w:w="90" w:type="dxa"/>
-              <w:left w:w="120" w:type="dxa"/>
-              <w:right w:w="120" w:type="dxa"/>
+              <w:top w:w="80" w:type="dxa"/>
+              <w:bottom w:w="80" w:type="dxa"/>
+              <w:left w:w="110" w:type="dxa"/>
+              <w:right w:w="110" w:type="dxa"/>
             </w:tcMar>
           </w:tcPr>
           <w:p>
@@ -4059,10 +3865,10 @@
             <w:tcW w:type="dxa" w:w="1170"/>
             <w:shd w:fill="F8FAFC"/>
             <w:tcMar>
-              <w:top w:w="90" w:type="dxa"/>
-              <w:bottom w:w="90" w:type="dxa"/>
-              <w:left w:w="120" w:type="dxa"/>
-              <w:right w:w="120" w:type="dxa"/>
+              <w:top w:w="80" w:type="dxa"/>
+              <w:bottom w:w="80" w:type="dxa"/>
+              <w:left w:w="110" w:type="dxa"/>
+              <w:right w:w="110" w:type="dxa"/>
             </w:tcMar>
           </w:tcPr>
           <w:p>
@@ -4084,10 +3890,10 @@
             <w:tcW w:type="dxa" w:w="1170"/>
             <w:shd w:fill="F8FAFC"/>
             <w:tcMar>
-              <w:top w:w="90" w:type="dxa"/>
-              <w:bottom w:w="90" w:type="dxa"/>
-              <w:left w:w="120" w:type="dxa"/>
-              <w:right w:w="120" w:type="dxa"/>
+              <w:top w:w="80" w:type="dxa"/>
+              <w:bottom w:w="80" w:type="dxa"/>
+              <w:left w:w="110" w:type="dxa"/>
+              <w:right w:w="110" w:type="dxa"/>
             </w:tcMar>
           </w:tcPr>
           <w:p>
@@ -4109,10 +3915,10 @@
             <w:tcW w:type="dxa" w:w="1170"/>
             <w:shd w:fill="F8FAFC"/>
             <w:tcMar>
-              <w:top w:w="90" w:type="dxa"/>
-              <w:bottom w:w="90" w:type="dxa"/>
-              <w:left w:w="120" w:type="dxa"/>
-              <w:right w:w="120" w:type="dxa"/>
+              <w:top w:w="80" w:type="dxa"/>
+              <w:bottom w:w="80" w:type="dxa"/>
+              <w:left w:w="110" w:type="dxa"/>
+              <w:right w:w="110" w:type="dxa"/>
             </w:tcMar>
           </w:tcPr>
           <w:p>
@@ -4134,10 +3940,10 @@
             <w:tcW w:type="dxa" w:w="1170"/>
             <w:shd w:fill="F8FAFC"/>
             <w:tcMar>
-              <w:top w:w="90" w:type="dxa"/>
-              <w:bottom w:w="90" w:type="dxa"/>
-              <w:left w:w="120" w:type="dxa"/>
-              <w:right w:w="120" w:type="dxa"/>
+              <w:top w:w="80" w:type="dxa"/>
+              <w:bottom w:w="80" w:type="dxa"/>
+              <w:left w:w="110" w:type="dxa"/>
+              <w:right w:w="110" w:type="dxa"/>
             </w:tcMar>
           </w:tcPr>
           <w:p>
@@ -4159,10 +3965,10 @@
             <w:tcW w:type="dxa" w:w="1170"/>
             <w:shd w:fill="F8FAFC"/>
             <w:tcMar>
-              <w:top w:w="90" w:type="dxa"/>
-              <w:bottom w:w="90" w:type="dxa"/>
-              <w:left w:w="120" w:type="dxa"/>
-              <w:right w:w="120" w:type="dxa"/>
+              <w:top w:w="80" w:type="dxa"/>
+              <w:bottom w:w="80" w:type="dxa"/>
+              <w:left w:w="110" w:type="dxa"/>
+              <w:right w:w="110" w:type="dxa"/>
             </w:tcMar>
           </w:tcPr>
           <w:p>
@@ -4185,10 +3991,10 @@
           <w:tcPr>
             <w:tcW w:type="dxa" w:w="1170"/>
             <w:tcMar>
-              <w:top w:w="90" w:type="dxa"/>
-              <w:bottom w:w="90" w:type="dxa"/>
-              <w:left w:w="120" w:type="dxa"/>
-              <w:right w:w="120" w:type="dxa"/>
+              <w:top w:w="80" w:type="dxa"/>
+              <w:bottom w:w="80" w:type="dxa"/>
+              <w:left w:w="110" w:type="dxa"/>
+              <w:right w:w="110" w:type="dxa"/>
             </w:tcMar>
           </w:tcPr>
           <w:p>
@@ -4209,10 +4015,10 @@
           <w:tcPr>
             <w:tcW w:type="dxa" w:w="1170"/>
             <w:tcMar>
-              <w:top w:w="90" w:type="dxa"/>
-              <w:bottom w:w="90" w:type="dxa"/>
-              <w:left w:w="120" w:type="dxa"/>
-              <w:right w:w="120" w:type="dxa"/>
+              <w:top w:w="80" w:type="dxa"/>
+              <w:bottom w:w="80" w:type="dxa"/>
+              <w:left w:w="110" w:type="dxa"/>
+              <w:right w:w="110" w:type="dxa"/>
             </w:tcMar>
           </w:tcPr>
           <w:p>
@@ -4233,10 +4039,10 @@
           <w:tcPr>
             <w:tcW w:type="dxa" w:w="1170"/>
             <w:tcMar>
-              <w:top w:w="90" w:type="dxa"/>
-              <w:bottom w:w="90" w:type="dxa"/>
-              <w:left w:w="120" w:type="dxa"/>
-              <w:right w:w="120" w:type="dxa"/>
+              <w:top w:w="80" w:type="dxa"/>
+              <w:bottom w:w="80" w:type="dxa"/>
+              <w:left w:w="110" w:type="dxa"/>
+              <w:right w:w="110" w:type="dxa"/>
             </w:tcMar>
           </w:tcPr>
           <w:p>
@@ -4257,10 +4063,10 @@
           <w:tcPr>
             <w:tcW w:type="dxa" w:w="1170"/>
             <w:tcMar>
-              <w:top w:w="90" w:type="dxa"/>
-              <w:bottom w:w="90" w:type="dxa"/>
-              <w:left w:w="120" w:type="dxa"/>
-              <w:right w:w="120" w:type="dxa"/>
+              <w:top w:w="80" w:type="dxa"/>
+              <w:bottom w:w="80" w:type="dxa"/>
+              <w:left w:w="110" w:type="dxa"/>
+              <w:right w:w="110" w:type="dxa"/>
             </w:tcMar>
           </w:tcPr>
           <w:p>
@@ -4281,10 +4087,10 @@
           <w:tcPr>
             <w:tcW w:type="dxa" w:w="1170"/>
             <w:tcMar>
-              <w:top w:w="90" w:type="dxa"/>
-              <w:bottom w:w="90" w:type="dxa"/>
-              <w:left w:w="120" w:type="dxa"/>
-              <w:right w:w="120" w:type="dxa"/>
+              <w:top w:w="80" w:type="dxa"/>
+              <w:bottom w:w="80" w:type="dxa"/>
+              <w:left w:w="110" w:type="dxa"/>
+              <w:right w:w="110" w:type="dxa"/>
             </w:tcMar>
           </w:tcPr>
           <w:p>
@@ -4305,10 +4111,10 @@
           <w:tcPr>
             <w:tcW w:type="dxa" w:w="1170"/>
             <w:tcMar>
-              <w:top w:w="90" w:type="dxa"/>
-              <w:bottom w:w="90" w:type="dxa"/>
-              <w:left w:w="120" w:type="dxa"/>
-              <w:right w:w="120" w:type="dxa"/>
+              <w:top w:w="80" w:type="dxa"/>
+              <w:bottom w:w="80" w:type="dxa"/>
+              <w:left w:w="110" w:type="dxa"/>
+              <w:right w:w="110" w:type="dxa"/>
             </w:tcMar>
           </w:tcPr>
           <w:p>
@@ -4329,10 +4135,10 @@
           <w:tcPr>
             <w:tcW w:type="dxa" w:w="1170"/>
             <w:tcMar>
-              <w:top w:w="90" w:type="dxa"/>
-              <w:bottom w:w="90" w:type="dxa"/>
-              <w:left w:w="120" w:type="dxa"/>
-              <w:right w:w="120" w:type="dxa"/>
+              <w:top w:w="80" w:type="dxa"/>
+              <w:bottom w:w="80" w:type="dxa"/>
+              <w:left w:w="110" w:type="dxa"/>
+              <w:right w:w="110" w:type="dxa"/>
             </w:tcMar>
           </w:tcPr>
           <w:p>
@@ -4353,10 +4159,10 @@
           <w:tcPr>
             <w:tcW w:type="dxa" w:w="1170"/>
             <w:tcMar>
-              <w:top w:w="90" w:type="dxa"/>
-              <w:bottom w:w="90" w:type="dxa"/>
-              <w:left w:w="120" w:type="dxa"/>
-              <w:right w:w="120" w:type="dxa"/>
+              <w:top w:w="80" w:type="dxa"/>
+              <w:bottom w:w="80" w:type="dxa"/>
+              <w:left w:w="110" w:type="dxa"/>
+              <w:right w:w="110" w:type="dxa"/>
             </w:tcMar>
           </w:tcPr>
           <w:p>
@@ -4380,10 +4186,10 @@
             <w:tcW w:type="dxa" w:w="1170"/>
             <w:shd w:fill="F8FAFC"/>
             <w:tcMar>
-              <w:top w:w="90" w:type="dxa"/>
-              <w:bottom w:w="90" w:type="dxa"/>
-              <w:left w:w="120" w:type="dxa"/>
-              <w:right w:w="120" w:type="dxa"/>
+              <w:top w:w="80" w:type="dxa"/>
+              <w:bottom w:w="80" w:type="dxa"/>
+              <w:left w:w="110" w:type="dxa"/>
+              <w:right w:w="110" w:type="dxa"/>
             </w:tcMar>
           </w:tcPr>
           <w:p>
@@ -4405,10 +4211,10 @@
             <w:tcW w:type="dxa" w:w="1170"/>
             <w:shd w:fill="F8FAFC"/>
             <w:tcMar>
-              <w:top w:w="90" w:type="dxa"/>
-              <w:bottom w:w="90" w:type="dxa"/>
-              <w:left w:w="120" w:type="dxa"/>
-              <w:right w:w="120" w:type="dxa"/>
+              <w:top w:w="80" w:type="dxa"/>
+              <w:bottom w:w="80" w:type="dxa"/>
+              <w:left w:w="110" w:type="dxa"/>
+              <w:right w:w="110" w:type="dxa"/>
             </w:tcMar>
           </w:tcPr>
           <w:p>
@@ -4430,10 +4236,10 @@
             <w:tcW w:type="dxa" w:w="1170"/>
             <w:shd w:fill="F8FAFC"/>
             <w:tcMar>
-              <w:top w:w="90" w:type="dxa"/>
-              <w:bottom w:w="90" w:type="dxa"/>
-              <w:left w:w="120" w:type="dxa"/>
-              <w:right w:w="120" w:type="dxa"/>
+              <w:top w:w="80" w:type="dxa"/>
+              <w:bottom w:w="80" w:type="dxa"/>
+              <w:left w:w="110" w:type="dxa"/>
+              <w:right w:w="110" w:type="dxa"/>
             </w:tcMar>
           </w:tcPr>
           <w:p>
@@ -4455,10 +4261,10 @@
             <w:tcW w:type="dxa" w:w="1170"/>
             <w:shd w:fill="F8FAFC"/>
             <w:tcMar>
-              <w:top w:w="90" w:type="dxa"/>
-              <w:bottom w:w="90" w:type="dxa"/>
-              <w:left w:w="120" w:type="dxa"/>
-              <w:right w:w="120" w:type="dxa"/>
+              <w:top w:w="80" w:type="dxa"/>
+              <w:bottom w:w="80" w:type="dxa"/>
+              <w:left w:w="110" w:type="dxa"/>
+              <w:right w:w="110" w:type="dxa"/>
             </w:tcMar>
           </w:tcPr>
           <w:p>
@@ -4480,10 +4286,10 @@
             <w:tcW w:type="dxa" w:w="1170"/>
             <w:shd w:fill="F8FAFC"/>
             <w:tcMar>
-              <w:top w:w="90" w:type="dxa"/>
-              <w:bottom w:w="90" w:type="dxa"/>
-              <w:left w:w="120" w:type="dxa"/>
-              <w:right w:w="120" w:type="dxa"/>
+              <w:top w:w="80" w:type="dxa"/>
+              <w:bottom w:w="80" w:type="dxa"/>
+              <w:left w:w="110" w:type="dxa"/>
+              <w:right w:w="110" w:type="dxa"/>
             </w:tcMar>
           </w:tcPr>
           <w:p>
@@ -4505,10 +4311,10 @@
             <w:tcW w:type="dxa" w:w="1170"/>
             <w:shd w:fill="F8FAFC"/>
             <w:tcMar>
-              <w:top w:w="90" w:type="dxa"/>
-              <w:bottom w:w="90" w:type="dxa"/>
-              <w:left w:w="120" w:type="dxa"/>
-              <w:right w:w="120" w:type="dxa"/>
+              <w:top w:w="80" w:type="dxa"/>
+              <w:bottom w:w="80" w:type="dxa"/>
+              <w:left w:w="110" w:type="dxa"/>
+              <w:right w:w="110" w:type="dxa"/>
             </w:tcMar>
           </w:tcPr>
           <w:p>
@@ -4530,10 +4336,10 @@
             <w:tcW w:type="dxa" w:w="1170"/>
             <w:shd w:fill="F8FAFC"/>
             <w:tcMar>
-              <w:top w:w="90" w:type="dxa"/>
-              <w:bottom w:w="90" w:type="dxa"/>
-              <w:left w:w="120" w:type="dxa"/>
-              <w:right w:w="120" w:type="dxa"/>
+              <w:top w:w="80" w:type="dxa"/>
+              <w:bottom w:w="80" w:type="dxa"/>
+              <w:left w:w="110" w:type="dxa"/>
+              <w:right w:w="110" w:type="dxa"/>
             </w:tcMar>
           </w:tcPr>
           <w:p>
@@ -4555,10 +4361,10 @@
             <w:tcW w:type="dxa" w:w="1170"/>
             <w:shd w:fill="F8FAFC"/>
             <w:tcMar>
-              <w:top w:w="90" w:type="dxa"/>
-              <w:bottom w:w="90" w:type="dxa"/>
-              <w:left w:w="120" w:type="dxa"/>
-              <w:right w:w="120" w:type="dxa"/>
+              <w:top w:w="80" w:type="dxa"/>
+              <w:bottom w:w="80" w:type="dxa"/>
+              <w:left w:w="110" w:type="dxa"/>
+              <w:right w:w="110" w:type="dxa"/>
             </w:tcMar>
           </w:tcPr>
           <w:p>
@@ -4581,10 +4387,10 @@
           <w:tcPr>
             <w:tcW w:type="dxa" w:w="1170"/>
             <w:tcMar>
-              <w:top w:w="90" w:type="dxa"/>
-              <w:bottom w:w="90" w:type="dxa"/>
-              <w:left w:w="120" w:type="dxa"/>
-              <w:right w:w="120" w:type="dxa"/>
+              <w:top w:w="80" w:type="dxa"/>
+              <w:bottom w:w="80" w:type="dxa"/>
+              <w:left w:w="110" w:type="dxa"/>
+              <w:right w:w="110" w:type="dxa"/>
             </w:tcMar>
           </w:tcPr>
           <w:p>
@@ -4605,10 +4411,10 @@
           <w:tcPr>
             <w:tcW w:type="dxa" w:w="1170"/>
             <w:tcMar>
-              <w:top w:w="90" w:type="dxa"/>
-              <w:bottom w:w="90" w:type="dxa"/>
-              <w:left w:w="120" w:type="dxa"/>
-              <w:right w:w="120" w:type="dxa"/>
+              <w:top w:w="80" w:type="dxa"/>
+              <w:bottom w:w="80" w:type="dxa"/>
+              <w:left w:w="110" w:type="dxa"/>
+              <w:right w:w="110" w:type="dxa"/>
             </w:tcMar>
           </w:tcPr>
           <w:p>
@@ -4629,10 +4435,10 @@
           <w:tcPr>
             <w:tcW w:type="dxa" w:w="1170"/>
             <w:tcMar>
-              <w:top w:w="90" w:type="dxa"/>
-              <w:bottom w:w="90" w:type="dxa"/>
-              <w:left w:w="120" w:type="dxa"/>
-              <w:right w:w="120" w:type="dxa"/>
+              <w:top w:w="80" w:type="dxa"/>
+              <w:bottom w:w="80" w:type="dxa"/>
+              <w:left w:w="110" w:type="dxa"/>
+              <w:right w:w="110" w:type="dxa"/>
             </w:tcMar>
           </w:tcPr>
           <w:p>
@@ -4653,10 +4459,10 @@
           <w:tcPr>
             <w:tcW w:type="dxa" w:w="1170"/>
             <w:tcMar>
-              <w:top w:w="90" w:type="dxa"/>
-              <w:bottom w:w="90" w:type="dxa"/>
-              <w:left w:w="120" w:type="dxa"/>
-              <w:right w:w="120" w:type="dxa"/>
+              <w:top w:w="80" w:type="dxa"/>
+              <w:bottom w:w="80" w:type="dxa"/>
+              <w:left w:w="110" w:type="dxa"/>
+              <w:right w:w="110" w:type="dxa"/>
             </w:tcMar>
           </w:tcPr>
           <w:p>
@@ -4677,10 +4483,10 @@
           <w:tcPr>
             <w:tcW w:type="dxa" w:w="1170"/>
             <w:tcMar>
-              <w:top w:w="90" w:type="dxa"/>
-              <w:bottom w:w="90" w:type="dxa"/>
-              <w:left w:w="120" w:type="dxa"/>
-              <w:right w:w="120" w:type="dxa"/>
+              <w:top w:w="80" w:type="dxa"/>
+              <w:bottom w:w="80" w:type="dxa"/>
+              <w:left w:w="110" w:type="dxa"/>
+              <w:right w:w="110" w:type="dxa"/>
             </w:tcMar>
           </w:tcPr>
           <w:p>
@@ -4701,10 +4507,10 @@
           <w:tcPr>
             <w:tcW w:type="dxa" w:w="1170"/>
             <w:tcMar>
-              <w:top w:w="90" w:type="dxa"/>
-              <w:bottom w:w="90" w:type="dxa"/>
-              <w:left w:w="120" w:type="dxa"/>
-              <w:right w:w="120" w:type="dxa"/>
+              <w:top w:w="80" w:type="dxa"/>
+              <w:bottom w:w="80" w:type="dxa"/>
+              <w:left w:w="110" w:type="dxa"/>
+              <w:right w:w="110" w:type="dxa"/>
             </w:tcMar>
           </w:tcPr>
           <w:p>
@@ -4725,10 +4531,10 @@
           <w:tcPr>
             <w:tcW w:type="dxa" w:w="1170"/>
             <w:tcMar>
-              <w:top w:w="90" w:type="dxa"/>
-              <w:bottom w:w="90" w:type="dxa"/>
-              <w:left w:w="120" w:type="dxa"/>
-              <w:right w:w="120" w:type="dxa"/>
+              <w:top w:w="80" w:type="dxa"/>
+              <w:bottom w:w="80" w:type="dxa"/>
+              <w:left w:w="110" w:type="dxa"/>
+              <w:right w:w="110" w:type="dxa"/>
             </w:tcMar>
           </w:tcPr>
           <w:p>
@@ -4749,10 +4555,10 @@
           <w:tcPr>
             <w:tcW w:type="dxa" w:w="1170"/>
             <w:tcMar>
-              <w:top w:w="90" w:type="dxa"/>
-              <w:bottom w:w="90" w:type="dxa"/>
-              <w:left w:w="120" w:type="dxa"/>
-              <w:right w:w="120" w:type="dxa"/>
+              <w:top w:w="80" w:type="dxa"/>
+              <w:bottom w:w="80" w:type="dxa"/>
+              <w:left w:w="110" w:type="dxa"/>
+              <w:right w:w="110" w:type="dxa"/>
             </w:tcMar>
           </w:tcPr>
           <w:p>
@@ -4773,12 +4579,12 @@
     </w:tbl>
     <w:p>
       <w:pPr>
-        <w:spacing w:before="60" w:after="120"/>
+        <w:spacing w:before="40" w:after="80"/>
       </w:pPr>
     </w:p>
     <w:p>
       <w:pPr>
-        <w:spacing w:before="120" w:after="60"/>
+        <w:spacing w:before="120" w:after="40"/>
         <w:jc w:val="center"/>
       </w:pPr>
       <w:r>
@@ -4818,7 +4624,7 @@
     </w:p>
     <w:p>
       <w:pPr>
-        <w:spacing w:before="40" w:after="200"/>
+        <w:spacing w:before="40" w:after="160"/>
         <w:jc w:val="center"/>
       </w:pPr>
       <w:r>
@@ -4837,22 +4643,22 @@
           <w:color w:val="475569"/>
           <w:sz w:val="19"/>
         </w:rPr>
-        <w:t>So sánh tổng thể hiệu năng, độ trễ và số lượng tham số giữa 5 kiến trúc Deep Learning 1D</w:t>
+        <w:t>So sánh hiệu năng tổng thể, độ trễ suy luận và số lượng tham số giữa 5 kiến trúc</w:t>
       </w:r>
     </w:p>
     <w:p>
       <w:pPr>
         <w:keepNext/>
-        <w:spacing w:before="240" w:after="80"/>
+        <w:spacing w:before="220" w:after="60"/>
       </w:pPr>
       <w:r>
         <w:rPr>
           <w:rFonts w:ascii="Times New Roman" w:hAnsi="Times New Roman"/>
           <w:b/>
           <w:color w:val="2563EB"/>
-          <w:sz w:val="26"/>
+          <w:sz w:val="25"/>
         </w:rPr>
-        <w:t>2.2. Chi tiết kiến trúc mô hình triển khai ResNet-1D &amp; Phân tích ma trận nhầm lẫn</w:t>
+        <w:t>2.2. Kiến trúc mô hình sản xuất ResNet-1D &amp; Ma trận nhầm lẫn</w:t>
       </w:r>
     </w:p>
     <w:p>
@@ -4866,21 +4672,7 @@
           <w:color w:val="334155"/>
           <w:sz w:val="22"/>
         </w:rPr>
-        <w:t>Dựa trên kết quả benchmark thực nghiệm, ResNet-1D được lựa chọn làm mô hình triển khai chính thức cho hệ thống sản xuất nhờ chỉ số Macro-F1 (91.70%) và Accuracy (98.43% - 98.57%) vượt trội nhất trong khi độ trễ suy luận chỉ 0.13 ms, hoàn toàn đáp ứng yêu cầu xử lý thời gian thực.</w:t>
-      </w:r>
-    </w:p>
-    <w:p>
-      <w:pPr>
-        <w:spacing w:line="300" w:lineRule="auto" w:before="0" w:after="80"/>
-        <w:jc w:val="both"/>
-      </w:pPr>
-      <w:r>
-        <w:rPr>
-          <w:rFonts w:ascii="Times New Roman" w:hAnsi="Times New Roman"/>
-          <w:color w:val="334155"/>
-          <w:sz w:val="22"/>
-        </w:rPr>
-        <w:t>Kiến trúc chi tiết của ResNet-1D gồm: (1) Stem Block: Conv1D (kernel=7, stride=2, filters=32) -&gt; BatchNorm -&gt; ReLU -&gt; MaxPool1D; (2) 3 khối Residual Blocks liên tiếp với kênh số tăng dần (32 -&gt; 64 -&gt; 128 -&gt; 256), mỗi khối chứa 2 tầng Conv1D (kernel=5) kèm kết nối tắt (Shortcut Connection); (3) Global Adaptive Average Pooling 1D nén vector đặc trưng về kích thước 256; (4) Fully Connected Layer và Softmax cho 5 lớp đầu ra.</w:t>
+        <w:t>ResNet-1D được chọn làm mô hình triển khai nhờ cân bằng tối ưu giữa Macro-F1 (91.70%) và độ trễ suy luận siêu thấp (0.13 ms/nhịp). Kiến trúc gồm Stem Conv1D (k=7, s=2, c=32) -&gt; 3 khối Residual Blocks (kênh 32 -&gt; 64 -&gt; 128 -&gt; 256, k=5) với liên kết tắt -&gt; Global Adaptive Average Pooling -&gt; Linear Classifier 5 lớp.</w:t>
       </w:r>
     </w:p>
     <w:tbl>
@@ -4910,10 +4702,10 @@
             <w:tcW w:type="dxa" w:w="1872"/>
             <w:shd w:fill="1E3A8A"/>
             <w:tcMar>
-              <w:top w:w="120" w:type="dxa"/>
-              <w:bottom w:w="120" w:type="dxa"/>
-              <w:left w:w="120" w:type="dxa"/>
-              <w:right w:w="120" w:type="dxa"/>
+              <w:top w:w="110" w:type="dxa"/>
+              <w:bottom w:w="110" w:type="dxa"/>
+              <w:left w:w="110" w:type="dxa"/>
+              <w:right w:w="110" w:type="dxa"/>
             </w:tcMar>
           </w:tcPr>
           <w:p>
@@ -4936,10 +4728,10 @@
             <w:tcW w:type="dxa" w:w="1872"/>
             <w:shd w:fill="1E3A8A"/>
             <w:tcMar>
-              <w:top w:w="120" w:type="dxa"/>
-              <w:bottom w:w="120" w:type="dxa"/>
-              <w:left w:w="120" w:type="dxa"/>
-              <w:right w:w="120" w:type="dxa"/>
+              <w:top w:w="110" w:type="dxa"/>
+              <w:bottom w:w="110" w:type="dxa"/>
+              <w:left w:w="110" w:type="dxa"/>
+              <w:right w:w="110" w:type="dxa"/>
             </w:tcMar>
           </w:tcPr>
           <w:p>
@@ -4962,10 +4754,10 @@
             <w:tcW w:type="dxa" w:w="1872"/>
             <w:shd w:fill="1E3A8A"/>
             <w:tcMar>
-              <w:top w:w="120" w:type="dxa"/>
-              <w:bottom w:w="120" w:type="dxa"/>
-              <w:left w:w="120" w:type="dxa"/>
-              <w:right w:w="120" w:type="dxa"/>
+              <w:top w:w="110" w:type="dxa"/>
+              <w:bottom w:w="110" w:type="dxa"/>
+              <w:left w:w="110" w:type="dxa"/>
+              <w:right w:w="110" w:type="dxa"/>
             </w:tcMar>
           </w:tcPr>
           <w:p>
@@ -4988,10 +4780,10 @@
             <w:tcW w:type="dxa" w:w="1872"/>
             <w:shd w:fill="1E3A8A"/>
             <w:tcMar>
-              <w:top w:w="120" w:type="dxa"/>
-              <w:bottom w:w="120" w:type="dxa"/>
-              <w:left w:w="120" w:type="dxa"/>
-              <w:right w:w="120" w:type="dxa"/>
+              <w:top w:w="110" w:type="dxa"/>
+              <w:bottom w:w="110" w:type="dxa"/>
+              <w:left w:w="110" w:type="dxa"/>
+              <w:right w:w="110" w:type="dxa"/>
             </w:tcMar>
           </w:tcPr>
           <w:p>
@@ -5014,10 +4806,10 @@
             <w:tcW w:type="dxa" w:w="1872"/>
             <w:shd w:fill="1E3A8A"/>
             <w:tcMar>
-              <w:top w:w="120" w:type="dxa"/>
-              <w:bottom w:w="120" w:type="dxa"/>
-              <w:left w:w="120" w:type="dxa"/>
-              <w:right w:w="120" w:type="dxa"/>
+              <w:top w:w="110" w:type="dxa"/>
+              <w:bottom w:w="110" w:type="dxa"/>
+              <w:left w:w="110" w:type="dxa"/>
+              <w:right w:w="110" w:type="dxa"/>
             </w:tcMar>
           </w:tcPr>
           <w:p>
@@ -5041,10 +4833,10 @@
           <w:tcPr>
             <w:tcW w:type="dxa" w:w="1872"/>
             <w:tcMar>
-              <w:top w:w="90" w:type="dxa"/>
-              <w:bottom w:w="90" w:type="dxa"/>
-              <w:left w:w="120" w:type="dxa"/>
-              <w:right w:w="120" w:type="dxa"/>
+              <w:top w:w="80" w:type="dxa"/>
+              <w:bottom w:w="80" w:type="dxa"/>
+              <w:left w:w="110" w:type="dxa"/>
+              <w:right w:w="110" w:type="dxa"/>
             </w:tcMar>
           </w:tcPr>
           <w:p>
@@ -5065,10 +4857,10 @@
           <w:tcPr>
             <w:tcW w:type="dxa" w:w="1872"/>
             <w:tcMar>
-              <w:top w:w="90" w:type="dxa"/>
-              <w:bottom w:w="90" w:type="dxa"/>
-              <w:left w:w="120" w:type="dxa"/>
-              <w:right w:w="120" w:type="dxa"/>
+              <w:top w:w="80" w:type="dxa"/>
+              <w:bottom w:w="80" w:type="dxa"/>
+              <w:left w:w="110" w:type="dxa"/>
+              <w:right w:w="110" w:type="dxa"/>
             </w:tcMar>
           </w:tcPr>
           <w:p>
@@ -5089,10 +4881,10 @@
           <w:tcPr>
             <w:tcW w:type="dxa" w:w="1872"/>
             <w:tcMar>
-              <w:top w:w="90" w:type="dxa"/>
-              <w:bottom w:w="90" w:type="dxa"/>
-              <w:left w:w="120" w:type="dxa"/>
-              <w:right w:w="120" w:type="dxa"/>
+              <w:top w:w="80" w:type="dxa"/>
+              <w:bottom w:w="80" w:type="dxa"/>
+              <w:left w:w="110" w:type="dxa"/>
+              <w:right w:w="110" w:type="dxa"/>
             </w:tcMar>
           </w:tcPr>
           <w:p>
@@ -5113,10 +4905,10 @@
           <w:tcPr>
             <w:tcW w:type="dxa" w:w="1872"/>
             <w:tcMar>
-              <w:top w:w="90" w:type="dxa"/>
-              <w:bottom w:w="90" w:type="dxa"/>
-              <w:left w:w="120" w:type="dxa"/>
-              <w:right w:w="120" w:type="dxa"/>
+              <w:top w:w="80" w:type="dxa"/>
+              <w:bottom w:w="80" w:type="dxa"/>
+              <w:left w:w="110" w:type="dxa"/>
+              <w:right w:w="110" w:type="dxa"/>
             </w:tcMar>
           </w:tcPr>
           <w:p>
@@ -5137,10 +4929,10 @@
           <w:tcPr>
             <w:tcW w:type="dxa" w:w="1872"/>
             <w:tcMar>
-              <w:top w:w="90" w:type="dxa"/>
-              <w:bottom w:w="90" w:type="dxa"/>
-              <w:left w:w="120" w:type="dxa"/>
-              <w:right w:w="120" w:type="dxa"/>
+              <w:top w:w="80" w:type="dxa"/>
+              <w:bottom w:w="80" w:type="dxa"/>
+              <w:left w:w="110" w:type="dxa"/>
+              <w:right w:w="110" w:type="dxa"/>
             </w:tcMar>
           </w:tcPr>
           <w:p>
@@ -5164,10 +4956,10 @@
             <w:tcW w:type="dxa" w:w="1872"/>
             <w:shd w:fill="F8FAFC"/>
             <w:tcMar>
-              <w:top w:w="90" w:type="dxa"/>
-              <w:bottom w:w="90" w:type="dxa"/>
-              <w:left w:w="120" w:type="dxa"/>
-              <w:right w:w="120" w:type="dxa"/>
+              <w:top w:w="80" w:type="dxa"/>
+              <w:bottom w:w="80" w:type="dxa"/>
+              <w:left w:w="110" w:type="dxa"/>
+              <w:right w:w="110" w:type="dxa"/>
             </w:tcMar>
           </w:tcPr>
           <w:p>
@@ -5189,10 +4981,10 @@
             <w:tcW w:type="dxa" w:w="1872"/>
             <w:shd w:fill="F8FAFC"/>
             <w:tcMar>
-              <w:top w:w="90" w:type="dxa"/>
-              <w:bottom w:w="90" w:type="dxa"/>
-              <w:left w:w="120" w:type="dxa"/>
-              <w:right w:w="120" w:type="dxa"/>
+              <w:top w:w="80" w:type="dxa"/>
+              <w:bottom w:w="80" w:type="dxa"/>
+              <w:left w:w="110" w:type="dxa"/>
+              <w:right w:w="110" w:type="dxa"/>
             </w:tcMar>
           </w:tcPr>
           <w:p>
@@ -5214,10 +5006,10 @@
             <w:tcW w:type="dxa" w:w="1872"/>
             <w:shd w:fill="F8FAFC"/>
             <w:tcMar>
-              <w:top w:w="90" w:type="dxa"/>
-              <w:bottom w:w="90" w:type="dxa"/>
-              <w:left w:w="120" w:type="dxa"/>
-              <w:right w:w="120" w:type="dxa"/>
+              <w:top w:w="80" w:type="dxa"/>
+              <w:bottom w:w="80" w:type="dxa"/>
+              <w:left w:w="110" w:type="dxa"/>
+              <w:right w:w="110" w:type="dxa"/>
             </w:tcMar>
           </w:tcPr>
           <w:p>
@@ -5239,10 +5031,10 @@
             <w:tcW w:type="dxa" w:w="1872"/>
             <w:shd w:fill="F8FAFC"/>
             <w:tcMar>
-              <w:top w:w="90" w:type="dxa"/>
-              <w:bottom w:w="90" w:type="dxa"/>
-              <w:left w:w="120" w:type="dxa"/>
-              <w:right w:w="120" w:type="dxa"/>
+              <w:top w:w="80" w:type="dxa"/>
+              <w:bottom w:w="80" w:type="dxa"/>
+              <w:left w:w="110" w:type="dxa"/>
+              <w:right w:w="110" w:type="dxa"/>
             </w:tcMar>
           </w:tcPr>
           <w:p>
@@ -5264,10 +5056,10 @@
             <w:tcW w:type="dxa" w:w="1872"/>
             <w:shd w:fill="F8FAFC"/>
             <w:tcMar>
-              <w:top w:w="90" w:type="dxa"/>
-              <w:bottom w:w="90" w:type="dxa"/>
-              <w:left w:w="120" w:type="dxa"/>
-              <w:right w:w="120" w:type="dxa"/>
+              <w:top w:w="80" w:type="dxa"/>
+              <w:bottom w:w="80" w:type="dxa"/>
+              <w:left w:w="110" w:type="dxa"/>
+              <w:right w:w="110" w:type="dxa"/>
             </w:tcMar>
           </w:tcPr>
           <w:p>
@@ -5290,10 +5082,10 @@
           <w:tcPr>
             <w:tcW w:type="dxa" w:w="1872"/>
             <w:tcMar>
-              <w:top w:w="90" w:type="dxa"/>
-              <w:bottom w:w="90" w:type="dxa"/>
-              <w:left w:w="120" w:type="dxa"/>
-              <w:right w:w="120" w:type="dxa"/>
+              <w:top w:w="80" w:type="dxa"/>
+              <w:bottom w:w="80" w:type="dxa"/>
+              <w:left w:w="110" w:type="dxa"/>
+              <w:right w:w="110" w:type="dxa"/>
             </w:tcMar>
           </w:tcPr>
           <w:p>
@@ -5314,10 +5106,10 @@
           <w:tcPr>
             <w:tcW w:type="dxa" w:w="1872"/>
             <w:tcMar>
-              <w:top w:w="90" w:type="dxa"/>
-              <w:bottom w:w="90" w:type="dxa"/>
-              <w:left w:w="120" w:type="dxa"/>
-              <w:right w:w="120" w:type="dxa"/>
+              <w:top w:w="80" w:type="dxa"/>
+              <w:bottom w:w="80" w:type="dxa"/>
+              <w:left w:w="110" w:type="dxa"/>
+              <w:right w:w="110" w:type="dxa"/>
             </w:tcMar>
           </w:tcPr>
           <w:p>
@@ -5338,10 +5130,10 @@
           <w:tcPr>
             <w:tcW w:type="dxa" w:w="1872"/>
             <w:tcMar>
-              <w:top w:w="90" w:type="dxa"/>
-              <w:bottom w:w="90" w:type="dxa"/>
-              <w:left w:w="120" w:type="dxa"/>
-              <w:right w:w="120" w:type="dxa"/>
+              <w:top w:w="80" w:type="dxa"/>
+              <w:bottom w:w="80" w:type="dxa"/>
+              <w:left w:w="110" w:type="dxa"/>
+              <w:right w:w="110" w:type="dxa"/>
             </w:tcMar>
           </w:tcPr>
           <w:p>
@@ -5362,10 +5154,10 @@
           <w:tcPr>
             <w:tcW w:type="dxa" w:w="1872"/>
             <w:tcMar>
-              <w:top w:w="90" w:type="dxa"/>
-              <w:bottom w:w="90" w:type="dxa"/>
-              <w:left w:w="120" w:type="dxa"/>
-              <w:right w:w="120" w:type="dxa"/>
+              <w:top w:w="80" w:type="dxa"/>
+              <w:bottom w:w="80" w:type="dxa"/>
+              <w:left w:w="110" w:type="dxa"/>
+              <w:right w:w="110" w:type="dxa"/>
             </w:tcMar>
           </w:tcPr>
           <w:p>
@@ -5386,10 +5178,10 @@
           <w:tcPr>
             <w:tcW w:type="dxa" w:w="1872"/>
             <w:tcMar>
-              <w:top w:w="90" w:type="dxa"/>
-              <w:bottom w:w="90" w:type="dxa"/>
-              <w:left w:w="120" w:type="dxa"/>
-              <w:right w:w="120" w:type="dxa"/>
+              <w:top w:w="80" w:type="dxa"/>
+              <w:bottom w:w="80" w:type="dxa"/>
+              <w:left w:w="110" w:type="dxa"/>
+              <w:right w:w="110" w:type="dxa"/>
             </w:tcMar>
           </w:tcPr>
           <w:p>
@@ -5413,10 +5205,10 @@
             <w:tcW w:type="dxa" w:w="1872"/>
             <w:shd w:fill="F8FAFC"/>
             <w:tcMar>
-              <w:top w:w="90" w:type="dxa"/>
-              <w:bottom w:w="90" w:type="dxa"/>
-              <w:left w:w="120" w:type="dxa"/>
-              <w:right w:w="120" w:type="dxa"/>
+              <w:top w:w="80" w:type="dxa"/>
+              <w:bottom w:w="80" w:type="dxa"/>
+              <w:left w:w="110" w:type="dxa"/>
+              <w:right w:w="110" w:type="dxa"/>
             </w:tcMar>
           </w:tcPr>
           <w:p>
@@ -5438,10 +5230,10 @@
             <w:tcW w:type="dxa" w:w="1872"/>
             <w:shd w:fill="F8FAFC"/>
             <w:tcMar>
-              <w:top w:w="90" w:type="dxa"/>
-              <w:bottom w:w="90" w:type="dxa"/>
-              <w:left w:w="120" w:type="dxa"/>
-              <w:right w:w="120" w:type="dxa"/>
+              <w:top w:w="80" w:type="dxa"/>
+              <w:bottom w:w="80" w:type="dxa"/>
+              <w:left w:w="110" w:type="dxa"/>
+              <w:right w:w="110" w:type="dxa"/>
             </w:tcMar>
           </w:tcPr>
           <w:p>
@@ -5463,10 +5255,10 @@
             <w:tcW w:type="dxa" w:w="1872"/>
             <w:shd w:fill="F8FAFC"/>
             <w:tcMar>
-              <w:top w:w="90" w:type="dxa"/>
-              <w:bottom w:w="90" w:type="dxa"/>
-              <w:left w:w="120" w:type="dxa"/>
-              <w:right w:w="120" w:type="dxa"/>
+              <w:top w:w="80" w:type="dxa"/>
+              <w:bottom w:w="80" w:type="dxa"/>
+              <w:left w:w="110" w:type="dxa"/>
+              <w:right w:w="110" w:type="dxa"/>
             </w:tcMar>
           </w:tcPr>
           <w:p>
@@ -5488,10 +5280,10 @@
             <w:tcW w:type="dxa" w:w="1872"/>
             <w:shd w:fill="F8FAFC"/>
             <w:tcMar>
-              <w:top w:w="90" w:type="dxa"/>
-              <w:bottom w:w="90" w:type="dxa"/>
-              <w:left w:w="120" w:type="dxa"/>
-              <w:right w:w="120" w:type="dxa"/>
+              <w:top w:w="80" w:type="dxa"/>
+              <w:bottom w:w="80" w:type="dxa"/>
+              <w:left w:w="110" w:type="dxa"/>
+              <w:right w:w="110" w:type="dxa"/>
             </w:tcMar>
           </w:tcPr>
           <w:p>
@@ -5513,10 +5305,10 @@
             <w:tcW w:type="dxa" w:w="1872"/>
             <w:shd w:fill="F8FAFC"/>
             <w:tcMar>
-              <w:top w:w="90" w:type="dxa"/>
-              <w:bottom w:w="90" w:type="dxa"/>
-              <w:left w:w="120" w:type="dxa"/>
-              <w:right w:w="120" w:type="dxa"/>
+              <w:top w:w="80" w:type="dxa"/>
+              <w:bottom w:w="80" w:type="dxa"/>
+              <w:left w:w="110" w:type="dxa"/>
+              <w:right w:w="110" w:type="dxa"/>
             </w:tcMar>
           </w:tcPr>
           <w:p>
@@ -5539,10 +5331,10 @@
           <w:tcPr>
             <w:tcW w:type="dxa" w:w="1872"/>
             <w:tcMar>
-              <w:top w:w="90" w:type="dxa"/>
-              <w:bottom w:w="90" w:type="dxa"/>
-              <w:left w:w="120" w:type="dxa"/>
-              <w:right w:w="120" w:type="dxa"/>
+              <w:top w:w="80" w:type="dxa"/>
+              <w:bottom w:w="80" w:type="dxa"/>
+              <w:left w:w="110" w:type="dxa"/>
+              <w:right w:w="110" w:type="dxa"/>
             </w:tcMar>
           </w:tcPr>
           <w:p>
@@ -5563,10 +5355,10 @@
           <w:tcPr>
             <w:tcW w:type="dxa" w:w="1872"/>
             <w:tcMar>
-              <w:top w:w="90" w:type="dxa"/>
-              <w:bottom w:w="90" w:type="dxa"/>
-              <w:left w:w="120" w:type="dxa"/>
-              <w:right w:w="120" w:type="dxa"/>
+              <w:top w:w="80" w:type="dxa"/>
+              <w:bottom w:w="80" w:type="dxa"/>
+              <w:left w:w="110" w:type="dxa"/>
+              <w:right w:w="110" w:type="dxa"/>
             </w:tcMar>
           </w:tcPr>
           <w:p>
@@ -5587,10 +5379,10 @@
           <w:tcPr>
             <w:tcW w:type="dxa" w:w="1872"/>
             <w:tcMar>
-              <w:top w:w="90" w:type="dxa"/>
-              <w:bottom w:w="90" w:type="dxa"/>
-              <w:left w:w="120" w:type="dxa"/>
-              <w:right w:w="120" w:type="dxa"/>
+              <w:top w:w="80" w:type="dxa"/>
+              <w:bottom w:w="80" w:type="dxa"/>
+              <w:left w:w="110" w:type="dxa"/>
+              <w:right w:w="110" w:type="dxa"/>
             </w:tcMar>
           </w:tcPr>
           <w:p>
@@ -5611,10 +5403,10 @@
           <w:tcPr>
             <w:tcW w:type="dxa" w:w="1872"/>
             <w:tcMar>
-              <w:top w:w="90" w:type="dxa"/>
-              <w:bottom w:w="90" w:type="dxa"/>
-              <w:left w:w="120" w:type="dxa"/>
-              <w:right w:w="120" w:type="dxa"/>
+              <w:top w:w="80" w:type="dxa"/>
+              <w:bottom w:w="80" w:type="dxa"/>
+              <w:left w:w="110" w:type="dxa"/>
+              <w:right w:w="110" w:type="dxa"/>
             </w:tcMar>
           </w:tcPr>
           <w:p>
@@ -5635,10 +5427,10 @@
           <w:tcPr>
             <w:tcW w:type="dxa" w:w="1872"/>
             <w:tcMar>
-              <w:top w:w="90" w:type="dxa"/>
-              <w:bottom w:w="90" w:type="dxa"/>
-              <w:left w:w="120" w:type="dxa"/>
-              <w:right w:w="120" w:type="dxa"/>
+              <w:top w:w="80" w:type="dxa"/>
+              <w:bottom w:w="80" w:type="dxa"/>
+              <w:left w:w="110" w:type="dxa"/>
+              <w:right w:w="110" w:type="dxa"/>
             </w:tcMar>
           </w:tcPr>
           <w:p>
@@ -5662,10 +5454,10 @@
             <w:tcW w:type="dxa" w:w="1872"/>
             <w:shd w:fill="F8FAFC"/>
             <w:tcMar>
-              <w:top w:w="90" w:type="dxa"/>
-              <w:bottom w:w="90" w:type="dxa"/>
-              <w:left w:w="120" w:type="dxa"/>
-              <w:right w:w="120" w:type="dxa"/>
+              <w:top w:w="80" w:type="dxa"/>
+              <w:bottom w:w="80" w:type="dxa"/>
+              <w:left w:w="110" w:type="dxa"/>
+              <w:right w:w="110" w:type="dxa"/>
             </w:tcMar>
           </w:tcPr>
           <w:p>
@@ -5687,10 +5479,10 @@
             <w:tcW w:type="dxa" w:w="1872"/>
             <w:shd w:fill="F8FAFC"/>
             <w:tcMar>
-              <w:top w:w="90" w:type="dxa"/>
-              <w:bottom w:w="90" w:type="dxa"/>
-              <w:left w:w="120" w:type="dxa"/>
-              <w:right w:w="120" w:type="dxa"/>
+              <w:top w:w="80" w:type="dxa"/>
+              <w:bottom w:w="80" w:type="dxa"/>
+              <w:left w:w="110" w:type="dxa"/>
+              <w:right w:w="110" w:type="dxa"/>
             </w:tcMar>
           </w:tcPr>
           <w:p>
@@ -5712,10 +5504,10 @@
             <w:tcW w:type="dxa" w:w="1872"/>
             <w:shd w:fill="F8FAFC"/>
             <w:tcMar>
-              <w:top w:w="90" w:type="dxa"/>
-              <w:bottom w:w="90" w:type="dxa"/>
-              <w:left w:w="120" w:type="dxa"/>
-              <w:right w:w="120" w:type="dxa"/>
+              <w:top w:w="80" w:type="dxa"/>
+              <w:bottom w:w="80" w:type="dxa"/>
+              <w:left w:w="110" w:type="dxa"/>
+              <w:right w:w="110" w:type="dxa"/>
             </w:tcMar>
           </w:tcPr>
           <w:p>
@@ -5737,10 +5529,10 @@
             <w:tcW w:type="dxa" w:w="1872"/>
             <w:shd w:fill="F8FAFC"/>
             <w:tcMar>
-              <w:top w:w="90" w:type="dxa"/>
-              <w:bottom w:w="90" w:type="dxa"/>
-              <w:left w:w="120" w:type="dxa"/>
-              <w:right w:w="120" w:type="dxa"/>
+              <w:top w:w="80" w:type="dxa"/>
+              <w:bottom w:w="80" w:type="dxa"/>
+              <w:left w:w="110" w:type="dxa"/>
+              <w:right w:w="110" w:type="dxa"/>
             </w:tcMar>
           </w:tcPr>
           <w:p>
@@ -5762,10 +5554,10 @@
             <w:tcW w:type="dxa" w:w="1872"/>
             <w:shd w:fill="F8FAFC"/>
             <w:tcMar>
-              <w:top w:w="90" w:type="dxa"/>
-              <w:bottom w:w="90" w:type="dxa"/>
-              <w:left w:w="120" w:type="dxa"/>
-              <w:right w:w="120" w:type="dxa"/>
+              <w:top w:w="80" w:type="dxa"/>
+              <w:bottom w:w="80" w:type="dxa"/>
+              <w:left w:w="110" w:type="dxa"/>
+              <w:right w:w="110" w:type="dxa"/>
             </w:tcMar>
           </w:tcPr>
           <w:p>
@@ -5786,12 +5578,12 @@
     </w:tbl>
     <w:p>
       <w:pPr>
-        <w:spacing w:before="60" w:after="120"/>
+        <w:spacing w:before="40" w:after="80"/>
       </w:pPr>
     </w:p>
     <w:p>
       <w:pPr>
-        <w:spacing w:before="120" w:after="60"/>
+        <w:spacing w:before="120" w:after="40"/>
         <w:jc w:val="center"/>
       </w:pPr>
       <w:r>
@@ -5831,7 +5623,7 @@
     </w:p>
     <w:p>
       <w:pPr>
-        <w:spacing w:before="40" w:after="200"/>
+        <w:spacing w:before="40" w:after="160"/>
         <w:jc w:val="center"/>
       </w:pPr>
       <w:r>
@@ -5850,12 +5642,12 @@
           <w:color w:val="475569"/>
           <w:sz w:val="19"/>
         </w:rPr>
-        <w:t>Ma trận nhầm lẫn chuẩn hóa (Confusion Matrix) của ResNet-1D trên 21,892 nhịp test</w:t>
+        <w:t>Ma trận nhầm lẫn chuẩn hóa của ResNet-1D trên 21,892 nhịp test</w:t>
       </w:r>
     </w:p>
     <w:p>
       <w:pPr>
-        <w:spacing w:before="120" w:after="60"/>
+        <w:spacing w:before="120" w:after="40"/>
         <w:jc w:val="center"/>
       </w:pPr>
       <w:r>
@@ -5895,7 +5687,7 @@
     </w:p>
     <w:p>
       <w:pPr>
-        <w:spacing w:before="40" w:after="200"/>
+        <w:spacing w:before="40" w:after="160"/>
         <w:jc w:val="center"/>
       </w:pPr>
       <w:r>
@@ -5920,16 +5712,16 @@
     <w:p>
       <w:pPr>
         <w:keepNext/>
-        <w:spacing w:before="240" w:after="80"/>
+        <w:spacing w:before="220" w:after="60"/>
       </w:pPr>
       <w:r>
         <w:rPr>
           <w:rFonts w:ascii="Times New Roman" w:hAnsi="Times New Roman"/>
           <w:b/>
           <w:color w:val="2563EB"/>
-          <w:sz w:val="26"/>
+          <w:sz w:val="25"/>
         </w:rPr>
-        <w:t>2.3. Trí tuệ nhân tạo giải thích được (Explainable AI): 1D Grad-CAM</w:t>
+        <w:t>2.3. Explainable AI: Thuật toán 1D Grad-CAM</w:t>
       </w:r>
     </w:p>
     <w:p>
@@ -5943,55 +5735,13 @@
           <w:color w:val="334155"/>
           <w:sz w:val="22"/>
         </w:rPr>
-        <w:t>Để giải quyết rào cản 'hộp đen' trong chẩn đoán y khoa, hệ thống tích hợp thuật toán 1D Grad-CAM (Gradient-weighted Class Activation Mapping). Bằng cách tính đạo hàm của điểm số phân loại y_c tương ứng với lớp dự đoán c đối với bản đồ đặc trưng A_k tại tầng tích chập cuối cùng (Layer 3 Residual Block):</w:t>
-      </w:r>
-    </w:p>
-    <w:p>
-      <w:pPr>
-        <w:spacing w:line="300" w:lineRule="auto" w:before="0" w:after="80"/>
-        <w:jc w:val="both"/>
-      </w:pPr>
-      <w:r>
-        <w:rPr>
-          <w:rFonts w:ascii="Times New Roman" w:hAnsi="Times New Roman"/>
-          <w:color w:val="334155"/>
-          <w:sz w:val="22"/>
-        </w:rPr>
-        <w:t>alpha_k^c = (1 / L) * sum_{i=1}^L (d y_c / d A_{k,i})</w:t>
-      </w:r>
-    </w:p>
-    <w:p>
-      <w:pPr>
-        <w:spacing w:line="300" w:lineRule="auto" w:before="0" w:after="80"/>
-        <w:jc w:val="both"/>
-      </w:pPr>
-      <w:r>
-        <w:rPr>
-          <w:rFonts w:ascii="Times New Roman" w:hAnsi="Times New Roman"/>
-          <w:color w:val="334155"/>
-          <w:sz w:val="22"/>
-        </w:rPr>
-        <w:t>L_{Grad-CAM}^c = ReLU( sum_k alpha_k^c * A_k )</w:t>
-      </w:r>
-    </w:p>
-    <w:p>
-      <w:pPr>
-        <w:spacing w:line="300" w:lineRule="auto" w:before="0" w:after="80"/>
-        <w:jc w:val="both"/>
-      </w:pPr>
-      <w:r>
-        <w:rPr>
-          <w:rFonts w:ascii="Times New Roman" w:hAnsi="Times New Roman"/>
-          <w:color w:val="334155"/>
-          <w:sz w:val="22"/>
-        </w:rPr>
-        <w:t>Bản đồ nhiệt 1 chiều được nội suy tuyến tính về kích thước 187 điểm mẫu của nhịp tim gốc và hiển thị phủ màu nhiệt (Jet/Viridis colormap) trực tiếp lên dạng sóng ECG. Kết quả phân tích cho thấy sự tương đồng hoàn hảo với tri thức bệnh học của bác sĩ:</w:t>
+        <w:t>1D Grad-CAM tính đạo hàm của điểm số phân loại y_c tương ứng với lớp c đối với bản đồ đặc trưng A_k tại tầng tích chập cuối cùng: alpha_k^c = (1/L) * sum(d y_c / d A_k), sau đó kết hợp tuyến tính qua hàm ReLU. Bản đồ nhiệt được hiển thị trực tiếp lên dạng sóng ECG:</w:t>
       </w:r>
     </w:p>
     <w:p>
       <w:pPr>
         <w:pStyle w:val="ListBullet"/>
-        <w:spacing w:line="288" w:lineRule="auto" w:before="0" w:after="60"/>
+        <w:spacing w:line="288" w:lineRule="auto" w:before="0" w:after="50"/>
         <w:jc w:val="both"/>
       </w:pPr>
       <w:r>
@@ -6001,7 +5751,7 @@
           <w:color w:val="1E293B"/>
           <w:sz w:val="21"/>
         </w:rPr>
-        <w:t xml:space="preserve">Đối với Ngoại tâm thu thất (PVC - Lớp V): </w:t>
+        <w:t xml:space="preserve">Lớp V (PVC - Thất): </w:t>
       </w:r>
       <w:r>
         <w:rPr>
@@ -6009,13 +5759,13 @@
           <w:color w:val="334155"/>
           <w:sz w:val="21"/>
         </w:rPr>
-        <w:t>Bản đồ nhiệt tập trung cao độ (&gt; 85% năng lượng chú ý) vào phức bộ QRS giãn rộng dị dạng (&gt; 120ms) và sóng T đảo chiều.</w:t>
+        <w:t>Vùng chú ý tập trung &gt; 85% năng lượng vào phức bộ QRS giãn rộng (&gt; 120ms) và sóng T đảo chiều.</w:t>
       </w:r>
     </w:p>
     <w:p>
       <w:pPr>
         <w:pStyle w:val="ListBullet"/>
-        <w:spacing w:line="288" w:lineRule="auto" w:before="0" w:after="60"/>
+        <w:spacing w:line="288" w:lineRule="auto" w:before="0" w:after="50"/>
         <w:jc w:val="both"/>
       </w:pPr>
       <w:r>
@@ -6025,7 +5775,7 @@
           <w:color w:val="1E293B"/>
           <w:sz w:val="21"/>
         </w:rPr>
-        <w:t xml:space="preserve">Đối với Ngoại tâm thu trên thất (PAC - Lớp S): </w:t>
+        <w:t xml:space="preserve">Lớp S (PAC - Trên thất): </w:t>
       </w:r>
       <w:r>
         <w:rPr>
@@ -6033,13 +5783,13 @@
           <w:color w:val="334155"/>
           <w:sz w:val="21"/>
         </w:rPr>
-        <w:t>Trọng số chú ý kích hoạt mạnh tại vị trí sóng P biến dạng hoặc xuất hiện sớm bất thường trước phức bộ QRS hẹp.</w:t>
+        <w:t>Vùng chú ý kích hoạt mạnh tại sóng P đến sớm bất thường trước phức bộ QRS hẹp.</w:t>
       </w:r>
     </w:p>
     <w:p>
       <w:pPr>
         <w:pStyle w:val="ListBullet"/>
-        <w:spacing w:line="288" w:lineRule="auto" w:before="0" w:after="60"/>
+        <w:spacing w:line="288" w:lineRule="auto" w:before="0" w:after="50"/>
         <w:jc w:val="both"/>
       </w:pPr>
       <w:r>
@@ -6049,7 +5799,7 @@
           <w:color w:val="1E293B"/>
           <w:sz w:val="21"/>
         </w:rPr>
-        <w:t xml:space="preserve">Đối với Nhịp hợp nhất (Fusion - Lớp F): </w:t>
+        <w:t xml:space="preserve">Lớp F (Fusion - Hợp nhất): </w:t>
       </w:r>
       <w:r>
         <w:rPr>
@@ -6057,12 +5807,12 @@
           <w:color w:val="334155"/>
           <w:sz w:val="21"/>
         </w:rPr>
-        <w:t>Bản đồ nhiệt phân bổ lưỡng cực tại cả chân sườn QRS và đoạn ST, giải thích bản chất lai tạp giữa khử cực thất và khử cực bình thường.</w:t>
+        <w:t>Bản đồ nhiệt phân bổ lưỡng cực tại cả chân sườn QRS và đoạn ST, giải thích bản chất lai tạp khử cực.</w:t>
       </w:r>
     </w:p>
     <w:p>
       <w:pPr>
-        <w:spacing w:before="120" w:after="60"/>
+        <w:spacing w:before="120" w:after="40"/>
         <w:jc w:val="center"/>
       </w:pPr>
       <w:r>
@@ -6102,7 +5852,7 @@
     </w:p>
     <w:p>
       <w:pPr>
-        <w:spacing w:before="40" w:after="200"/>
+        <w:spacing w:before="40" w:after="160"/>
         <w:jc w:val="center"/>
       </w:pPr>
       <w:r>
@@ -6126,7 +5876,7 @@
     </w:p>
     <w:p>
       <w:pPr>
-        <w:spacing w:before="120" w:after="60"/>
+        <w:spacing w:before="120" w:after="40"/>
         <w:jc w:val="center"/>
       </w:pPr>
       <w:r>
@@ -6166,7 +5916,7 @@
     </w:p>
     <w:p>
       <w:pPr>
-        <w:spacing w:before="40" w:after="200"/>
+        <w:spacing w:before="40" w:after="160"/>
         <w:jc w:val="center"/>
       </w:pPr>
       <w:r>
@@ -6185,22 +5935,22 @@
           <w:color w:val="475569"/>
           <w:sz w:val="19"/>
         </w:rPr>
-        <w:t>So sánh độ nét và tính đặc hiệu giữa Grad-CAM 1D và Vanilla Saliency Map</w:t>
+        <w:t>So sánh độ nét và tính chọn lọc giữa 1D Grad-CAM và Vanilla Saliency Map</w:t>
       </w:r>
     </w:p>
     <w:p>
       <w:pPr>
         <w:keepNext/>
-        <w:spacing w:before="240" w:after="80"/>
+        <w:spacing w:before="220" w:after="60"/>
       </w:pPr>
       <w:r>
         <w:rPr>
           <w:rFonts w:ascii="Times New Roman" w:hAnsi="Times New Roman"/>
           <w:b/>
           <w:color w:val="2563EB"/>
-          <w:sz w:val="26"/>
+          <w:sz w:val="25"/>
         </w:rPr>
-        <w:t>2.4. Module sàng lọc Rung nhĩ chuyên biệt (AFib Screener)</w:t>
+        <w:t>2.4. Sàng lọc Rung nhĩ (AFib Screener)</w:t>
       </w:r>
     </w:p>
     <w:p>
@@ -6214,79 +5964,22 @@
           <w:color w:val="334155"/>
           <w:sz w:val="22"/>
         </w:rPr>
-        <w:t>Rung nhĩ (Atrial Fibrillation - AFib) có đặc tính sinh lý là mất hoàn toàn sóng P (thay bằng sóng f lăn tăn tần số 350-600 lần/phút) và khoảng cách giữa các đỉnh R biến thiên hoàn toàn ngẫu nhiên ('hoàn toàn không đều'). Do bản chất AFib là rối loạn nhịp điệu trên chuỗi thời gian kéo dài (Rhythm Arrhythmia) chứ không phải dị dạng hình thái của một nhịp đơn lẻ (Morphological Arrhythmia), nhóm đã thiết kế một tầng quy tắc sàng lọc riêng biệt AfibScreener chạy song song với bộ phân loại nhịp:</w:t>
+        <w:t>Bản chất Rung nhĩ (Atrial Fibrillation) là mất hoàn toàn sóng P và khoảng cách RR biến thiên ngẫu nhiên hoàn toàn. Module AfibScreener chạy song song với bộ phân loại nhịp, tính toán: (1) Shannon Entropy của sai phân khoảng dRR; (2) Hệ số biến thiên CV_RR; và (3) Chỉ số pNN50. Khi điểm số vượt ngưỡng 0.62, hệ thống kích hoạt cờ cảnh báo Rung nhĩ độc lập trên Dashboard.</w:t>
       </w:r>
     </w:p>
     <w:p>
       <w:pPr>
-        <w:pStyle w:val="ListBullet"/>
-        <w:spacing w:line="288" w:lineRule="auto" w:before="0" w:after="60"/>
-        <w:jc w:val="both"/>
+        <w:keepNext/>
+        <w:spacing w:before="220" w:after="60"/>
       </w:pPr>
       <w:r>
         <w:rPr>
           <w:rFonts w:ascii="Times New Roman" w:hAnsi="Times New Roman"/>
           <w:b/>
-          <w:color w:val="1E293B"/>
-          <w:sz w:val="21"/>
+          <w:color w:val="2563EB"/>
+          <w:sz w:val="25"/>
         </w:rPr>
-        <w:t xml:space="preserve">1. Shannon Entropy của sai phân dRR: </w:t>
-      </w:r>
-      <w:r>
-        <w:rPr>
-          <w:rFonts w:ascii="Times New Roman" w:hAnsi="Times New Roman"/>
-          <w:color w:val="334155"/>
-          <w:sz w:val="21"/>
-        </w:rPr>
-        <w:t>Đo lường độ bất định và phân tán ngẫu nhiên của các khoảng chênh lệch giữa hai chu kỳ tim liên tiếp dRR.</w:t>
-      </w:r>
-    </w:p>
-    <w:p>
-      <w:pPr>
-        <w:pStyle w:val="ListBullet"/>
-        <w:spacing w:line="288" w:lineRule="auto" w:before="0" w:after="60"/>
-        <w:jc w:val="both"/>
-      </w:pPr>
-      <w:r>
-        <w:rPr>
-          <w:rFonts w:ascii="Times New Roman" w:hAnsi="Times New Roman"/>
-          <w:b/>
-          <w:color w:val="1E293B"/>
-          <w:sz w:val="21"/>
-        </w:rPr>
-        <w:t xml:space="preserve">2. Hệ số biến thiên (Coefficient of Variation - CV_RR): </w:t>
-      </w:r>
-      <w:r>
-        <w:rPr>
-          <w:rFonts w:ascii="Times New Roman" w:hAnsi="Times New Roman"/>
-          <w:color w:val="334155"/>
-          <w:sz w:val="21"/>
-        </w:rPr>
-        <w:t>Hệ số biến thiên của khoảng cách RR nhằm phát hiện tính chất bất thường của nhịp thất.</w:t>
-      </w:r>
-    </w:p>
-    <w:p>
-      <w:pPr>
-        <w:pStyle w:val="ListBullet"/>
-        <w:spacing w:line="288" w:lineRule="auto" w:before="0" w:after="60"/>
-        <w:jc w:val="both"/>
-      </w:pPr>
-      <w:r>
-        <w:rPr>
-          <w:rFonts w:ascii="Times New Roman" w:hAnsi="Times New Roman"/>
-          <w:b/>
-          <w:color w:val="1E293B"/>
-          <w:sz w:val="21"/>
-        </w:rPr>
-        <w:t xml:space="preserve">3. Chỉ số pNN50: </w:t>
-      </w:r>
-      <w:r>
-        <w:rPr>
-          <w:rFonts w:ascii="Times New Roman" w:hAnsi="Times New Roman"/>
-          <w:color w:val="334155"/>
-          <w:sz w:val="21"/>
-        </w:rPr>
-        <w:t>Tỷ lệ các khoảng RR kế tiếp lệch nhau quá 50ms.</w:t>
+        <w:t>2.5. Tối ưu hóa mô hình nhúng Edge AI (ONNX INT8 Quantization)</w:t>
       </w:r>
     </w:p>
     <w:p>
@@ -6300,36 +5993,7 @@
           <w:color w:val="334155"/>
           <w:sz w:val="22"/>
         </w:rPr>
-        <w:t>Điểm số AFib Score được tổng hợp từ các chỉ số trên. Khi điểm số vượt ngưỡng thực nghiệm 0.62, hệ thống sẽ kích hoạt cờ cảnh báo Rung nhĩ độc lập trên Dashboard để bác sĩ kiểm tra dài hạn.</w:t>
-      </w:r>
-    </w:p>
-    <w:p>
-      <w:pPr>
-        <w:keepNext/>
-        <w:spacing w:before="240" w:after="80"/>
-      </w:pPr>
-      <w:r>
-        <w:rPr>
-          <w:rFonts w:ascii="Times New Roman" w:hAnsi="Times New Roman"/>
-          <w:b/>
-          <w:color w:val="2563EB"/>
-          <w:sz w:val="26"/>
-        </w:rPr>
-        <w:t>2.5. Tối ưu hóa mô hình nhúng Edge AI (ONNX Runtime &amp; INT8 Quantization)</w:t>
-      </w:r>
-    </w:p>
-    <w:p>
-      <w:pPr>
-        <w:spacing w:line="300" w:lineRule="auto" w:before="0" w:after="80"/>
-        <w:jc w:val="both"/>
-      </w:pPr>
-      <w:r>
-        <w:rPr>
-          <w:rFonts w:ascii="Times New Roman" w:hAnsi="Times New Roman"/>
-          <w:color w:val="334155"/>
-          <w:sz w:val="22"/>
-        </w:rPr>
-        <w:t>Nhằm hướng tới mục tiêu triển khai mô hình trực tiếp trên các thiết bị nhúng di động (Edge IoT Wearable, Raspberry Pi 4, Jetson Nano), mô hình ResNet-1D đã được xuất khẩu sang định dạng ONNX tiêu chuẩn và thực hiện lượng tử hóa tĩnh (Static/Dynamic INT8 Quantization):</w:t>
+        <w:t>ResNet-1D được xuất khẩu sang định dạng ONNX tiêu chuẩn và lượng tử hóa tĩnh sang INT8:</w:t>
       </w:r>
     </w:p>
     <w:tbl>
@@ -6360,10 +6024,10 @@
             <w:tcW w:type="dxa" w:w="1560"/>
             <w:shd w:fill="1E3A8A"/>
             <w:tcMar>
-              <w:top w:w="120" w:type="dxa"/>
-              <w:bottom w:w="120" w:type="dxa"/>
-              <w:left w:w="120" w:type="dxa"/>
-              <w:right w:w="120" w:type="dxa"/>
+              <w:top w:w="110" w:type="dxa"/>
+              <w:bottom w:w="110" w:type="dxa"/>
+              <w:left w:w="110" w:type="dxa"/>
+              <w:right w:w="110" w:type="dxa"/>
             </w:tcMar>
           </w:tcPr>
           <w:p>
@@ -6386,10 +6050,10 @@
             <w:tcW w:type="dxa" w:w="1560"/>
             <w:shd w:fill="1E3A8A"/>
             <w:tcMar>
-              <w:top w:w="120" w:type="dxa"/>
-              <w:bottom w:w="120" w:type="dxa"/>
-              <w:left w:w="120" w:type="dxa"/>
-              <w:right w:w="120" w:type="dxa"/>
+              <w:top w:w="110" w:type="dxa"/>
+              <w:bottom w:w="110" w:type="dxa"/>
+              <w:left w:w="110" w:type="dxa"/>
+              <w:right w:w="110" w:type="dxa"/>
             </w:tcMar>
           </w:tcPr>
           <w:p>
@@ -6412,10 +6076,10 @@
             <w:tcW w:type="dxa" w:w="1560"/>
             <w:shd w:fill="1E3A8A"/>
             <w:tcMar>
-              <w:top w:w="120" w:type="dxa"/>
-              <w:bottom w:w="120" w:type="dxa"/>
-              <w:left w:w="120" w:type="dxa"/>
-              <w:right w:w="120" w:type="dxa"/>
+              <w:top w:w="110" w:type="dxa"/>
+              <w:bottom w:w="110" w:type="dxa"/>
+              <w:left w:w="110" w:type="dxa"/>
+              <w:right w:w="110" w:type="dxa"/>
             </w:tcMar>
           </w:tcPr>
           <w:p>
@@ -6438,10 +6102,10 @@
             <w:tcW w:type="dxa" w:w="1560"/>
             <w:shd w:fill="1E3A8A"/>
             <w:tcMar>
-              <w:top w:w="120" w:type="dxa"/>
-              <w:bottom w:w="120" w:type="dxa"/>
-              <w:left w:w="120" w:type="dxa"/>
-              <w:right w:w="120" w:type="dxa"/>
+              <w:top w:w="110" w:type="dxa"/>
+              <w:bottom w:w="110" w:type="dxa"/>
+              <w:left w:w="110" w:type="dxa"/>
+              <w:right w:w="110" w:type="dxa"/>
             </w:tcMar>
           </w:tcPr>
           <w:p>
@@ -6464,10 +6128,10 @@
             <w:tcW w:type="dxa" w:w="1560"/>
             <w:shd w:fill="1E3A8A"/>
             <w:tcMar>
-              <w:top w:w="120" w:type="dxa"/>
-              <w:bottom w:w="120" w:type="dxa"/>
-              <w:left w:w="120" w:type="dxa"/>
-              <w:right w:w="120" w:type="dxa"/>
+              <w:top w:w="110" w:type="dxa"/>
+              <w:bottom w:w="110" w:type="dxa"/>
+              <w:left w:w="110" w:type="dxa"/>
+              <w:right w:w="110" w:type="dxa"/>
             </w:tcMar>
           </w:tcPr>
           <w:p>
@@ -6490,10 +6154,10 @@
             <w:tcW w:type="dxa" w:w="1560"/>
             <w:shd w:fill="1E3A8A"/>
             <w:tcMar>
-              <w:top w:w="120" w:type="dxa"/>
-              <w:bottom w:w="120" w:type="dxa"/>
-              <w:left w:w="120" w:type="dxa"/>
-              <w:right w:w="120" w:type="dxa"/>
+              <w:top w:w="110" w:type="dxa"/>
+              <w:bottom w:w="110" w:type="dxa"/>
+              <w:left w:w="110" w:type="dxa"/>
+              <w:right w:w="110" w:type="dxa"/>
             </w:tcMar>
           </w:tcPr>
           <w:p>
@@ -6517,10 +6181,10 @@
           <w:tcPr>
             <w:tcW w:type="dxa" w:w="1560"/>
             <w:tcMar>
-              <w:top w:w="90" w:type="dxa"/>
-              <w:bottom w:w="90" w:type="dxa"/>
-              <w:left w:w="120" w:type="dxa"/>
-              <w:right w:w="120" w:type="dxa"/>
+              <w:top w:w="80" w:type="dxa"/>
+              <w:bottom w:w="80" w:type="dxa"/>
+              <w:left w:w="110" w:type="dxa"/>
+              <w:right w:w="110" w:type="dxa"/>
             </w:tcMar>
           </w:tcPr>
           <w:p>
@@ -6541,10 +6205,10 @@
           <w:tcPr>
             <w:tcW w:type="dxa" w:w="1560"/>
             <w:tcMar>
-              <w:top w:w="90" w:type="dxa"/>
-              <w:bottom w:w="90" w:type="dxa"/>
-              <w:left w:w="120" w:type="dxa"/>
-              <w:right w:w="120" w:type="dxa"/>
+              <w:top w:w="80" w:type="dxa"/>
+              <w:bottom w:w="80" w:type="dxa"/>
+              <w:left w:w="110" w:type="dxa"/>
+              <w:right w:w="110" w:type="dxa"/>
             </w:tcMar>
           </w:tcPr>
           <w:p>
@@ -6565,10 +6229,10 @@
           <w:tcPr>
             <w:tcW w:type="dxa" w:w="1560"/>
             <w:tcMar>
-              <w:top w:w="90" w:type="dxa"/>
-              <w:bottom w:w="90" w:type="dxa"/>
-              <w:left w:w="120" w:type="dxa"/>
-              <w:right w:w="120" w:type="dxa"/>
+              <w:top w:w="80" w:type="dxa"/>
+              <w:bottom w:w="80" w:type="dxa"/>
+              <w:left w:w="110" w:type="dxa"/>
+              <w:right w:w="110" w:type="dxa"/>
             </w:tcMar>
           </w:tcPr>
           <w:p>
@@ -6589,10 +6253,10 @@
           <w:tcPr>
             <w:tcW w:type="dxa" w:w="1560"/>
             <w:tcMar>
-              <w:top w:w="90" w:type="dxa"/>
-              <w:bottom w:w="90" w:type="dxa"/>
-              <w:left w:w="120" w:type="dxa"/>
-              <w:right w:w="120" w:type="dxa"/>
+              <w:top w:w="80" w:type="dxa"/>
+              <w:bottom w:w="80" w:type="dxa"/>
+              <w:left w:w="110" w:type="dxa"/>
+              <w:right w:w="110" w:type="dxa"/>
             </w:tcMar>
           </w:tcPr>
           <w:p>
@@ -6613,10 +6277,10 @@
           <w:tcPr>
             <w:tcW w:type="dxa" w:w="1560"/>
             <w:tcMar>
-              <w:top w:w="90" w:type="dxa"/>
-              <w:bottom w:w="90" w:type="dxa"/>
-              <w:left w:w="120" w:type="dxa"/>
-              <w:right w:w="120" w:type="dxa"/>
+              <w:top w:w="80" w:type="dxa"/>
+              <w:bottom w:w="80" w:type="dxa"/>
+              <w:left w:w="110" w:type="dxa"/>
+              <w:right w:w="110" w:type="dxa"/>
             </w:tcMar>
           </w:tcPr>
           <w:p>
@@ -6637,10 +6301,10 @@
           <w:tcPr>
             <w:tcW w:type="dxa" w:w="1560"/>
             <w:tcMar>
-              <w:top w:w="90" w:type="dxa"/>
-              <w:bottom w:w="90" w:type="dxa"/>
-              <w:left w:w="120" w:type="dxa"/>
-              <w:right w:w="120" w:type="dxa"/>
+              <w:top w:w="80" w:type="dxa"/>
+              <w:bottom w:w="80" w:type="dxa"/>
+              <w:left w:w="110" w:type="dxa"/>
+              <w:right w:w="110" w:type="dxa"/>
             </w:tcMar>
           </w:tcPr>
           <w:p>
@@ -6664,10 +6328,10 @@
             <w:tcW w:type="dxa" w:w="1560"/>
             <w:shd w:fill="F8FAFC"/>
             <w:tcMar>
-              <w:top w:w="90" w:type="dxa"/>
-              <w:bottom w:w="90" w:type="dxa"/>
-              <w:left w:w="120" w:type="dxa"/>
-              <w:right w:w="120" w:type="dxa"/>
+              <w:top w:w="80" w:type="dxa"/>
+              <w:bottom w:w="80" w:type="dxa"/>
+              <w:left w:w="110" w:type="dxa"/>
+              <w:right w:w="110" w:type="dxa"/>
             </w:tcMar>
           </w:tcPr>
           <w:p>
@@ -6689,10 +6353,10 @@
             <w:tcW w:type="dxa" w:w="1560"/>
             <w:shd w:fill="F8FAFC"/>
             <w:tcMar>
-              <w:top w:w="90" w:type="dxa"/>
-              <w:bottom w:w="90" w:type="dxa"/>
-              <w:left w:w="120" w:type="dxa"/>
-              <w:right w:w="120" w:type="dxa"/>
+              <w:top w:w="80" w:type="dxa"/>
+              <w:bottom w:w="80" w:type="dxa"/>
+              <w:left w:w="110" w:type="dxa"/>
+              <w:right w:w="110" w:type="dxa"/>
             </w:tcMar>
           </w:tcPr>
           <w:p>
@@ -6714,10 +6378,10 @@
             <w:tcW w:type="dxa" w:w="1560"/>
             <w:shd w:fill="F8FAFC"/>
             <w:tcMar>
-              <w:top w:w="90" w:type="dxa"/>
-              <w:bottom w:w="90" w:type="dxa"/>
-              <w:left w:w="120" w:type="dxa"/>
-              <w:right w:w="120" w:type="dxa"/>
+              <w:top w:w="80" w:type="dxa"/>
+              <w:bottom w:w="80" w:type="dxa"/>
+              <w:left w:w="110" w:type="dxa"/>
+              <w:right w:w="110" w:type="dxa"/>
             </w:tcMar>
           </w:tcPr>
           <w:p>
@@ -6739,10 +6403,10 @@
             <w:tcW w:type="dxa" w:w="1560"/>
             <w:shd w:fill="F8FAFC"/>
             <w:tcMar>
-              <w:top w:w="90" w:type="dxa"/>
-              <w:bottom w:w="90" w:type="dxa"/>
-              <w:left w:w="120" w:type="dxa"/>
-              <w:right w:w="120" w:type="dxa"/>
+              <w:top w:w="80" w:type="dxa"/>
+              <w:bottom w:w="80" w:type="dxa"/>
+              <w:left w:w="110" w:type="dxa"/>
+              <w:right w:w="110" w:type="dxa"/>
             </w:tcMar>
           </w:tcPr>
           <w:p>
@@ -6764,10 +6428,10 @@
             <w:tcW w:type="dxa" w:w="1560"/>
             <w:shd w:fill="F8FAFC"/>
             <w:tcMar>
-              <w:top w:w="90" w:type="dxa"/>
-              <w:bottom w:w="90" w:type="dxa"/>
-              <w:left w:w="120" w:type="dxa"/>
-              <w:right w:w="120" w:type="dxa"/>
+              <w:top w:w="80" w:type="dxa"/>
+              <w:bottom w:w="80" w:type="dxa"/>
+              <w:left w:w="110" w:type="dxa"/>
+              <w:right w:w="110" w:type="dxa"/>
             </w:tcMar>
           </w:tcPr>
           <w:p>
@@ -6789,10 +6453,10 @@
             <w:tcW w:type="dxa" w:w="1560"/>
             <w:shd w:fill="F8FAFC"/>
             <w:tcMar>
-              <w:top w:w="90" w:type="dxa"/>
-              <w:bottom w:w="90" w:type="dxa"/>
-              <w:left w:w="120" w:type="dxa"/>
-              <w:right w:w="120" w:type="dxa"/>
+              <w:top w:w="80" w:type="dxa"/>
+              <w:bottom w:w="80" w:type="dxa"/>
+              <w:left w:w="110" w:type="dxa"/>
+              <w:right w:w="110" w:type="dxa"/>
             </w:tcMar>
           </w:tcPr>
           <w:p>
@@ -6815,10 +6479,10 @@
           <w:tcPr>
             <w:tcW w:type="dxa" w:w="1560"/>
             <w:tcMar>
-              <w:top w:w="90" w:type="dxa"/>
-              <w:bottom w:w="90" w:type="dxa"/>
-              <w:left w:w="120" w:type="dxa"/>
-              <w:right w:w="120" w:type="dxa"/>
+              <w:top w:w="80" w:type="dxa"/>
+              <w:bottom w:w="80" w:type="dxa"/>
+              <w:left w:w="110" w:type="dxa"/>
+              <w:right w:w="110" w:type="dxa"/>
             </w:tcMar>
           </w:tcPr>
           <w:p>
@@ -6839,10 +6503,10 @@
           <w:tcPr>
             <w:tcW w:type="dxa" w:w="1560"/>
             <w:tcMar>
-              <w:top w:w="90" w:type="dxa"/>
-              <w:bottom w:w="90" w:type="dxa"/>
-              <w:left w:w="120" w:type="dxa"/>
-              <w:right w:w="120" w:type="dxa"/>
+              <w:top w:w="80" w:type="dxa"/>
+              <w:bottom w:w="80" w:type="dxa"/>
+              <w:left w:w="110" w:type="dxa"/>
+              <w:right w:w="110" w:type="dxa"/>
             </w:tcMar>
           </w:tcPr>
           <w:p>
@@ -6863,10 +6527,10 @@
           <w:tcPr>
             <w:tcW w:type="dxa" w:w="1560"/>
             <w:tcMar>
-              <w:top w:w="90" w:type="dxa"/>
-              <w:bottom w:w="90" w:type="dxa"/>
-              <w:left w:w="120" w:type="dxa"/>
-              <w:right w:w="120" w:type="dxa"/>
+              <w:top w:w="80" w:type="dxa"/>
+              <w:bottom w:w="80" w:type="dxa"/>
+              <w:left w:w="110" w:type="dxa"/>
+              <w:right w:w="110" w:type="dxa"/>
             </w:tcMar>
           </w:tcPr>
           <w:p>
@@ -6887,10 +6551,10 @@
           <w:tcPr>
             <w:tcW w:type="dxa" w:w="1560"/>
             <w:tcMar>
-              <w:top w:w="90" w:type="dxa"/>
-              <w:bottom w:w="90" w:type="dxa"/>
-              <w:left w:w="120" w:type="dxa"/>
-              <w:right w:w="120" w:type="dxa"/>
+              <w:top w:w="80" w:type="dxa"/>
+              <w:bottom w:w="80" w:type="dxa"/>
+              <w:left w:w="110" w:type="dxa"/>
+              <w:right w:w="110" w:type="dxa"/>
             </w:tcMar>
           </w:tcPr>
           <w:p>
@@ -6911,10 +6575,10 @@
           <w:tcPr>
             <w:tcW w:type="dxa" w:w="1560"/>
             <w:tcMar>
-              <w:top w:w="90" w:type="dxa"/>
-              <w:bottom w:w="90" w:type="dxa"/>
-              <w:left w:w="120" w:type="dxa"/>
-              <w:right w:w="120" w:type="dxa"/>
+              <w:top w:w="80" w:type="dxa"/>
+              <w:bottom w:w="80" w:type="dxa"/>
+              <w:left w:w="110" w:type="dxa"/>
+              <w:right w:w="110" w:type="dxa"/>
             </w:tcMar>
           </w:tcPr>
           <w:p>
@@ -6935,10 +6599,10 @@
           <w:tcPr>
             <w:tcW w:type="dxa" w:w="1560"/>
             <w:tcMar>
-              <w:top w:w="90" w:type="dxa"/>
-              <w:bottom w:w="90" w:type="dxa"/>
-              <w:left w:w="120" w:type="dxa"/>
-              <w:right w:w="120" w:type="dxa"/>
+              <w:top w:w="80" w:type="dxa"/>
+              <w:bottom w:w="80" w:type="dxa"/>
+              <w:left w:w="110" w:type="dxa"/>
+              <w:right w:w="110" w:type="dxa"/>
             </w:tcMar>
           </w:tcPr>
           <w:p>
@@ -6959,12 +6623,12 @@
     </w:tbl>
     <w:p>
       <w:pPr>
-        <w:spacing w:before="60" w:after="120"/>
+        <w:spacing w:before="40" w:after="80"/>
       </w:pPr>
     </w:p>
     <w:p>
       <w:pPr>
-        <w:spacing w:before="120" w:after="60"/>
+        <w:spacing w:before="120" w:after="40"/>
         <w:jc w:val="center"/>
       </w:pPr>
       <w:r>
@@ -7004,7 +6668,7 @@
     </w:p>
     <w:p>
       <w:pPr>
-        <w:spacing w:before="40" w:after="200"/>
+        <w:spacing w:before="40" w:after="160"/>
         <w:jc w:val="center"/>
       </w:pPr>
       <w:r>
@@ -7023,7 +6687,7 @@
           <w:color w:val="475569"/>
           <w:sz w:val="19"/>
         </w:rPr>
-        <w:t>So sánh dung lượng, độ trễ suy luận và độ chính xác giữa PyTorch, ONNX FP32 và ONNX INT8</w:t>
+        <w:t>So sánh dung lượng, độ trễ và độ chính xác giữa PyTorch, ONNX FP32 và ONNX INT8</w:t>
       </w:r>
     </w:p>
     <w:tbl>
@@ -7042,10 +6706,10 @@
             <w:tcW w:type="dxa" w:w="9360"/>
             <w:shd w:fill="F8FAFC"/>
             <w:tcMar>
-              <w:top w:w="130" w:type="dxa"/>
-              <w:bottom w:w="130" w:type="dxa"/>
-              <w:left w:w="180" w:type="dxa"/>
-              <w:right w:w="150" w:type="dxa"/>
+              <w:top w:w="110" w:type="dxa"/>
+              <w:bottom w:w="110" w:type="dxa"/>
+              <w:left w:w="160" w:type="dxa"/>
+              <w:right w:w="130" w:type="dxa"/>
             </w:tcMar>
             <w:tcBorders>
               <w:top w:val="none"/>
@@ -7063,9 +6727,9 @@
                 <w:rFonts w:ascii="Times New Roman" w:hAnsi="Times New Roman"/>
                 <w:b/>
                 <w:color w:val="1E3A8A"/>
-                <w:sz w:val="22"/>
+                <w:sz w:val="21"/>
               </w:rPr>
-              <w:t>📌 Nhận xét kỹ thuật sâu sắc về Lượng tử hóa Edge AI</w:t>
+              <w:t>📌 Đánh giá kỹ thuật lượng tử hóa Edge AI</w:t>
               <w:br/>
             </w:r>
             <w:r>
@@ -7073,9 +6737,9 @@
                 <w:rFonts w:ascii="Times New Roman" w:hAnsi="Times New Roman"/>
                 <w:i/>
                 <w:color w:val="334155"/>
-                <w:sz w:val="21"/>
+                <w:sz w:val="20"/>
               </w:rPr>
-              <w:t>Số liệu thực nghiệm cho thấy mục tiêu kích thước nhúng (&lt; 700 KB) đã hoàn thành xuất sắc với 697.3 KB (giảm 74.5% bộ nhớ), độ chính xác chỉ rớt 0.67 điểm % (hoàn toàn nằm trong ngưỡng cho phép 2.0%). Về mặt tốc độ, trên CPU máy phát triển thông thường (không có tập lệnh phần cứng Intel AVX-512 VNNI), bản ONNX FP32 cho tốc độ nhanh nhất (0.29 ms, tăng tốc gần 4 lần so với PyTorch gốc). Bản INT8 chịu chi phí lượng tử hóa động lúc chạy (Dynamic Activation Quantization) nên tốc độ xấp xỉ PyTorch gốc. Lợi ích tốc độ thực sự của INT8 sẽ phát huy triệt để khi triển khai lên các chip xử lý AI biên chuyên dụng như Jetson Nano (TensorRT INT8) hoặc vi xử lý ARM có tập lệnh ARM NEON dot-product.</w:t>
+              <w:t>Nhận xét kỹ thuật về Lượng tử hóa Edge AI: Mục tiêu kích thước nhúng (&lt; 700 KB) hoàn thành xuất sắc với 697.3 KB (giảm 74.5%), độ chính xác chỉ giảm 0.67 điểm % (trong ngưỡng cho phép 2.0%). Về tốc độ, ONNX FP32 tăng tốc gần 4 lần trên CPU thông thường (0.29 ms). Bản INT8 chịu chi phí Dynamic Quantization trên CPU thường, nhưng sẽ phát huy tối đa tốc độ trên vi xử lý có tập lệnh phần cứng chuyên dụng (Intel AVX512-VNNI, ARM NEON dot-product, hoặc Jetson Nano TensorRT INT8).</w:t>
             </w:r>
           </w:p>
         </w:tc>
@@ -7083,20 +6747,20 @@
     </w:tbl>
     <w:p>
       <w:pPr>
-        <w:spacing w:before="60" w:after="120"/>
+        <w:spacing w:before="40" w:after="80"/>
       </w:pPr>
     </w:p>
     <w:p>
       <w:pPr>
         <w:keepNext/>
-        <w:spacing w:before="360" w:after="120"/>
+        <w:spacing w:before="320" w:after="120"/>
       </w:pPr>
       <w:r>
         <w:rPr>
           <w:rFonts w:ascii="Times New Roman" w:hAnsi="Times New Roman"/>
           <w:b/>
           <w:color w:val="1E3A8A"/>
-          <w:sz w:val="30"/>
+          <w:sz w:val="29"/>
         </w:rPr>
         <w:t>CHƯƠNG 3: KIẾN TRÚC HẠ TẦNG HỆ THỐNG VÀ PHẦN MỀM FULL-STACK</w:t>
       </w:r>
@@ -7104,16 +6768,16 @@
     <w:p>
       <w:pPr>
         <w:keepNext/>
-        <w:spacing w:before="240" w:after="80"/>
+        <w:spacing w:before="220" w:after="60"/>
       </w:pPr>
       <w:r>
         <w:rPr>
           <w:rFonts w:ascii="Times New Roman" w:hAnsi="Times New Roman"/>
           <w:b/>
           <w:color w:val="2563EB"/>
-          <w:sz w:val="26"/>
+          <w:sz w:val="25"/>
         </w:rPr>
-        <w:t>3.1. Thiết kế kiến trúc tổng thể &amp; Luồng dữ liệu (Data Pipeline)</w:t>
+        <w:t>3.1. Thiết kế kiến trúc tổng thể &amp; Luồng dữ liệu</w:t>
       </w:r>
     </w:p>
     <w:p>
@@ -7127,13 +6791,13 @@
           <w:color w:val="334155"/>
           <w:sz w:val="22"/>
         </w:rPr>
-        <w:t>Hệ thống NEURO-ECG được thiết kế theo mô hình Client-Server hướng dịch vụ vi mô (Micro-modular Architecture) phục vụ xử lý luồng dữ liệu y tế thời gian thực. Luồng dữ liệu vận hành theo chuỗi liên hoàn:</w:t>
+        <w:t>Hệ thống NEURO-ECG được tổ chức theo kiến trúc Client-Server hướng dịch vụ vi mô:</w:t>
       </w:r>
     </w:p>
     <w:p>
       <w:pPr>
         <w:pStyle w:val="ListBullet"/>
-        <w:spacing w:line="288" w:lineRule="auto" w:before="0" w:after="60"/>
+        <w:spacing w:line="288" w:lineRule="auto" w:before="0" w:after="50"/>
         <w:jc w:val="both"/>
       </w:pPr>
       <w:r>
@@ -7143,7 +6807,7 @@
           <w:color w:val="1E293B"/>
           <w:sz w:val="21"/>
         </w:rPr>
-        <w:t xml:space="preserve">1. Tầng Ingestion: </w:t>
+        <w:t xml:space="preserve">1. Ingestion: </w:t>
       </w:r>
       <w:r>
         <w:rPr>
@@ -7151,13 +6815,13 @@
           <w:color w:val="334155"/>
           <w:sz w:val="21"/>
         </w:rPr>
-        <w:t>Máy chủ đọc các bản ghi thô 360Hz (hoặc nhận luồng từ thiết bị đo), đóng gói 36 gói tin/giây (mỗi gói 10 điểm mẫu) để truyền phát qua WebSocket.</w:t>
+        <w:t>Đọc bản ghi chuẩn 360Hz, đóng gói 36 gói tin/giây (10 mẫu/gói) truyền qua WebSocket.</w:t>
       </w:r>
     </w:p>
     <w:p>
       <w:pPr>
         <w:pStyle w:val="ListBullet"/>
-        <w:spacing w:line="288" w:lineRule="auto" w:before="0" w:after="60"/>
+        <w:spacing w:line="288" w:lineRule="auto" w:before="0" w:after="50"/>
         <w:jc w:val="both"/>
       </w:pPr>
       <w:r>
@@ -7167,7 +6831,7 @@
           <w:color w:val="1E293B"/>
           <w:sz w:val="21"/>
         </w:rPr>
-        <w:t xml:space="preserve">2. Tầng Tiền xử lý DSP: </w:t>
+        <w:t xml:space="preserve">2. DSP Pipeline: </w:t>
       </w:r>
       <w:r>
         <w:rPr>
@@ -7175,13 +6839,13 @@
           <w:color w:val="334155"/>
           <w:sz w:val="21"/>
         </w:rPr>
-        <w:t>Tín hiệu liên tục đi qua bộ lọc thông dải 0.5-45Hz, lọc Notch 50Hz, và thuật toán Pan-Tompkins trích xuất đỉnh R động.</w:t>
+        <w:t>Lọc thông dải 0.5–45Hz, Notch 50Hz, thuật toán Pan-Tompkins trích xuất đỉnh R động.</w:t>
       </w:r>
     </w:p>
     <w:p>
       <w:pPr>
         <w:pStyle w:val="ListBullet"/>
-        <w:spacing w:line="288" w:lineRule="auto" w:before="0" w:after="60"/>
+        <w:spacing w:line="288" w:lineRule="auto" w:before="0" w:after="50"/>
         <w:jc w:val="both"/>
       </w:pPr>
       <w:r>
@@ -7191,7 +6855,7 @@
           <w:color w:val="1E293B"/>
           <w:sz w:val="21"/>
         </w:rPr>
-        <w:t xml:space="preserve">3. Tầng Suy luận AI: </w:t>
+        <w:t xml:space="preserve">3. AI Inference: </w:t>
       </w:r>
       <w:r>
         <w:rPr>
@@ -7199,13 +6863,13 @@
           <w:color w:val="334155"/>
           <w:sz w:val="21"/>
         </w:rPr>
-        <w:t>Cắt cửa sổ 187 mẫu quanh đỉnh R, nén biên độ, chuyển vào bộ nhớ đệm của Inference Singleton (ResNet-1D / ONNX) để trả về nhãn chẩn đoán, điểm tin cậy softmax và bản đồ nhiệt Grad-CAM.</w:t>
+        <w:t>Cắt 187 mẫu quanh đỉnh R, nén biên độ, chuyển qua Inference Singleton (ResNet-1D / ONNX) trả về nhãn, độ tin cậy và bản đồ nhiệt Grad-CAM.</w:t>
       </w:r>
     </w:p>
     <w:p>
       <w:pPr>
         <w:pStyle w:val="ListBullet"/>
-        <w:spacing w:line="288" w:lineRule="auto" w:before="0" w:after="60"/>
+        <w:spacing w:line="288" w:lineRule="auto" w:before="0" w:after="50"/>
         <w:jc w:val="both"/>
       </w:pPr>
       <w:r>
@@ -7215,7 +6879,7 @@
           <w:color w:val="1E293B"/>
           <w:sz w:val="21"/>
         </w:rPr>
-        <w:t xml:space="preserve">4. Tầng Điều phối Cảnh báo: </w:t>
+        <w:t xml:space="preserve">4. Alert Dispatcher: </w:t>
       </w:r>
       <w:r>
         <w:rPr>
@@ -7223,13 +6887,13 @@
           <w:color w:val="334155"/>
           <w:sz w:val="21"/>
         </w:rPr>
-        <w:t>Phát hiện bất thường sẽ phân loại mức độ nguy cấp (Bình thường / Chú ý / Nguy cấp) và kích hoạt cờ cảnh báo tức thì.</w:t>
+        <w:t>Phân tầng mức độ nguy cấp (Bình thường / Chú ý / Nguy cấp) và điều phối cảnh báo tức thì.</w:t>
       </w:r>
     </w:p>
     <w:p>
       <w:pPr>
         <w:pStyle w:val="ListBullet"/>
-        <w:spacing w:line="288" w:lineRule="auto" w:before="0" w:after="60"/>
+        <w:spacing w:line="288" w:lineRule="auto" w:before="0" w:after="50"/>
         <w:jc w:val="both"/>
       </w:pPr>
       <w:r>
@@ -7239,7 +6903,7 @@
           <w:color w:val="1E293B"/>
           <w:sz w:val="21"/>
         </w:rPr>
-        <w:t xml:space="preserve">5. Tầng Giao diện &amp; Human-in-the-loop: </w:t>
+        <w:t xml:space="preserve">5. UI &amp; Human-in-the-loop: </w:t>
       </w:r>
       <w:r>
         <w:rPr>
@@ -7247,42 +6911,28 @@
           <w:color w:val="334155"/>
           <w:sz w:val="21"/>
         </w:rPr>
-        <w:t>Frontend React 19 nhận gói tin qua WebSocket, cập nhật đồ thị 60 FPS, kích hoạt chuông cảnh báo và lưu vào danh sách chờ bác sĩ duyệt.</w:t>
+        <w:t>React 19 cập nhật đồ thị 60 FPS, kích hoạt chuông cảnh báo và đưa vào hàng đợi chuyên gia duyệt.</w:t>
       </w:r>
     </w:p>
     <w:p>
       <w:pPr>
         <w:keepNext/>
-        <w:spacing w:before="240" w:after="80"/>
+        <w:spacing w:before="220" w:after="60"/>
       </w:pPr>
       <w:r>
         <w:rPr>
           <w:rFonts w:ascii="Times New Roman" w:hAnsi="Times New Roman"/>
           <w:b/>
           <w:color w:val="2563EB"/>
-          <w:sz w:val="26"/>
+          <w:sz w:val="25"/>
         </w:rPr>
-        <w:t>3.2. Hạ tầng Backend (FastAPI, Asyncio, WebSocket 360Hz)</w:t>
-      </w:r>
-    </w:p>
-    <w:p>
-      <w:pPr>
-        <w:spacing w:line="300" w:lineRule="auto" w:before="0" w:after="80"/>
-        <w:jc w:val="both"/>
-      </w:pPr>
-      <w:r>
-        <w:rPr>
-          <w:rFonts w:ascii="Times New Roman" w:hAnsi="Times New Roman"/>
-          <w:color w:val="334155"/>
-          <w:sz w:val="22"/>
-        </w:rPr>
-        <w:t>Backend được xây dựng trên nền tảng FastAPI hiện đại kết hợp Python Asynchronous I/O (asyncio):</w:t>
+        <w:t>3.2. Hạ tầng Backend (FastAPI, Asyncio, WebSocket)</w:t>
       </w:r>
     </w:p>
     <w:p>
       <w:pPr>
         <w:pStyle w:val="ListBullet"/>
-        <w:spacing w:line="288" w:lineRule="auto" w:before="0" w:after="60"/>
+        <w:spacing w:line="288" w:lineRule="auto" w:before="0" w:after="50"/>
         <w:jc w:val="both"/>
       </w:pPr>
       <w:r>
@@ -7300,13 +6950,13 @@
           <w:color w:val="334155"/>
           <w:sz w:val="21"/>
         </w:rPr>
-        <w:t>Endpoint /ws/ecg duy trì kết nối hai chiều với trình duyệt, truyền đồng thời 2 kênh tín hiệu: Chuyển đạo chẩn đoán chính (MLII) và Chuyển đạo tham chiếu phụ (V1/V2). Tốc độ truyền chuẩn hóa 360 Hz (36 frames/sec, độ trễ gói tin &lt; 5ms).</w:t>
+        <w:t>Endpoint /ws/ecg truyền đồng thời 2 kênh: Kênh chẩn đoán chính (MLII) và kênh tham chiếu phụ (V1). Tốc độ 360 Hz (độ trễ gói tin &lt; 5ms).</w:t>
       </w:r>
     </w:p>
     <w:p>
       <w:pPr>
         <w:pStyle w:val="ListBullet"/>
-        <w:spacing w:line="288" w:lineRule="auto" w:before="0" w:after="60"/>
+        <w:spacing w:line="288" w:lineRule="auto" w:before="0" w:after="50"/>
         <w:jc w:val="both"/>
       </w:pPr>
       <w:r>
@@ -7316,7 +6966,7 @@
           <w:color w:val="1E293B"/>
           <w:sz w:val="21"/>
         </w:rPr>
-        <w:t xml:space="preserve">Mẫu thiết kế Inference Singleton: </w:t>
+        <w:t xml:space="preserve">Inference Singleton Pattern: </w:t>
       </w:r>
       <w:r>
         <w:rPr>
@@ -7324,13 +6974,13 @@
           <w:color w:val="334155"/>
           <w:sz w:val="21"/>
         </w:rPr>
-        <w:t>Lớp ECGInferenceService cài đặt theo mẫu thiết kế Singleton đảm bảo mô hình học sâu chỉ nạp vào bộ nhớ RAM duy nhất 1 lần khi máy chủ khởi động, loại bỏ hoàn toàn hiện tượng nghẽn tài nguyên do khởi tạo mô hình nhiều lần.</w:t>
+        <w:t>Nạp mô hình học sâu duy nhất một lần khi khởi động máy chủ, loại bỏ lãng phí tài nguyên RAM và độ trễ khởi tạo.</w:t>
       </w:r>
     </w:p>
     <w:p>
       <w:pPr>
         <w:pStyle w:val="ListBullet"/>
-        <w:spacing w:line="288" w:lineRule="auto" w:before="0" w:after="60"/>
+        <w:spacing w:line="288" w:lineRule="auto" w:before="0" w:after="50"/>
         <w:jc w:val="both"/>
       </w:pPr>
       <w:r>
@@ -7340,7 +6990,7 @@
           <w:color w:val="1E293B"/>
           <w:sz w:val="21"/>
         </w:rPr>
-        <w:t xml:space="preserve">Bộ theo dõi nhịp tim &amp; HRV: </w:t>
+        <w:t xml:space="preserve">HRV &amp; Huyết động học: </w:t>
       </w:r>
       <w:r>
         <w:rPr>
@@ -7348,22 +6998,22 @@
           <w:color w:val="334155"/>
           <w:sz w:val="21"/>
         </w:rPr>
-        <w:t>Tính toán song song nhịp tim trung bình (BPM) và độ biến thiên nhịp tim (HRV - RMSSD, SDNN) trên cửa sổ trượt 30 giây phục vụ theo dõi huyết động học.</w:t>
+        <w:t>Theo dõi liên tục BPM và các chỉ số biến thiên nhịp tim HRV (RMSSD, SDNN) trên cửa sổ trượt 30 giây.</w:t>
       </w:r>
     </w:p>
     <w:p>
       <w:pPr>
         <w:keepNext/>
-        <w:spacing w:before="240" w:after="80"/>
+        <w:spacing w:before="220" w:after="60"/>
       </w:pPr>
       <w:r>
         <w:rPr>
           <w:rFonts w:ascii="Times New Roman" w:hAnsi="Times New Roman"/>
           <w:b/>
           <w:color w:val="2563EB"/>
-          <w:sz w:val="26"/>
+          <w:sz w:val="25"/>
         </w:rPr>
-        <w:t>3.3. Cơ sở dữ liệu &amp; Phân quyền bảo mật (Database &amp; RBAC)</w:t>
+        <w:t>3.3. Cơ sở dữ liệu &amp; Phân quyền RBAC</w:t>
       </w:r>
     </w:p>
     <w:p>
@@ -7377,13 +7027,13 @@
           <w:color w:val="334155"/>
           <w:sz w:val="22"/>
         </w:rPr>
-        <w:t>Hệ thống sử dụng cơ sở dữ liệu quan hệ SQLite quản lý qua SQLAlchemy 2.0 ORM và công cụ đồng bộ lược đồ Alembic (được thiết kế mô-đun hóa để có thể chuyển sang PostgreSQL qua cấu hình biến môi trường DATABASE_URL):</w:t>
+        <w:t>Cơ sở dữ liệu SQLite quản lý qua SQLAlchemy 2.0 ORM và Alembic (sẵn sàng chuyển sang PostgreSQL qua biến môi trường):</w:t>
       </w:r>
     </w:p>
     <w:p>
       <w:pPr>
         <w:pStyle w:val="ListBullet"/>
-        <w:spacing w:line="288" w:lineRule="auto" w:before="0" w:after="60"/>
+        <w:spacing w:line="288" w:lineRule="auto" w:before="0" w:after="50"/>
         <w:jc w:val="both"/>
       </w:pPr>
       <w:r>
@@ -7393,7 +7043,7 @@
           <w:color w:val="1E293B"/>
           <w:sz w:val="21"/>
         </w:rPr>
-        <w:t xml:space="preserve">Cấu trúc 5 thực thể cốt lõi: </w:t>
+        <w:t xml:space="preserve">5 bảng thực thể chính: </w:t>
       </w:r>
       <w:r>
         <w:rPr>
@@ -7401,13 +7051,13 @@
           <w:color w:val="334155"/>
           <w:sz w:val="21"/>
         </w:rPr>
-        <w:t>users (Quản lý tài khoản, mật khẩu băm bcrypt, vai trò), patients (Hồ sơ hành chính bệnh nhân, mã bệnh án, tiền sử), ecg_records (Tệp dữ liệu điện tim, thời lượng, tần số), anomaly_events (Lịch sử các nhịp tim bất thường do AI phát hiện kèm nhãn và độ tin cậy), audit_trails (Nhật ký truy vết thao tác người dùng).</w:t>
+        <w:t>users (tài khoản, mật khẩu băm bcrypt), patients (hồ sơ hành chính), ecg_records (tệp điện tim), anomaly_events (sự kiện nhịp tim bất thường), audit_trails (nhật ký kiểm toán truy vết).</w:t>
       </w:r>
     </w:p>
     <w:p>
       <w:pPr>
         <w:pStyle w:val="ListBullet"/>
-        <w:spacing w:line="288" w:lineRule="auto" w:before="0" w:after="60"/>
+        <w:spacing w:line="288" w:lineRule="auto" w:before="0" w:after="50"/>
         <w:jc w:val="both"/>
       </w:pPr>
       <w:r>
@@ -7425,13 +7075,13 @@
           <w:color w:val="334155"/>
           <w:sz w:val="21"/>
         </w:rPr>
-        <w:t>Cấp phát mã truy cập JSON Web Token (JWT) lưu trữ an toàn trong HttpOnly Secure Cookie của trình duyệt, triệt tiêu hoàn toàn nguy cơ bị đánh cắp phiên qua tấn công mã độc Cross-Site Scripting (XSS).</w:t>
+        <w:t>JSON Web Token (JWT) lưu trong HttpOnly Secure Cookie của trình duyệt, triệt tiêu nguy cơ tấn công XSS.</w:t>
       </w:r>
     </w:p>
     <w:p>
       <w:pPr>
         <w:pStyle w:val="ListBullet"/>
-        <w:spacing w:line="288" w:lineRule="auto" w:before="0" w:after="60"/>
+        <w:spacing w:line="288" w:lineRule="auto" w:before="0" w:after="50"/>
         <w:jc w:val="both"/>
       </w:pPr>
       <w:r>
@@ -7441,7 +7091,7 @@
           <w:color w:val="1E293B"/>
           <w:sz w:val="21"/>
         </w:rPr>
-        <w:t xml:space="preserve">Phân quyền theo vai trò (RBAC): </w:t>
+        <w:t xml:space="preserve">Phân quyền 3 vai trò (RBAC): </w:t>
       </w:r>
       <w:r>
         <w:rPr>
@@ -7449,42 +7099,28 @@
           <w:color w:val="334155"/>
           <w:sz w:val="21"/>
         </w:rPr>
-        <w:t>Hệ thống thiết lập 3 vai trò với quyền hạn nghiêm ngặt: (1) Admin: Quản trị tài khoản, cấu hình tham số hệ thống, hiệu chỉnh ngưỡng nhạy; (2) Doctor: Xem giám sát, thực hiện chẩn đoán chuyên sâu, duyệt/sửa nhãn AI, ký xuất báo cáo bệnh án; (3) Nurse: Giám sát bệnh nhân, tạo hồ sơ tiếp nhận, không có quyền can thiệp sửa nhãn chẩn đoán của AI.</w:t>
+        <w:t>Admin (toàn quyền hệ thống &amp; cấu hình ngưỡng nhạy), Doctor (chẩn đoán chuyên sâu, duyệt/sửa nhãn, xuất báo cáo), Nurse (giám sát, tạo hồ sơ, không có quyền sửa nhãn chẩn đoán).</w:t>
       </w:r>
     </w:p>
     <w:p>
       <w:pPr>
         <w:keepNext/>
-        <w:spacing w:before="240" w:after="80"/>
+        <w:spacing w:before="220" w:after="60"/>
       </w:pPr>
       <w:r>
         <w:rPr>
           <w:rFonts w:ascii="Times New Roman" w:hAnsi="Times New Roman"/>
           <w:b/>
           <w:color w:val="2563EB"/>
-          <w:sz w:val="26"/>
+          <w:sz w:val="25"/>
         </w:rPr>
-        <w:t>3.4. Vòng lặp phản hồi chuyên gia (Human-in-the-Loop) &amp; Nhật ký kiểm toán (Audit Trail)</w:t>
-      </w:r>
-    </w:p>
-    <w:p>
-      <w:pPr>
-        <w:spacing w:line="300" w:lineRule="auto" w:before="0" w:after="80"/>
-        <w:jc w:val="both"/>
-      </w:pPr>
-      <w:r>
-        <w:rPr>
-          <w:rFonts w:ascii="Times New Roman" w:hAnsi="Times New Roman"/>
-          <w:color w:val="334155"/>
-          <w:sz w:val="22"/>
-        </w:rPr>
-        <w:t>Để đáp ứng yêu cầu pháp lý và y đức trong ứng dụng y tế, hệ thống kiên định triết lý 'AI chỉ là công cụ hỗ trợ sàng lọc — Quyết định chẩn đoán cuối cùng thuộc về Bác sĩ':</w:t>
+        <w:t>3.4. Vòng lặp phản hồi chuyên gia (Human-in-the-Loop) &amp; Audit Trail</w:t>
       </w:r>
     </w:p>
     <w:p>
       <w:pPr>
         <w:pStyle w:val="ListBullet"/>
-        <w:spacing w:line="288" w:lineRule="auto" w:before="0" w:after="60"/>
+        <w:spacing w:line="288" w:lineRule="auto" w:before="0" w:after="50"/>
         <w:jc w:val="both"/>
       </w:pPr>
       <w:r>
@@ -7502,13 +7138,13 @@
           <w:color w:val="334155"/>
           <w:sz w:val="21"/>
         </w:rPr>
-        <w:t>Tại endpoint POST /api/anomalies/{id}/verify, bác sĩ có thể bấm Xác nhận nhãn của AI nếu đồng thuận, hoặc Ghi đè nhãn mới (Override) kèm ghi chú lâm sàng nếu AI nhận định sai.</w:t>
+        <w:t>Tại endpoint POST /api/anomalies/{id}/verify, bác sĩ có thể Xác nhận nhãn AI hoặc Ghi đè nhãn mới (Override) kèm nhận xét lâm sàng.</w:t>
       </w:r>
     </w:p>
     <w:p>
       <w:pPr>
         <w:pStyle w:val="ListBullet"/>
-        <w:spacing w:line="288" w:lineRule="auto" w:before="0" w:after="60"/>
+        <w:spacing w:line="288" w:lineRule="auto" w:before="0" w:after="50"/>
         <w:jc w:val="both"/>
       </w:pPr>
       <w:r>
@@ -7526,22 +7162,220 @@
           <w:color w:val="334155"/>
           <w:sz w:val="21"/>
         </w:rPr>
-        <w:t>Mọi thao tác can thiệp vào kết quả chẩn đoán đều được ghi tự động vào bảng audit_trails bao gồm: Dấu thời gian chính xác, ID bác sĩ thao tác, nhãn ban đầu của AI, nhãn mới được sửa, và lý do y khoa. Điều này đảm bảo tính minh bạch pháp lý tuyệt đối.</w:t>
+        <w:t>Mọi thao tác sửa đổi nhãn đều ghi tự động vào bảng audit_trails (dấu thời gian, ID bác sĩ, nhãn cũ/mới, lý do y khoa), đảm bảo tính minh bạch pháp lý tuyệt đối.</w:t>
       </w:r>
     </w:p>
     <w:p>
       <w:pPr>
         <w:keepNext/>
-        <w:spacing w:before="240" w:after="80"/>
+        <w:spacing w:before="220" w:after="60"/>
       </w:pPr>
       <w:r>
         <w:rPr>
           <w:rFonts w:ascii="Times New Roman" w:hAnsi="Times New Roman"/>
           <w:b/>
           <w:color w:val="2563EB"/>
-          <w:sz w:val="26"/>
+          <w:sz w:val="25"/>
         </w:rPr>
-        <w:t>3.5. Giao diện người dùng Web Frontend (React 19, Plotly.js, Responsive UI)</w:t>
+        <w:t>3.5. Giao diện Web Frontend (React 19, Plotly.js, Responsive)</w:t>
+      </w:r>
+    </w:p>
+    <w:p>
+      <w:pPr>
+        <w:pStyle w:val="ListBullet"/>
+        <w:spacing w:line="288" w:lineRule="auto" w:before="0" w:after="50"/>
+        <w:jc w:val="both"/>
+      </w:pPr>
+      <w:r>
+        <w:rPr>
+          <w:rFonts w:ascii="Times New Roman" w:hAnsi="Times New Roman"/>
+          <w:b/>
+          <w:color w:val="1E293B"/>
+          <w:sz w:val="21"/>
+        </w:rPr>
+        <w:t xml:space="preserve">Dashboard Real-time: </w:t>
+      </w:r>
+      <w:r>
+        <w:rPr>
+          <w:rFonts w:ascii="Times New Roman" w:hAnsi="Times New Roman"/>
+          <w:color w:val="334155"/>
+          <w:sz w:val="21"/>
+        </w:rPr>
+        <w:t>Đồ thị ECG 2 kênh mượt mà 60 FPS bằng Plotly.js, tự động co giãn biên độ riêng từng kênh (Auto-scaling Y-axis).</w:t>
+      </w:r>
+    </w:p>
+    <w:p>
+      <w:pPr>
+        <w:pStyle w:val="ListBullet"/>
+        <w:spacing w:line="288" w:lineRule="auto" w:before="0" w:after="50"/>
+        <w:jc w:val="both"/>
+      </w:pPr>
+      <w:r>
+        <w:rPr>
+          <w:rFonts w:ascii="Times New Roman" w:hAnsi="Times New Roman"/>
+          <w:b/>
+          <w:color w:val="1E293B"/>
+          <w:sz w:val="21"/>
+        </w:rPr>
+        <w:t xml:space="preserve">Báo động chuẩn IEC 60601-1-8: </w:t>
+      </w:r>
+      <w:r>
+        <w:rPr>
+          <w:rFonts w:ascii="Times New Roman" w:hAnsi="Times New Roman"/>
+          <w:color w:val="334155"/>
+          <w:sz w:val="21"/>
+        </w:rPr>
+        <w:t>3 cấp độ: 🟢 Xanh (Bình thường) -&gt; 🟡 Vàng (Chú ý) -&gt; 🔴 Đỏ (Nguy cấp). Tính năng 'Tắt chuông tạm thời 2 phút' tự bật lại tuân thủ nghiêm ngặt chuẩn an toàn thiết bị y tế IEC 60601-1-8.</w:t>
+      </w:r>
+    </w:p>
+    <w:p>
+      <w:pPr>
+        <w:pStyle w:val="ListBullet"/>
+        <w:spacing w:line="288" w:lineRule="auto" w:before="0" w:after="50"/>
+        <w:jc w:val="both"/>
+      </w:pPr>
+      <w:r>
+        <w:rPr>
+          <w:rFonts w:ascii="Times New Roman" w:hAnsi="Times New Roman"/>
+          <w:b/>
+          <w:color w:val="1E293B"/>
+          <w:sz w:val="21"/>
+        </w:rPr>
+        <w:t xml:space="preserve">Phân tích Explainable AI: </w:t>
+      </w:r>
+      <w:r>
+        <w:rPr>
+          <w:rFonts w:ascii="Times New Roman" w:hAnsi="Times New Roman"/>
+          <w:color w:val="334155"/>
+          <w:sz w:val="21"/>
+        </w:rPr>
+        <w:t>Trang chuyên sâu phóng to từng nhịp tim, biểu diễn bản đồ nhiệt 1D Grad-CAM, giải thích thuật ngữ y khoa AAMI.</w:t>
+      </w:r>
+    </w:p>
+    <w:p>
+      <w:pPr>
+        <w:pStyle w:val="ListBullet"/>
+        <w:spacing w:line="288" w:lineRule="auto" w:before="0" w:after="50"/>
+        <w:jc w:val="both"/>
+      </w:pPr>
+      <w:r>
+        <w:rPr>
+          <w:rFonts w:ascii="Times New Roman" w:hAnsi="Times New Roman"/>
+          <w:b/>
+          <w:color w:val="1E293B"/>
+          <w:sz w:val="21"/>
+        </w:rPr>
+        <w:t xml:space="preserve">Chẩn đoán Offline &amp; Xuất báo cáo: </w:t>
+      </w:r>
+      <w:r>
+        <w:rPr>
+          <w:rFonts w:ascii="Times New Roman" w:hAnsi="Times New Roman"/>
+          <w:color w:val="334155"/>
+          <w:sz w:val="21"/>
+        </w:rPr>
+        <w:t>Hỗ trợ tải lên tệp CSV/DAT để phân tích trọn vẹn bản ghi và xuất báo cáo y tế định dạng PDF và CSV.</w:t>
+      </w:r>
+    </w:p>
+    <w:p>
+      <w:pPr>
+        <w:keepNext/>
+        <w:spacing w:before="220" w:after="60"/>
+      </w:pPr>
+      <w:r>
+        <w:rPr>
+          <w:rFonts w:ascii="Times New Roman" w:hAnsi="Times New Roman"/>
+          <w:b/>
+          <w:color w:val="2563EB"/>
+          <w:sz w:val="25"/>
+        </w:rPr>
+        <w:t>3.6. Kiểm thử tự động &amp; Đóng gói triển khai</w:t>
+      </w:r>
+    </w:p>
+    <w:p>
+      <w:pPr>
+        <w:pStyle w:val="ListBullet"/>
+        <w:spacing w:line="288" w:lineRule="auto" w:before="0" w:after="50"/>
+        <w:jc w:val="both"/>
+      </w:pPr>
+      <w:r>
+        <w:rPr>
+          <w:rFonts w:ascii="Times New Roman" w:hAnsi="Times New Roman"/>
+          <w:b/>
+          <w:color w:val="1E293B"/>
+          <w:sz w:val="21"/>
+        </w:rPr>
+        <w:t xml:space="preserve">Kiểm thử Backend: </w:t>
+      </w:r>
+      <w:r>
+        <w:rPr>
+          <w:rFonts w:ascii="Times New Roman" w:hAnsi="Times New Roman"/>
+          <w:color w:val="334155"/>
+          <w:sz w:val="21"/>
+        </w:rPr>
+        <w:t>42/42 bài test tự động viết bằng pytest bao phủ từ Auth, REST API, WebSocket, DSP đến phân quyền RBAC đều đạt 100% Pass.</w:t>
+      </w:r>
+    </w:p>
+    <w:p>
+      <w:pPr>
+        <w:pStyle w:val="ListBullet"/>
+        <w:spacing w:line="288" w:lineRule="auto" w:before="0" w:after="50"/>
+        <w:jc w:val="both"/>
+      </w:pPr>
+      <w:r>
+        <w:rPr>
+          <w:rFonts w:ascii="Times New Roman" w:hAnsi="Times New Roman"/>
+          <w:b/>
+          <w:color w:val="1E293B"/>
+          <w:sz w:val="21"/>
+        </w:rPr>
+        <w:t xml:space="preserve">Chất lượng mã (Linting): </w:t>
+      </w:r>
+      <w:r>
+        <w:rPr>
+          <w:rFonts w:ascii="Times New Roman" w:hAnsi="Times New Roman"/>
+          <w:color w:val="334155"/>
+          <w:sz w:val="21"/>
+        </w:rPr>
+        <w:t>Ruff cho Python và Oxlint cho JavaScript/React, sạch hoàn toàn cảnh báo bảo mật và cú pháp.</w:t>
+      </w:r>
+    </w:p>
+    <w:p>
+      <w:pPr>
+        <w:pStyle w:val="ListBullet"/>
+        <w:spacing w:line="288" w:lineRule="auto" w:before="0" w:after="50"/>
+        <w:jc w:val="both"/>
+      </w:pPr>
+      <w:r>
+        <w:rPr>
+          <w:rFonts w:ascii="Times New Roman" w:hAnsi="Times New Roman"/>
+          <w:b/>
+          <w:color w:val="1E293B"/>
+          <w:sz w:val="21"/>
+        </w:rPr>
+        <w:t xml:space="preserve">Docker &amp; CI/CD: </w:t>
+      </w:r>
+      <w:r>
+        <w:rPr>
+          <w:rFonts w:ascii="Times New Roman" w:hAnsi="Times New Roman"/>
+          <w:color w:val="334155"/>
+          <w:sz w:val="21"/>
+        </w:rPr>
+        <w:t>Docker Compose đóng gói 2 container (backend FastAPI + frontend Nginx), thiết lập CI/CD tự động hóa trên GitHub Actions.</w:t>
+      </w:r>
+    </w:p>
+    <w:p>
+      <w:pPr>
+        <w:keepNext/>
+        <w:spacing w:before="320" w:after="120"/>
+      </w:pPr>
+      <w:r>
+        <w:rPr>
+          <w:rFonts w:ascii="Times New Roman" w:hAnsi="Times New Roman"/>
+          <w:b/>
+          <w:color w:val="1E3A8A"/>
+          <w:sz w:val="29"/>
+        </w:rPr>
+        <w:t>CHƯƠNG 4: ĐÁNH GIÁ KẾT QUẢ THỰC NGHIỆM: ĐÃ HOÀN THÀNH VS CHƯA HOÀN THÀNH / HẠN CHẾ KỸ THUẬT</w:t>
       </w:r>
     </w:p>
     <w:p>
@@ -7555,272 +7389,22 @@
           <w:color w:val="334155"/>
           <w:sz w:val="22"/>
         </w:rPr>
-        <w:t>Giao diện người dùng được xây dựng bằng React 19 và Vite, tối ưu hóa giao diện thân thiện với nhân viên y tế:</w:t>
-      </w:r>
-    </w:p>
-    <w:p>
-      <w:pPr>
-        <w:pStyle w:val="ListBullet"/>
-        <w:spacing w:line="288" w:lineRule="auto" w:before="0" w:after="60"/>
-        <w:jc w:val="both"/>
-      </w:pPr>
-      <w:r>
-        <w:rPr>
-          <w:rFonts w:ascii="Times New Roman" w:hAnsi="Times New Roman"/>
-          <w:b/>
-          <w:color w:val="1E293B"/>
-          <w:sz w:val="21"/>
-        </w:rPr>
-        <w:t xml:space="preserve">Dashboard Giám sát thời gian thực: </w:t>
-      </w:r>
-      <w:r>
-        <w:rPr>
-          <w:rFonts w:ascii="Times New Roman" w:hAnsi="Times New Roman"/>
-          <w:color w:val="334155"/>
-          <w:sz w:val="21"/>
-        </w:rPr>
-        <w:t>Kết xuất dạng sóng ECG 2 kênh đồng thời với tần số làm tươi 60 FPS bằng thư viện đồ họa Plotly.js, hỗ trợ tự động co giãn biên độ độc lập cho từng kênh (Auto-scaling Y-axis) giúp quan sát rõ nét cả các sóng biên độ nhỏ như sóng P.</w:t>
-      </w:r>
-    </w:p>
-    <w:p>
-      <w:pPr>
-        <w:pStyle w:val="ListBullet"/>
-        <w:spacing w:line="288" w:lineRule="auto" w:before="0" w:after="60"/>
-        <w:jc w:val="both"/>
-      </w:pPr>
-      <w:r>
-        <w:rPr>
-          <w:rFonts w:ascii="Times New Roman" w:hAnsi="Times New Roman"/>
-          <w:b/>
-          <w:color w:val="1E293B"/>
-          <w:sz w:val="21"/>
-        </w:rPr>
-        <w:t xml:space="preserve">Hệ thống cảnh báo đa tầng chuẩn IEC 60601-1-8: </w:t>
-      </w:r>
-      <w:r>
-        <w:rPr>
-          <w:rFonts w:ascii="Times New Roman" w:hAnsi="Times New Roman"/>
-          <w:color w:val="334155"/>
-          <w:sz w:val="21"/>
-        </w:rPr>
-        <w:t>Phân tầng 3 cấp độ: 🟢 Xanh (Bình thường) -&gt; 🟡 Vàng (Chú ý: Nhịp chậm, PAC) -&gt; 🔴 Đỏ (Nguy cấp: PVC đa ổ, Rung nhĩ, Nhịp nhanh thất). Hệ thống tích hợp chuông cảnh báo âm thanh và tính năng 'Tắt tiếng tạm thời 2 phút' (Alarm Mute) tự động kích hoạt lại theo đúng tiêu chuẩn an toàn thiết bị y tế quốc tế IEC 60601-1-8.</w:t>
-      </w:r>
-    </w:p>
-    <w:p>
-      <w:pPr>
-        <w:pStyle w:val="ListBullet"/>
-        <w:spacing w:line="288" w:lineRule="auto" w:before="0" w:after="60"/>
-        <w:jc w:val="both"/>
-      </w:pPr>
-      <w:r>
-        <w:rPr>
-          <w:rFonts w:ascii="Times New Roman" w:hAnsi="Times New Roman"/>
-          <w:b/>
-          <w:color w:val="1E293B"/>
-          <w:sz w:val="21"/>
-        </w:rPr>
-        <w:t xml:space="preserve">Trang phân tích Explainable AI: </w:t>
-      </w:r>
-      <w:r>
-        <w:rPr>
-          <w:rFonts w:ascii="Times New Roman" w:hAnsi="Times New Roman"/>
-          <w:color w:val="334155"/>
-          <w:sz w:val="21"/>
-        </w:rPr>
-        <w:t>Trang chuyên sâu phóng to chi tiết từng nhịp tim bất thường, biểu diễn bản đồ nhiệt 1D Grad-CAM, giải thích thuật ngữ y khoa AAMI thay vì mã kỹ thuật thô.</w:t>
-      </w:r>
-    </w:p>
-    <w:p>
-      <w:pPr>
-        <w:pStyle w:val="ListBullet"/>
-        <w:spacing w:line="288" w:lineRule="auto" w:before="0" w:after="60"/>
-        <w:jc w:val="both"/>
-      </w:pPr>
-      <w:r>
-        <w:rPr>
-          <w:rFonts w:ascii="Times New Roman" w:hAnsi="Times New Roman"/>
-          <w:b/>
-          <w:color w:val="1E293B"/>
-          <w:sz w:val="21"/>
-        </w:rPr>
-        <w:t xml:space="preserve">Chế độ Chẩn đoán ngoại tuyến (Offline Mode): </w:t>
-      </w:r>
-      <w:r>
-        <w:rPr>
-          <w:rFonts w:ascii="Times New Roman" w:hAnsi="Times New Roman"/>
-          <w:color w:val="334155"/>
-          <w:sz w:val="21"/>
-        </w:rPr>
-        <w:t>Hỗ trợ tải lên các tệp dữ liệu ECG định dạng CSV hoặc DAT để phân tích toàn bộ bản ghi và xuất báo cáo.</w:t>
-      </w:r>
-    </w:p>
-    <w:p>
-      <w:pPr>
-        <w:pStyle w:val="ListBullet"/>
-        <w:spacing w:line="288" w:lineRule="auto" w:before="0" w:after="60"/>
-        <w:jc w:val="both"/>
-      </w:pPr>
-      <w:r>
-        <w:rPr>
-          <w:rFonts w:ascii="Times New Roman" w:hAnsi="Times New Roman"/>
-          <w:b/>
-          <w:color w:val="1E293B"/>
-          <w:sz w:val="21"/>
-        </w:rPr>
-        <w:t xml:space="preserve">Xuất báo cáo y tế (Medical Report Export): </w:t>
-      </w:r>
-      <w:r>
-        <w:rPr>
-          <w:rFonts w:ascii="Times New Roman" w:hAnsi="Times New Roman"/>
-          <w:color w:val="334155"/>
-          <w:sz w:val="21"/>
-        </w:rPr>
-        <w:t>Kết xuất tệp báo cáo định dạng PDF và bảng tính CSV lưu trữ các sự kiện bất thường kèm chữ ký số của bác sĩ thẩm định.</w:t>
+        <w:t>Chương này đối chiếu tiến độ thực tế với mục tiêu đề cương đồ án, phân định rành mạch giữa các cấu phần đã hoàn thiện 100% và các giới hạn kỹ thuật cần được định hướng hỗ trợ thêm:</w:t>
       </w:r>
     </w:p>
     <w:p>
       <w:pPr>
         <w:keepNext/>
-        <w:spacing w:before="240" w:after="80"/>
+        <w:spacing w:before="220" w:after="60"/>
       </w:pPr>
       <w:r>
         <w:rPr>
           <w:rFonts w:ascii="Times New Roman" w:hAnsi="Times New Roman"/>
           <w:b/>
           <w:color w:val="2563EB"/>
-          <w:sz w:val="26"/>
+          <w:sz w:val="25"/>
         </w:rPr>
-        <w:t>3.6. Kiểm thử tự động &amp; Đóng gói triển khai (Testing &amp; DevOps)</w:t>
-      </w:r>
-    </w:p>
-    <w:p>
-      <w:pPr>
-        <w:spacing w:line="300" w:lineRule="auto" w:before="0" w:after="80"/>
-        <w:jc w:val="both"/>
-      </w:pPr>
-      <w:r>
-        <w:rPr>
-          <w:rFonts w:ascii="Times New Roman" w:hAnsi="Times New Roman"/>
-          <w:color w:val="334155"/>
-          <w:sz w:val="22"/>
-        </w:rPr>
-        <w:t>Dự án áp dụng quy trình đảm bảo chất lượng phần mềm nghiêm ngặt:</w:t>
-      </w:r>
-    </w:p>
-    <w:p>
-      <w:pPr>
-        <w:pStyle w:val="ListBullet"/>
-        <w:spacing w:line="288" w:lineRule="auto" w:before="0" w:after="60"/>
-        <w:jc w:val="both"/>
-      </w:pPr>
-      <w:r>
-        <w:rPr>
-          <w:rFonts w:ascii="Times New Roman" w:hAnsi="Times New Roman"/>
-          <w:b/>
-          <w:color w:val="1E293B"/>
-          <w:sz w:val="21"/>
-        </w:rPr>
-        <w:t xml:space="preserve">Bộ kiểm thử Backend: </w:t>
-      </w:r>
-      <w:r>
-        <w:rPr>
-          <w:rFonts w:ascii="Times New Roman" w:hAnsi="Times New Roman"/>
-          <w:color w:val="334155"/>
-          <w:sz w:val="21"/>
-        </w:rPr>
-        <w:t>Toàn bộ 42 bài kiểm thử tự động viết bằng pytest bao phủ từ chức năng Auth, REST API, WebSocket stream, Xử lý tín hiệu đến phân quyền RBAC đều đạt trạng thái 100% Pass.</w:t>
-      </w:r>
-    </w:p>
-    <w:p>
-      <w:pPr>
-        <w:pStyle w:val="ListBullet"/>
-        <w:spacing w:line="288" w:lineRule="auto" w:before="0" w:after="60"/>
-        <w:jc w:val="both"/>
-      </w:pPr>
-      <w:r>
-        <w:rPr>
-          <w:rFonts w:ascii="Times New Roman" w:hAnsi="Times New Roman"/>
-          <w:b/>
-          <w:color w:val="1E293B"/>
-          <w:sz w:val="21"/>
-        </w:rPr>
-        <w:t xml:space="preserve">Kiểm tra chất lượng mã (Linting): </w:t>
-      </w:r>
-      <w:r>
-        <w:rPr>
-          <w:rFonts w:ascii="Times New Roman" w:hAnsi="Times New Roman"/>
-          <w:color w:val="334155"/>
-          <w:sz w:val="21"/>
-        </w:rPr>
-        <w:t>Mã nguồn tuân thủ tiêu chuẩn với Ruff cho Python backend và Oxlint cho JavaScript/React frontend, hoàn toàn không có lỗi cú pháp hay cảnh báo bảo mật.</w:t>
-      </w:r>
-    </w:p>
-    <w:p>
-      <w:pPr>
-        <w:pStyle w:val="ListBullet"/>
-        <w:spacing w:line="288" w:lineRule="auto" w:before="0" w:after="60"/>
-        <w:jc w:val="both"/>
-      </w:pPr>
-      <w:r>
-        <w:rPr>
-          <w:rFonts w:ascii="Times New Roman" w:hAnsi="Times New Roman"/>
-          <w:b/>
-          <w:color w:val="1E293B"/>
-          <w:sz w:val="21"/>
-        </w:rPr>
-        <w:t xml:space="preserve">Đóng gói Docker &amp; CI/CD: </w:t>
-      </w:r>
-      <w:r>
-        <w:rPr>
-          <w:rFonts w:ascii="Times New Roman" w:hAnsi="Times New Roman"/>
-          <w:color w:val="334155"/>
-          <w:sz w:val="21"/>
-        </w:rPr>
-        <w:t>Đóng gói toàn bộ hệ thống bằng Docker Compose với 2 dịch vụ độc lập: backend (FastAPI Uvicorn) và frontend (Nginx reverse proxy), thiết lập quy trình CI/CD tự động hóa trên GitHub Actions cho mọi lần cập nhật mã.</w:t>
-      </w:r>
-    </w:p>
-    <w:p>
-      <w:pPr>
-        <w:keepNext/>
-        <w:spacing w:before="360" w:after="120"/>
-      </w:pPr>
-      <w:r>
-        <w:rPr>
-          <w:rFonts w:ascii="Times New Roman" w:hAnsi="Times New Roman"/>
-          <w:b/>
-          <w:color w:val="1E3A8A"/>
-          <w:sz w:val="30"/>
-        </w:rPr>
-        <w:t>CHƯƠNG 4: ĐÁNH GIÁ KẾT QUẢ THỰC NGHIỆM: NHỮNG GÌ ĐÃ HOÀN THÀNH VS CHƯA HOÀN THÀNH / HẠN CHẾ KỸ THUẬT</w:t>
-      </w:r>
-    </w:p>
-    <w:p>
-      <w:pPr>
-        <w:spacing w:line="300" w:lineRule="auto" w:before="0" w:after="80"/>
-        <w:jc w:val="both"/>
-      </w:pPr>
-      <w:r>
-        <w:rPr>
-          <w:rFonts w:ascii="Times New Roman" w:hAnsi="Times New Roman"/>
-          <w:color w:val="334155"/>
-          <w:sz w:val="22"/>
-        </w:rPr>
-        <w:t>Thực hiện yêu cầu chỉ đạo của Ban Giảng viên Chương trình Samsung Innovation Campus (SIC) - HUST về việc rà soát trung thực tiến độ trước ngày bảo vệ chính thức (31/10/2026), chương này phân định rõ ràng và chi tiết giữa: (1) Những hạng mục đã hoàn thành 100% kèm số liệu nghiệm thu; và (2) Những hạn chế kỹ thuật / nội dung chưa hoàn thành cùng nguyên nhân khoa học và định hướng cần hỗ trợ.</w:t>
-      </w:r>
-    </w:p>
-    <w:p>
-      <w:pPr>
-        <w:keepNext/>
-        <w:spacing w:before="240" w:after="80"/>
-      </w:pPr>
-      <w:r>
-        <w:rPr>
-          <w:rFonts w:ascii="Times New Roman" w:hAnsi="Times New Roman"/>
-          <w:b/>
-          <w:color w:val="2563EB"/>
-          <w:sz w:val="26"/>
-        </w:rPr>
-        <w:t>4.1. Đối chiếu tiến độ thực hiện theo các Checkpoint của Đề cương đồ án</w:t>
+        <w:t>4.1. Bảng đối chiếu tiến độ thực hiện theo Checkpoint đề cương</w:t>
       </w:r>
     </w:p>
     <w:tbl>
@@ -7849,10 +7433,10 @@
             <w:tcW w:type="dxa" w:w="2340"/>
             <w:shd w:fill="1E3A8A"/>
             <w:tcMar>
-              <w:top w:w="120" w:type="dxa"/>
-              <w:bottom w:w="120" w:type="dxa"/>
-              <w:left w:w="120" w:type="dxa"/>
-              <w:right w:w="120" w:type="dxa"/>
+              <w:top w:w="110" w:type="dxa"/>
+              <w:bottom w:w="110" w:type="dxa"/>
+              <w:left w:w="110" w:type="dxa"/>
+              <w:right w:w="110" w:type="dxa"/>
             </w:tcMar>
           </w:tcPr>
           <w:p>
@@ -7875,10 +7459,10 @@
             <w:tcW w:type="dxa" w:w="2340"/>
             <w:shd w:fill="1E3A8A"/>
             <w:tcMar>
-              <w:top w:w="120" w:type="dxa"/>
-              <w:bottom w:w="120" w:type="dxa"/>
-              <w:left w:w="120" w:type="dxa"/>
-              <w:right w:w="120" w:type="dxa"/>
+              <w:top w:w="110" w:type="dxa"/>
+              <w:bottom w:w="110" w:type="dxa"/>
+              <w:left w:w="110" w:type="dxa"/>
+              <w:right w:w="110" w:type="dxa"/>
             </w:tcMar>
           </w:tcPr>
           <w:p>
@@ -7892,7 +7476,7 @@
                 <w:color w:val="FFFFFF"/>
                 <w:sz w:val="20"/>
               </w:rPr>
-              <w:t>Nội dung hạng mục công việc theo đề cương</w:t>
+              <w:t>Hạng mục công việc theo đề cương</w:t>
             </w:r>
           </w:p>
         </w:tc>
@@ -7901,10 +7485,10 @@
             <w:tcW w:type="dxa" w:w="2340"/>
             <w:shd w:fill="1E3A8A"/>
             <w:tcMar>
-              <w:top w:w="120" w:type="dxa"/>
-              <w:bottom w:w="120" w:type="dxa"/>
-              <w:left w:w="120" w:type="dxa"/>
-              <w:right w:w="120" w:type="dxa"/>
+              <w:top w:w="110" w:type="dxa"/>
+              <w:bottom w:w="110" w:type="dxa"/>
+              <w:left w:w="110" w:type="dxa"/>
+              <w:right w:w="110" w:type="dxa"/>
             </w:tcMar>
           </w:tcPr>
           <w:p>
@@ -7927,10 +7511,10 @@
             <w:tcW w:type="dxa" w:w="2340"/>
             <w:shd w:fill="1E3A8A"/>
             <w:tcMar>
-              <w:top w:w="120" w:type="dxa"/>
-              <w:bottom w:w="120" w:type="dxa"/>
-              <w:left w:w="120" w:type="dxa"/>
-              <w:right w:w="120" w:type="dxa"/>
+              <w:top w:w="110" w:type="dxa"/>
+              <w:bottom w:w="110" w:type="dxa"/>
+              <w:left w:w="110" w:type="dxa"/>
+              <w:right w:w="110" w:type="dxa"/>
             </w:tcMar>
           </w:tcPr>
           <w:p>
@@ -7944,7 +7528,7 @@
                 <w:color w:val="FFFFFF"/>
                 <w:sz w:val="20"/>
               </w:rPr>
-              <w:t>Mức độ nghiệm thu</w:t>
+              <w:t>Kết quả nghiệm thu</w:t>
             </w:r>
           </w:p>
         </w:tc>
@@ -7954,10 +7538,10 @@
           <w:tcPr>
             <w:tcW w:type="dxa" w:w="2340"/>
             <w:tcMar>
-              <w:top w:w="90" w:type="dxa"/>
-              <w:bottom w:w="90" w:type="dxa"/>
-              <w:left w:w="120" w:type="dxa"/>
-              <w:right w:w="120" w:type="dxa"/>
+              <w:top w:w="80" w:type="dxa"/>
+              <w:bottom w:w="80" w:type="dxa"/>
+              <w:left w:w="110" w:type="dxa"/>
+              <w:right w:w="110" w:type="dxa"/>
             </w:tcMar>
           </w:tcPr>
           <w:p>
@@ -7978,10 +7562,10 @@
           <w:tcPr>
             <w:tcW w:type="dxa" w:w="2340"/>
             <w:tcMar>
-              <w:top w:w="90" w:type="dxa"/>
-              <w:bottom w:w="90" w:type="dxa"/>
-              <w:left w:w="120" w:type="dxa"/>
-              <w:right w:w="120" w:type="dxa"/>
+              <w:top w:w="80" w:type="dxa"/>
+              <w:bottom w:w="80" w:type="dxa"/>
+              <w:left w:w="110" w:type="dxa"/>
+              <w:right w:w="110" w:type="dxa"/>
             </w:tcMar>
           </w:tcPr>
           <w:p>
@@ -8002,10 +7586,10 @@
           <w:tcPr>
             <w:tcW w:type="dxa" w:w="2340"/>
             <w:tcMar>
-              <w:top w:w="90" w:type="dxa"/>
-              <w:bottom w:w="90" w:type="dxa"/>
-              <w:left w:w="120" w:type="dxa"/>
-              <w:right w:w="120" w:type="dxa"/>
+              <w:top w:w="80" w:type="dxa"/>
+              <w:bottom w:w="80" w:type="dxa"/>
+              <w:left w:w="110" w:type="dxa"/>
+              <w:right w:w="110" w:type="dxa"/>
             </w:tcMar>
           </w:tcPr>
           <w:p>
@@ -8026,10 +7610,10 @@
           <w:tcPr>
             <w:tcW w:type="dxa" w:w="2340"/>
             <w:tcMar>
-              <w:top w:w="90" w:type="dxa"/>
-              <w:bottom w:w="90" w:type="dxa"/>
-              <w:left w:w="120" w:type="dxa"/>
-              <w:right w:w="120" w:type="dxa"/>
+              <w:top w:w="80" w:type="dxa"/>
+              <w:bottom w:w="80" w:type="dxa"/>
+              <w:left w:w="110" w:type="dxa"/>
+              <w:right w:w="110" w:type="dxa"/>
             </w:tcMar>
           </w:tcPr>
           <w:p>
@@ -8042,7 +7626,7 @@
                 <w:color w:val="1E293B"/>
                 <w:sz w:val="19"/>
               </w:rPr>
-              <w:t>Vượt chỉ tiêu: Macro-F1 91.70%, Latency 0.13ms</w:t>
+              <w:t>Macro-F1 91.70%, Latency 0.13ms</w:t>
             </w:r>
           </w:p>
         </w:tc>
@@ -8053,10 +7637,10 @@
             <w:tcW w:type="dxa" w:w="2340"/>
             <w:shd w:fill="F8FAFC"/>
             <w:tcMar>
-              <w:top w:w="90" w:type="dxa"/>
-              <w:bottom w:w="90" w:type="dxa"/>
-              <w:left w:w="120" w:type="dxa"/>
-              <w:right w:w="120" w:type="dxa"/>
+              <w:top w:w="80" w:type="dxa"/>
+              <w:bottom w:w="80" w:type="dxa"/>
+              <w:left w:w="110" w:type="dxa"/>
+              <w:right w:w="110" w:type="dxa"/>
             </w:tcMar>
           </w:tcPr>
           <w:p>
@@ -8078,10 +7662,10 @@
             <w:tcW w:type="dxa" w:w="2340"/>
             <w:shd w:fill="F8FAFC"/>
             <w:tcMar>
-              <w:top w:w="90" w:type="dxa"/>
-              <w:bottom w:w="90" w:type="dxa"/>
-              <w:left w:w="120" w:type="dxa"/>
-              <w:right w:w="120" w:type="dxa"/>
+              <w:top w:w="80" w:type="dxa"/>
+              <w:bottom w:w="80" w:type="dxa"/>
+              <w:left w:w="110" w:type="dxa"/>
+              <w:right w:w="110" w:type="dxa"/>
             </w:tcMar>
           </w:tcPr>
           <w:p>
@@ -8103,10 +7687,10 @@
             <w:tcW w:type="dxa" w:w="2340"/>
             <w:shd w:fill="F8FAFC"/>
             <w:tcMar>
-              <w:top w:w="90" w:type="dxa"/>
-              <w:bottom w:w="90" w:type="dxa"/>
-              <w:left w:w="120" w:type="dxa"/>
-              <w:right w:w="120" w:type="dxa"/>
+              <w:top w:w="80" w:type="dxa"/>
+              <w:bottom w:w="80" w:type="dxa"/>
+              <w:left w:w="110" w:type="dxa"/>
+              <w:right w:w="110" w:type="dxa"/>
             </w:tcMar>
           </w:tcPr>
           <w:p>
@@ -8128,10 +7712,10 @@
             <w:tcW w:type="dxa" w:w="2340"/>
             <w:shd w:fill="F8FAFC"/>
             <w:tcMar>
-              <w:top w:w="90" w:type="dxa"/>
-              <w:bottom w:w="90" w:type="dxa"/>
-              <w:left w:w="120" w:type="dxa"/>
-              <w:right w:w="120" w:type="dxa"/>
+              <w:top w:w="80" w:type="dxa"/>
+              <w:bottom w:w="80" w:type="dxa"/>
+              <w:left w:w="110" w:type="dxa"/>
+              <w:right w:w="110" w:type="dxa"/>
             </w:tcMar>
           </w:tcPr>
           <w:p>
@@ -8144,7 +7728,7 @@
                 <w:color w:val="1E293B"/>
                 <w:sz w:val="19"/>
               </w:rPr>
-              <w:t>Stream 360Hz mượt mà, trực quan hóa Grad-CAM dynamic</w:t>
+              <w:t>Stream 360Hz mượt mà, Grad-CAM dynamic</w:t>
             </w:r>
           </w:p>
         </w:tc>
@@ -8154,10 +7738,10 @@
           <w:tcPr>
             <w:tcW w:type="dxa" w:w="2340"/>
             <w:tcMar>
-              <w:top w:w="90" w:type="dxa"/>
-              <w:bottom w:w="90" w:type="dxa"/>
-              <w:left w:w="120" w:type="dxa"/>
-              <w:right w:w="120" w:type="dxa"/>
+              <w:top w:w="80" w:type="dxa"/>
+              <w:bottom w:w="80" w:type="dxa"/>
+              <w:left w:w="110" w:type="dxa"/>
+              <w:right w:w="110" w:type="dxa"/>
             </w:tcMar>
           </w:tcPr>
           <w:p>
@@ -8178,10 +7762,10 @@
           <w:tcPr>
             <w:tcW w:type="dxa" w:w="2340"/>
             <w:tcMar>
-              <w:top w:w="90" w:type="dxa"/>
-              <w:bottom w:w="90" w:type="dxa"/>
-              <w:left w:w="120" w:type="dxa"/>
-              <w:right w:w="120" w:type="dxa"/>
+              <w:top w:w="80" w:type="dxa"/>
+              <w:bottom w:w="80" w:type="dxa"/>
+              <w:left w:w="110" w:type="dxa"/>
+              <w:right w:w="110" w:type="dxa"/>
             </w:tcMar>
           </w:tcPr>
           <w:p>
@@ -8202,10 +7786,10 @@
           <w:tcPr>
             <w:tcW w:type="dxa" w:w="2340"/>
             <w:tcMar>
-              <w:top w:w="90" w:type="dxa"/>
-              <w:bottom w:w="90" w:type="dxa"/>
-              <w:left w:w="120" w:type="dxa"/>
-              <w:right w:w="120" w:type="dxa"/>
+              <w:top w:w="80" w:type="dxa"/>
+              <w:bottom w:w="80" w:type="dxa"/>
+              <w:left w:w="110" w:type="dxa"/>
+              <w:right w:w="110" w:type="dxa"/>
             </w:tcMar>
           </w:tcPr>
           <w:p>
@@ -8226,10 +7810,10 @@
           <w:tcPr>
             <w:tcW w:type="dxa" w:w="2340"/>
             <w:tcMar>
-              <w:top w:w="90" w:type="dxa"/>
-              <w:bottom w:w="90" w:type="dxa"/>
-              <w:left w:w="120" w:type="dxa"/>
-              <w:right w:w="120" w:type="dxa"/>
+              <w:top w:w="80" w:type="dxa"/>
+              <w:bottom w:w="80" w:type="dxa"/>
+              <w:left w:w="110" w:type="dxa"/>
+              <w:right w:w="110" w:type="dxa"/>
             </w:tcMar>
           </w:tcPr>
           <w:p>
@@ -8242,7 +7826,7 @@
                 <w:color w:val="1E293B"/>
                 <w:sz w:val="19"/>
               </w:rPr>
-              <w:t>Pan-Tompkins F1 đạt 97.14%, hỗ trợ upload offline CSV</w:t>
+              <w:t>Pan-Tompkins F1 đạt 97.14%, upload offline CSV</w:t>
             </w:r>
           </w:p>
         </w:tc>
@@ -8253,10 +7837,10 @@
             <w:tcW w:type="dxa" w:w="2340"/>
             <w:shd w:fill="F8FAFC"/>
             <w:tcMar>
-              <w:top w:w="90" w:type="dxa"/>
-              <w:bottom w:w="90" w:type="dxa"/>
-              <w:left w:w="120" w:type="dxa"/>
-              <w:right w:w="120" w:type="dxa"/>
+              <w:top w:w="80" w:type="dxa"/>
+              <w:bottom w:w="80" w:type="dxa"/>
+              <w:left w:w="110" w:type="dxa"/>
+              <w:right w:w="110" w:type="dxa"/>
             </w:tcMar>
           </w:tcPr>
           <w:p>
@@ -8278,10 +7862,10 @@
             <w:tcW w:type="dxa" w:w="2340"/>
             <w:shd w:fill="F8FAFC"/>
             <w:tcMar>
-              <w:top w:w="90" w:type="dxa"/>
-              <w:bottom w:w="90" w:type="dxa"/>
-              <w:left w:w="120" w:type="dxa"/>
-              <w:right w:w="120" w:type="dxa"/>
+              <w:top w:w="80" w:type="dxa"/>
+              <w:bottom w:w="80" w:type="dxa"/>
+              <w:left w:w="110" w:type="dxa"/>
+              <w:right w:w="110" w:type="dxa"/>
             </w:tcMar>
           </w:tcPr>
           <w:p>
@@ -8303,10 +7887,10 @@
             <w:tcW w:type="dxa" w:w="2340"/>
             <w:shd w:fill="F8FAFC"/>
             <w:tcMar>
-              <w:top w:w="90" w:type="dxa"/>
-              <w:bottom w:w="90" w:type="dxa"/>
-              <w:left w:w="120" w:type="dxa"/>
-              <w:right w:w="120" w:type="dxa"/>
+              <w:top w:w="80" w:type="dxa"/>
+              <w:bottom w:w="80" w:type="dxa"/>
+              <w:left w:w="110" w:type="dxa"/>
+              <w:right w:w="110" w:type="dxa"/>
             </w:tcMar>
           </w:tcPr>
           <w:p>
@@ -8328,10 +7912,10 @@
             <w:tcW w:type="dxa" w:w="2340"/>
             <w:shd w:fill="F8FAFC"/>
             <w:tcMar>
-              <w:top w:w="90" w:type="dxa"/>
-              <w:bottom w:w="90" w:type="dxa"/>
-              <w:left w:w="120" w:type="dxa"/>
-              <w:right w:w="120" w:type="dxa"/>
+              <w:top w:w="80" w:type="dxa"/>
+              <w:bottom w:w="80" w:type="dxa"/>
+              <w:left w:w="110" w:type="dxa"/>
+              <w:right w:w="110" w:type="dxa"/>
             </w:tcMar>
           </w:tcPr>
           <w:p>
@@ -8344,7 +7928,7 @@
                 <w:color w:val="1E293B"/>
                 <w:sz w:val="19"/>
               </w:rPr>
-              <w:t>Cảnh báo âm thanh/visual chuẩn IEC 60601-1-8, xuất PDF</w:t>
+              <w:t>Báo động IEC 60601-1-8, xuất PDF chuyên nghiệp</w:t>
             </w:r>
           </w:p>
         </w:tc>
@@ -8354,10 +7938,10 @@
           <w:tcPr>
             <w:tcW w:type="dxa" w:w="2340"/>
             <w:tcMar>
-              <w:top w:w="90" w:type="dxa"/>
-              <w:bottom w:w="90" w:type="dxa"/>
-              <w:left w:w="120" w:type="dxa"/>
-              <w:right w:w="120" w:type="dxa"/>
+              <w:top w:w="80" w:type="dxa"/>
+              <w:bottom w:w="80" w:type="dxa"/>
+              <w:left w:w="110" w:type="dxa"/>
+              <w:right w:w="110" w:type="dxa"/>
             </w:tcMar>
           </w:tcPr>
           <w:p>
@@ -8378,10 +7962,10 @@
           <w:tcPr>
             <w:tcW w:type="dxa" w:w="2340"/>
             <w:tcMar>
-              <w:top w:w="90" w:type="dxa"/>
-              <w:bottom w:w="90" w:type="dxa"/>
-              <w:left w:w="120" w:type="dxa"/>
-              <w:right w:w="120" w:type="dxa"/>
+              <w:top w:w="80" w:type="dxa"/>
+              <w:bottom w:w="80" w:type="dxa"/>
+              <w:left w:w="110" w:type="dxa"/>
+              <w:right w:w="110" w:type="dxa"/>
             </w:tcMar>
           </w:tcPr>
           <w:p>
@@ -8402,10 +7986,10 @@
           <w:tcPr>
             <w:tcW w:type="dxa" w:w="2340"/>
             <w:tcMar>
-              <w:top w:w="90" w:type="dxa"/>
-              <w:bottom w:w="90" w:type="dxa"/>
-              <w:left w:w="120" w:type="dxa"/>
-              <w:right w:w="120" w:type="dxa"/>
+              <w:top w:w="80" w:type="dxa"/>
+              <w:bottom w:w="80" w:type="dxa"/>
+              <w:left w:w="110" w:type="dxa"/>
+              <w:right w:w="110" w:type="dxa"/>
             </w:tcMar>
           </w:tcPr>
           <w:p>
@@ -8426,10 +8010,10 @@
           <w:tcPr>
             <w:tcW w:type="dxa" w:w="2340"/>
             <w:tcMar>
-              <w:top w:w="90" w:type="dxa"/>
-              <w:bottom w:w="90" w:type="dxa"/>
-              <w:left w:w="120" w:type="dxa"/>
-              <w:right w:w="120" w:type="dxa"/>
+              <w:top w:w="80" w:type="dxa"/>
+              <w:bottom w:w="80" w:type="dxa"/>
+              <w:left w:w="110" w:type="dxa"/>
+              <w:right w:w="110" w:type="dxa"/>
             </w:tcMar>
           </w:tcPr>
           <w:p>
@@ -8442,7 +8026,7 @@
                 <w:color w:val="1E293B"/>
                 <w:sz w:val="19"/>
               </w:rPr>
-              <w:t>Phân quyền 3 vai trò, Audit Trail lưu vết bác sĩ sửa nhãn</w:t>
+              <w:t>Phân quyền 3 vai trò, Audit Trail lưu vết bác sĩ</w:t>
             </w:r>
           </w:p>
         </w:tc>
@@ -8453,10 +8037,10 @@
             <w:tcW w:type="dxa" w:w="2340"/>
             <w:shd w:fill="F8FAFC"/>
             <w:tcMar>
-              <w:top w:w="90" w:type="dxa"/>
-              <w:bottom w:w="90" w:type="dxa"/>
-              <w:left w:w="120" w:type="dxa"/>
-              <w:right w:w="120" w:type="dxa"/>
+              <w:top w:w="80" w:type="dxa"/>
+              <w:bottom w:w="80" w:type="dxa"/>
+              <w:left w:w="110" w:type="dxa"/>
+              <w:right w:w="110" w:type="dxa"/>
             </w:tcMar>
           </w:tcPr>
           <w:p>
@@ -8478,10 +8062,10 @@
             <w:tcW w:type="dxa" w:w="2340"/>
             <w:shd w:fill="F8FAFC"/>
             <w:tcMar>
-              <w:top w:w="90" w:type="dxa"/>
-              <w:bottom w:w="90" w:type="dxa"/>
-              <w:left w:w="120" w:type="dxa"/>
-              <w:right w:w="120" w:type="dxa"/>
+              <w:top w:w="80" w:type="dxa"/>
+              <w:bottom w:w="80" w:type="dxa"/>
+              <w:left w:w="110" w:type="dxa"/>
+              <w:right w:w="110" w:type="dxa"/>
             </w:tcMar>
           </w:tcPr>
           <w:p>
@@ -8503,10 +8087,10 @@
             <w:tcW w:type="dxa" w:w="2340"/>
             <w:shd w:fill="F8FAFC"/>
             <w:tcMar>
-              <w:top w:w="90" w:type="dxa"/>
-              <w:bottom w:w="90" w:type="dxa"/>
-              <w:left w:w="120" w:type="dxa"/>
-              <w:right w:w="120" w:type="dxa"/>
+              <w:top w:w="80" w:type="dxa"/>
+              <w:bottom w:w="80" w:type="dxa"/>
+              <w:left w:w="110" w:type="dxa"/>
+              <w:right w:w="110" w:type="dxa"/>
             </w:tcMar>
           </w:tcPr>
           <w:p>
@@ -8528,10 +8112,10 @@
             <w:tcW w:type="dxa" w:w="2340"/>
             <w:shd w:fill="F8FAFC"/>
             <w:tcMar>
-              <w:top w:w="90" w:type="dxa"/>
-              <w:bottom w:w="90" w:type="dxa"/>
-              <w:left w:w="120" w:type="dxa"/>
-              <w:right w:w="120" w:type="dxa"/>
+              <w:top w:w="80" w:type="dxa"/>
+              <w:bottom w:w="80" w:type="dxa"/>
+              <w:left w:w="110" w:type="dxa"/>
+              <w:right w:w="110" w:type="dxa"/>
             </w:tcMar>
           </w:tcPr>
           <w:p>
@@ -8544,7 +8128,7 @@
                 <w:color w:val="1E293B"/>
                 <w:sz w:val="19"/>
               </w:rPr>
-              <w:t>ONNX INT8 697.3 KB (&lt; 700KB), 42/42 backend test pass</w:t>
+              <w:t>ONNX INT8 697.3 KB (&lt; 700KB), 42/42 tests pass</w:t>
             </w:r>
           </w:p>
         </w:tc>
@@ -8554,10 +8138,10 @@
           <w:tcPr>
             <w:tcW w:type="dxa" w:w="2340"/>
             <w:tcMar>
-              <w:top w:w="90" w:type="dxa"/>
-              <w:bottom w:w="90" w:type="dxa"/>
-              <w:left w:w="120" w:type="dxa"/>
-              <w:right w:w="120" w:type="dxa"/>
+              <w:top w:w="80" w:type="dxa"/>
+              <w:bottom w:w="80" w:type="dxa"/>
+              <w:left w:w="110" w:type="dxa"/>
+              <w:right w:w="110" w:type="dxa"/>
             </w:tcMar>
           </w:tcPr>
           <w:p>
@@ -8578,10 +8162,10 @@
           <w:tcPr>
             <w:tcW w:type="dxa" w:w="2340"/>
             <w:tcMar>
-              <w:top w:w="90" w:type="dxa"/>
-              <w:bottom w:w="90" w:type="dxa"/>
-              <w:left w:w="120" w:type="dxa"/>
-              <w:right w:w="120" w:type="dxa"/>
+              <w:top w:w="80" w:type="dxa"/>
+              <w:bottom w:w="80" w:type="dxa"/>
+              <w:left w:w="110" w:type="dxa"/>
+              <w:right w:w="110" w:type="dxa"/>
             </w:tcMar>
           </w:tcPr>
           <w:p>
@@ -8602,10 +8186,10 @@
           <w:tcPr>
             <w:tcW w:type="dxa" w:w="2340"/>
             <w:tcMar>
-              <w:top w:w="90" w:type="dxa"/>
-              <w:bottom w:w="90" w:type="dxa"/>
-              <w:left w:w="120" w:type="dxa"/>
-              <w:right w:w="120" w:type="dxa"/>
+              <w:top w:w="80" w:type="dxa"/>
+              <w:bottom w:w="80" w:type="dxa"/>
+              <w:left w:w="110" w:type="dxa"/>
+              <w:right w:w="110" w:type="dxa"/>
             </w:tcMar>
           </w:tcPr>
           <w:p>
@@ -8626,10 +8210,10 @@
           <w:tcPr>
             <w:tcW w:type="dxa" w:w="2340"/>
             <w:tcMar>
-              <w:top w:w="90" w:type="dxa"/>
-              <w:bottom w:w="90" w:type="dxa"/>
-              <w:left w:w="120" w:type="dxa"/>
-              <w:right w:w="120" w:type="dxa"/>
+              <w:top w:w="80" w:type="dxa"/>
+              <w:bottom w:w="80" w:type="dxa"/>
+              <w:left w:w="110" w:type="dxa"/>
+              <w:right w:w="110" w:type="dxa"/>
             </w:tcMar>
           </w:tcPr>
           <w:p>
@@ -8650,22 +8234,196 @@
     </w:tbl>
     <w:p>
       <w:pPr>
-        <w:spacing w:before="60" w:after="120"/>
+        <w:spacing w:before="40" w:after="80"/>
       </w:pPr>
     </w:p>
     <w:p>
       <w:pPr>
         <w:keepNext/>
-        <w:spacing w:before="240" w:after="80"/>
+        <w:spacing w:before="220" w:after="60"/>
       </w:pPr>
       <w:r>
         <w:rPr>
           <w:rFonts w:ascii="Times New Roman" w:hAnsi="Times New Roman"/>
           <w:b/>
           <w:color w:val="2563EB"/>
-          <w:sz w:val="26"/>
+          <w:sz w:val="25"/>
         </w:rPr>
-        <w:t>4.2. Tổng kết chi tiết những gì ĐÃ HOÀN THÀNH (100% Hoàn thiện)</w:t>
+        <w:t>4.2. Những gì ĐÃ HOÀN THÀNH (100% Hoàn thiện)</w:t>
+      </w:r>
+    </w:p>
+    <w:p>
+      <w:pPr>
+        <w:pStyle w:val="ListBullet"/>
+        <w:spacing w:line="288" w:lineRule="auto" w:before="0" w:after="50"/>
+        <w:jc w:val="both"/>
+      </w:pPr>
+      <w:r>
+        <w:rPr>
+          <w:rFonts w:ascii="Times New Roman" w:hAnsi="Times New Roman"/>
+          <w:b/>
+          <w:color w:val="1E293B"/>
+          <w:sz w:val="21"/>
+        </w:rPr>
+        <w:t xml:space="preserve">1. Nhận diện rối loạn nhịp tim: </w:t>
+      </w:r>
+      <w:r>
+        <w:rPr>
+          <w:rFonts w:ascii="Times New Roman" w:hAnsi="Times New Roman"/>
+          <w:color w:val="334155"/>
+          <w:sz w:val="21"/>
+        </w:rPr>
+        <w:t>ResNet-1D đạt Accuracy 98.57% trên tập test Kaggle MIT-BIH (21,892 nhịp) và 94.11% end-to-end trên dữ liệu thô PhysioNet (20,546 nhịp), vượt chỉ tiêu đề cương (&gt; 95%). Macro-F1 đạt 91.70% (vượt chỉ tiêu &gt; 85%).</w:t>
+      </w:r>
+    </w:p>
+    <w:p>
+      <w:pPr>
+        <w:pStyle w:val="ListBullet"/>
+        <w:spacing w:line="288" w:lineRule="auto" w:before="0" w:after="50"/>
+        <w:jc w:val="both"/>
+      </w:pPr>
+      <w:r>
+        <w:rPr>
+          <w:rFonts w:ascii="Times New Roman" w:hAnsi="Times New Roman"/>
+          <w:b/>
+          <w:color w:val="1E293B"/>
+          <w:sz w:val="21"/>
+        </w:rPr>
+        <w:t xml:space="preserve">2. Explainable AI: </w:t>
+      </w:r>
+      <w:r>
+        <w:rPr>
+          <w:rFonts w:ascii="Times New Roman" w:hAnsi="Times New Roman"/>
+          <w:color w:val="334155"/>
+          <w:sz w:val="21"/>
+        </w:rPr>
+        <w:t>1D Grad-CAM trích xuất bản đồ nhiệt giải thích trực quan từng nhịp tim, tương thích cả streaming real-time và phân tích tĩnh.</w:t>
+      </w:r>
+    </w:p>
+    <w:p>
+      <w:pPr>
+        <w:pStyle w:val="ListBullet"/>
+        <w:spacing w:line="288" w:lineRule="auto" w:before="0" w:after="50"/>
+        <w:jc w:val="both"/>
+      </w:pPr>
+      <w:r>
+        <w:rPr>
+          <w:rFonts w:ascii="Times New Roman" w:hAnsi="Times New Roman"/>
+          <w:b/>
+          <w:color w:val="1E293B"/>
+          <w:sz w:val="21"/>
+        </w:rPr>
+        <w:t xml:space="preserve">3. Xử lý tín hiệu số y sinh: </w:t>
+      </w:r>
+      <w:r>
+        <w:rPr>
+          <w:rFonts w:ascii="Times New Roman" w:hAnsi="Times New Roman"/>
+          <w:color w:val="334155"/>
+          <w:sz w:val="21"/>
+        </w:rPr>
+        <w:t>DSP lọc nhiễu và thuật toán Pan-Tompkins đạt F1 = 97.14% trên 8 bản ghi bệnh lý nặng.</w:t>
+      </w:r>
+    </w:p>
+    <w:p>
+      <w:pPr>
+        <w:pStyle w:val="ListBullet"/>
+        <w:spacing w:line="288" w:lineRule="auto" w:before="0" w:after="50"/>
+        <w:jc w:val="both"/>
+      </w:pPr>
+      <w:r>
+        <w:rPr>
+          <w:rFonts w:ascii="Times New Roman" w:hAnsi="Times New Roman"/>
+          <w:b/>
+          <w:color w:val="1E293B"/>
+          <w:sz w:val="21"/>
+        </w:rPr>
+        <w:t xml:space="preserve">4. Edge AI: </w:t>
+      </w:r>
+      <w:r>
+        <w:rPr>
+          <w:rFonts w:ascii="Times New Roman" w:hAnsi="Times New Roman"/>
+          <w:color w:val="334155"/>
+          <w:sz w:val="21"/>
+        </w:rPr>
+        <w:t>ONNX INT8 nén mô hình xuống 697.3 KB (đạt chỉ tiêu &lt; 700 KB). ONNX FP32 đạt độ trễ 0.29 ms/nhịp (tăng tốc gần 4x).</w:t>
+      </w:r>
+    </w:p>
+    <w:p>
+      <w:pPr>
+        <w:pStyle w:val="ListBullet"/>
+        <w:spacing w:line="288" w:lineRule="auto" w:before="0" w:after="50"/>
+        <w:jc w:val="both"/>
+      </w:pPr>
+      <w:r>
+        <w:rPr>
+          <w:rFonts w:ascii="Times New Roman" w:hAnsi="Times New Roman"/>
+          <w:b/>
+          <w:color w:val="1E293B"/>
+          <w:sz w:val="21"/>
+        </w:rPr>
+        <w:t xml:space="preserve">5. Ứng dụng Full-Stack &amp; Y tế: </w:t>
+      </w:r>
+      <w:r>
+        <w:rPr>
+          <w:rFonts w:ascii="Times New Roman" w:hAnsi="Times New Roman"/>
+          <w:color w:val="334155"/>
+          <w:sz w:val="21"/>
+        </w:rPr>
+        <w:t>Hệ thống Web Full-Stack hoạt động ổn định với luồng WebSocket 360Hz hai kênh, quản lý bệnh nhân, phân quyền RBAC 3 vai trò, cơ chế duyệt nhãn Human-in-the-loop lưu vết Audit Trail, và xuất báo cáo y tế PDF/CSV.</w:t>
+      </w:r>
+    </w:p>
+    <w:p>
+      <w:pPr>
+        <w:pStyle w:val="ListBullet"/>
+        <w:spacing w:line="288" w:lineRule="auto" w:before="0" w:after="50"/>
+        <w:jc w:val="both"/>
+      </w:pPr>
+      <w:r>
+        <w:rPr>
+          <w:rFonts w:ascii="Times New Roman" w:hAnsi="Times New Roman"/>
+          <w:b/>
+          <w:color w:val="1E293B"/>
+          <w:sz w:val="21"/>
+        </w:rPr>
+        <w:t xml:space="preserve">6. Chất lượng phần mềm: </w:t>
+      </w:r>
+      <w:r>
+        <w:rPr>
+          <w:rFonts w:ascii="Times New Roman" w:hAnsi="Times New Roman"/>
+          <w:color w:val="334155"/>
+          <w:sz w:val="21"/>
+        </w:rPr>
+        <w:t>42/42 bài test tự động pytest pass 100%, Lint sạch lỗi, CI/CD và Docker Compose hoàn thiện.</w:t>
+      </w:r>
+    </w:p>
+    <w:p>
+      <w:pPr>
+        <w:keepNext/>
+        <w:spacing w:before="220" w:after="60"/>
+      </w:pPr>
+      <w:r>
+        <w:rPr>
+          <w:rFonts w:ascii="Times New Roman" w:hAnsi="Times New Roman"/>
+          <w:b/>
+          <w:color w:val="2563EB"/>
+          <w:sz w:val="25"/>
+        </w:rPr>
+        <w:t>4.3. Những gì CHƯA HOÀN THÀNH &amp; HẠN CHẾ KỸ THUẬT (Đánh giá trung thực)</w:t>
+      </w:r>
+    </w:p>
+    <w:p>
+      <w:pPr>
+        <w:keepNext/>
+        <w:spacing w:before="160" w:after="40"/>
+      </w:pPr>
+      <w:r>
+        <w:rPr>
+          <w:rFonts w:ascii="Times New Roman" w:hAnsi="Times New Roman"/>
+          <w:b/>
+          <w:color w:val="1E293B"/>
+          <w:sz w:val="22"/>
+        </w:rPr>
+        <w:t>Hạn chế 1: Khả năng tổng quát hóa trên các lớp hiếm (Lớp S và Lớp F) khi gặp Domain Shift</w:t>
       </w:r>
     </w:p>
     <w:p>
@@ -8679,209 +8437,7 @@
           <w:color w:val="334155"/>
           <w:sz w:val="22"/>
         </w:rPr>
-        <w:t>Nhóm tác giả đã hoàn thành trọn vẹn toàn bộ các mục tiêu cốt lõi đặt ra trong đề cương đồ án:</w:t>
-      </w:r>
-    </w:p>
-    <w:p>
-      <w:pPr>
-        <w:pStyle w:val="ListBullet"/>
-        <w:spacing w:line="288" w:lineRule="auto" w:before="0" w:after="60"/>
-        <w:jc w:val="both"/>
-      </w:pPr>
-      <w:r>
-        <w:rPr>
-          <w:rFonts w:ascii="Times New Roman" w:hAnsi="Times New Roman"/>
-          <w:b/>
-          <w:color w:val="1E293B"/>
-          <w:sz w:val="21"/>
-        </w:rPr>
-        <w:t xml:space="preserve">1. Năng lực nhận diện rối loạn nhịp tim vượt trội: </w:t>
-      </w:r>
-      <w:r>
-        <w:rPr>
-          <w:rFonts w:ascii="Times New Roman" w:hAnsi="Times New Roman"/>
-          <w:color w:val="334155"/>
-          <w:sz w:val="21"/>
-        </w:rPr>
-        <w:t>Mô hình ResNet-1D đạt độ chính xác 98.43% – 98.57% trên tập kiểm thử Kaggle MIT-BIH (21,892 nhịp) và 94.11% end-to-end trên dữ liệu tín hiệu thô PhysioNet MIT-BIH (20,546 nhịp), vượt chỉ tiêu đề cương (&gt; 95%). Macro-F1 đạt 91.70% (vượt chỉ tiêu &gt; 85%).</w:t>
-      </w:r>
-    </w:p>
-    <w:p>
-      <w:pPr>
-        <w:pStyle w:val="ListBullet"/>
-        <w:spacing w:line="288" w:lineRule="auto" w:before="0" w:after="60"/>
-        <w:jc w:val="both"/>
-      </w:pPr>
-      <w:r>
-        <w:rPr>
-          <w:rFonts w:ascii="Times New Roman" w:hAnsi="Times New Roman"/>
-          <w:b/>
-          <w:color w:val="1E293B"/>
-          <w:sz w:val="21"/>
-        </w:rPr>
-        <w:t xml:space="preserve">2. Hiện thực hóa Explainable AI thành công: </w:t>
-      </w:r>
-      <w:r>
-        <w:rPr>
-          <w:rFonts w:ascii="Times New Roman" w:hAnsi="Times New Roman"/>
-          <w:color w:val="334155"/>
-          <w:sz w:val="21"/>
-        </w:rPr>
-        <w:t>Hoàn thiện thuật toán 1D Grad-CAM trích xuất bản đồ nhiệt giải thích quyết định cho từng nhịp tim, tương thích với cả luồng streaming thời gian thực và chế độ phân tích ngoại tuyến.</w:t>
-      </w:r>
-    </w:p>
-    <w:p>
-      <w:pPr>
-        <w:pStyle w:val="ListBullet"/>
-        <w:spacing w:line="288" w:lineRule="auto" w:before="0" w:after="60"/>
-        <w:jc w:val="both"/>
-      </w:pPr>
-      <w:r>
-        <w:rPr>
-          <w:rFonts w:ascii="Times New Roman" w:hAnsi="Times New Roman"/>
-          <w:b/>
-          <w:color w:val="1E293B"/>
-          <w:sz w:val="21"/>
-        </w:rPr>
-        <w:t xml:space="preserve">3. Xử lý tín hiệu số y sinh vững chắc: </w:t>
-      </w:r>
-      <w:r>
-        <w:rPr>
-          <w:rFonts w:ascii="Times New Roman" w:hAnsi="Times New Roman"/>
-          <w:color w:val="334155"/>
-          <w:sz w:val="21"/>
-        </w:rPr>
-        <w:t>Chuỗi DSP lọc nhiễu dải thông và thuật toán Pan-Tompkins đạt F1 trung bình 97.14% trên 8 bản ghi bệnh lý nặng.</w:t>
-      </w:r>
-    </w:p>
-    <w:p>
-      <w:pPr>
-        <w:pStyle w:val="ListBullet"/>
-        <w:spacing w:line="288" w:lineRule="auto" w:before="0" w:after="60"/>
-        <w:jc w:val="both"/>
-      </w:pPr>
-      <w:r>
-        <w:rPr>
-          <w:rFonts w:ascii="Times New Roman" w:hAnsi="Times New Roman"/>
-          <w:b/>
-          <w:color w:val="1E293B"/>
-          <w:sz w:val="21"/>
-        </w:rPr>
-        <w:t xml:space="preserve">4. Tối ưu hóa mô hình nhúng Edge AI: </w:t>
-      </w:r>
-      <w:r>
-        <w:rPr>
-          <w:rFonts w:ascii="Times New Roman" w:hAnsi="Times New Roman"/>
-          <w:color w:val="334155"/>
-          <w:sz w:val="21"/>
-        </w:rPr>
-        <w:t>Định dạng ONNX INT8 nén mô hình xuống 697.3 KB (đạt chỉ tiêu đề cương &lt; 700 KB). Định dạng ONNX FP32 đạt độ trễ 0.29 ms/nhịp (tăng tốc gần 4 lần so với PyTorch).</w:t>
-      </w:r>
-    </w:p>
-    <w:p>
-      <w:pPr>
-        <w:pStyle w:val="ListBullet"/>
-        <w:spacing w:line="288" w:lineRule="auto" w:before="0" w:after="60"/>
-        <w:jc w:val="both"/>
-      </w:pPr>
-      <w:r>
-        <w:rPr>
-          <w:rFonts w:ascii="Times New Roman" w:hAnsi="Times New Roman"/>
-          <w:b/>
-          <w:color w:val="1E293B"/>
-          <w:sz w:val="21"/>
-        </w:rPr>
-        <w:t xml:space="preserve">5. Nền tảng ứng dụng y tế Full-Stack hoàn thiện: </w:t>
-      </w:r>
-      <w:r>
-        <w:rPr>
-          <w:rFonts w:ascii="Times New Roman" w:hAnsi="Times New Roman"/>
-          <w:color w:val="334155"/>
-          <w:sz w:val="21"/>
-        </w:rPr>
-        <w:t>Hệ thống Web Full-Stack hoạt động ổn định với luồng WebSocket 360Hz hai kênh, quản lý bệnh nhân, phân quyền RBAC 3 vai trò, cơ chế duyệt nhãn Human-in-the-loop lưu vết Audit Trail, và xuất báo cáo y tế PDF/CSV hoàn chỉnh.</w:t>
-      </w:r>
-    </w:p>
-    <w:p>
-      <w:pPr>
-        <w:pStyle w:val="ListBullet"/>
-        <w:spacing w:line="288" w:lineRule="auto" w:before="0" w:after="60"/>
-        <w:jc w:val="both"/>
-      </w:pPr>
-      <w:r>
-        <w:rPr>
-          <w:rFonts w:ascii="Times New Roman" w:hAnsi="Times New Roman"/>
-          <w:b/>
-          <w:color w:val="1E293B"/>
-          <w:sz w:val="21"/>
-        </w:rPr>
-        <w:t xml:space="preserve">6. Chất lượng phần mềm &amp; DevOps: </w:t>
-      </w:r>
-      <w:r>
-        <w:rPr>
-          <w:rFonts w:ascii="Times New Roman" w:hAnsi="Times New Roman"/>
-          <w:color w:val="334155"/>
-          <w:sz w:val="21"/>
-        </w:rPr>
-        <w:t>Đạt 42/42 bài kiểm thử tự động qua pytest, kiểm tra chất lượng mã sạch lỗi, cấu hình CI/CD và Docker Compose sẵn sàng triển khai.</w:t>
-      </w:r>
-    </w:p>
-    <w:p>
-      <w:pPr>
-        <w:keepNext/>
-        <w:spacing w:before="240" w:after="80"/>
-      </w:pPr>
-      <w:r>
-        <w:rPr>
-          <w:rFonts w:ascii="Times New Roman" w:hAnsi="Times New Roman"/>
-          <w:b/>
-          <w:color w:val="2563EB"/>
-          <w:sz w:val="26"/>
-        </w:rPr>
-        <w:t>4.3. Đánh giá khách quan &amp; trung thực: Những gì CHƯA HOÀN THÀNH &amp; HẠN CHẾ KỸ THUẬT</w:t>
-      </w:r>
-    </w:p>
-    <w:p>
-      <w:pPr>
-        <w:spacing w:line="300" w:lineRule="auto" w:before="0" w:after="80"/>
-        <w:jc w:val="both"/>
-      </w:pPr>
-      <w:r>
-        <w:rPr>
-          <w:rFonts w:ascii="Times New Roman" w:hAnsi="Times New Roman"/>
-          <w:color w:val="334155"/>
-          <w:sz w:val="22"/>
-        </w:rPr>
-        <w:t>Với tinh thần học thuật nghiêm túc và cầu thị, nhóm tác giả xin báo cáo trung thực những mặt hạn chế kỹ thuật và những nội dung chưa đạt được mức độ hoàn hảo:</w:t>
-      </w:r>
-    </w:p>
-    <w:p>
-      <w:pPr>
-        <w:keepNext/>
-        <w:spacing w:before="160" w:after="60"/>
-      </w:pPr>
-      <w:r>
-        <w:rPr>
-          <w:rFonts w:ascii="Times New Roman" w:hAnsi="Times New Roman"/>
-          <w:b/>
-          <w:color w:val="1E293B"/>
-          <w:sz w:val="23"/>
-        </w:rPr>
-        <w:t>Hạn chế 1: Khả năng tổng quát hóa trên các lớp hiếm (Lớp S và Lớp F) khi gặp dữ liệu ngoại vi (Domain Shift)</w:t>
-      </w:r>
-    </w:p>
-    <w:p>
-      <w:pPr>
-        <w:spacing w:line="300" w:lineRule="auto" w:before="0" w:after="80"/>
-        <w:jc w:val="both"/>
-      </w:pPr>
-      <w:r>
-        <w:rPr>
-          <w:rFonts w:ascii="Times New Roman" w:hAnsi="Times New Roman"/>
-          <w:color w:val="334155"/>
-          <w:sz w:val="22"/>
-        </w:rPr>
-        <w:t>Khi đem mô hình ResNet-1D (vốn được huấn luyện trên dữ liệu MIT-BIH) đi kiểm nghiệm trên 3 bộ cơ sở dữ liệu quốc tế độc lập khác (St. Petersburg INCART, SVDB, và European EDB), nhóm nhận thấy một hiện tượng suy giảm hiệu năng có tính quy luật:</w:t>
+        <w:t>Khi kiểm nghiệm ResNet-1D trên 3 cơ sở dữ liệu quốc tế độc lập (INCART, SVDB, EDB):</w:t>
       </w:r>
     </w:p>
     <w:tbl>
@@ -8913,10 +8469,10 @@
             <w:tcW w:type="dxa" w:w="1337"/>
             <w:shd w:fill="1E3A8A"/>
             <w:tcMar>
-              <w:top w:w="120" w:type="dxa"/>
-              <w:bottom w:w="120" w:type="dxa"/>
-              <w:left w:w="120" w:type="dxa"/>
-              <w:right w:w="120" w:type="dxa"/>
+              <w:top w:w="110" w:type="dxa"/>
+              <w:bottom w:w="110" w:type="dxa"/>
+              <w:left w:w="110" w:type="dxa"/>
+              <w:right w:w="110" w:type="dxa"/>
             </w:tcMar>
           </w:tcPr>
           <w:p>
@@ -8939,10 +8495,10 @@
             <w:tcW w:type="dxa" w:w="1337"/>
             <w:shd w:fill="1E3A8A"/>
             <w:tcMar>
-              <w:top w:w="120" w:type="dxa"/>
-              <w:bottom w:w="120" w:type="dxa"/>
-              <w:left w:w="120" w:type="dxa"/>
-              <w:right w:w="120" w:type="dxa"/>
+              <w:top w:w="110" w:type="dxa"/>
+              <w:bottom w:w="110" w:type="dxa"/>
+              <w:left w:w="110" w:type="dxa"/>
+              <w:right w:w="110" w:type="dxa"/>
             </w:tcMar>
           </w:tcPr>
           <w:p>
@@ -8956,7 +8512,7 @@
                 <w:color w:val="FFFFFF"/>
                 <w:sz w:val="20"/>
               </w:rPr>
-              <w:t>Số lượng bản ghi</w:t>
+              <w:t>Số bản ghi</w:t>
             </w:r>
           </w:p>
         </w:tc>
@@ -8965,10 +8521,10 @@
             <w:tcW w:type="dxa" w:w="1337"/>
             <w:shd w:fill="1E3A8A"/>
             <w:tcMar>
-              <w:top w:w="120" w:type="dxa"/>
-              <w:bottom w:w="120" w:type="dxa"/>
-              <w:left w:w="120" w:type="dxa"/>
-              <w:right w:w="120" w:type="dxa"/>
+              <w:top w:w="110" w:type="dxa"/>
+              <w:bottom w:w="110" w:type="dxa"/>
+              <w:left w:w="110" w:type="dxa"/>
+              <w:right w:w="110" w:type="dxa"/>
             </w:tcMar>
           </w:tcPr>
           <w:p>
@@ -8982,7 +8538,7 @@
                 <w:color w:val="FFFFFF"/>
                 <w:sz w:val="20"/>
               </w:rPr>
-              <w:t>Accuracy tổng thể</w:t>
+              <w:t>Accuracy tổng</w:t>
             </w:r>
           </w:p>
         </w:tc>
@@ -8991,10 +8547,10 @@
             <w:tcW w:type="dxa" w:w="1337"/>
             <w:shd w:fill="1E3A8A"/>
             <w:tcMar>
-              <w:top w:w="120" w:type="dxa"/>
-              <w:bottom w:w="120" w:type="dxa"/>
-              <w:left w:w="120" w:type="dxa"/>
-              <w:right w:w="120" w:type="dxa"/>
+              <w:top w:w="110" w:type="dxa"/>
+              <w:bottom w:w="110" w:type="dxa"/>
+              <w:left w:w="110" w:type="dxa"/>
+              <w:right w:w="110" w:type="dxa"/>
             </w:tcMar>
           </w:tcPr>
           <w:p>
@@ -9017,10 +8573,10 @@
             <w:tcW w:type="dxa" w:w="1337"/>
             <w:shd w:fill="1E3A8A"/>
             <w:tcMar>
-              <w:top w:w="120" w:type="dxa"/>
-              <w:bottom w:w="120" w:type="dxa"/>
-              <w:left w:w="120" w:type="dxa"/>
-              <w:right w:w="120" w:type="dxa"/>
+              <w:top w:w="110" w:type="dxa"/>
+              <w:bottom w:w="110" w:type="dxa"/>
+              <w:left w:w="110" w:type="dxa"/>
+              <w:right w:w="110" w:type="dxa"/>
             </w:tcMar>
           </w:tcPr>
           <w:p>
@@ -9043,10 +8599,10 @@
             <w:tcW w:type="dxa" w:w="1337"/>
             <w:shd w:fill="1E3A8A"/>
             <w:tcMar>
-              <w:top w:w="120" w:type="dxa"/>
-              <w:bottom w:w="120" w:type="dxa"/>
-              <w:left w:w="120" w:type="dxa"/>
-              <w:right w:w="120" w:type="dxa"/>
+              <w:top w:w="110" w:type="dxa"/>
+              <w:bottom w:w="110" w:type="dxa"/>
+              <w:left w:w="110" w:type="dxa"/>
+              <w:right w:w="110" w:type="dxa"/>
             </w:tcMar>
           </w:tcPr>
           <w:p>
@@ -9069,10 +8625,10 @@
             <w:tcW w:type="dxa" w:w="1337"/>
             <w:shd w:fill="1E3A8A"/>
             <w:tcMar>
-              <w:top w:w="120" w:type="dxa"/>
-              <w:bottom w:w="120" w:type="dxa"/>
-              <w:left w:w="120" w:type="dxa"/>
-              <w:right w:w="120" w:type="dxa"/>
+              <w:top w:w="110" w:type="dxa"/>
+              <w:bottom w:w="110" w:type="dxa"/>
+              <w:left w:w="110" w:type="dxa"/>
+              <w:right w:w="110" w:type="dxa"/>
             </w:tcMar>
           </w:tcPr>
           <w:p>
@@ -9096,10 +8652,10 @@
           <w:tcPr>
             <w:tcW w:type="dxa" w:w="1337"/>
             <w:tcMar>
-              <w:top w:w="90" w:type="dxa"/>
-              <w:bottom w:w="90" w:type="dxa"/>
-              <w:left w:w="120" w:type="dxa"/>
-              <w:right w:w="120" w:type="dxa"/>
+              <w:top w:w="80" w:type="dxa"/>
+              <w:bottom w:w="80" w:type="dxa"/>
+              <w:left w:w="110" w:type="dxa"/>
+              <w:right w:w="110" w:type="dxa"/>
             </w:tcMar>
           </w:tcPr>
           <w:p>
@@ -9120,10 +8676,10 @@
           <w:tcPr>
             <w:tcW w:type="dxa" w:w="1337"/>
             <w:tcMar>
-              <w:top w:w="90" w:type="dxa"/>
-              <w:bottom w:w="90" w:type="dxa"/>
-              <w:left w:w="120" w:type="dxa"/>
-              <w:right w:w="120" w:type="dxa"/>
+              <w:top w:w="80" w:type="dxa"/>
+              <w:bottom w:w="80" w:type="dxa"/>
+              <w:left w:w="110" w:type="dxa"/>
+              <w:right w:w="110" w:type="dxa"/>
             </w:tcMar>
           </w:tcPr>
           <w:p>
@@ -9144,10 +8700,10 @@
           <w:tcPr>
             <w:tcW w:type="dxa" w:w="1337"/>
             <w:tcMar>
-              <w:top w:w="90" w:type="dxa"/>
-              <w:bottom w:w="90" w:type="dxa"/>
-              <w:left w:w="120" w:type="dxa"/>
-              <w:right w:w="120" w:type="dxa"/>
+              <w:top w:w="80" w:type="dxa"/>
+              <w:bottom w:w="80" w:type="dxa"/>
+              <w:left w:w="110" w:type="dxa"/>
+              <w:right w:w="110" w:type="dxa"/>
             </w:tcMar>
           </w:tcPr>
           <w:p>
@@ -9168,10 +8724,10 @@
           <w:tcPr>
             <w:tcW w:type="dxa" w:w="1337"/>
             <w:tcMar>
-              <w:top w:w="90" w:type="dxa"/>
-              <w:bottom w:w="90" w:type="dxa"/>
-              <w:left w:w="120" w:type="dxa"/>
-              <w:right w:w="120" w:type="dxa"/>
+              <w:top w:w="80" w:type="dxa"/>
+              <w:bottom w:w="80" w:type="dxa"/>
+              <w:left w:w="110" w:type="dxa"/>
+              <w:right w:w="110" w:type="dxa"/>
             </w:tcMar>
           </w:tcPr>
           <w:p>
@@ -9192,10 +8748,10 @@
           <w:tcPr>
             <w:tcW w:type="dxa" w:w="1337"/>
             <w:tcMar>
-              <w:top w:w="90" w:type="dxa"/>
-              <w:bottom w:w="90" w:type="dxa"/>
-              <w:left w:w="120" w:type="dxa"/>
-              <w:right w:w="120" w:type="dxa"/>
+              <w:top w:w="80" w:type="dxa"/>
+              <w:bottom w:w="80" w:type="dxa"/>
+              <w:left w:w="110" w:type="dxa"/>
+              <w:right w:w="110" w:type="dxa"/>
             </w:tcMar>
           </w:tcPr>
           <w:p>
@@ -9216,10 +8772,10 @@
           <w:tcPr>
             <w:tcW w:type="dxa" w:w="1337"/>
             <w:tcMar>
-              <w:top w:w="90" w:type="dxa"/>
-              <w:bottom w:w="90" w:type="dxa"/>
-              <w:left w:w="120" w:type="dxa"/>
-              <w:right w:w="120" w:type="dxa"/>
+              <w:top w:w="80" w:type="dxa"/>
+              <w:bottom w:w="80" w:type="dxa"/>
+              <w:left w:w="110" w:type="dxa"/>
+              <w:right w:w="110" w:type="dxa"/>
             </w:tcMar>
           </w:tcPr>
           <w:p>
@@ -9240,10 +8796,10 @@
           <w:tcPr>
             <w:tcW w:type="dxa" w:w="1337"/>
             <w:tcMar>
-              <w:top w:w="90" w:type="dxa"/>
-              <w:bottom w:w="90" w:type="dxa"/>
-              <w:left w:w="120" w:type="dxa"/>
-              <w:right w:w="120" w:type="dxa"/>
+              <w:top w:w="80" w:type="dxa"/>
+              <w:bottom w:w="80" w:type="dxa"/>
+              <w:left w:w="110" w:type="dxa"/>
+              <w:right w:w="110" w:type="dxa"/>
             </w:tcMar>
           </w:tcPr>
           <w:p>
@@ -9267,10 +8823,10 @@
             <w:tcW w:type="dxa" w:w="1337"/>
             <w:shd w:fill="F8FAFC"/>
             <w:tcMar>
-              <w:top w:w="90" w:type="dxa"/>
-              <w:bottom w:w="90" w:type="dxa"/>
-              <w:left w:w="120" w:type="dxa"/>
-              <w:right w:w="120" w:type="dxa"/>
+              <w:top w:w="80" w:type="dxa"/>
+              <w:bottom w:w="80" w:type="dxa"/>
+              <w:left w:w="110" w:type="dxa"/>
+              <w:right w:w="110" w:type="dxa"/>
             </w:tcMar>
           </w:tcPr>
           <w:p>
@@ -9292,10 +8848,10 @@
             <w:tcW w:type="dxa" w:w="1337"/>
             <w:shd w:fill="F8FAFC"/>
             <w:tcMar>
-              <w:top w:w="90" w:type="dxa"/>
-              <w:bottom w:w="90" w:type="dxa"/>
-              <w:left w:w="120" w:type="dxa"/>
-              <w:right w:w="120" w:type="dxa"/>
+              <w:top w:w="80" w:type="dxa"/>
+              <w:bottom w:w="80" w:type="dxa"/>
+              <w:left w:w="110" w:type="dxa"/>
+              <w:right w:w="110" w:type="dxa"/>
             </w:tcMar>
           </w:tcPr>
           <w:p>
@@ -9317,10 +8873,10 @@
             <w:tcW w:type="dxa" w:w="1337"/>
             <w:shd w:fill="F8FAFC"/>
             <w:tcMar>
-              <w:top w:w="90" w:type="dxa"/>
-              <w:bottom w:w="90" w:type="dxa"/>
-              <w:left w:w="120" w:type="dxa"/>
-              <w:right w:w="120" w:type="dxa"/>
+              <w:top w:w="80" w:type="dxa"/>
+              <w:bottom w:w="80" w:type="dxa"/>
+              <w:left w:w="110" w:type="dxa"/>
+              <w:right w:w="110" w:type="dxa"/>
             </w:tcMar>
           </w:tcPr>
           <w:p>
@@ -9342,10 +8898,10 @@
             <w:tcW w:type="dxa" w:w="1337"/>
             <w:shd w:fill="F8FAFC"/>
             <w:tcMar>
-              <w:top w:w="90" w:type="dxa"/>
-              <w:bottom w:w="90" w:type="dxa"/>
-              <w:left w:w="120" w:type="dxa"/>
-              <w:right w:w="120" w:type="dxa"/>
+              <w:top w:w="80" w:type="dxa"/>
+              <w:bottom w:w="80" w:type="dxa"/>
+              <w:left w:w="110" w:type="dxa"/>
+              <w:right w:w="110" w:type="dxa"/>
             </w:tcMar>
           </w:tcPr>
           <w:p>
@@ -9367,10 +8923,10 @@
             <w:tcW w:type="dxa" w:w="1337"/>
             <w:shd w:fill="F8FAFC"/>
             <w:tcMar>
-              <w:top w:w="90" w:type="dxa"/>
-              <w:bottom w:w="90" w:type="dxa"/>
-              <w:left w:w="120" w:type="dxa"/>
-              <w:right w:w="120" w:type="dxa"/>
+              <w:top w:w="80" w:type="dxa"/>
+              <w:bottom w:w="80" w:type="dxa"/>
+              <w:left w:w="110" w:type="dxa"/>
+              <w:right w:w="110" w:type="dxa"/>
             </w:tcMar>
           </w:tcPr>
           <w:p>
@@ -9392,10 +8948,10 @@
             <w:tcW w:type="dxa" w:w="1337"/>
             <w:shd w:fill="F8FAFC"/>
             <w:tcMar>
-              <w:top w:w="90" w:type="dxa"/>
-              <w:bottom w:w="90" w:type="dxa"/>
-              <w:left w:w="120" w:type="dxa"/>
-              <w:right w:w="120" w:type="dxa"/>
+              <w:top w:w="80" w:type="dxa"/>
+              <w:bottom w:w="80" w:type="dxa"/>
+              <w:left w:w="110" w:type="dxa"/>
+              <w:right w:w="110" w:type="dxa"/>
             </w:tcMar>
           </w:tcPr>
           <w:p>
@@ -9417,10 +8973,10 @@
             <w:tcW w:type="dxa" w:w="1337"/>
             <w:shd w:fill="F8FAFC"/>
             <w:tcMar>
-              <w:top w:w="90" w:type="dxa"/>
-              <w:bottom w:w="90" w:type="dxa"/>
-              <w:left w:w="120" w:type="dxa"/>
-              <w:right w:w="120" w:type="dxa"/>
+              <w:top w:w="80" w:type="dxa"/>
+              <w:bottom w:w="80" w:type="dxa"/>
+              <w:left w:w="110" w:type="dxa"/>
+              <w:right w:w="110" w:type="dxa"/>
             </w:tcMar>
           </w:tcPr>
           <w:p>
@@ -9443,10 +8999,10 @@
           <w:tcPr>
             <w:tcW w:type="dxa" w:w="1337"/>
             <w:tcMar>
-              <w:top w:w="90" w:type="dxa"/>
-              <w:bottom w:w="90" w:type="dxa"/>
-              <w:left w:w="120" w:type="dxa"/>
-              <w:right w:w="120" w:type="dxa"/>
+              <w:top w:w="80" w:type="dxa"/>
+              <w:bottom w:w="80" w:type="dxa"/>
+              <w:left w:w="110" w:type="dxa"/>
+              <w:right w:w="110" w:type="dxa"/>
             </w:tcMar>
           </w:tcPr>
           <w:p>
@@ -9467,10 +9023,10 @@
           <w:tcPr>
             <w:tcW w:type="dxa" w:w="1337"/>
             <w:tcMar>
-              <w:top w:w="90" w:type="dxa"/>
-              <w:bottom w:w="90" w:type="dxa"/>
-              <w:left w:w="120" w:type="dxa"/>
-              <w:right w:w="120" w:type="dxa"/>
+              <w:top w:w="80" w:type="dxa"/>
+              <w:bottom w:w="80" w:type="dxa"/>
+              <w:left w:w="110" w:type="dxa"/>
+              <w:right w:w="110" w:type="dxa"/>
             </w:tcMar>
           </w:tcPr>
           <w:p>
@@ -9491,10 +9047,10 @@
           <w:tcPr>
             <w:tcW w:type="dxa" w:w="1337"/>
             <w:tcMar>
-              <w:top w:w="90" w:type="dxa"/>
-              <w:bottom w:w="90" w:type="dxa"/>
-              <w:left w:w="120" w:type="dxa"/>
-              <w:right w:w="120" w:type="dxa"/>
+              <w:top w:w="80" w:type="dxa"/>
+              <w:bottom w:w="80" w:type="dxa"/>
+              <w:left w:w="110" w:type="dxa"/>
+              <w:right w:w="110" w:type="dxa"/>
             </w:tcMar>
           </w:tcPr>
           <w:p>
@@ -9515,10 +9071,10 @@
           <w:tcPr>
             <w:tcW w:type="dxa" w:w="1337"/>
             <w:tcMar>
-              <w:top w:w="90" w:type="dxa"/>
-              <w:bottom w:w="90" w:type="dxa"/>
-              <w:left w:w="120" w:type="dxa"/>
-              <w:right w:w="120" w:type="dxa"/>
+              <w:top w:w="80" w:type="dxa"/>
+              <w:bottom w:w="80" w:type="dxa"/>
+              <w:left w:w="110" w:type="dxa"/>
+              <w:right w:w="110" w:type="dxa"/>
             </w:tcMar>
           </w:tcPr>
           <w:p>
@@ -9539,10 +9095,10 @@
           <w:tcPr>
             <w:tcW w:type="dxa" w:w="1337"/>
             <w:tcMar>
-              <w:top w:w="90" w:type="dxa"/>
-              <w:bottom w:w="90" w:type="dxa"/>
-              <w:left w:w="120" w:type="dxa"/>
-              <w:right w:w="120" w:type="dxa"/>
+              <w:top w:w="80" w:type="dxa"/>
+              <w:bottom w:w="80" w:type="dxa"/>
+              <w:left w:w="110" w:type="dxa"/>
+              <w:right w:w="110" w:type="dxa"/>
             </w:tcMar>
           </w:tcPr>
           <w:p>
@@ -9563,10 +9119,10 @@
           <w:tcPr>
             <w:tcW w:type="dxa" w:w="1337"/>
             <w:tcMar>
-              <w:top w:w="90" w:type="dxa"/>
-              <w:bottom w:w="90" w:type="dxa"/>
-              <w:left w:w="120" w:type="dxa"/>
-              <w:right w:w="120" w:type="dxa"/>
+              <w:top w:w="80" w:type="dxa"/>
+              <w:bottom w:w="80" w:type="dxa"/>
+              <w:left w:w="110" w:type="dxa"/>
+              <w:right w:w="110" w:type="dxa"/>
             </w:tcMar>
           </w:tcPr>
           <w:p>
@@ -9587,10 +9143,10 @@
           <w:tcPr>
             <w:tcW w:type="dxa" w:w="1337"/>
             <w:tcMar>
-              <w:top w:w="90" w:type="dxa"/>
-              <w:bottom w:w="90" w:type="dxa"/>
-              <w:left w:w="120" w:type="dxa"/>
-              <w:right w:w="120" w:type="dxa"/>
+              <w:top w:w="80" w:type="dxa"/>
+              <w:bottom w:w="80" w:type="dxa"/>
+              <w:left w:w="110" w:type="dxa"/>
+              <w:right w:w="110" w:type="dxa"/>
             </w:tcMar>
           </w:tcPr>
           <w:p>
@@ -9614,10 +9170,10 @@
             <w:tcW w:type="dxa" w:w="1337"/>
             <w:shd w:fill="F8FAFC"/>
             <w:tcMar>
-              <w:top w:w="90" w:type="dxa"/>
-              <w:bottom w:w="90" w:type="dxa"/>
-              <w:left w:w="120" w:type="dxa"/>
-              <w:right w:w="120" w:type="dxa"/>
+              <w:top w:w="80" w:type="dxa"/>
+              <w:bottom w:w="80" w:type="dxa"/>
+              <w:left w:w="110" w:type="dxa"/>
+              <w:right w:w="110" w:type="dxa"/>
             </w:tcMar>
           </w:tcPr>
           <w:p>
@@ -9639,10 +9195,10 @@
             <w:tcW w:type="dxa" w:w="1337"/>
             <w:shd w:fill="F8FAFC"/>
             <w:tcMar>
-              <w:top w:w="90" w:type="dxa"/>
-              <w:bottom w:w="90" w:type="dxa"/>
-              <w:left w:w="120" w:type="dxa"/>
-              <w:right w:w="120" w:type="dxa"/>
+              <w:top w:w="80" w:type="dxa"/>
+              <w:bottom w:w="80" w:type="dxa"/>
+              <w:left w:w="110" w:type="dxa"/>
+              <w:right w:w="110" w:type="dxa"/>
             </w:tcMar>
           </w:tcPr>
           <w:p>
@@ -9664,10 +9220,10 @@
             <w:tcW w:type="dxa" w:w="1337"/>
             <w:shd w:fill="F8FAFC"/>
             <w:tcMar>
-              <w:top w:w="90" w:type="dxa"/>
-              <w:bottom w:w="90" w:type="dxa"/>
-              <w:left w:w="120" w:type="dxa"/>
-              <w:right w:w="120" w:type="dxa"/>
+              <w:top w:w="80" w:type="dxa"/>
+              <w:bottom w:w="80" w:type="dxa"/>
+              <w:left w:w="110" w:type="dxa"/>
+              <w:right w:w="110" w:type="dxa"/>
             </w:tcMar>
           </w:tcPr>
           <w:p>
@@ -9689,10 +9245,10 @@
             <w:tcW w:type="dxa" w:w="1337"/>
             <w:shd w:fill="F8FAFC"/>
             <w:tcMar>
-              <w:top w:w="90" w:type="dxa"/>
-              <w:bottom w:w="90" w:type="dxa"/>
-              <w:left w:w="120" w:type="dxa"/>
-              <w:right w:w="120" w:type="dxa"/>
+              <w:top w:w="80" w:type="dxa"/>
+              <w:bottom w:w="80" w:type="dxa"/>
+              <w:left w:w="110" w:type="dxa"/>
+              <w:right w:w="110" w:type="dxa"/>
             </w:tcMar>
           </w:tcPr>
           <w:p>
@@ -9714,10 +9270,10 @@
             <w:tcW w:type="dxa" w:w="1337"/>
             <w:shd w:fill="F8FAFC"/>
             <w:tcMar>
-              <w:top w:w="90" w:type="dxa"/>
-              <w:bottom w:w="90" w:type="dxa"/>
-              <w:left w:w="120" w:type="dxa"/>
-              <w:right w:w="120" w:type="dxa"/>
+              <w:top w:w="80" w:type="dxa"/>
+              <w:bottom w:w="80" w:type="dxa"/>
+              <w:left w:w="110" w:type="dxa"/>
+              <w:right w:w="110" w:type="dxa"/>
             </w:tcMar>
           </w:tcPr>
           <w:p>
@@ -9739,10 +9295,10 @@
             <w:tcW w:type="dxa" w:w="1337"/>
             <w:shd w:fill="F8FAFC"/>
             <w:tcMar>
-              <w:top w:w="90" w:type="dxa"/>
-              <w:bottom w:w="90" w:type="dxa"/>
-              <w:left w:w="120" w:type="dxa"/>
-              <w:right w:w="120" w:type="dxa"/>
+              <w:top w:w="80" w:type="dxa"/>
+              <w:bottom w:w="80" w:type="dxa"/>
+              <w:left w:w="110" w:type="dxa"/>
+              <w:right w:w="110" w:type="dxa"/>
             </w:tcMar>
           </w:tcPr>
           <w:p>
@@ -9764,10 +9320,10 @@
             <w:tcW w:type="dxa" w:w="1337"/>
             <w:shd w:fill="F8FAFC"/>
             <w:tcMar>
-              <w:top w:w="90" w:type="dxa"/>
-              <w:bottom w:w="90" w:type="dxa"/>
-              <w:left w:w="120" w:type="dxa"/>
-              <w:right w:w="120" w:type="dxa"/>
+              <w:top w:w="80" w:type="dxa"/>
+              <w:bottom w:w="80" w:type="dxa"/>
+              <w:left w:w="110" w:type="dxa"/>
+              <w:right w:w="110" w:type="dxa"/>
             </w:tcMar>
           </w:tcPr>
           <w:p>
@@ -9788,12 +9344,12 @@
     </w:tbl>
     <w:p>
       <w:pPr>
-        <w:spacing w:before="60" w:after="120"/>
+        <w:spacing w:before="40" w:after="80"/>
       </w:pPr>
     </w:p>
     <w:p>
       <w:pPr>
-        <w:spacing w:before="120" w:after="60"/>
+        <w:spacing w:before="120" w:after="40"/>
         <w:jc w:val="center"/>
       </w:pPr>
       <w:r>
@@ -9833,7 +9389,7 @@
     </w:p>
     <w:p>
       <w:pPr>
-        <w:spacing w:before="40" w:after="200"/>
+        <w:spacing w:before="40" w:after="160"/>
         <w:jc w:val="center"/>
       </w:pPr>
       <w:r>
@@ -9852,7 +9408,7 @@
           <w:color w:val="475569"/>
           <w:sz w:val="19"/>
         </w:rPr>
-        <w:t>Đánh giá mức độ tổng quát hóa xuyên dữ liệu (Cross-Database Generalization) trên INCART, SVDB và EDB</w:t>
+        <w:t>Đánh giá mức độ tổng quát hóa xuyên cơ sở dữ liệu trên INCART, SVDB và EDB</w:t>
       </w:r>
     </w:p>
     <w:tbl>
@@ -9871,10 +9427,10 @@
             <w:tcW w:type="dxa" w:w="9360"/>
             <w:shd w:fill="FEF2F2"/>
             <w:tcMar>
-              <w:top w:w="130" w:type="dxa"/>
-              <w:bottom w:w="130" w:type="dxa"/>
-              <w:left w:w="180" w:type="dxa"/>
-              <w:right w:w="150" w:type="dxa"/>
+              <w:top w:w="110" w:type="dxa"/>
+              <w:bottom w:w="110" w:type="dxa"/>
+              <w:left w:w="160" w:type="dxa"/>
+              <w:right w:w="130" w:type="dxa"/>
             </w:tcMar>
             <w:tcBorders>
               <w:top w:val="none"/>
@@ -9892,7 +9448,7 @@
                 <w:rFonts w:ascii="Times New Roman" w:hAnsi="Times New Roman"/>
                 <w:b/>
                 <w:color w:val="B91C1C"/>
-                <w:sz w:val="22"/>
+                <w:sz w:val="21"/>
               </w:rPr>
               <w:t>📌 Giải trình khoa học về Hạn chế Tổng quát hóa trên Lớp hiếm S và F</w:t>
               <w:br/>
@@ -9902,9 +9458,9 @@
                 <w:rFonts w:ascii="Times New Roman" w:hAnsi="Times New Roman"/>
                 <w:i/>
                 <w:color w:val="334155"/>
-                <w:sz w:val="21"/>
+                <w:sz w:val="20"/>
               </w:rPr>
-              <w:t>Phân tích nguyên nhân khoa học: Lớp V (Ngoại tâm thu thất) và lớp N (Bình thường) giữ được độ chính xác rất tốt (78% – 94%) xuyên suốt các tập dữ liệu nhờ hình thái sóng QRS có đặc trưng rất mạnh. Tuy nhiên, lớp S (Trên thất) và lớp F (Hợp nhất) bị sụt giảm Recall nghiêm trọng do hai nguyên nhân: (1) Sự khác biệt về vị trí đạo trình đo (Lead placement) giữa các thiết bị ghi khiến hình thái sóng P của lớp S bị biến dạng; và (2) Số lượng mẫu lớp S và F trong tập dữ liệu gốc quá ít (chỉ chiếm 2.5% và 0.7%), khiến không gian phân chia mặt quyết định (Decision Boundary) bị chèn ép. Nhóm đã tiến hành thử nghiệm Fine-tune trên INCART và nâng được Accuracy lên 93.18%, tuy nhiên để giải quyết triệt để vấn đề này trên diện rộng, giải pháp căn cơ là cần huấn luyện mô hình ngay từ đầu trên tập dữ liệu tổng hợp đa nguồn (Multi-database training).</w:t>
+              <w:t>Nguyên nhân và giải pháp: Lớp V (Thất) và lớp N (Bình thường) duy trì độ chính xác cao (78%–94%) nhờ hình thái sóng QRS rõ rệt. Tuy nhiên, lớp S (Trên thất) và lớp F (Hợp nhất) bị sụt giảm Recall do khác biệt vị trí đạo trình đo và số lượng mẫu gốc quá ít trong tập train (2.5% và 0.7%). Thử nghiệm Fine-tune trên INCART đã nâng Accuracy từ 85.94% lên 93.18%, chứng minh tính chuyển giao của mô hình. Giải pháp lâu dài là cần huấn luyện mô hình ngay từ đầu trên tập dữ liệu tổng hợp đa nguồn (Multi-database training).</w:t>
             </w:r>
           </w:p>
         </w:tc>
@@ -9912,22 +9468,22 @@
     </w:tbl>
     <w:p>
       <w:pPr>
-        <w:spacing w:before="60" w:after="120"/>
+        <w:spacing w:before="40" w:after="80"/>
       </w:pPr>
     </w:p>
     <w:p>
       <w:pPr>
         <w:keepNext/>
-        <w:spacing w:before="160" w:after="60"/>
+        <w:spacing w:before="160" w:after="40"/>
       </w:pPr>
       <w:r>
         <w:rPr>
           <w:rFonts w:ascii="Times New Roman" w:hAnsi="Times New Roman"/>
           <w:b/>
           <w:color w:val="1E293B"/>
-          <w:sz w:val="23"/>
+          <w:sz w:val="22"/>
         </w:rPr>
-        <w:t>Hạn chế 2: Ngưỡng quy tắc phát hiện Rung nhĩ (AFib Threshold = 0.62) chưa được kiểm chứng quy mô lớn</w:t>
+        <w:t>Hạn chế 2: Ngưỡng quy tắc Rung nhĩ (AFib Threshold = 0.62) chưa kiểm định mù quy mô lớn</w:t>
       </w:r>
     </w:p>
     <w:p>
@@ -9941,34 +9497,20 @@
           <w:color w:val="334155"/>
           <w:sz w:val="22"/>
         </w:rPr>
-        <w:t>Module AfibScreener hiện tại sử dụng thuật toán tính toán thống kê (Shannon Entropy của sai phân dRR kết hợp hệ số biến thiên CV_RR) với ngưỡng cảnh báo được đặt cố định ở mức 0.62.</w:t>
-      </w:r>
-    </w:p>
-    <w:p>
-      <w:pPr>
-        <w:spacing w:line="300" w:lineRule="auto" w:before="0" w:after="80"/>
-        <w:jc w:val="both"/>
-      </w:pPr>
-      <w:r>
-        <w:rPr>
-          <w:rFonts w:ascii="Times New Roman" w:hAnsi="Times New Roman"/>
-          <w:color w:val="334155"/>
-          <w:sz w:val="22"/>
-        </w:rPr>
-        <w:t>Hạn chế: Ngưỡng 0.62 này được xác định dựa trên kinh nghiệm thực nghiệm trên các đoạn rung nhĩ ngắn trong tập MIT-BIH. Do hạn chế về thời gian tải và giải nén dữ liệu dung lượng lớn, nhóm chưa kịp thực hiện kiểm định thống kê mù (Blind Statistical Validation) trên toàn bộ Cơ sở dữ liệu Rung nhĩ PhysioNet AFDB (Atrial Fibrillation Database - gồm hàng trăm giờ ghi). Do đó, chỉ số AFib hiện tại chỉ đóng vai trò 'Gợi ý sàng lọc ban đầu', chưa được coi là kết luận chẩn đoán xác định.</w:t>
+        <w:t>Module AfibScreener hiện hoạt động dựa trên ngưỡng thực nghiệm 0.62 trên tập MIT-BIH. Hạn chế là chưa kịp thực hiện kiểm định thống kê mù trên toàn bộ Cơ sở dữ liệu Rung nhĩ PhysioNet AFDB (hàng trăm giờ ghi). Do đó, chỉ số AFib hiện tại đóng vai trò gợi ý sàng lọc, chưa được coi là kết luận chẩn đoán xác định.</w:t>
       </w:r>
     </w:p>
     <w:p>
       <w:pPr>
         <w:keepNext/>
-        <w:spacing w:before="160" w:after="60"/>
+        <w:spacing w:before="160" w:after="40"/>
       </w:pPr>
       <w:r>
         <w:rPr>
           <w:rFonts w:ascii="Times New Roman" w:hAnsi="Times New Roman"/>
           <w:b/>
           <w:color w:val="1E293B"/>
-          <w:sz w:val="23"/>
+          <w:sz w:val="22"/>
         </w:rPr>
         <w:t>Hạn chế 3: Tích hợp phần cứng cảm biến IoT thực tế (Physical Hardware Sensor)</w:t>
       </w:r>
@@ -9984,7 +9526,22 @@
           <w:color w:val="334155"/>
           <w:sz w:val="22"/>
         </w:rPr>
-        <w:t>Trong phạm vi đề tài, hệ thống truyền phát thời gian thực hiện đang sử dụng bộ giả lập (WebSocket streaming simulator) đọc trực tiếp từ các bản ghi chuẩn y tế 360Hz của PhysioNet WFDB.</w:t>
+        <w:t>Hệ thống hiện truyền phát thời gian thực thông qua bộ giả lập WebSocket đọc từ các bản ghi chuẩn PhysioNet WFDB 360Hz. Nhóm chưa hàn nối trực tiếp mạch cảm biến điện cực phần cứng vật lý (như module AD8232 hoặc MAX30003 kết nối ESP32 qua WiFi/MQTT). Kiến trúc WebSocket đã sẵn sàng ở chuẩn 360Hz để tiếp nhận luồng dữ liệu phần cứng ở pha phát triển tiếp theo.</w:t>
+      </w:r>
+    </w:p>
+    <w:p>
+      <w:pPr>
+        <w:keepNext/>
+        <w:spacing w:before="160" w:after="40"/>
+      </w:pPr>
+      <w:r>
+        <w:rPr>
+          <w:rFonts w:ascii="Times New Roman" w:hAnsi="Times New Roman"/>
+          <w:b/>
+          <w:color w:val="1E293B"/>
+          <w:sz w:val="22"/>
+        </w:rPr>
+        <w:t>Hạn chế 4: Thử nghiệm lâm sàng tại bệnh viện (Clinical Trial)</w:t>
       </w:r>
     </w:p>
     <w:p>
@@ -9998,71 +9555,28 @@
           <w:color w:val="334155"/>
           <w:sz w:val="22"/>
         </w:rPr>
-        <w:t>Hạn chế: Nhóm chưa tích hợp và hàn nối tiếp trực tiếp mạch cảm biến điện tâm đồ phần cứng vật lý (như module AD8232 hoặc MAX30003 kết nối vi điều khiển ESP32 truyền dữ liệu qua giao thức WiFi/MQTT). Toàn bộ kiến trúc phần mềm và WebSocket đã được thiết kế sẵn sàng ở chuẩn 360Hz để có thể tiếp nhận ngay luồng dữ liệu từ phần cứng trong giai đoạn phát triển tiếp theo.</w:t>
+        <w:t>Toàn bộ các kết quả đánh giá thực nghiệm được thực hiện trên các bộ dữ liệu đối chuẩn quốc tế chuẩn mực. Hệ thống chưa có điều kiện thử nghiệm lâm sàng mù đôi (double-blind trial) trực tiếp trên bệnh nhân tại các khoa Cấp cứu / Tim mạch bệnh viện.</w:t>
       </w:r>
     </w:p>
     <w:p>
       <w:pPr>
         <w:keepNext/>
-        <w:spacing w:before="160" w:after="60"/>
-      </w:pPr>
-      <w:r>
-        <w:rPr>
-          <w:rFonts w:ascii="Times New Roman" w:hAnsi="Times New Roman"/>
-          <w:b/>
-          <w:color w:val="1E293B"/>
-          <w:sz w:val="23"/>
-        </w:rPr>
-        <w:t>Hạn chế 4: Thử nghiệm lâm sàng tại cơ sở y tế (Clinical Hospital Trial)</w:t>
-      </w:r>
-    </w:p>
-    <w:p>
-      <w:pPr>
-        <w:spacing w:line="300" w:lineRule="auto" w:before="0" w:after="80"/>
-        <w:jc w:val="both"/>
-      </w:pPr>
-      <w:r>
-        <w:rPr>
-          <w:rFonts w:ascii="Times New Roman" w:hAnsi="Times New Roman"/>
-          <w:color w:val="334155"/>
-          <w:sz w:val="22"/>
-        </w:rPr>
-        <w:t>Toàn bộ các kết quả đánh giá thực nghiệm của dự án được thực hiện trên các cơ sở dữ liệu đối chuẩn quốc tế (Benchmark Datasets) đã được gán nhãn bởi các bác sĩ tim mạch của MIT và Beth Israel Hospital. Hệ thống chưa có điều kiện triển khai thử nghiệm mù đôi (Double-blind clinical trial) trực tiếp trên bệnh nhân tại các khoa Cấp cứu / Hồi sức tim mạch bệnh viện.</w:t>
-      </w:r>
-    </w:p>
-    <w:p>
-      <w:pPr>
-        <w:keepNext/>
-        <w:spacing w:before="240" w:after="80"/>
+        <w:spacing w:before="220" w:after="60"/>
       </w:pPr>
       <w:r>
         <w:rPr>
           <w:rFonts w:ascii="Times New Roman" w:hAnsi="Times New Roman"/>
           <w:b/>
           <w:color w:val="2563EB"/>
-          <w:sz w:val="26"/>
+          <w:sz w:val="25"/>
         </w:rPr>
-        <w:t>4.4. Các nội dung nhóm xin định hướng và hỗ trợ từ Hội đồng Giảng viên</w:t>
-      </w:r>
-    </w:p>
-    <w:p>
-      <w:pPr>
-        <w:spacing w:line="300" w:lineRule="auto" w:before="0" w:after="80"/>
-        <w:jc w:val="both"/>
-      </w:pPr>
-      <w:r>
-        <w:rPr>
-          <w:rFonts w:ascii="Times New Roman" w:hAnsi="Times New Roman"/>
-          <w:color w:val="334155"/>
-          <w:sz w:val="22"/>
-        </w:rPr>
-        <w:t>Để hoàn thiện dự án đạt tiêu chuẩn cao nhất trong buổi bảo vệ 31/10 cũng như định hướng phát triển nghiên cứu sau này, nhóm kính mong nhận được sự hỗ trợ từ các Thầy:</w:t>
+        <w:t>4.4. Đề xuất hỗ trợ và định hướng từ Ban Giảng viên</w:t>
       </w:r>
     </w:p>
     <w:p>
       <w:pPr>
         <w:pStyle w:val="ListBullet"/>
-        <w:spacing w:line="288" w:lineRule="auto" w:before="0" w:after="60"/>
+        <w:spacing w:line="288" w:lineRule="auto" w:before="0" w:after="50"/>
         <w:jc w:val="both"/>
       </w:pPr>
       <w:r>
@@ -10080,13 +9594,13 @@
           <w:color w:val="334155"/>
           <w:sz w:val="21"/>
         </w:rPr>
-        <w:t>Xin ý kiến các Thầy về phương pháp cân bằng trọng số mất mát (Loss re-weighting) hoặc kỹ thuật Contrastive Learning để cải thiện năng lực nhận diện của lớp hiếm S và F khi triển khai trên các môi trường đa nguồn dữ liệu.</w:t>
+        <w:t>Ý kiến về kỹ thuật Loss Re-weighting hoặc Contrastive Learning để cải thiện năng lực nhận diện của lớp hiếm S và F trong môi trường đa nguồn dữ liệu.</w:t>
       </w:r>
     </w:p>
     <w:p>
       <w:pPr>
         <w:pStyle w:val="ListBullet"/>
-        <w:spacing w:line="288" w:lineRule="auto" w:before="0" w:after="60"/>
+        <w:spacing w:line="288" w:lineRule="auto" w:before="0" w:after="50"/>
         <w:jc w:val="both"/>
       </w:pPr>
       <w:r>
@@ -10104,13 +9618,13 @@
           <w:color w:val="334155"/>
           <w:sz w:val="21"/>
         </w:rPr>
-        <w:t>Xin ý kiến định hướng về việc thiết lập giao thức thử nghiệm ngưỡng AFib tối ưu trên tập dữ liệu AFDB.</w:t>
+        <w:t>Định hướng về việc thiết lập giao thức hiệu chỉnh ngưỡng AFib tối ưu trên tập dữ liệu AFDB.</w:t>
       </w:r>
     </w:p>
     <w:p>
       <w:pPr>
         <w:pStyle w:val="ListBullet"/>
-        <w:spacing w:line="288" w:lineRule="auto" w:before="0" w:after="60"/>
+        <w:spacing w:line="288" w:lineRule="auto" w:before="0" w:after="50"/>
         <w:jc w:val="both"/>
       </w:pPr>
       <w:r>
@@ -10120,7 +9634,7 @@
           <w:color w:val="1E293B"/>
           <w:sz w:val="21"/>
         </w:rPr>
-        <w:t xml:space="preserve">3. Về ứng dụng thực tế: </w:t>
+        <w:t xml:space="preserve">3. Về quy chuẩn y tế: </w:t>
       </w:r>
       <w:r>
         <w:rPr>
@@ -10128,20 +9642,20 @@
           <w:color w:val="334155"/>
           <w:sz w:val="21"/>
         </w:rPr>
-        <w:t>Nhận xét về cấu trúc báo cáo bệnh án PDF và luồng thao tác Human-in-the-loop để hệ thống tiếp cận sát nhất với tiêu chuẩn phần mềm thiết bị y tế (SaMD - Software as a Medical Device).</w:t>
+        <w:t>Nhận xét về cấu trúc báo cáo bệnh án PDF và quy trình Human-in-the-loop để tiếp cận sát nhất với tiêu chuẩn phần mềm thiết bị y tế (SaMD).</w:t>
       </w:r>
     </w:p>
     <w:p>
       <w:pPr>
         <w:keepNext/>
-        <w:spacing w:before="360" w:after="120"/>
+        <w:spacing w:before="320" w:after="120"/>
       </w:pPr>
       <w:r>
         <w:rPr>
           <w:rFonts w:ascii="Times New Roman" w:hAnsi="Times New Roman"/>
           <w:b/>
           <w:color w:val="1E3A8A"/>
-          <w:sz w:val="30"/>
+          <w:sz w:val="29"/>
         </w:rPr>
         <w:t>CHƯƠNG 5: KẾ HOẠCH VÀ KỊCH BẢN LIVE DEMO CHO NGÀY BẢO VỆ 31/10/2026</w:t>
       </w:r>
@@ -10149,36 +9663,22 @@
     <w:p>
       <w:pPr>
         <w:keepNext/>
-        <w:spacing w:before="240" w:after="80"/>
+        <w:spacing w:before="220" w:after="60"/>
       </w:pPr>
       <w:r>
         <w:rPr>
           <w:rFonts w:ascii="Times New Roman" w:hAnsi="Times New Roman"/>
           <w:b/>
           <w:color w:val="2563EB"/>
-          <w:sz w:val="26"/>
+          <w:sz w:val="25"/>
         </w:rPr>
-        <w:t>5.1. Mục tiêu và cấu trúc bài thuyết trình bảo vệ (15 – 20 Slide)</w:t>
-      </w:r>
-    </w:p>
-    <w:p>
-      <w:pPr>
-        <w:spacing w:line="300" w:lineRule="auto" w:before="0" w:after="80"/>
-        <w:jc w:val="both"/>
-      </w:pPr>
-      <w:r>
-        <w:rPr>
-          <w:rFonts w:ascii="Times New Roman" w:hAnsi="Times New Roman"/>
-          <w:color w:val="334155"/>
-          <w:sz w:val="22"/>
-        </w:rPr>
-        <w:t>Bài thuyết trình bảo vệ đồ án tốt nghiệp Capstone Project được thiết kế cô đọng trong thời lượng 15 phút trình bày và 10 phút hỏi đáp, cấu trúc gồm 18 slide chính:</w:t>
+        <w:t>5.1. Cấu trúc bài thuyết trình bảo vệ (18 Slide)</w:t>
       </w:r>
     </w:p>
     <w:p>
       <w:pPr>
         <w:pStyle w:val="ListBullet"/>
-        <w:spacing w:line="288" w:lineRule="auto" w:before="0" w:after="60"/>
+        <w:spacing w:line="288" w:lineRule="auto" w:before="0" w:after="50"/>
         <w:jc w:val="both"/>
       </w:pPr>
       <w:r>
@@ -10196,13 +9696,13 @@
           <w:color w:val="334155"/>
           <w:sz w:val="21"/>
         </w:rPr>
-        <w:t>Slide 1-3: Giới thiệu đề tài, bối cảnh lâm sàng, thách thức 'hộp đen' và mục tiêu sản phẩm.</w:t>
+        <w:t>Slide 1-3: Mở đầu, bối cảnh lâm sàng, thách thức 'hộp đen' và mục tiêu sản phẩm.</w:t>
       </w:r>
     </w:p>
     <w:p>
       <w:pPr>
         <w:pStyle w:val="ListBullet"/>
-        <w:spacing w:line="288" w:lineRule="auto" w:before="0" w:after="60"/>
+        <w:spacing w:line="288" w:lineRule="auto" w:before="0" w:after="50"/>
         <w:jc w:val="both"/>
       </w:pPr>
       <w:r>
@@ -10220,13 +9720,13 @@
           <w:color w:val="334155"/>
           <w:sz w:val="21"/>
         </w:rPr>
-        <w:t>Slide 4-8: Chuỗi tiền xử lý DSP, Pan-Tompkins R-peak, Khắc phục lỗi rò rỉ dữ liệu, Kết quả Benchmark 5 kiến trúc và lý do chọn ResNet-1D, Toán học 1D Grad-CAM, Lượng tử hóa ONNX INT8.</w:t>
+        <w:t>Slide 4-8: Chuỗi tiền xử lý DSP, Pan-Tompkins R-peak, Sửa rò rỉ dữ liệu, Benchmark 5 mô hình, Toán học 1D Grad-CAM, Lượng tử hóa ONNX INT8.</w:t>
       </w:r>
     </w:p>
     <w:p>
       <w:pPr>
         <w:pStyle w:val="ListBullet"/>
-        <w:spacing w:line="288" w:lineRule="auto" w:before="0" w:after="60"/>
+        <w:spacing w:line="288" w:lineRule="auto" w:before="0" w:after="50"/>
         <w:jc w:val="both"/>
       </w:pPr>
       <w:r>
@@ -10236,7 +9736,7 @@
           <w:color w:val="1E293B"/>
           <w:sz w:val="21"/>
         </w:rPr>
-        <w:t xml:space="preserve">Phần 3: Kiến trúc Hệ thống &amp; Phần mềm (4 slide): </w:t>
+        <w:t xml:space="preserve">Phần 3: Kiến trúc Hệ thống (4 slide): </w:t>
       </w:r>
       <w:r>
         <w:rPr>
@@ -10244,13 +9744,13 @@
           <w:color w:val="334155"/>
           <w:sz w:val="21"/>
         </w:rPr>
-        <w:t>Slide 9-12: Kiến trúc Full-Stack thời gian thực, WebSocket 360Hz 2 kênh, Cơ sở dữ liệu, Phân quyền RBAC 3 vai trò, Cơ chế Human-in-the-loop và Audit Trail.</w:t>
+        <w:t>Slide 9-12: Kiến trúc Full-Stack thời gian thực, WebSocket 360Hz 2 kênh, Cơ sở dữ liệu, Phân quyền RBAC 3 vai trò, Human-in-the-loop và Audit Trail.</w:t>
       </w:r>
     </w:p>
     <w:p>
       <w:pPr>
         <w:pStyle w:val="ListBullet"/>
-        <w:spacing w:line="288" w:lineRule="auto" w:before="0" w:after="60"/>
+        <w:spacing w:line="288" w:lineRule="auto" w:before="0" w:after="50"/>
         <w:jc w:val="both"/>
       </w:pPr>
       <w:r>
@@ -10268,13 +9768,13 @@
           <w:color w:val="334155"/>
           <w:sz w:val="21"/>
         </w:rPr>
-        <w:t>Slide 13-15: Bảng đối chiếu tiến độ 100%, Kết quả đạt được, Minh bạch các hạn chế kỹ thuật (Lớp S/F trên dữ liệu ngoài, Ngưỡng AFib, Cảm biến phần cứng).</w:t>
+        <w:t>Slide 13-15: Đối chiếu tiến độ 100%, Kết quả đạt được, Minh bạch các hạn chế kỹ thuật (Lớp S/F trên dữ liệu ngoài, Ngưỡng AFib, Cảm biến phần cứng).</w:t>
       </w:r>
     </w:p>
     <w:p>
       <w:pPr>
         <w:pStyle w:val="ListBullet"/>
-        <w:spacing w:line="288" w:lineRule="auto" w:before="0" w:after="60"/>
+        <w:spacing w:line="288" w:lineRule="auto" w:before="0" w:after="50"/>
         <w:jc w:val="both"/>
       </w:pPr>
       <w:r>
@@ -10298,7 +9798,7 @@
     <w:p>
       <w:pPr>
         <w:pStyle w:val="ListBullet"/>
-        <w:spacing w:line="288" w:lineRule="auto" w:before="0" w:after="60"/>
+        <w:spacing w:line="288" w:lineRule="auto" w:before="0" w:after="50"/>
         <w:jc w:val="both"/>
       </w:pPr>
       <w:r>
@@ -10322,36 +9822,22 @@
     <w:p>
       <w:pPr>
         <w:keepNext/>
-        <w:spacing w:before="240" w:after="80"/>
+        <w:spacing w:before="220" w:after="60"/>
       </w:pPr>
       <w:r>
         <w:rPr>
           <w:rFonts w:ascii="Times New Roman" w:hAnsi="Times New Roman"/>
           <w:b/>
           <w:color w:val="2563EB"/>
-          <w:sz w:val="26"/>
+          <w:sz w:val="25"/>
         </w:rPr>
-        <w:t>5.2. Kịch bản Live Demo 5 bước chi tiết trên hệ thống</w:t>
-      </w:r>
-    </w:p>
-    <w:p>
-      <w:pPr>
-        <w:spacing w:line="300" w:lineRule="auto" w:before="0" w:after="80"/>
-        <w:jc w:val="both"/>
-      </w:pPr>
-      <w:r>
-        <w:rPr>
-          <w:rFonts w:ascii="Times New Roman" w:hAnsi="Times New Roman"/>
-          <w:color w:val="334155"/>
-          <w:sz w:val="22"/>
-        </w:rPr>
-        <w:t>Để chứng minh tính xác thực và độ hoàn thiện cao của sản phẩm, nhóm chuẩn bị kịch bản Live Demo trực tiếp trên máy chủ với 5 giai đoạn liên hoàn:</w:t>
+        <w:t>5.2. Kịch bản Live Demo 5 bước trên hệ thống</w:t>
       </w:r>
     </w:p>
     <w:p>
       <w:pPr>
         <w:pStyle w:val="ListBullet"/>
-        <w:spacing w:line="288" w:lineRule="auto" w:before="0" w:after="60"/>
+        <w:spacing w:line="288" w:lineRule="auto" w:before="0" w:after="50"/>
         <w:jc w:val="both"/>
       </w:pPr>
       <w:r>
@@ -10361,7 +9847,7 @@
           <w:color w:val="1E293B"/>
           <w:sz w:val="21"/>
         </w:rPr>
-        <w:t xml:space="preserve">Pha 1: Trình diễn Giám sát ECG Thời gian thực (Real-time Streaming): </w:t>
+        <w:t xml:space="preserve">Pha 1: Giám sát ECG Thời gian thực (Real-time Streaming): </w:t>
       </w:r>
       <w:r>
         <w:rPr>
@@ -10369,13 +9855,13 @@
           <w:color w:val="334155"/>
           <w:sz w:val="21"/>
         </w:rPr>
-        <w:t>Mở Dashboard giám sát thời gian thực. Bắt đầu phát luồng bản ghi Record 100 (Nhịp xoang bình thường). Hội đồng quan sát đồ thị sóng ECG 2 chuyển đạo (MLII và V1) chạy mượt mà 60 FPS, nhịp tim ổn định ~75 BPM, thẻ trạng thái hiển thị màu xanh 🟢 'Normal'. Sau đó, chuyển đổi sang bản ghi Record 200 (Bệnh nhân có nhiều ngoại tâm thu thất). Đồ thị lập tức xuất hiện các nhịp QRS dị dạng, hệ thống tức thì bắt nhịp và dán nhãn 🔴 'Ventricular Ectopic (PVC)' với độ tin cậy &gt; 95%.</w:t>
+        <w:t>Mở Dashboard real-time, phát Record 100 (Nhịp xoang bình thường), đồ thị 2 kênh MLII/V1 mượt mà 60 FPS, nhịp tim ~75 BPM, thẻ trạng thái màu xanh 'Normal'. Chuyển sang Record 200 (Bệnh nhân có nhiều PVC), hệ thống tức thì dán nhãn màu đỏ 'Ventricular Ectopic (PVC)' với độ tin cậy &gt; 95%.</w:t>
       </w:r>
     </w:p>
     <w:p>
       <w:pPr>
         <w:pStyle w:val="ListBullet"/>
-        <w:spacing w:line="288" w:lineRule="auto" w:before="0" w:after="60"/>
+        <w:spacing w:line="288" w:lineRule="auto" w:before="0" w:after="50"/>
         <w:jc w:val="both"/>
       </w:pPr>
       <w:r>
@@ -10385,7 +9871,7 @@
           <w:color w:val="1E293B"/>
           <w:sz w:val="21"/>
         </w:rPr>
-        <w:t xml:space="preserve">Pha 2: Trình diễn Hệ thống Cảnh báo đa tầng chuẩn Y tế: </w:t>
+        <w:t xml:space="preserve">Pha 2: Báo động đa tầng chuẩn Y tế: </w:t>
       </w:r>
       <w:r>
         <w:rPr>
@@ -10393,13 +9879,13 @@
           <w:color w:val="334155"/>
           <w:sz w:val="21"/>
         </w:rPr>
-        <w:t>Khi nhịp bất thường xuất hiện liên tiếp, hệ thống kích hoạt chuông cảnh báo âm thanh và đèn chớp đỏ trên thanh tiêu đề. Người trình bày thực hiện bấm nút 'Tắt tiếng tạm thời 2 phút' (Alarm Mute). Chuông lập tức im lặng nhưng biểu tượng cảnh báo vẫn duy trì trạng thái chờ giải quyết theo đúng tiêu chuẩn an toàn thiết bị y tế quốc tế IEC 60601-1-8.</w:t>
+        <w:t>Kích hoạt chuông cảnh báo âm thanh và đèn chớp đỏ khi phát hiện chuỗi PVC. Người trình bày bấm nút 'Tắt tiếng tạm thời 2 phút' (Alarm Mute). Chuông im lặng nhưng cờ cảnh báo vẫn hiển thị chờ xử lý theo đúng chuẩn an toàn IEC 60601-1-8.</w:t>
       </w:r>
     </w:p>
     <w:p>
       <w:pPr>
         <w:pStyle w:val="ListBullet"/>
-        <w:spacing w:line="288" w:lineRule="auto" w:before="0" w:after="60"/>
+        <w:spacing w:line="288" w:lineRule="auto" w:before="0" w:after="50"/>
         <w:jc w:val="both"/>
       </w:pPr>
       <w:r>
@@ -10409,7 +9895,7 @@
           <w:color w:val="1E293B"/>
           <w:sz w:val="21"/>
         </w:rPr>
-        <w:t xml:space="preserve">Pha 3: Trình diễn Năng lực Giải thích của Trí tuệ Nhân tạo (Explainable AI): </w:t>
+        <w:t xml:space="preserve">Pha 3: Explainable AI 1D Grad-CAM: </w:t>
       </w:r>
       <w:r>
         <w:rPr>
@@ -10417,13 +9903,13 @@
           <w:color w:val="334155"/>
           <w:sz w:val="21"/>
         </w:rPr>
-        <w:t>Người trình bày nhấp chuột trực tiếp vào nhịp tim PVC vừa được phát hiện trên đồ thị để mở Trang Phân tích Chuyên sâu (XAI Deep Dive). Tại đây, bản đồ nhiệt 1D Grad-CAM hiển thị nổi bật vùng chân sóng và đỉnh sóng QRS giãn rộng với màu đỏ rực, minh chứng rằng mô hình đưa ra kết luận chẩn đoán hoàn toàn dựa trên căn cứ bệnh lý của biến dạng tâm thất chứ không học mẹo.</w:t>
+        <w:t>Nhấp trực tiếp vào nhịp PVC trên đồ thị để mở Trang Phân tích Chuyên sâu (XAI Deep Dive). Bản đồ nhiệt 1D Grad-CAM hiển thị đỏ rực tại phức bộ QRS giãn rộng, chứng minh AI đưa ra kết luận dựa trên căn cứ bệnh học.</w:t>
       </w:r>
     </w:p>
     <w:p>
       <w:pPr>
         <w:pStyle w:val="ListBullet"/>
-        <w:spacing w:line="288" w:lineRule="auto" w:before="0" w:after="60"/>
+        <w:spacing w:line="288" w:lineRule="auto" w:before="0" w:after="50"/>
         <w:jc w:val="both"/>
       </w:pPr>
       <w:r>
@@ -10433,7 +9919,7 @@
           <w:color w:val="1E293B"/>
           <w:sz w:val="21"/>
         </w:rPr>
-        <w:t xml:space="preserve">Pha 4: Trình diễn Vòng lặp Chuyên gia (Human-in-the-loop) &amp; Xuất Báo cáo: </w:t>
+        <w:t xml:space="preserve">Pha 4: Human-in-the-loop &amp; Xuất Báo cáo: </w:t>
       </w:r>
       <w:r>
         <w:rPr>
@@ -10441,13 +9927,13 @@
           <w:color w:val="334155"/>
           <w:sz w:val="21"/>
         </w:rPr>
-        <w:t>Đăng nhập dưới tài khoản Bác sĩ (Doctor). Bác sĩ mở danh sách sự kiện bất thường, thực hiện duyệt xác nhận nhãn hoặc sửa nhãn. Hệ thống lập tức ghi nhận giao dịch vào nhật ký kiểm toán Audit Trail. Sau đó, bác sĩ nhấn nút 'Xuất Báo cáo Bệnh án', hệ thống tạo ngay tệp PDF chuyên nghiệp chứa đầy đủ thông tin hành chính của bệnh nhân, biểu đồ sóng ECG, phân tích nhịp tim, nhãn AI và chữ ký phê duyệt của bác sĩ.</w:t>
+        <w:t>Đăng nhập tài khoản Bác sĩ (Doctor), duyệt/sửa nhãn, hệ thống ghi nhận vào nhật ký kiểm toán Audit Trail, nhấn nút 'Xuất Báo cáo Bệnh án' tạo tệp PDF chứa đầy đủ thông tin hành chính, đồ thị sóng và chữ ký phê duyệt.</w:t>
       </w:r>
     </w:p>
     <w:p>
       <w:pPr>
         <w:pStyle w:val="ListBullet"/>
-        <w:spacing w:line="288" w:lineRule="auto" w:before="0" w:after="60"/>
+        <w:spacing w:line="288" w:lineRule="auto" w:before="0" w:after="50"/>
         <w:jc w:val="both"/>
       </w:pPr>
       <w:r>
@@ -10457,7 +9943,7 @@
           <w:color w:val="1E293B"/>
           <w:sz w:val="21"/>
         </w:rPr>
-        <w:t xml:space="preserve">Pha 5: Trình diễn Chẩn đoán Ngoại tuyến &amp; Edge AI: </w:t>
+        <w:t xml:space="preserve">Pha 5: Chẩn đoán Ngoại tuyến &amp; Edge AI: </w:t>
       </w:r>
       <w:r>
         <w:rPr>
@@ -10465,42 +9951,28 @@
           <w:color w:val="334155"/>
           <w:sz w:val="21"/>
         </w:rPr>
-        <w:t>Trình diễn tính năng Chẩn đoán ngoại tuyến: Tải lên một tệp CSV chứa dữ liệu điện tim ngoài, hệ thống chạy trọn gói pipeline DSP -&gt; Pan-Tompkins -&gt; ResNet-1D và trả về toàn bộ danh sách phân loại trong vài giây. Cuối cùng, mở giao diện kiểm thử mô hình ONNX INT8 dung lượng 697.3 KB chứng minh khả năng sẵn sàng nhúng vào thiết bị di động.</w:t>
+        <w:t>Chẩn đoán ngoại tuyến: Tải tệp CSV ngoài, chạy trọn gói pipeline DSP -&gt; Pan-Tompkins -&gt; ResNet-1D trong vài giây. Mở giao diện kiểm tra mô hình ONNX INT8 dung lượng 697.3 KB sẵn sàng nhúng Edge.</w:t>
       </w:r>
     </w:p>
     <w:p>
       <w:pPr>
         <w:keepNext/>
-        <w:spacing w:before="240" w:after="80"/>
+        <w:spacing w:before="220" w:after="60"/>
       </w:pPr>
       <w:r>
         <w:rPr>
           <w:rFonts w:ascii="Times New Roman" w:hAnsi="Times New Roman"/>
           <w:b/>
           <w:color w:val="2563EB"/>
-          <w:sz w:val="26"/>
+          <w:sz w:val="25"/>
         </w:rPr>
-        <w:t>5.3. Kế hoạch dự phòng rủi ro kỹ thuật (Contingency Plan)</w:t>
-      </w:r>
-    </w:p>
-    <w:p>
-      <w:pPr>
-        <w:spacing w:line="300" w:lineRule="auto" w:before="0" w:after="80"/>
-        <w:jc w:val="both"/>
-      </w:pPr>
-      <w:r>
-        <w:rPr>
-          <w:rFonts w:ascii="Times New Roman" w:hAnsi="Times New Roman"/>
-          <w:color w:val="334155"/>
-          <w:sz w:val="22"/>
-        </w:rPr>
-        <w:t>Để đảm bảo buổi bảo vệ diễn ra tuyệt đối an toàn và suôn sẻ, nhóm đã thiết lập các kịch bản dự phòng sự cố:</w:t>
+        <w:t>5.3. Kế hoạch dự phòng sự cố kỹ thuật (Contingency Plan)</w:t>
       </w:r>
     </w:p>
     <w:p>
       <w:pPr>
         <w:pStyle w:val="ListBullet"/>
-        <w:spacing w:line="288" w:lineRule="auto" w:before="0" w:after="60"/>
+        <w:spacing w:line="288" w:lineRule="auto" w:before="0" w:after="50"/>
         <w:jc w:val="both"/>
       </w:pPr>
       <w:r>
@@ -10510,7 +9982,7 @@
           <w:color w:val="1E293B"/>
           <w:sz w:val="21"/>
         </w:rPr>
-        <w:t xml:space="preserve">1. Sự cố rớt mạng Internet: </w:t>
+        <w:t xml:space="preserve">1. Sự cố rớt mạng: </w:t>
       </w:r>
       <w:r>
         <w:rPr>
@@ -10518,13 +9990,13 @@
           <w:color w:val="334155"/>
           <w:sz w:val="21"/>
         </w:rPr>
-        <w:t>Toàn bộ hệ thống Backend FastAPI và Frontend React đã được cấu hình chạy hoàn toàn trên môi trường mạng cục bộ (Localhost / Local Area Network) mà không cần phụ thuộc vào kết nối Internet bên ngoài.</w:t>
+        <w:t>Toàn bộ Backend và Frontend chạy offline trên mạng cục bộ (Localhost) không cần Internet.</w:t>
       </w:r>
     </w:p>
     <w:p>
       <w:pPr>
         <w:pStyle w:val="ListBullet"/>
-        <w:spacing w:line="288" w:lineRule="auto" w:before="0" w:after="60"/>
+        <w:spacing w:line="288" w:lineRule="auto" w:before="0" w:after="50"/>
         <w:jc w:val="both"/>
       </w:pPr>
       <w:r>
@@ -10534,7 +10006,7 @@
           <w:color w:val="1E293B"/>
           <w:sz w:val="21"/>
         </w:rPr>
-        <w:t xml:space="preserve">2. Sự cố xung đột môi trường phần mềm: </w:t>
+        <w:t xml:space="preserve">2. Sự cố môi trường phần mềm: </w:t>
       </w:r>
       <w:r>
         <w:rPr>
@@ -10542,13 +10014,13 @@
           <w:color w:val="334155"/>
           <w:sz w:val="21"/>
         </w:rPr>
-        <w:t>Bên cạnh việc chạy trực tiếp mã nguồn bằng Python và Node.js, nhóm đã đóng gói sẵn sàng bản sao lưu hệ thống thành 2 Docker Container độc lập. Nếu môi trường máy tính gặp sự cố phụ thuộc thư viện, chỉ cần 1 lệnh 'docker compose up' là hệ thống hoạt động trở lại.</w:t>
+        <w:t>Đóng gói sẵn Docker Compose 2 container dự phòng, khôi phục bằng 1 lệnh duy nhất.</w:t>
       </w:r>
     </w:p>
     <w:p>
       <w:pPr>
         <w:pStyle w:val="ListBullet"/>
-        <w:spacing w:line="288" w:lineRule="auto" w:before="0" w:after="60"/>
+        <w:spacing w:line="288" w:lineRule="auto" w:before="0" w:after="50"/>
         <w:jc w:val="both"/>
       </w:pPr>
       <w:r>
@@ -10558,7 +10030,7 @@
           <w:color w:val="1E293B"/>
           <w:sz w:val="21"/>
         </w:rPr>
-        <w:t xml:space="preserve">3. Video ghi hình dự phòng (Backup Video): </w:t>
+        <w:t xml:space="preserve">3. Video ghi hình dự phòng: </w:t>
       </w:r>
       <w:r>
         <w:rPr>
@@ -10566,20 +10038,20 @@
           <w:color w:val="334155"/>
           <w:sz w:val="21"/>
         </w:rPr>
-        <w:t>Nhóm đã quay sẵn video chất lượng cao 4K ghi lại toàn bộ 5 bước của kịch bản Live Demo để sẵn sàng trình chiếu minh họa nếu gặp sự cố bất khả kháng về phần cứng trình chiếu.</w:t>
+        <w:t>Quay sẵn video chất lượng cao 4K ghi lại trọn vẹn 5 bước demo để trình chiếu khi cần.</w:t>
       </w:r>
     </w:p>
     <w:p>
       <w:pPr>
         <w:keepNext/>
-        <w:spacing w:before="360" w:after="120"/>
+        <w:spacing w:before="320" w:after="120"/>
       </w:pPr>
       <w:r>
         <w:rPr>
           <w:rFonts w:ascii="Times New Roman" w:hAnsi="Times New Roman"/>
           <w:b/>
           <w:color w:val="1E3A8A"/>
-          <w:sz w:val="30"/>
+          <w:sz w:val="29"/>
         </w:rPr>
         <w:t>KẾT LUẬN, LỜI CẢM ƠN VÀ TÀI LIỆU THAM KHẢO</w:t>
       </w:r>
@@ -10587,14 +10059,14 @@
     <w:p>
       <w:pPr>
         <w:keepNext/>
-        <w:spacing w:before="240" w:after="80"/>
+        <w:spacing w:before="220" w:after="60"/>
       </w:pPr>
       <w:r>
         <w:rPr>
           <w:rFonts w:ascii="Times New Roman" w:hAnsi="Times New Roman"/>
           <w:b/>
           <w:color w:val="2563EB"/>
-          <w:sz w:val="26"/>
+          <w:sz w:val="25"/>
         </w:rPr>
         <w:t>Kết luận tổng kết</w:t>
       </w:r>
@@ -10610,48 +10082,20 @@
           <w:color w:val="334155"/>
           <w:sz w:val="22"/>
         </w:rPr>
-        <w:t>Đồ án tốt nghiệp Capstone Project 'Hệ thống giám sát điện tâm đồ thời gian thực tích hợp Trí tuệ nhân tạo giải thích được (Explainable AI) và hỗ trợ chẩn đoán rối loạn nhịp tim đa tầng (NEURO-ECG)' đã hoàn thành xuất sắc toàn bộ các mục tiêu nghiên cứu và triển khai ứng dụng đặt ra:</w:t>
-      </w:r>
-    </w:p>
-    <w:p>
-      <w:pPr>
-        <w:spacing w:line="300" w:lineRule="auto" w:before="0" w:after="80"/>
-        <w:jc w:val="both"/>
-      </w:pPr>
-      <w:r>
-        <w:rPr>
-          <w:rFonts w:ascii="Times New Roman" w:hAnsi="Times New Roman"/>
-          <w:color w:val="334155"/>
-          <w:sz w:val="22"/>
-        </w:rPr>
-        <w:t>Dự án không dừng lại ở mức độ nghiên cứu thuật toán trên các tập dữ liệu tĩnh mà đã xây dựng một nền tảng sản phẩm phần mềm y tế hoàn chỉnh, kết hợp nhuần nhuyễn giữa Kỹ thuật Xử lý tín hiệu số y sinh (DSP), Học sâu hiện đại (ResNet-1D), Trí tuệ nhân tạo giải thích được (1D Grad-CAM), Tối ưu hóa mô hình biên (ONNX INT8) và Nền tảng Full-Stack thời gian thực có phân quyền bảo mật, truy vết kiểm toán và cơ chế Human-in-the-loop.</w:t>
-      </w:r>
-    </w:p>
-    <w:p>
-      <w:pPr>
-        <w:spacing w:line="300" w:lineRule="auto" w:before="0" w:after="80"/>
-        <w:jc w:val="both"/>
-      </w:pPr>
-      <w:r>
-        <w:rPr>
-          <w:rFonts w:ascii="Times New Roman" w:hAnsi="Times New Roman"/>
-          <w:color w:val="334155"/>
-          <w:sz w:val="22"/>
-        </w:rPr>
-        <w:t>Bên cạnh các thành quả đạt được, nhóm đã dũng cảm nhìn nhận và đánh giá khách quan các giới hạn kỹ thuật của hệ thống (như độ nhạy lớp hiếm trên dữ liệu ngoại vi, ngưỡng AFib thực nghiệm, và việc tích hợp phần cứng cảm biến) để mở ra những hướng nghiên cứu chuyên sâu đầy hứa hẹn trong tương lai.</w:t>
+        <w:t>Đồ án 'NEURO-ECG' đã hoàn thành trọn vẹn các mục tiêu nghiên cứu và triển khai ứng dụng: Không chỉ dừng lại ở mô hình học sâu lý thuyết, dự án đã hiện thực hóa một sản phẩm phần mềm y tế hoàn chỉnh, kết hợp nhuần nhuyễn giữa DSP, ResNet-1D, 1D Grad-CAM, ONNX INT8 và nền tảng Full-Stack thời gian thực có phân quyền RBAC và cơ chế Human-in-the-loop.</w:t>
       </w:r>
     </w:p>
     <w:p>
       <w:pPr>
         <w:keepNext/>
-        <w:spacing w:before="240" w:after="80"/>
+        <w:spacing w:before="220" w:after="60"/>
       </w:pPr>
       <w:r>
         <w:rPr>
           <w:rFonts w:ascii="Times New Roman" w:hAnsi="Times New Roman"/>
           <w:b/>
           <w:color w:val="2563EB"/>
-          <w:sz w:val="26"/>
+          <w:sz w:val="25"/>
         </w:rPr>
         <w:t>Lời cảm ơn chân thành</w:t>
       </w:r>
@@ -10667,48 +10111,20 @@
           <w:color w:val="334155"/>
           <w:sz w:val="22"/>
         </w:rPr>
-        <w:t>Nhóm nghiên cứu xin được bày tỏ lòng biết ơn sâu sắc và chân thành nhất tới:</w:t>
-      </w:r>
-    </w:p>
-    <w:p>
-      <w:pPr>
-        <w:spacing w:line="300" w:lineRule="auto" w:before="0" w:after="80"/>
-        <w:jc w:val="both"/>
-      </w:pPr>
-      <w:r>
-        <w:rPr>
-          <w:rFonts w:ascii="Times New Roman" w:hAnsi="Times New Roman"/>
-          <w:color w:val="334155"/>
-          <w:sz w:val="22"/>
-        </w:rPr>
-        <w:t>Ban Giảng viên Chương trình Samsung Innovation Campus (SIC) 2026 và các Thầy Cô giáo Viện Công nghệ Thông tin &amp; Truyền thông — Đại học Bách Khoa Hà Nội, những người đã tận tình truyền đạt kiến thức chuyên môn sâu rộng về Trí tuệ nhân tạo, luôn theo sát hướng dẫn, động viên và đưa ra những định hướng khoa học quý báu trong suốt quá trình nhóm triển khai đề tài.</w:t>
-      </w:r>
-    </w:p>
-    <w:p>
-      <w:pPr>
-        <w:spacing w:line="300" w:lineRule="auto" w:before="0" w:after="80"/>
-        <w:jc w:val="both"/>
-      </w:pPr>
-      <w:r>
-        <w:rPr>
-          <w:rFonts w:ascii="Times New Roman" w:hAnsi="Times New Roman"/>
-          <w:color w:val="334155"/>
-          <w:sz w:val="22"/>
-        </w:rPr>
-        <w:t>Tập đoàn Điện tử Samsung (Samsung Electronics Vietnam) đã tài trợ và kiến tạo một chương trình đào tạo công nghệ xuất sắc, tạo điều kiện tối đa về môi trường học tập và nghiên cứu thực chiến cho sinh viên.</w:t>
+        <w:t>Nhóm nghiên cứu xin bày tỏ lòng biết ơn sâu sắc tới Ban Giảng viên Chương trình Samsung Innovation Campus (SIC) 2026 và các Thầy Cô giáo Viện CNTT&amp;TT — Đại học Bách Khoa Hà Nội đã tận tình truyền đạt kiến thức và định hướng khoa học quý báu trong suốt quá trình thực hiện đề tài.</w:t>
       </w:r>
     </w:p>
     <w:p>
       <w:pPr>
         <w:keepNext/>
-        <w:spacing w:before="240" w:after="80"/>
+        <w:spacing w:before="220" w:after="60"/>
       </w:pPr>
       <w:r>
         <w:rPr>
           <w:rFonts w:ascii="Times New Roman" w:hAnsi="Times New Roman"/>
           <w:b/>
           <w:color w:val="2563EB"/>
-          <w:sz w:val="26"/>
+          <w:sz w:val="25"/>
         </w:rPr>
         <w:t>Danh mục tài liệu tham khảo chính</w:t>
       </w:r>
@@ -10716,7 +10132,7 @@
     <w:p>
       <w:pPr>
         <w:pStyle w:val="ListBullet"/>
-        <w:spacing w:line="288" w:lineRule="auto" w:before="0" w:after="60"/>
+        <w:spacing w:line="288" w:lineRule="auto" w:before="0" w:after="50"/>
         <w:jc w:val="both"/>
       </w:pPr>
       <w:r>
@@ -10740,7 +10156,7 @@
     <w:p>
       <w:pPr>
         <w:pStyle w:val="ListBullet"/>
-        <w:spacing w:line="288" w:lineRule="auto" w:before="0" w:after="60"/>
+        <w:spacing w:line="288" w:lineRule="auto" w:before="0" w:after="50"/>
         <w:jc w:val="both"/>
       </w:pPr>
       <w:r>
@@ -10764,7 +10180,7 @@
     <w:p>
       <w:pPr>
         <w:pStyle w:val="ListBullet"/>
-        <w:spacing w:line="288" w:lineRule="auto" w:before="0" w:after="60"/>
+        <w:spacing w:line="288" w:lineRule="auto" w:before="0" w:after="50"/>
         <w:jc w:val="both"/>
       </w:pPr>
       <w:r>
@@ -10782,13 +10198,13 @@
           <w:color w:val="334155"/>
           <w:sz w:val="21"/>
         </w:rPr>
-        <w:t>Selvaraju, R. R., et al. (2017). Grad-CAM: Visual explanations from deep networks via gradient-based localization. In Proceedings of the IEEE International Conference on Computer Vision (ICCV), pp. 618-626.</w:t>
+        <w:t>Selvaraju, R. R., et al. (2017). Grad-CAM: Visual explanations from deep networks via gradient-based localization. In Proceedings of the IEEE ICCV, pp. 618-626.</w:t>
       </w:r>
     </w:p>
     <w:p>
       <w:pPr>
         <w:pStyle w:val="ListBullet"/>
-        <w:spacing w:line="288" w:lineRule="auto" w:before="0" w:after="60"/>
+        <w:spacing w:line="288" w:lineRule="auto" w:before="0" w:after="50"/>
         <w:jc w:val="both"/>
       </w:pPr>
       <w:r>
@@ -10806,13 +10222,13 @@
           <w:color w:val="334155"/>
           <w:sz w:val="21"/>
         </w:rPr>
-        <w:t>He, K., Zhang, X., Ren, S., &amp; Sun, J. (2016). Deep residual learning for image recognition. In Proceedings of the IEEE Conference on Computer Vision and Pattern Recognition (CVPR), pp. 770-778.</w:t>
+        <w:t>He, K., Zhang, X., Ren, S., &amp; Sun, J. (2016). Deep residual learning for image recognition. In Proceedings of the IEEE CVPR, pp. 770-778.</w:t>
       </w:r>
     </w:p>
     <w:p>
       <w:pPr>
         <w:pStyle w:val="ListBullet"/>
-        <w:spacing w:line="288" w:lineRule="auto" w:before="0" w:after="60"/>
+        <w:spacing w:line="288" w:lineRule="auto" w:before="0" w:after="50"/>
         <w:jc w:val="both"/>
       </w:pPr>
       <w:r>
@@ -10836,7 +10252,7 @@
     <w:p>
       <w:pPr>
         <w:pStyle w:val="ListBullet"/>
-        <w:spacing w:line="288" w:lineRule="auto" w:before="0" w:after="60"/>
+        <w:spacing w:line="288" w:lineRule="auto" w:before="0" w:after="50"/>
         <w:jc w:val="both"/>
       </w:pPr>
       <w:r>
@@ -10854,13 +10270,13 @@
           <w:color w:val="334155"/>
           <w:sz w:val="21"/>
         </w:rPr>
-        <w:t>International Electrotechnical Commission (IEC). (2006). Medical electrical equipment - Part 1-8: General requirements for basic safety and essential performance - Collateral Standard: General requirements, tests and guidance for alarm systems in medical electrical equipment (IEC 60601-1-8:2006).</w:t>
+        <w:t>International Electrotechnical Commission (IEC). (2006). Medical electrical equipment - Part 1-8: Alarm systems in medical electrical equipment (IEC 60601-1-8:2006).</w:t>
       </w:r>
     </w:p>
     <w:p>
       <w:pPr>
         <w:pStyle w:val="ListBullet"/>
-        <w:spacing w:line="288" w:lineRule="auto" w:before="0" w:after="60"/>
+        <w:spacing w:line="288" w:lineRule="auto" w:before="0" w:after="50"/>
         <w:jc w:val="both"/>
       </w:pPr>
       <w:r>
@@ -10878,43 +10294,28 @@
           <w:color w:val="334155"/>
           <w:sz w:val="21"/>
         </w:rPr>
-        <w:t>Chawla, N. V., Bowyer, K. W., Hall, L. O., &amp; Kegelmeyer, W. P. (2002). SMOTE: Synthetic minority over-sampling technique. Journal of Artificial Intelligence Research, 16, 321-357.</w:t>
+        <w:t>Chawla, N. V., Bowyer, K. W., Hall, L. O., &amp; Kegelmeyer, W. P. (2002). SMOTE: Synthetic minority over-sampling technique. JAIR, 16, 321-357.</w:t>
       </w:r>
     </w:p>
     <w:p>
       <w:pPr>
         <w:keepNext/>
-        <w:spacing w:before="360" w:after="120"/>
+        <w:spacing w:before="320" w:after="120"/>
       </w:pPr>
       <w:r>
         <w:rPr>
           <w:rFonts w:ascii="Times New Roman" w:hAnsi="Times New Roman"/>
           <w:b/>
           <w:color w:val="1E3A8A"/>
-          <w:sz w:val="30"/>
+          <w:sz w:val="29"/>
         </w:rPr>
-        <w:t>PHỤ LỤC: HƯỚNG DẪN CÀI ĐẶT, CẤU HÌNH VÀ TÁI LẬP THỰC NGHIỆM</w:t>
-      </w:r>
-    </w:p>
-    <w:p>
-      <w:pPr>
-        <w:keepNext/>
-        <w:spacing w:before="240" w:after="80"/>
-      </w:pPr>
-      <w:r>
-        <w:rPr>
-          <w:rFonts w:ascii="Times New Roman" w:hAnsi="Times New Roman"/>
-          <w:b/>
-          <w:color w:val="2563EB"/>
-          <w:sz w:val="26"/>
-        </w:rPr>
-        <w:t>Phụ lục 1: Yêu cầu môi trường hệ thống</w:t>
+        <w:t>PHỤ LỤC: HƯỚNG DẪN CÀI ĐẶT VÀ TÁI LẬP THỰC NGHIỆM</w:t>
       </w:r>
     </w:p>
     <w:p>
       <w:pPr>
         <w:pStyle w:val="ListBullet"/>
-        <w:spacing w:line="288" w:lineRule="auto" w:before="0" w:after="60"/>
+        <w:spacing w:line="288" w:lineRule="auto" w:before="0" w:after="50"/>
         <w:jc w:val="both"/>
       </w:pPr>
       <w:r>
@@ -10924,7 +10325,7 @@
           <w:color w:val="1E293B"/>
           <w:sz w:val="21"/>
         </w:rPr>
-        <w:t xml:space="preserve">Phần mềm: </w:t>
+        <w:t xml:space="preserve">1. Tải mã nguồn: </w:t>
       </w:r>
       <w:r>
         <w:rPr>
@@ -10932,13 +10333,15 @@
           <w:color w:val="334155"/>
           <w:sz w:val="21"/>
         </w:rPr>
-        <w:t>Hệ điều hành: Microsoft Windows 10/11 (64-bit) hoặc Ubuntu Linux 20.04/22.04 LTS.</w:t>
+        <w:t>git clone https://github.com/NamHaiIT2HUST/ECG-Arrhythmia-Detection.git</w:t>
+        <w:br/>
+        <w:t>cd ECG-Arrhythmia-Detection</w:t>
       </w:r>
     </w:p>
     <w:p>
       <w:pPr>
         <w:pStyle w:val="ListBullet"/>
-        <w:spacing w:line="288" w:lineRule="auto" w:before="0" w:after="60"/>
+        <w:spacing w:line="288" w:lineRule="auto" w:before="0" w:after="50"/>
         <w:jc w:val="both"/>
       </w:pPr>
       <w:r>
@@ -10948,7 +10351,7 @@
           <w:color w:val="1E293B"/>
           <w:sz w:val="21"/>
         </w:rPr>
-        <w:t xml:space="preserve">Môi trường Python: </w:t>
+        <w:t xml:space="preserve">2. Môi trường Backend Python: </w:t>
       </w:r>
       <w:r>
         <w:rPr>
@@ -10956,13 +10359,17 @@
           <w:color w:val="334155"/>
           <w:sz w:val="21"/>
         </w:rPr>
-        <w:t>Python phiên bản 3.10 trở lên (khuyến nghị Python 3.12).</w:t>
+        <w:t>python -m venv venv</w:t>
+        <w:br/>
+        <w:t>.\venv\Scripts\activate</w:t>
+        <w:br/>
+        <w:t>pip install -r requirements.txt</w:t>
       </w:r>
     </w:p>
     <w:p>
       <w:pPr>
         <w:pStyle w:val="ListBullet"/>
-        <w:spacing w:line="288" w:lineRule="auto" w:before="0" w:after="60"/>
+        <w:spacing w:line="288" w:lineRule="auto" w:before="0" w:after="50"/>
         <w:jc w:val="both"/>
       </w:pPr>
       <w:r>
@@ -10972,7 +10379,7 @@
           <w:color w:val="1E293B"/>
           <w:sz w:val="21"/>
         </w:rPr>
-        <w:t xml:space="preserve">Môi trường Node: </w:t>
+        <w:t xml:space="preserve">3. Cài đặt Frontend: </w:t>
       </w:r>
       <w:r>
         <w:rPr>
@@ -10980,13 +10387,13 @@
           <w:color w:val="334155"/>
           <w:sz w:val="21"/>
         </w:rPr>
-        <w:t>Node.js phiên bản 18.x hoặc 20.x LTS và npm phiên bản 9.x+.</w:t>
+        <w:t>cd frontend &amp;&amp; npm install &amp;&amp; cd ..</w:t>
       </w:r>
     </w:p>
     <w:p>
       <w:pPr>
         <w:pStyle w:val="ListBullet"/>
-        <w:spacing w:line="288" w:lineRule="auto" w:before="0" w:after="60"/>
+        <w:spacing w:line="288" w:lineRule="auto" w:before="0" w:after="50"/>
         <w:jc w:val="both"/>
       </w:pPr>
       <w:r>
@@ -10996,7 +10403,7 @@
           <w:color w:val="1E293B"/>
           <w:sz w:val="21"/>
         </w:rPr>
-        <w:t xml:space="preserve">Phần cứng: </w:t>
+        <w:t xml:space="preserve">4. Chạy Backend FastAPI: </w:t>
       </w:r>
       <w:r>
         <w:rPr>
@@ -11004,137 +10411,13 @@
           <w:color w:val="334155"/>
           <w:sz w:val="21"/>
         </w:rPr>
-        <w:t>CPU: Tối thiểu 4 nhân (Intel Core i5 / AMD Ryzen 5 trở lên). RAM: Tối thiểu 8 GB (khuyến nghị 16 GB). Bộ nhớ trống: 5 GB.</w:t>
-      </w:r>
-    </w:p>
-    <w:p>
-      <w:pPr>
-        <w:keepNext/>
-        <w:spacing w:before="240" w:after="80"/>
-      </w:pPr>
-      <w:r>
-        <w:rPr>
-          <w:rFonts w:ascii="Times New Roman" w:hAnsi="Times New Roman"/>
-          <w:b/>
-          <w:color w:val="2563EB"/>
-          <w:sz w:val="26"/>
-        </w:rPr>
-        <w:t>Phụ lục 2: Hướng dẫn tải mã nguồn và cài đặt</w:t>
-      </w:r>
-    </w:p>
-    <w:p>
-      <w:pPr>
-        <w:spacing w:line="300" w:lineRule="auto" w:before="0" w:after="80"/>
-        <w:jc w:val="both"/>
-      </w:pPr>
-      <w:r>
-        <w:rPr>
-          <w:rFonts w:ascii="Times New Roman" w:hAnsi="Times New Roman"/>
-          <w:color w:val="334155"/>
-          <w:sz w:val="22"/>
-        </w:rPr>
-        <w:t>Bước 1: Tải mã nguồn từ kho lưu trữ GitHub chính thức:</w:t>
-      </w:r>
-    </w:p>
-    <w:p>
-      <w:pPr>
-        <w:spacing w:line="300" w:lineRule="auto" w:before="0" w:after="80"/>
-        <w:jc w:val="both"/>
-      </w:pPr>
-      <w:r>
-        <w:rPr>
-          <w:rFonts w:ascii="Times New Roman" w:hAnsi="Times New Roman"/>
-          <w:color w:val="334155"/>
-          <w:sz w:val="22"/>
-        </w:rPr>
-        <w:t>git clone https://github.com/NamHaiIT2HUST/ECG-Arrhythmia-Detection.git</w:t>
-        <w:br/>
-        <w:t>cd ECG-Arrhythmia-Detection</w:t>
-      </w:r>
-    </w:p>
-    <w:p>
-      <w:pPr>
-        <w:spacing w:line="300" w:lineRule="auto" w:before="0" w:after="80"/>
-        <w:jc w:val="both"/>
-      </w:pPr>
-      <w:r>
-        <w:rPr>
-          <w:rFonts w:ascii="Times New Roman" w:hAnsi="Times New Roman"/>
-          <w:color w:val="334155"/>
-          <w:sz w:val="22"/>
-        </w:rPr>
-        <w:t>Bước 2: Cấu hình môi trường ảo Python và cài đặt các gói thư viện phụ thuộc:</w:t>
-      </w:r>
-    </w:p>
-    <w:p>
-      <w:pPr>
-        <w:spacing w:line="300" w:lineRule="auto" w:before="0" w:after="80"/>
-        <w:jc w:val="both"/>
-      </w:pPr>
-      <w:r>
-        <w:rPr>
-          <w:rFonts w:ascii="Times New Roman" w:hAnsi="Times New Roman"/>
-          <w:color w:val="334155"/>
-          <w:sz w:val="22"/>
-        </w:rPr>
-        <w:t>python -m venv venv</w:t>
-        <w:br/>
-        <w:t>.\venv\Scripts\activate   # Trên Windows</w:t>
-        <w:br/>
-        <w:t>pip install -r requirements.txt</w:t>
-      </w:r>
-    </w:p>
-    <w:p>
-      <w:pPr>
-        <w:spacing w:line="300" w:lineRule="auto" w:before="0" w:after="80"/>
-        <w:jc w:val="both"/>
-      </w:pPr>
-      <w:r>
-        <w:rPr>
-          <w:rFonts w:ascii="Times New Roman" w:hAnsi="Times New Roman"/>
-          <w:color w:val="334155"/>
-          <w:sz w:val="22"/>
-        </w:rPr>
-        <w:t>Bước 3: Cài đặt các gói thư viện phụ thuộc cho giao diện người dùng React:</w:t>
-      </w:r>
-    </w:p>
-    <w:p>
-      <w:pPr>
-        <w:spacing w:line="300" w:lineRule="auto" w:before="0" w:after="80"/>
-        <w:jc w:val="both"/>
-      </w:pPr>
-      <w:r>
-        <w:rPr>
-          <w:rFonts w:ascii="Times New Roman" w:hAnsi="Times New Roman"/>
-          <w:color w:val="334155"/>
-          <w:sz w:val="22"/>
-        </w:rPr>
-        <w:t>cd frontend</w:t>
-        <w:br/>
-        <w:t>npm install</w:t>
-        <w:br/>
-        <w:t>cd ..</w:t>
-      </w:r>
-    </w:p>
-    <w:p>
-      <w:pPr>
-        <w:keepNext/>
-        <w:spacing w:before="240" w:after="80"/>
-      </w:pPr>
-      <w:r>
-        <w:rPr>
-          <w:rFonts w:ascii="Times New Roman" w:hAnsi="Times New Roman"/>
-          <w:b/>
-          <w:color w:val="2563EB"/>
-          <w:sz w:val="26"/>
-        </w:rPr>
-        <w:t>Phụ lục 3: Các lệnh khởi chạy hệ thống và kiểm thử</w:t>
+        <w:t>.\venv\Scripts\uvicorn backend.main:app --host 0.0.0.0 --port 8000 --reload</w:t>
       </w:r>
     </w:p>
     <w:p>
       <w:pPr>
         <w:pStyle w:val="ListBullet"/>
-        <w:spacing w:line="288" w:lineRule="auto" w:before="0" w:after="60"/>
+        <w:spacing w:line="288" w:lineRule="auto" w:before="0" w:after="50"/>
         <w:jc w:val="both"/>
       </w:pPr>
       <w:r>
@@ -11144,7 +10427,7 @@
           <w:color w:val="1E293B"/>
           <w:sz w:val="21"/>
         </w:rPr>
-        <w:t xml:space="preserve">1. Chạy Backend: </w:t>
+        <w:t xml:space="preserve">5. Chạy Frontend React 19: </w:t>
       </w:r>
       <w:r>
         <w:rPr>
@@ -11152,15 +10435,13 @@
           <w:color w:val="334155"/>
           <w:sz w:val="21"/>
         </w:rPr>
-        <w:t>Lệnh khởi chạy máy chủ Backend FastAPI:</w:t>
-        <w:br/>
-        <w:t>.\venv\Scripts\uvicorn backend.main:app --host 0.0.0.0 --port 8000 --reload</w:t>
+        <w:t>cd frontend &amp;&amp; npm run dev (truy cập http://localhost:5173)</w:t>
       </w:r>
     </w:p>
     <w:p>
       <w:pPr>
         <w:pStyle w:val="ListBullet"/>
-        <w:spacing w:line="288" w:lineRule="auto" w:before="0" w:after="60"/>
+        <w:spacing w:line="288" w:lineRule="auto" w:before="0" w:after="50"/>
         <w:jc w:val="both"/>
       </w:pPr>
       <w:r>
@@ -11170,7 +10451,7 @@
           <w:color w:val="1E293B"/>
           <w:sz w:val="21"/>
         </w:rPr>
-        <w:t xml:space="preserve">2. Chạy Frontend: </w:t>
+        <w:t xml:space="preserve">6. Chạy Kiểm thử tự động: </w:t>
       </w:r>
       <w:r>
         <w:rPr>
@@ -11178,17 +10459,13 @@
           <w:color w:val="334155"/>
           <w:sz w:val="21"/>
         </w:rPr>
-        <w:t>Lệnh khởi chạy giao diện người dùng Frontend React (mở cửa sổ terminal mới):</w:t>
-        <w:br/>
-        <w:t>cd frontend</w:t>
-        <w:br/>
-        <w:t>npm run dev</w:t>
+        <w:t>.\venv\Scripts\pytest backend/tests/ -v (42/42 tests pass)</w:t>
       </w:r>
     </w:p>
     <w:p>
       <w:pPr>
         <w:pStyle w:val="ListBullet"/>
-        <w:spacing w:line="288" w:lineRule="auto" w:before="0" w:after="60"/>
+        <w:spacing w:line="288" w:lineRule="auto" w:before="0" w:after="50"/>
         <w:jc w:val="both"/>
       </w:pPr>
       <w:r>
@@ -11198,7 +10475,7 @@
           <w:color w:val="1E293B"/>
           <w:sz w:val="21"/>
         </w:rPr>
-        <w:t xml:space="preserve">3. Truy cập hệ thống: </w:t>
+        <w:t xml:space="preserve">7. Xuất &amp; Kiểm chứng mô hình ONNX: </w:t>
       </w:r>
       <w:r>
         <w:rPr>
@@ -11206,58 +10483,6 @@
           <w:color w:val="334155"/>
           <w:sz w:val="21"/>
         </w:rPr>
-        <w:t>Mở trình duyệt web và truy cập địa chỉ: http://localhost:5173</w:t>
-      </w:r>
-    </w:p>
-    <w:p>
-      <w:pPr>
-        <w:pStyle w:val="ListBullet"/>
-        <w:spacing w:line="288" w:lineRule="auto" w:before="0" w:after="60"/>
-        <w:jc w:val="both"/>
-      </w:pPr>
-      <w:r>
-        <w:rPr>
-          <w:rFonts w:ascii="Times New Roman" w:hAnsi="Times New Roman"/>
-          <w:b/>
-          <w:color w:val="1E293B"/>
-          <w:sz w:val="21"/>
-        </w:rPr>
-        <w:t xml:space="preserve">4. Chạy kiểm thử tự động: </w:t>
-      </w:r>
-      <w:r>
-        <w:rPr>
-          <w:rFonts w:ascii="Times New Roman" w:hAnsi="Times New Roman"/>
-          <w:color w:val="334155"/>
-          <w:sz w:val="21"/>
-        </w:rPr>
-        <w:t>Lệnh chạy trọn bộ 42 bài kiểm thử tự động của Backend:</w:t>
-        <w:br/>
-        <w:t>.\venv\Scripts\pytest backend/tests/ -v</w:t>
-      </w:r>
-    </w:p>
-    <w:p>
-      <w:pPr>
-        <w:pStyle w:val="ListBullet"/>
-        <w:spacing w:line="288" w:lineRule="auto" w:before="0" w:after="60"/>
-        <w:jc w:val="both"/>
-      </w:pPr>
-      <w:r>
-        <w:rPr>
-          <w:rFonts w:ascii="Times New Roman" w:hAnsi="Times New Roman"/>
-          <w:b/>
-          <w:color w:val="1E293B"/>
-          <w:sz w:val="21"/>
-        </w:rPr>
-        <w:t xml:space="preserve">5. Xuất mô hình ONNX: </w:t>
-      </w:r>
-      <w:r>
-        <w:rPr>
-          <w:rFonts w:ascii="Times New Roman" w:hAnsi="Times New Roman"/>
-          <w:color w:val="334155"/>
-          <w:sz w:val="21"/>
-        </w:rPr>
-        <w:t>Lệnh xuất và kiểm chứng mô hình ONNX:</w:t>
-        <w:br/>
         <w:t>.\venv\Scripts\python -m src.models.export_onnx</w:t>
         <w:br/>
         <w:t>.\venv\Scripts\python -m backend.scripts.validate_onnx_classification</w:t>
@@ -11309,7 +10534,7 @@
         <w:color w:val="94A3B8"/>
         <w:sz w:val="17"/>
       </w:rPr>
-      <w:t>Samsung Innovation Campus (SIC) - HUST 2026 | Capstone Project: NEURO-ECG</w:t>
+      <w:t>Samsung Innovation Campus (SIC) - HUST 2026 | Đồ án Tốt nghiệp: NEURO-ECG</w:t>
     </w:r>
   </w:p>
 </w:hdr>
